--- a/Proyecto.docx
+++ b/Proyecto.docx
@@ -1,45 +1,38 @@
 
 <file path=word/document.xml><?xml version="1.0" encoding="utf-8"?>
-<w:document xmlns:wpc="http://schemas.microsoft.com/office/word/2010/wordprocessingCanvas" xmlns:cx="http://schemas.microsoft.com/office/drawing/2014/chartex" xmlns:cx1="http://schemas.microsoft.com/office/drawing/2015/9/8/chartex" xmlns:cx2="http://schemas.microsoft.com/office/drawing/2015/10/21/chartex" xmlns:cx3="http://schemas.microsoft.com/office/drawing/2016/5/9/chartex" xmlns:cx4="http://schemas.microsoft.com/office/drawing/2016/5/10/chartex" xmlns:cx5="http://schemas.microsoft.com/office/drawing/2016/5/11/chartex" xmlns:cx6="http://schemas.microsoft.com/office/drawing/2016/5/12/chartex" xmlns:cx7="http://schemas.microsoft.com/office/drawing/2016/5/13/chartex" xmlns:cx8="http://schemas.microsoft.com/office/drawing/2016/5/14/chartex" xmlns:mc="http://schemas.openxmlformats.org/markup-compatibility/2006" xmlns:aink="http://schemas.microsoft.com/office/drawing/2016/ink" xmlns:am3d="http://schemas.microsoft.com/office/drawing/2017/model3d" xmlns:o="urn:schemas-microsoft-com:office:office" xmlns:oel="http://schemas.microsoft.com/office/2019/extlst" xmlns:r="http://schemas.openxmlformats.org/officeDocument/2006/relationships" xmlns:m="http://schemas.openxmlformats.org/officeDocument/2006/math" xmlns:v="urn:schemas-microsoft-com:vml" xmlns:wp14="http://schemas.microsoft.com/office/word/2010/wordprocessingDrawing" xmlns:wp="http://schemas.openxmlformats.org/drawingml/2006/wordprocessingDrawing" xmlns:w10="urn:schemas-microsoft-com:office:word" xmlns:w="http://schemas.openxmlformats.org/wordprocessingml/2006/main" xmlns:w14="http://schemas.microsoft.com/office/word/2010/wordml" xmlns:w15="http://schemas.microsoft.com/office/word/2012/wordml" xmlns:w16cex="http://schemas.microsoft.com/office/word/2018/wordml/cex" xmlns:w16cid="http://schemas.microsoft.com/office/word/2016/wordml/cid" xmlns:w16="http://schemas.microsoft.com/office/word/2018/wordml" xmlns:w16du="http://schemas.microsoft.com/office/word/2023/wordml/word16du" xmlns:w16sdtdh="http://schemas.microsoft.com/office/word/2020/wordml/sdtdatahash" xmlns:w16sdtfl="http://schemas.microsoft.com/office/word/2024/wordml/sdtformatlock" xmlns:w16se="http://schemas.microsoft.com/office/word/2015/wordml/symex" xmlns:wpg="http://schemas.microsoft.com/office/word/2010/wordprocessingGroup" xmlns:wpi="http://schemas.microsoft.com/office/word/2010/wordprocessingInk" xmlns:wne="http://schemas.microsoft.com/office/word/2006/wordml" xmlns:wps="http://schemas.microsoft.com/office/word/2010/wordprocessingShape" xmlns:a="http://schemas.openxmlformats.org/drawingml/2006/main" xmlns:pic="http://schemas.openxmlformats.org/drawingml/2006/picture" xmlns:a14="http://schemas.microsoft.com/office/drawing/2010/main" mc:Ignorable="w14 w15 w16se w16cid w16 w16cex w16sdtdh w16sdtfl w16du wp14">
+<w:document xmlns:wpc="http://schemas.microsoft.com/office/word/2010/wordprocessingCanvas" xmlns:cx="http://schemas.microsoft.com/office/drawing/2014/chartex" xmlns:cx1="http://schemas.microsoft.com/office/drawing/2015/9/8/chartex" xmlns:cx2="http://schemas.microsoft.com/office/drawing/2015/10/21/chartex" xmlns:cx3="http://schemas.microsoft.com/office/drawing/2016/5/9/chartex" xmlns:cx4="http://schemas.microsoft.com/office/drawing/2016/5/10/chartex" xmlns:cx5="http://schemas.microsoft.com/office/drawing/2016/5/11/chartex" xmlns:cx6="http://schemas.microsoft.com/office/drawing/2016/5/12/chartex" xmlns:cx7="http://schemas.microsoft.com/office/drawing/2016/5/13/chartex" xmlns:cx8="http://schemas.microsoft.com/office/drawing/2016/5/14/chartex" xmlns:mc="http://schemas.openxmlformats.org/markup-compatibility/2006" xmlns:aink="http://schemas.microsoft.com/office/drawing/2016/ink" xmlns:am3d="http://schemas.microsoft.com/office/drawing/2017/model3d" xmlns:o="urn:schemas-microsoft-com:office:office" xmlns:oel="http://schemas.microsoft.com/office/2019/extlst" xmlns:r="http://schemas.openxmlformats.org/officeDocument/2006/relationships" xmlns:m="http://schemas.openxmlformats.org/officeDocument/2006/math" xmlns:v="urn:schemas-microsoft-com:vml" xmlns:wp14="http://schemas.microsoft.com/office/word/2010/wordprocessingDrawing" xmlns:wp="http://schemas.openxmlformats.org/drawingml/2006/wordprocessingDrawing" xmlns:w10="urn:schemas-microsoft-com:office:word" xmlns:w="http://schemas.openxmlformats.org/wordprocessingml/2006/main" xmlns:w14="http://schemas.microsoft.com/office/word/2010/wordml" xmlns:w15="http://schemas.microsoft.com/office/word/2012/wordml" xmlns:w16cex="http://schemas.microsoft.com/office/word/2018/wordml/cex" xmlns:w16cid="http://schemas.microsoft.com/office/word/2016/wordml/cid" xmlns:w16="http://schemas.microsoft.com/office/word/2018/wordml" xmlns:w16du="http://schemas.microsoft.com/office/word/2023/wordml/word16du" xmlns:w16sdtdh="http://schemas.microsoft.com/office/word/2020/wordml/sdtdatahash" xmlns:w16sdtfl="http://schemas.microsoft.com/office/word/2024/wordml/sdtformatlock" xmlns:w16se="http://schemas.microsoft.com/office/word/2015/wordml/symex" xmlns:wpg="http://schemas.microsoft.com/office/word/2010/wordprocessingGroup" xmlns:wpi="http://schemas.microsoft.com/office/word/2010/wordprocessingInk" xmlns:wne="http://schemas.microsoft.com/office/word/2006/wordml" xmlns:wps="http://schemas.microsoft.com/office/word/2010/wordprocessingShape" mc:Ignorable="w14 w15 w16se w16cid w16 w16cex w16sdtdh w16sdtfl w16du wp14">
   <w:body>
     <w:p>
       <w:pPr>
-        <w:spacing w:after="120" w:afterAutospacing="off"/>
-        <w:ind w:left="0" w:right="0"/>
+        <w:spacing w:after="120"/>
       </w:pPr>
     </w:p>
     <w:p/>
-    <w:p/>
+    <w:p>
+      <w:pPr>
+        <w:ind w:left="-284" w:firstLine="284"/>
+      </w:pPr>
+    </w:p>
     <w:p>
       <w:pPr>
         <w:pStyle w:val="Ttulo"/>
-        <w:spacing w:before="0" w:beforeAutospacing="off" w:after="80" w:afterAutospacing="off" w:line="240" w:lineRule="auto"/>
-        <w:ind w:left="0" w:right="0"/>
         <w:jc w:val="center"/>
         <w:rPr>
-          <w:rFonts w:ascii="Aptos" w:hAnsi="Aptos" w:eastAsia="Aptos" w:cs="Aptos"/>
-          <w:b w:val="1"/>
-          <w:bCs w:val="1"/>
-          <w:noProof w:val="0"/>
+          <w:rFonts w:ascii="Aptos" w:eastAsia="Aptos" w:hAnsi="Aptos" w:cs="Aptos"/>
+          <w:b/>
+          <w:bCs/>
           <w:sz w:val="52"/>
           <w:szCs w:val="52"/>
-          <w:lang w:val="es-ES"/>
-        </w:rPr>
-      </w:pPr>
-      <w:r>
-        <w:rPr>
-          <w:rFonts w:ascii="Aptos Display" w:hAnsi="Aptos Display" w:eastAsia="Aptos Display" w:cs="Aptos Display"/>
-          <w:b w:val="1"/>
-          <w:bCs w:val="1"/>
-          <w:i w:val="0"/>
-          <w:iCs w:val="0"/>
-          <w:caps w:val="0"/>
-          <w:smallCaps w:val="0"/>
-          <w:noProof w:val="0"/>
-          <w:color w:val="000000" w:themeColor="text1" w:themeTint="FF" w:themeShade="FF"/>
+        </w:rPr>
+      </w:pPr>
+      <w:r>
+        <w:rPr>
+          <w:rFonts w:ascii="Aptos Display" w:eastAsia="Aptos Display" w:hAnsi="Aptos Display" w:cs="Aptos Display"/>
+          <w:b/>
+          <w:bCs/>
+          <w:color w:val="000000" w:themeColor="text1"/>
           <w:sz w:val="52"/>
           <w:szCs w:val="52"/>
-          <w:lang w:val="es-ES"/>
         </w:rPr>
         <w:t>Página web</w:t>
       </w:r>
@@ -47,48 +40,36 @@
     <w:p>
       <w:pPr>
         <w:pStyle w:val="Ttulo"/>
-        <w:spacing w:before="0" w:beforeAutospacing="off" w:after="80" w:afterAutospacing="off" w:line="240" w:lineRule="auto"/>
-        <w:ind w:left="0" w:right="0"/>
         <w:jc w:val="center"/>
         <w:rPr>
-          <w:rFonts w:ascii="Aptos" w:hAnsi="Aptos" w:eastAsia="Aptos" w:cs="Aptos"/>
-          <w:b w:val="1"/>
-          <w:bCs w:val="1"/>
-          <w:noProof w:val="0"/>
+          <w:rFonts w:ascii="Aptos" w:eastAsia="Aptos" w:hAnsi="Aptos" w:cs="Aptos"/>
+          <w:b/>
+          <w:bCs/>
           <w:sz w:val="52"/>
           <w:szCs w:val="52"/>
-          <w:lang w:val="es-ES"/>
-        </w:rPr>
-      </w:pPr>
-      <w:r>
-        <w:rPr>
-          <w:rFonts w:ascii="Aptos Display" w:hAnsi="Aptos Display" w:eastAsia="Aptos Display" w:cs="Aptos Display"/>
-          <w:b w:val="1"/>
-          <w:bCs w:val="1"/>
-          <w:i w:val="0"/>
-          <w:iCs w:val="0"/>
-          <w:caps w:val="0"/>
-          <w:smallCaps w:val="0"/>
-          <w:noProof w:val="0"/>
-          <w:color w:val="000000" w:themeColor="text1" w:themeTint="FF" w:themeShade="FF"/>
+        </w:rPr>
+      </w:pPr>
+      <w:r>
+        <w:rPr>
+          <w:rFonts w:ascii="Aptos Display" w:eastAsia="Aptos Display" w:hAnsi="Aptos Display" w:cs="Aptos Display"/>
+          <w:b/>
+          <w:bCs/>
+          <w:color w:val="000000" w:themeColor="text1"/>
           <w:sz w:val="52"/>
           <w:szCs w:val="52"/>
-          <w:lang w:val="es-ES"/>
         </w:rPr>
         <w:t>Ayuda al Viajero</w:t>
       </w:r>
     </w:p>
     <w:p>
       <w:pPr>
-        <w:pStyle w:val="Normal"/>
         <w:tabs>
           <w:tab w:val="left" w:pos="4114"/>
         </w:tabs>
-        <w:ind w:firstLine="0"/>
         <w:jc w:val="center"/>
         <w:rPr>
-          <w:b w:val="1"/>
-          <w:bCs w:val="1"/>
+          <w:b/>
+          <w:bCs/>
           <w:sz w:val="44"/>
           <w:szCs w:val="44"/>
         </w:rPr>
@@ -100,8 +81,8 @@
           <w:tab w:val="left" w:pos="4114"/>
         </w:tabs>
         <w:rPr>
-          <w:b w:val="1"/>
-          <w:bCs w:val="1"/>
+          <w:b/>
+          <w:bCs/>
           <w:sz w:val="44"/>
           <w:szCs w:val="44"/>
         </w:rPr>
@@ -113,8 +94,8 @@
           <w:tab w:val="left" w:pos="4114"/>
         </w:tabs>
         <w:rPr>
-          <w:b w:val="1"/>
-          <w:bCs w:val="1"/>
+          <w:b/>
+          <w:bCs/>
           <w:sz w:val="44"/>
           <w:szCs w:val="44"/>
         </w:rPr>
@@ -126,8 +107,8 @@
           <w:tab w:val="left" w:pos="4114"/>
         </w:tabs>
         <w:rPr>
-          <w:b w:val="1"/>
-          <w:bCs w:val="1"/>
+          <w:b/>
+          <w:bCs/>
           <w:sz w:val="28"/>
           <w:szCs w:val="28"/>
         </w:rPr>
@@ -139,30 +120,26 @@
           <w:tab w:val="left" w:pos="4114"/>
         </w:tabs>
         <w:rPr>
-          <w:b w:val="0"/>
-          <w:bCs w:val="0"/>
           <w:sz w:val="28"/>
           <w:szCs w:val="28"/>
         </w:rPr>
       </w:pPr>
       <w:r>
         <w:rPr>
-          <w:b w:val="0"/>
-          <w:bCs w:val="0"/>
           <w:sz w:val="28"/>
           <w:szCs w:val="28"/>
         </w:rPr>
         <w:t xml:space="preserve">Proyecto </w:t>
       </w:r>
-      <w:r>
-        <w:rPr>
-          <w:b w:val="0"/>
-          <w:bCs w:val="0"/>
+      <w:proofErr w:type="spellStart"/>
+      <w:r>
+        <w:rPr>
           <w:sz w:val="28"/>
           <w:szCs w:val="28"/>
         </w:rPr>
         <w:t>Intermodular</w:t>
       </w:r>
+      <w:proofErr w:type="spellEnd"/>
     </w:p>
     <w:p>
       <w:pPr>
@@ -170,16 +147,12 @@
           <w:tab w:val="left" w:pos="4114"/>
         </w:tabs>
         <w:rPr>
-          <w:b w:val="0"/>
-          <w:bCs w:val="0"/>
           <w:sz w:val="28"/>
           <w:szCs w:val="28"/>
         </w:rPr>
       </w:pPr>
       <w:r>
         <w:rPr>
-          <w:b w:val="0"/>
-          <w:bCs w:val="0"/>
           <w:sz w:val="28"/>
           <w:szCs w:val="28"/>
         </w:rPr>
@@ -187,8 +160,6 @@
       </w:r>
       <w:r>
         <w:rPr>
-          <w:b w:val="0"/>
-          <w:bCs w:val="0"/>
           <w:sz w:val="28"/>
           <w:szCs w:val="28"/>
         </w:rPr>
@@ -196,8 +167,6 @@
       </w:r>
       <w:r>
         <w:rPr>
-          <w:b w:val="0"/>
-          <w:bCs w:val="0"/>
           <w:sz w:val="28"/>
           <w:szCs w:val="28"/>
         </w:rPr>
@@ -207,19 +176,15 @@
     <w:p>
       <w:pPr>
         <w:tabs>
-          <w:tab w:val="left" w:leader="none" w:pos="4114"/>
-        </w:tabs>
-        <w:rPr>
-          <w:b w:val="0"/>
-          <w:bCs w:val="0"/>
+          <w:tab w:val="left" w:pos="4114"/>
+        </w:tabs>
+        <w:rPr>
           <w:sz w:val="28"/>
           <w:szCs w:val="28"/>
         </w:rPr>
       </w:pPr>
       <w:r>
         <w:rPr>
-          <w:b w:val="0"/>
-          <w:bCs w:val="0"/>
           <w:sz w:val="28"/>
           <w:szCs w:val="28"/>
         </w:rPr>
@@ -227,8 +192,6 @@
       </w:r>
       <w:r>
         <w:rPr>
-          <w:b w:val="0"/>
-          <w:bCs w:val="0"/>
           <w:sz w:val="28"/>
           <w:szCs w:val="28"/>
         </w:rPr>
@@ -236,8 +199,6 @@
       </w:r>
       <w:r>
         <w:rPr>
-          <w:b w:val="0"/>
-          <w:bCs w:val="0"/>
           <w:sz w:val="28"/>
           <w:szCs w:val="28"/>
         </w:rPr>
@@ -245,8 +206,6 @@
       </w:r>
       <w:r>
         <w:rPr>
-          <w:b w:val="0"/>
-          <w:bCs w:val="0"/>
           <w:sz w:val="28"/>
           <w:szCs w:val="28"/>
         </w:rPr>
@@ -256,20 +215,16 @@
     <w:p>
       <w:pPr>
         <w:tabs>
-          <w:tab w:val="left" w:leader="none" w:pos="4114"/>
+          <w:tab w:val="left" w:pos="4114"/>
         </w:tabs>
         <w:jc w:val="center"/>
         <w:rPr>
-          <w:b w:val="0"/>
-          <w:bCs w:val="0"/>
           <w:sz w:val="28"/>
           <w:szCs w:val="28"/>
         </w:rPr>
       </w:pPr>
       <w:r>
         <w:rPr>
-          <w:b w:val="0"/>
-          <w:bCs w:val="0"/>
           <w:sz w:val="28"/>
           <w:szCs w:val="28"/>
         </w:rPr>
@@ -277,8 +232,6 @@
       </w:r>
       <w:r>
         <w:rPr>
-          <w:b w:val="0"/>
-          <w:bCs w:val="0"/>
           <w:sz w:val="28"/>
           <w:szCs w:val="28"/>
         </w:rPr>
@@ -292,16 +245,12 @@
         </w:tabs>
         <w:ind w:left="708"/>
         <w:rPr>
-          <w:b w:val="0"/>
-          <w:bCs w:val="0"/>
           <w:sz w:val="28"/>
           <w:szCs w:val="28"/>
         </w:rPr>
       </w:pPr>
       <w:r>
         <w:rPr>
-          <w:b w:val="0"/>
-          <w:bCs w:val="0"/>
           <w:sz w:val="28"/>
           <w:szCs w:val="28"/>
         </w:rPr>
@@ -315,16 +264,12 @@
         </w:tabs>
         <w:ind w:left="708"/>
         <w:rPr>
-          <w:b w:val="0"/>
-          <w:bCs w:val="0"/>
           <w:sz w:val="28"/>
           <w:szCs w:val="28"/>
         </w:rPr>
       </w:pPr>
       <w:r>
         <w:rPr>
-          <w:b w:val="0"/>
-          <w:bCs w:val="0"/>
           <w:sz w:val="28"/>
           <w:szCs w:val="28"/>
         </w:rPr>
@@ -336,18 +281,14 @@
         <w:tabs>
           <w:tab w:val="left" w:pos="4114"/>
         </w:tabs>
-        <w:ind w:left="708" w:right="567" w:firstLine="0"/>
-        <w:rPr>
-          <w:b w:val="0"/>
-          <w:bCs w:val="0"/>
+        <w:ind w:left="708" w:right="567"/>
+        <w:rPr>
           <w:sz w:val="28"/>
           <w:szCs w:val="28"/>
         </w:rPr>
       </w:pPr>
       <w:r>
         <w:rPr>
-          <w:b w:val="0"/>
-          <w:bCs w:val="0"/>
           <w:sz w:val="28"/>
           <w:szCs w:val="28"/>
         </w:rPr>
@@ -355,8 +296,6 @@
       </w:r>
       <w:r>
         <w:rPr>
-          <w:b w:val="0"/>
-          <w:bCs w:val="0"/>
           <w:sz w:val="28"/>
           <w:szCs w:val="28"/>
         </w:rPr>
@@ -370,16 +309,12 @@
         </w:tabs>
         <w:ind w:left="708" w:right="567" w:firstLine="708"/>
         <w:rPr>
-          <w:b w:val="0"/>
-          <w:bCs w:val="0"/>
           <w:sz w:val="28"/>
           <w:szCs w:val="28"/>
         </w:rPr>
       </w:pPr>
       <w:r>
         <w:rPr>
-          <w:b w:val="0"/>
-          <w:bCs w:val="0"/>
           <w:sz w:val="28"/>
           <w:szCs w:val="28"/>
         </w:rPr>
@@ -388,13 +323,10 @@
     </w:p>
     <w:p>
       <w:pPr>
-        <w:pStyle w:val="Normal"/>
         <w:tabs>
           <w:tab w:val="left" w:pos="4114"/>
         </w:tabs>
         <w:rPr>
-          <w:b w:val="0"/>
-          <w:bCs w:val="0"/>
           <w:sz w:val="28"/>
           <w:szCs w:val="28"/>
         </w:rPr>
@@ -409,7 +341,6 @@
     </w:p>
     <w:p>
       <w:pPr>
-        <w:pStyle w:val="Normal"/>
         <w:tabs>
           <w:tab w:val="left" w:pos="4114"/>
         </w:tabs>
@@ -417,49 +348,43 @@
     </w:p>
     <w:p>
       <w:pPr>
-        <w:pStyle w:val="Normal"/>
-        <w:tabs>
-          <w:tab w:val="left" w:leader="none" w:pos="4114"/>
-        </w:tabs>
-      </w:pPr>
-    </w:p>
-    <w:p>
-      <w:pPr>
-        <w:pStyle w:val="Normal"/>
-        <w:tabs>
-          <w:tab w:val="left" w:leader="none" w:pos="4114"/>
-        </w:tabs>
-      </w:pPr>
-    </w:p>
-    <w:p>
-      <w:pPr>
-        <w:pStyle w:val="Normal"/>
-        <w:tabs>
-          <w:tab w:val="left" w:leader="none" w:pos="4114"/>
-        </w:tabs>
-      </w:pPr>
-    </w:p>
-    <w:p>
-      <w:pPr>
-        <w:pStyle w:val="Normal"/>
-        <w:tabs>
-          <w:tab w:val="left" w:leader="none" w:pos="4114"/>
-        </w:tabs>
-      </w:pPr>
-    </w:p>
-    <w:p>
-      <w:pPr>
-        <w:pStyle w:val="Normal"/>
-        <w:tabs>
-          <w:tab w:val="left" w:leader="none" w:pos="4114"/>
-        </w:tabs>
-      </w:pPr>
-    </w:p>
-    <w:p>
-      <w:pPr>
-        <w:pStyle w:val="Normal"/>
-        <w:tabs>
-          <w:tab w:val="left" w:leader="none" w:pos="4114"/>
+        <w:tabs>
+          <w:tab w:val="left" w:pos="4114"/>
+        </w:tabs>
+      </w:pPr>
+    </w:p>
+    <w:p>
+      <w:pPr>
+        <w:tabs>
+          <w:tab w:val="left" w:pos="4114"/>
+        </w:tabs>
+      </w:pPr>
+    </w:p>
+    <w:p>
+      <w:pPr>
+        <w:tabs>
+          <w:tab w:val="left" w:pos="4114"/>
+        </w:tabs>
+      </w:pPr>
+    </w:p>
+    <w:p>
+      <w:pPr>
+        <w:tabs>
+          <w:tab w:val="left" w:pos="4114"/>
+        </w:tabs>
+      </w:pPr>
+    </w:p>
+    <w:p>
+      <w:pPr>
+        <w:tabs>
+          <w:tab w:val="left" w:pos="4114"/>
+        </w:tabs>
+      </w:pPr>
+    </w:p>
+    <w:p>
+      <w:pPr>
+        <w:tabs>
+          <w:tab w:val="left" w:pos="4114"/>
         </w:tabs>
       </w:pPr>
     </w:p>
@@ -468,249 +393,1089 @@
         <w:pStyle w:val="Ttulo"/>
         <w:numPr>
           <w:ilvl w:val="0"/>
-          <w:numId w:val="25"/>
+          <w:numId w:val="8"/>
         </w:numPr>
         <w:tabs>
-          <w:tab w:val="left" w:leader="none" w:pos="4114"/>
-        </w:tabs>
+          <w:tab w:val="left" w:pos="4114"/>
+        </w:tabs>
+        <w:ind w:left="284" w:hanging="284"/>
         <w:jc w:val="both"/>
         <w:rPr>
-          <w:rFonts w:ascii="Aptos" w:hAnsi="Aptos" w:eastAsia="Aptos" w:cs="Aptos" w:asciiTheme="minorAscii" w:hAnsiTheme="minorAscii" w:eastAsiaTheme="minorAscii" w:cstheme="minorAscii"/>
-          <w:b w:val="1"/>
-          <w:bCs w:val="1"/>
+          <w:rFonts w:eastAsiaTheme="minorEastAsia" w:cstheme="minorBidi"/>
+          <w:b/>
+          <w:bCs/>
           <w:sz w:val="36"/>
           <w:szCs w:val="36"/>
         </w:rPr>
       </w:pPr>
       <w:r>
         <w:rPr>
-          <w:rFonts w:ascii="Aptos" w:hAnsi="Aptos" w:eastAsia="Aptos" w:cs="Aptos" w:asciiTheme="minorAscii" w:hAnsiTheme="minorAscii" w:eastAsiaTheme="minorAscii" w:cstheme="minorAscii"/>
-          <w:b w:val="1"/>
-          <w:bCs w:val="1"/>
+          <w:rFonts w:eastAsiaTheme="minorEastAsia" w:cstheme="minorBidi"/>
+          <w:b/>
+          <w:bCs/>
           <w:sz w:val="36"/>
           <w:szCs w:val="36"/>
         </w:rPr>
+        <w:lastRenderedPageBreak/>
         <w:t>Introducción</w:t>
       </w:r>
     </w:p>
     <w:p>
       <w:pPr>
-        <w:pStyle w:val="Normal"/>
-        <w:tabs>
-          <w:tab w:val="left" w:leader="none" w:pos="4114"/>
-        </w:tabs>
-        <w:rPr>
-          <w:rFonts w:ascii="Aptos" w:hAnsi="Aptos" w:eastAsia="Aptos" w:cs="Aptos" w:asciiTheme="minorAscii" w:hAnsiTheme="minorAscii" w:eastAsiaTheme="minorAscii" w:cstheme="minorAscii"/>
-          <w:sz w:val="36"/>
-          <w:szCs w:val="36"/>
-        </w:rPr>
-      </w:pPr>
+        <w:tabs>
+          <w:tab w:val="left" w:pos="4114"/>
+        </w:tabs>
+        <w:rPr>
+          <w:rFonts w:eastAsiaTheme="minorEastAsia" w:cs="Calibri"/>
+        </w:rPr>
+      </w:pPr>
+      <w:r>
+        <w:rPr>
+          <w:rFonts w:eastAsiaTheme="minorEastAsia" w:cs="Calibri"/>
+        </w:rPr>
+        <w:t xml:space="preserve">Ayuda al viajero es una web orientada al turismo que permite a los usuarios buscar destinos, leer reseñas y consultar guías de otros usuarios, esta web es el resultado de nuestro Proyecto </w:t>
+      </w:r>
+      <w:proofErr w:type="spellStart"/>
+      <w:r>
+        <w:rPr>
+          <w:rFonts w:eastAsiaTheme="minorEastAsia" w:cs="Calibri"/>
+        </w:rPr>
+        <w:t>Intermodular</w:t>
+      </w:r>
+      <w:proofErr w:type="spellEnd"/>
+      <w:r>
+        <w:rPr>
+          <w:rFonts w:eastAsiaTheme="minorEastAsia" w:cs="Calibri"/>
+        </w:rPr>
+        <w:t xml:space="preserve"> donde se integran los conocimientos y requisitos de Bases de Datos, Programación, Sistemas, Lenguaje de Marcas, Entornos y Fol.</w:t>
+      </w:r>
     </w:p>
     <w:p>
       <w:pPr>
         <w:pStyle w:val="Ttulo"/>
         <w:numPr>
           <w:ilvl w:val="0"/>
-          <w:numId w:val="25"/>
+          <w:numId w:val="8"/>
         </w:numPr>
         <w:tabs>
-          <w:tab w:val="left" w:leader="none" w:pos="4114"/>
-        </w:tabs>
-        <w:spacing w:after="0" w:afterAutospacing="off"/>
-        <w:ind w:right="0"/>
+          <w:tab w:val="left" w:pos="4114"/>
+        </w:tabs>
+        <w:spacing w:after="0"/>
+        <w:ind w:left="720" w:hanging="540"/>
         <w:jc w:val="both"/>
         <w:rPr>
-          <w:rFonts w:ascii="Aptos" w:hAnsi="Aptos" w:eastAsia="Aptos" w:cs="Aptos" w:asciiTheme="minorAscii" w:hAnsiTheme="minorAscii" w:eastAsiaTheme="minorAscii" w:cstheme="minorAscii"/>
-          <w:b w:val="1"/>
-          <w:bCs w:val="1"/>
+          <w:rFonts w:eastAsiaTheme="minorEastAsia" w:cstheme="minorBidi"/>
+          <w:b/>
+          <w:bCs/>
           <w:sz w:val="36"/>
           <w:szCs w:val="36"/>
         </w:rPr>
       </w:pPr>
       <w:r>
         <w:rPr>
-          <w:rFonts w:ascii="Aptos" w:hAnsi="Aptos" w:eastAsia="Aptos" w:cs="Aptos" w:asciiTheme="minorAscii" w:hAnsiTheme="minorAscii" w:eastAsiaTheme="minorAscii" w:cstheme="minorAscii"/>
-          <w:b w:val="1"/>
-          <w:bCs w:val="1"/>
+          <w:rFonts w:eastAsiaTheme="minorEastAsia" w:cstheme="minorBidi"/>
+          <w:b/>
+          <w:bCs/>
           <w:sz w:val="36"/>
           <w:szCs w:val="36"/>
         </w:rPr>
         <w:t>Objetivos</w:t>
       </w:r>
     </w:p>
-    <w:p>
-      <w:pPr>
-        <w:pStyle w:val="Normal"/>
-        <w:tabs>
-          <w:tab w:val="left" w:leader="none" w:pos="4114"/>
-        </w:tabs>
-      </w:pPr>
+    <w:p/>
+    <w:p>
+      <w:pPr>
+        <w:pStyle w:val="Ttulo"/>
+        <w:numPr>
+          <w:ilvl w:val="1"/>
+          <w:numId w:val="8"/>
+        </w:numPr>
+        <w:tabs>
+          <w:tab w:val="left" w:pos="4114"/>
+        </w:tabs>
+        <w:spacing w:after="0"/>
+        <w:ind w:left="720" w:firstLine="0"/>
+        <w:rPr>
+          <w:rFonts w:asciiTheme="minorHAnsi" w:eastAsiaTheme="minorEastAsia" w:hAnsiTheme="minorHAnsi" w:cstheme="minorBidi"/>
+          <w:sz w:val="36"/>
+          <w:szCs w:val="36"/>
+        </w:rPr>
+      </w:pPr>
+      <w:r>
+        <w:rPr>
+          <w:rFonts w:asciiTheme="minorHAnsi" w:eastAsiaTheme="minorEastAsia" w:hAnsiTheme="minorHAnsi" w:cstheme="minorBidi"/>
+          <w:sz w:val="36"/>
+          <w:szCs w:val="36"/>
+        </w:rPr>
+        <w:t>Objetivos Generales</w:t>
+      </w:r>
+    </w:p>
+    <w:p/>
+    <w:p>
+      <w:pPr>
+        <w:tabs>
+          <w:tab w:val="left" w:pos="4114"/>
+        </w:tabs>
+        <w:ind w:left="426"/>
+        <w:mirrorIndents/>
+      </w:pPr>
+      <w:r>
+        <w:t xml:space="preserve">El objetivo principal de este proyecto es el desarrollo de una aplicación web denominada </w:t>
+      </w:r>
+      <w:r>
+        <w:rPr>
+          <w:b/>
+          <w:bCs/>
+        </w:rPr>
+        <w:t>'Ayuda al Viajero'</w:t>
+      </w:r>
+      <w:r>
+        <w:t xml:space="preserve">, diseñada para simplificar la planificación de viajes a través de una interfaz intuitiva y funcional. El proyecto abarca desde la conceptualización y diseño de la interfaz de usuario, hasta la implementación </w:t>
+      </w:r>
+      <w:r>
+        <w:t xml:space="preserve">del </w:t>
+      </w:r>
+      <w:r>
+        <w:t xml:space="preserve">patrón </w:t>
+      </w:r>
+      <w:r>
+        <w:rPr>
+          <w:b/>
+          <w:bCs/>
+        </w:rPr>
+        <w:t>MVC</w:t>
+      </w:r>
+      <w:r>
+        <w:t xml:space="preserve">, integrando una base de datos relacional para la gestión y </w:t>
+      </w:r>
+      <w:r>
+        <w:t>registro</w:t>
+      </w:r>
+      <w:r>
+        <w:t xml:space="preserve"> de</w:t>
+      </w:r>
+      <w:r>
+        <w:t xml:space="preserve"> la </w:t>
+      </w:r>
+      <w:r>
+        <w:t xml:space="preserve"> información mediante formularios dinámicos</w:t>
+      </w:r>
+      <w:r>
+        <w:t>.</w:t>
+      </w:r>
+    </w:p>
+    <w:p>
+      <w:pPr>
+        <w:pStyle w:val="Prrafodelista"/>
+        <w:numPr>
+          <w:ilvl w:val="1"/>
+          <w:numId w:val="8"/>
+        </w:numPr>
+        <w:tabs>
+          <w:tab w:val="left" w:pos="4114"/>
+        </w:tabs>
+        <w:ind w:left="720" w:hanging="27"/>
+      </w:pPr>
+      <w:r>
+        <w:rPr>
+          <w:rFonts w:eastAsiaTheme="minorEastAsia"/>
+          <w:sz w:val="36"/>
+          <w:szCs w:val="36"/>
+        </w:rPr>
+        <w:t>Objetivos particulares</w:t>
+      </w:r>
+    </w:p>
+    <w:p>
+      <w:pPr>
+        <w:pStyle w:val="Prrafodelista"/>
+        <w:tabs>
+          <w:tab w:val="left" w:pos="4114"/>
+        </w:tabs>
+      </w:pPr>
+    </w:p>
+    <w:p>
+      <w:pPr>
+        <w:pStyle w:val="Prrafodelista"/>
+        <w:numPr>
+          <w:ilvl w:val="0"/>
+          <w:numId w:val="2"/>
+        </w:numPr>
+        <w:rPr>
+          <w:rFonts w:cs="Calibri"/>
+          <w:vanish/>
+        </w:rPr>
+      </w:pPr>
+    </w:p>
+    <w:p>
+      <w:pPr>
+        <w:pStyle w:val="Prrafodelista"/>
+        <w:numPr>
+          <w:ilvl w:val="0"/>
+          <w:numId w:val="2"/>
+        </w:numPr>
+        <w:rPr>
+          <w:rFonts w:cs="Calibri"/>
+          <w:vanish/>
+        </w:rPr>
+      </w:pPr>
+    </w:p>
+    <w:p>
+      <w:pPr>
+        <w:pStyle w:val="Prrafodelista"/>
+        <w:numPr>
+          <w:ilvl w:val="1"/>
+          <w:numId w:val="2"/>
+        </w:numPr>
+        <w:rPr>
+          <w:rFonts w:cs="Calibri"/>
+        </w:rPr>
+      </w:pPr>
+      <w:r>
+        <w:rPr>
+          <w:rFonts w:cs="Calibri"/>
+        </w:rPr>
+        <w:t xml:space="preserve">Diseño y Usabilidad: Crear una interfaz </w:t>
+      </w:r>
+      <w:proofErr w:type="spellStart"/>
+      <w:r>
+        <w:rPr>
+          <w:rFonts w:cs="Calibri"/>
+        </w:rPr>
+        <w:t>responsif</w:t>
+      </w:r>
+      <w:proofErr w:type="spellEnd"/>
+      <w:r>
+        <w:rPr>
+          <w:rFonts w:cs="Calibri"/>
+        </w:rPr>
+        <w:t xml:space="preserve"> y atractiva utilizando HTML5 y CSS3 que garantice una buena experiencia de usuario.</w:t>
+      </w:r>
+    </w:p>
+    <w:p>
+      <w:pPr>
+        <w:pStyle w:val="Prrafodelista"/>
+        <w:ind w:left="2148"/>
+        <w:rPr>
+          <w:rFonts w:cs="Calibri"/>
+        </w:rPr>
+      </w:pPr>
+    </w:p>
+    <w:p>
+      <w:pPr>
+        <w:pStyle w:val="Prrafodelista"/>
+        <w:numPr>
+          <w:ilvl w:val="1"/>
+          <w:numId w:val="2"/>
+        </w:numPr>
+        <w:rPr>
+          <w:rFonts w:cs="Calibri"/>
+        </w:rPr>
+      </w:pPr>
+      <w:r>
+        <w:rPr>
+          <w:rFonts w:cs="Calibri"/>
+        </w:rPr>
+        <w:t>Gestión de Datos: Diseñar y normalizar una base de datos relacional en MySQL para almacenar de forma eficiente la información de usuarios, destinos, guías y reseñas.</w:t>
+      </w:r>
+    </w:p>
+    <w:p>
+      <w:pPr>
+        <w:pStyle w:val="Prrafodelista"/>
+        <w:rPr>
+          <w:rFonts w:cs="Calibri"/>
+        </w:rPr>
+      </w:pPr>
+    </w:p>
+    <w:p>
+      <w:pPr>
+        <w:pStyle w:val="Prrafodelista"/>
+        <w:numPr>
+          <w:ilvl w:val="1"/>
+          <w:numId w:val="2"/>
+        </w:numPr>
+        <w:rPr>
+          <w:rFonts w:cs="Calibri"/>
+        </w:rPr>
+      </w:pPr>
+      <w:r>
+        <w:rPr>
+          <w:rFonts w:cs="Calibri"/>
+        </w:rPr>
+        <w:t xml:space="preserve">Seguridad y Lógica: Desarrollar el </w:t>
+      </w:r>
+      <w:proofErr w:type="spellStart"/>
+      <w:r>
+        <w:rPr>
+          <w:rFonts w:cs="Calibri"/>
+        </w:rPr>
+        <w:t>backend</w:t>
+      </w:r>
+      <w:proofErr w:type="spellEnd"/>
+      <w:r>
+        <w:rPr>
+          <w:rFonts w:cs="Calibri"/>
+        </w:rPr>
+        <w:t xml:space="preserve"> en PHP utilizando PDO y sentencias preparadas para garantizar la seguridad frente a ataques de inyección SQL.</w:t>
+      </w:r>
+    </w:p>
+    <w:p>
+      <w:pPr>
+        <w:pStyle w:val="Prrafodelista"/>
+        <w:rPr>
+          <w:rFonts w:cs="Calibri"/>
+        </w:rPr>
+      </w:pPr>
+    </w:p>
+    <w:p>
+      <w:pPr>
+        <w:pStyle w:val="Prrafodelista"/>
+        <w:numPr>
+          <w:ilvl w:val="1"/>
+          <w:numId w:val="2"/>
+        </w:numPr>
+        <w:rPr>
+          <w:rFonts w:cs="Calibri"/>
+        </w:rPr>
+      </w:pPr>
+      <w:r>
+        <w:rPr>
+          <w:rFonts w:cs="Calibri"/>
+        </w:rPr>
+        <w:t xml:space="preserve">Control de Versiones: Mantener un historial de cambios profesional mediante el uso de Git y </w:t>
+      </w:r>
+      <w:proofErr w:type="spellStart"/>
+      <w:r>
+        <w:rPr>
+          <w:rFonts w:cs="Calibri"/>
+        </w:rPr>
+        <w:t>Sourcetree</w:t>
+      </w:r>
+      <w:proofErr w:type="spellEnd"/>
+      <w:r>
+        <w:rPr>
+          <w:rFonts w:cs="Calibri"/>
+        </w:rPr>
+        <w:t>.</w:t>
+      </w:r>
     </w:p>
     <w:p>
       <w:pPr>
         <w:pStyle w:val="Ttulo"/>
         <w:numPr>
           <w:ilvl w:val="0"/>
-          <w:numId w:val="31"/>
+          <w:numId w:val="8"/>
         </w:numPr>
         <w:tabs>
-          <w:tab w:val="left" w:leader="none" w:pos="4114"/>
-        </w:tabs>
-        <w:rPr>
-          <w:rFonts w:ascii="Aptos" w:hAnsi="Aptos" w:eastAsia="Aptos" w:cs="Aptos" w:asciiTheme="minorAscii" w:hAnsiTheme="minorAscii" w:eastAsiaTheme="minorAscii" w:cstheme="minorAscii"/>
-          <w:b w:val="0"/>
-          <w:bCs w:val="0"/>
+          <w:tab w:val="left" w:pos="4114"/>
+        </w:tabs>
+        <w:ind w:left="284" w:hanging="284"/>
+        <w:jc w:val="both"/>
+        <w:rPr>
+          <w:rFonts w:asciiTheme="minorHAnsi" w:eastAsiaTheme="minorEastAsia" w:hAnsiTheme="minorHAnsi" w:cstheme="minorBidi"/>
+          <w:b/>
+          <w:bCs/>
           <w:sz w:val="36"/>
           <w:szCs w:val="36"/>
         </w:rPr>
       </w:pPr>
       <w:r>
         <w:rPr>
-          <w:rFonts w:ascii="Aptos" w:hAnsi="Aptos" w:eastAsia="Aptos" w:cs="Aptos" w:asciiTheme="minorAscii" w:hAnsiTheme="minorAscii" w:eastAsiaTheme="minorAscii" w:cstheme="minorAscii"/>
-          <w:b w:val="0"/>
-          <w:bCs w:val="0"/>
+          <w:rFonts w:asciiTheme="minorHAnsi" w:eastAsiaTheme="minorEastAsia" w:hAnsiTheme="minorHAnsi" w:cstheme="minorBidi"/>
+          <w:b/>
+          <w:bCs/>
           <w:sz w:val="36"/>
           <w:szCs w:val="36"/>
         </w:rPr>
-        <w:t>Objetivos Generales</w:t>
-      </w:r>
-    </w:p>
-    <w:p>
-      <w:pPr>
-        <w:pStyle w:val="Normal"/>
-        <w:tabs>
-          <w:tab w:val="left" w:leader="none" w:pos="4114"/>
-        </w:tabs>
-      </w:pPr>
-    </w:p>
-    <w:p>
-      <w:pPr>
-        <w:pStyle w:val="Normal"/>
-        <w:suppressLineNumbers w:val="0"/>
-        <w:tabs>
-          <w:tab w:val="left" w:leader="none" w:pos="4114"/>
-        </w:tabs>
-        <w:bidi w:val="0"/>
-        <w:spacing w:before="0" w:beforeAutospacing="off" w:after="160" w:afterAutospacing="off" w:line="278" w:lineRule="auto"/>
-        <w:ind w:left="708" w:right="0"/>
-        <w:jc w:val="left"/>
-        <w:rPr>
-          <w:rFonts w:ascii="Aptos" w:hAnsi="Aptos" w:eastAsia="Aptos" w:cs="Aptos" w:asciiTheme="minorAscii" w:hAnsiTheme="minorAscii" w:eastAsiaTheme="minorAscii" w:cstheme="minorAscii"/>
-          <w:sz w:val="36"/>
-          <w:szCs w:val="36"/>
-        </w:rPr>
-      </w:pPr>
-      <w:r>
-        <w:rPr/>
-        <w:t>Ejemplo</w:t>
-      </w:r>
-    </w:p>
-    <w:p>
-      <w:pPr>
-        <w:pStyle w:val="Normal"/>
-        <w:spacing w:before="0" w:beforeAutospacing="off" w:after="140" w:afterAutospacing="off" w:line="360" w:lineRule="auto"/>
-        <w:ind w:left="708" w:firstLine="284"/>
+        <w:t>Implementación</w:t>
+      </w:r>
+    </w:p>
+    <w:p>
+      <w:pPr>
+        <w:pStyle w:val="Prrafodelista"/>
+        <w:tabs>
+          <w:tab w:val="left" w:pos="4114"/>
+        </w:tabs>
+        <w:ind w:left="284"/>
+      </w:pPr>
+      <w:r>
+        <w:t xml:space="preserve">Para cubrir todas las demandas del proyecto, se han utilizado las </w:t>
+      </w:r>
+      <w:r>
+        <w:rPr>
+          <w:b/>
+          <w:bCs/>
+        </w:rPr>
+        <w:t>herramientas software</w:t>
+      </w:r>
+      <w:r>
+        <w:t xml:space="preserve"> expuestas a continuación.</w:t>
+      </w:r>
+    </w:p>
+    <w:p>
+      <w:pPr>
+        <w:pStyle w:val="Ttulo"/>
+        <w:numPr>
+          <w:ilvl w:val="1"/>
+          <w:numId w:val="8"/>
+        </w:numPr>
+        <w:tabs>
+          <w:tab w:val="left" w:pos="4114"/>
+        </w:tabs>
+        <w:ind w:left="1134" w:firstLine="0"/>
         <w:jc w:val="both"/>
         <w:rPr>
-          <w:rFonts w:ascii="Arial" w:hAnsi="Arial" w:eastAsia="Arial" w:cs="Arial"/>
-          <w:noProof w:val="0"/>
+          <w:rFonts w:asciiTheme="minorHAnsi" w:eastAsiaTheme="minorEastAsia" w:hAnsiTheme="minorHAnsi" w:cstheme="minorBidi"/>
           <w:sz w:val="24"/>
           <w:szCs w:val="24"/>
-          <w:lang w:val="es-ES"/>
-        </w:rPr>
-      </w:pPr>
-      <w:r>
-        <w:rPr>
-          <w:rFonts w:ascii="Arial" w:hAnsi="Arial" w:eastAsia="Arial" w:cs="Arial"/>
-          <w:noProof w:val="0"/>
+        </w:rPr>
+      </w:pPr>
+      <w:r>
+        <w:rPr>
+          <w:rFonts w:asciiTheme="minorHAnsi" w:eastAsiaTheme="minorEastAsia" w:hAnsiTheme="minorHAnsi" w:cstheme="minorBidi"/>
           <w:sz w:val="24"/>
           <w:szCs w:val="24"/>
-          <w:lang w:val="es-ES"/>
-        </w:rPr>
-        <w:t xml:space="preserve">El objetivo general de este proyecto es hacer un diseño de la página web, creación de una basa de datos e insertar datos mediante un formulario, </w:t>
-      </w:r>
-      <w:r>
-        <w:rPr>
-          <w:rFonts w:ascii="Arial" w:hAnsi="Arial" w:eastAsia="Arial" w:cs="Arial"/>
-          <w:noProof w:val="0"/>
+        </w:rPr>
+        <w:t xml:space="preserve">MySQL y </w:t>
+      </w:r>
+      <w:proofErr w:type="spellStart"/>
+      <w:r>
+        <w:rPr>
+          <w:rFonts w:asciiTheme="minorHAnsi" w:eastAsiaTheme="minorEastAsia" w:hAnsiTheme="minorHAnsi" w:cstheme="minorBidi"/>
           <w:sz w:val="24"/>
           <w:szCs w:val="24"/>
-          <w:lang w:val="es-ES"/>
-        </w:rPr>
-        <w:t xml:space="preserve">además de ayudar a nuestros usuarios </w:t>
-      </w:r>
-      <w:r>
-        <w:rPr>
-          <w:rFonts w:ascii="Arial" w:hAnsi="Arial" w:eastAsia="Arial" w:cs="Arial"/>
-          <w:noProof w:val="0"/>
+        </w:rPr>
+        <w:t>PhP</w:t>
+      </w:r>
+      <w:r>
+        <w:rPr>
+          <w:rFonts w:asciiTheme="minorHAnsi" w:eastAsiaTheme="minorEastAsia" w:hAnsiTheme="minorHAnsi" w:cstheme="minorBidi"/>
           <w:sz w:val="24"/>
           <w:szCs w:val="24"/>
-          <w:lang w:val="es-ES"/>
-        </w:rPr>
-        <w:t>a planificar</w:t>
-      </w:r>
-      <w:r>
-        <w:rPr>
-          <w:rFonts w:ascii="Arial" w:hAnsi="Arial" w:eastAsia="Arial" w:cs="Arial"/>
-          <w:noProof w:val="0"/>
+        </w:rPr>
+        <w:t>Myadmin</w:t>
+      </w:r>
+      <w:proofErr w:type="spellEnd"/>
+    </w:p>
+    <w:p>
+      <w:pPr>
+        <w:ind w:firstLine="1418"/>
+      </w:pPr>
+      <w:r>
+        <w:t>Para la Crear y Gestionar nuestras Bases de datos</w:t>
+      </w:r>
+    </w:p>
+    <w:p>
+      <w:pPr>
+        <w:pStyle w:val="Ttulo"/>
+        <w:numPr>
+          <w:ilvl w:val="1"/>
+          <w:numId w:val="8"/>
+        </w:numPr>
+        <w:tabs>
+          <w:tab w:val="left" w:pos="4114"/>
+        </w:tabs>
+        <w:ind w:left="1134" w:firstLine="0"/>
+        <w:jc w:val="both"/>
+        <w:rPr>
+          <w:rFonts w:asciiTheme="minorHAnsi" w:eastAsiaTheme="minorEastAsia" w:hAnsiTheme="minorHAnsi" w:cstheme="minorBidi"/>
           <w:sz w:val="24"/>
           <w:szCs w:val="24"/>
-          <w:lang w:val="es-ES"/>
-        </w:rPr>
-        <w:t xml:space="preserve"> viajes de manera más fácil</w:t>
-      </w:r>
-      <w:r>
-        <w:rPr>
-          <w:rFonts w:ascii="Arial" w:hAnsi="Arial" w:eastAsia="Arial" w:cs="Arial"/>
-          <w:noProof w:val="0"/>
+        </w:rPr>
+      </w:pPr>
+      <w:r>
+        <w:rPr>
+          <w:rFonts w:asciiTheme="minorHAnsi" w:eastAsiaTheme="minorEastAsia" w:hAnsiTheme="minorHAnsi" w:cstheme="minorBidi"/>
           <w:sz w:val="24"/>
           <w:szCs w:val="24"/>
-          <w:lang w:val="es-ES"/>
-        </w:rPr>
-        <w:t>.</w:t>
-      </w:r>
-    </w:p>
-    <w:p>
-      <w:pPr>
-        <w:pStyle w:val="Normal"/>
-        <w:tabs>
-          <w:tab w:val="left" w:leader="none" w:pos="4114"/>
-        </w:tabs>
-      </w:pPr>
+        </w:rPr>
+        <w:t>Visual Studio Code</w:t>
+      </w:r>
+    </w:p>
+    <w:p>
+      <w:pPr>
+        <w:ind w:firstLine="1418"/>
+      </w:pPr>
+      <w:r>
+        <w:t>Para poder crear y diseñar nuestro código para la Web</w:t>
+      </w:r>
+    </w:p>
+    <w:p>
+      <w:pPr>
+        <w:pStyle w:val="Ttulo"/>
+        <w:numPr>
+          <w:ilvl w:val="1"/>
+          <w:numId w:val="8"/>
+        </w:numPr>
+        <w:tabs>
+          <w:tab w:val="left" w:pos="4114"/>
+        </w:tabs>
+        <w:ind w:left="1134" w:firstLine="0"/>
+        <w:jc w:val="both"/>
+        <w:rPr>
+          <w:rFonts w:asciiTheme="minorHAnsi" w:eastAsiaTheme="minorEastAsia" w:hAnsiTheme="minorHAnsi" w:cstheme="minorBidi"/>
+          <w:sz w:val="24"/>
+          <w:szCs w:val="24"/>
+        </w:rPr>
+      </w:pPr>
+      <w:proofErr w:type="spellStart"/>
+      <w:r>
+        <w:rPr>
+          <w:rFonts w:asciiTheme="minorHAnsi" w:eastAsiaTheme="minorEastAsia" w:hAnsiTheme="minorHAnsi" w:cstheme="minorBidi"/>
+          <w:sz w:val="24"/>
+          <w:szCs w:val="24"/>
+        </w:rPr>
+        <w:t>SourceTree</w:t>
+      </w:r>
+      <w:proofErr w:type="spellEnd"/>
+      <w:r>
+        <w:rPr>
+          <w:rFonts w:asciiTheme="minorHAnsi" w:eastAsiaTheme="minorEastAsia" w:hAnsiTheme="minorHAnsi" w:cstheme="minorBidi"/>
+          <w:sz w:val="24"/>
+          <w:szCs w:val="24"/>
+        </w:rPr>
+        <w:t xml:space="preserve"> GIT</w:t>
+      </w:r>
+    </w:p>
+    <w:p>
+      <w:pPr>
+        <w:ind w:firstLine="1418"/>
+      </w:pPr>
+      <w:r>
+        <w:t>Para poder trabajar con GIT, crear un repositorio y trabajar en conjunto con los del grupo</w:t>
+      </w:r>
+    </w:p>
+    <w:p/>
+    <w:p>
+      <w:pPr>
+        <w:pStyle w:val="Ttulo"/>
+        <w:numPr>
+          <w:ilvl w:val="1"/>
+          <w:numId w:val="8"/>
+        </w:numPr>
+        <w:tabs>
+          <w:tab w:val="left" w:pos="4114"/>
+        </w:tabs>
+        <w:ind w:left="1134" w:firstLine="0"/>
+        <w:jc w:val="both"/>
+        <w:rPr>
+          <w:rFonts w:asciiTheme="minorHAnsi" w:eastAsiaTheme="minorEastAsia" w:hAnsiTheme="minorHAnsi" w:cstheme="minorBidi"/>
+          <w:sz w:val="24"/>
+          <w:szCs w:val="24"/>
+        </w:rPr>
+      </w:pPr>
+      <w:r>
+        <w:rPr>
+          <w:rFonts w:asciiTheme="minorHAnsi" w:eastAsiaTheme="minorEastAsia" w:hAnsiTheme="minorHAnsi" w:cstheme="minorBidi"/>
+          <w:sz w:val="24"/>
+          <w:szCs w:val="24"/>
+        </w:rPr>
+        <w:lastRenderedPageBreak/>
+        <w:t>Trello</w:t>
+      </w:r>
+    </w:p>
+    <w:p>
+      <w:pPr>
+        <w:ind w:firstLine="1418"/>
+      </w:pPr>
+      <w:r>
+        <w:t xml:space="preserve">Para elaborar una planificación de nuestras tareas y así poder entregarlas a tiempo </w:t>
+      </w:r>
+    </w:p>
+    <w:p>
+      <w:pPr>
+        <w:pStyle w:val="Ttulo"/>
+        <w:numPr>
+          <w:ilvl w:val="1"/>
+          <w:numId w:val="8"/>
+        </w:numPr>
+        <w:tabs>
+          <w:tab w:val="left" w:pos="4114"/>
+        </w:tabs>
+        <w:ind w:left="1134" w:firstLine="0"/>
+        <w:jc w:val="both"/>
+        <w:rPr>
+          <w:rFonts w:asciiTheme="minorHAnsi" w:eastAsiaTheme="minorEastAsia" w:hAnsiTheme="minorHAnsi" w:cstheme="minorBidi"/>
+          <w:sz w:val="24"/>
+          <w:szCs w:val="24"/>
+        </w:rPr>
+      </w:pPr>
+      <w:r>
+        <w:rPr>
+          <w:rFonts w:asciiTheme="minorHAnsi" w:eastAsiaTheme="minorEastAsia" w:hAnsiTheme="minorHAnsi" w:cstheme="minorBidi"/>
+          <w:sz w:val="24"/>
+          <w:szCs w:val="24"/>
+        </w:rPr>
+        <w:t>Draw.io</w:t>
+      </w:r>
+    </w:p>
+    <w:p>
+      <w:pPr>
+        <w:tabs>
+          <w:tab w:val="left" w:pos="4114"/>
+        </w:tabs>
+        <w:ind w:firstLine="1418"/>
+      </w:pPr>
+      <w:r>
+        <w:t xml:space="preserve">Sirve para poder diseñar nuestra Entidad </w:t>
+      </w:r>
+      <w:r>
+        <w:t>Relación</w:t>
+      </w:r>
+      <w:r>
+        <w:t xml:space="preserve">, además de UML </w:t>
+      </w:r>
     </w:p>
     <w:p>
       <w:pPr>
         <w:pStyle w:val="Ttulo"/>
         <w:numPr>
           <w:ilvl w:val="0"/>
-          <w:numId w:val="31"/>
+          <w:numId w:val="8"/>
         </w:numPr>
         <w:tabs>
-          <w:tab w:val="left" w:leader="none" w:pos="4114"/>
-        </w:tabs>
-        <w:rPr>
-          <w:rFonts w:ascii="Aptos" w:hAnsi="Aptos" w:eastAsia="Aptos" w:cs="Aptos" w:asciiTheme="minorAscii" w:hAnsiTheme="minorAscii" w:eastAsiaTheme="minorAscii" w:cstheme="minorAscii"/>
+          <w:tab w:val="left" w:pos="4114"/>
+        </w:tabs>
+        <w:ind w:left="284" w:hanging="284"/>
+        <w:jc w:val="both"/>
+        <w:rPr>
+          <w:rFonts w:asciiTheme="minorHAnsi" w:eastAsiaTheme="minorEastAsia" w:hAnsiTheme="minorHAnsi" w:cstheme="minorBidi"/>
+          <w:b/>
+          <w:bCs/>
           <w:sz w:val="36"/>
           <w:szCs w:val="36"/>
         </w:rPr>
       </w:pPr>
       <w:r>
         <w:rPr>
-          <w:rFonts w:ascii="Aptos" w:hAnsi="Aptos" w:eastAsia="Aptos" w:cs="Aptos" w:asciiTheme="minorAscii" w:hAnsiTheme="minorAscii" w:eastAsiaTheme="minorAscii" w:cstheme="minorAscii"/>
+          <w:rFonts w:asciiTheme="minorHAnsi" w:eastAsiaTheme="minorEastAsia" w:hAnsiTheme="minorHAnsi" w:cstheme="minorBidi"/>
+          <w:b/>
+          <w:bCs/>
           <w:sz w:val="36"/>
           <w:szCs w:val="36"/>
         </w:rPr>
-        <w:t>Objetivos Particulares</w:t>
-      </w:r>
-    </w:p>
-    <w:p>
-      <w:pPr>
-        <w:pStyle w:val="Normal"/>
-        <w:tabs>
-          <w:tab w:val="left" w:leader="none" w:pos="4114"/>
-        </w:tabs>
-        <w:rPr>
-          <w:rFonts w:ascii="Aptos" w:hAnsi="Aptos" w:eastAsia="Aptos" w:cs="Aptos" w:asciiTheme="minorAscii" w:hAnsiTheme="minorAscii" w:eastAsiaTheme="minorAscii" w:cstheme="minorAscii"/>
+        <w:t>Fases en la realización del proyect</w:t>
+      </w:r>
+      <w:r>
+        <w:rPr>
+          <w:rFonts w:asciiTheme="minorHAnsi" w:eastAsiaTheme="minorEastAsia" w:hAnsiTheme="minorHAnsi" w:cstheme="minorBidi"/>
+          <w:b/>
+          <w:bCs/>
+          <w:sz w:val="36"/>
+          <w:szCs w:val="36"/>
+        </w:rPr>
+        <w:t>o</w:t>
+      </w:r>
+    </w:p>
+    <w:p>
+      <w:pPr>
+        <w:pStyle w:val="Ttulo"/>
+        <w:numPr>
+          <w:ilvl w:val="1"/>
+          <w:numId w:val="8"/>
+        </w:numPr>
+        <w:tabs>
+          <w:tab w:val="left" w:pos="4114"/>
+        </w:tabs>
+        <w:ind w:left="851" w:hanging="142"/>
+        <w:jc w:val="both"/>
+        <w:rPr>
+          <w:rFonts w:asciiTheme="minorHAnsi" w:eastAsiaTheme="minorEastAsia" w:hAnsiTheme="minorHAnsi" w:cstheme="minorBidi"/>
+          <w:sz w:val="24"/>
+          <w:szCs w:val="24"/>
+        </w:rPr>
+      </w:pPr>
+      <w:r>
+        <w:rPr>
+          <w:rFonts w:asciiTheme="minorHAnsi" w:eastAsiaTheme="minorEastAsia" w:hAnsiTheme="minorHAnsi" w:cstheme="minorBidi"/>
+          <w:sz w:val="24"/>
+          <w:szCs w:val="24"/>
+        </w:rPr>
+        <w:t>Bases de Dat</w:t>
+      </w:r>
+      <w:r>
+        <w:rPr>
+          <w:rFonts w:asciiTheme="minorHAnsi" w:eastAsiaTheme="minorEastAsia" w:hAnsiTheme="minorHAnsi" w:cstheme="minorBidi"/>
+          <w:sz w:val="24"/>
+          <w:szCs w:val="24"/>
+        </w:rPr>
+        <w:t>o</w:t>
+      </w:r>
+      <w:r>
+        <w:rPr>
+          <w:rFonts w:asciiTheme="minorHAnsi" w:eastAsiaTheme="minorEastAsia" w:hAnsiTheme="minorHAnsi" w:cstheme="minorBidi"/>
+          <w:sz w:val="24"/>
+          <w:szCs w:val="24"/>
+        </w:rPr>
+        <w:t>s</w:t>
+      </w:r>
+    </w:p>
+    <w:p>
+      <w:pPr>
+        <w:ind w:left="708"/>
+        <w:rPr>
+          <w:rFonts w:ascii="Calibri" w:hAnsi="Calibri" w:cs="Calibri"/>
+        </w:rPr>
+      </w:pPr>
+      <w:r>
+        <w:rPr>
+          <w:rFonts w:ascii="Calibri" w:hAnsi="Calibri" w:cs="Calibri"/>
+        </w:rPr>
+        <w:t>Diagrama Entidad Relación diseñado en DIA</w:t>
+      </w:r>
+    </w:p>
+    <w:p>
+      <w:pPr>
+        <w:ind w:left="708"/>
+        <w:rPr>
+          <w:rFonts w:ascii="Calibri" w:hAnsi="Calibri" w:cs="Calibri"/>
+        </w:rPr>
+      </w:pPr>
+      <w:r>
+        <w:rPr>
+          <w:rFonts w:ascii="Calibri" w:hAnsi="Calibri" w:cs="Calibri"/>
+        </w:rPr>
+        <w:t>Script de creación (DDL) de tablas de la base de datos</w:t>
+      </w:r>
+    </w:p>
+    <w:p>
+      <w:pPr>
+        <w:ind w:left="708"/>
+        <w:rPr>
+          <w:rFonts w:ascii="Calibri" w:hAnsi="Calibri" w:cs="Calibri"/>
+        </w:rPr>
+      </w:pPr>
+      <w:r>
+        <w:rPr>
+          <w:rFonts w:ascii="Calibri" w:hAnsi="Calibri" w:cs="Calibri"/>
+        </w:rPr>
+        <w:t>Código de las consultas SQL que se incluyan en el proyecto</w:t>
+      </w:r>
+    </w:p>
+    <w:p>
+      <w:pPr>
+        <w:ind w:firstLine="708"/>
+      </w:pPr>
+    </w:p>
+    <w:p>
+      <w:pPr>
+        <w:pStyle w:val="Ttulo"/>
+        <w:numPr>
+          <w:ilvl w:val="1"/>
+          <w:numId w:val="8"/>
+        </w:numPr>
+        <w:tabs>
+          <w:tab w:val="left" w:pos="4114"/>
+        </w:tabs>
+        <w:ind w:left="851" w:hanging="142"/>
+        <w:jc w:val="both"/>
+        <w:rPr>
+          <w:rFonts w:asciiTheme="minorHAnsi" w:eastAsiaTheme="minorEastAsia" w:hAnsiTheme="minorHAnsi" w:cstheme="minorBidi"/>
+          <w:sz w:val="24"/>
+          <w:szCs w:val="24"/>
+        </w:rPr>
+      </w:pPr>
+      <w:r>
+        <w:rPr>
+          <w:rFonts w:asciiTheme="minorHAnsi" w:eastAsiaTheme="minorEastAsia" w:hAnsiTheme="minorHAnsi" w:cstheme="minorBidi"/>
+          <w:sz w:val="24"/>
+          <w:szCs w:val="24"/>
+        </w:rPr>
+        <w:t>Sistemas</w:t>
+      </w:r>
+    </w:p>
+    <w:p>
+      <w:pPr>
+        <w:ind w:left="708"/>
+      </w:pPr>
+      <w:r>
+        <w:t>Imagen del Repositorio, con enlace, y que se vean los tags creados, además de los colaboradores</w:t>
+      </w:r>
+    </w:p>
+    <w:p>
+      <w:pPr>
+        <w:pStyle w:val="Ttulo"/>
+        <w:numPr>
+          <w:ilvl w:val="1"/>
+          <w:numId w:val="8"/>
+        </w:numPr>
+        <w:tabs>
+          <w:tab w:val="left" w:pos="4114"/>
+        </w:tabs>
+        <w:ind w:left="851" w:hanging="142"/>
+        <w:jc w:val="both"/>
+        <w:rPr>
+          <w:rFonts w:asciiTheme="minorHAnsi" w:eastAsiaTheme="minorEastAsia" w:hAnsiTheme="minorHAnsi" w:cstheme="minorBidi"/>
+          <w:sz w:val="24"/>
+          <w:szCs w:val="24"/>
+        </w:rPr>
+      </w:pPr>
+      <w:r>
+        <w:rPr>
+          <w:rFonts w:asciiTheme="minorHAnsi" w:eastAsiaTheme="minorEastAsia" w:hAnsiTheme="minorHAnsi" w:cstheme="minorBidi"/>
+          <w:sz w:val="24"/>
+          <w:szCs w:val="24"/>
+        </w:rPr>
+        <w:t>Programación</w:t>
+      </w:r>
+    </w:p>
+    <w:p>
+      <w:pPr>
+        <w:ind w:left="708"/>
+      </w:pPr>
+      <w:r>
+        <w:t>E</w:t>
+      </w:r>
+      <w:r>
+        <w:t xml:space="preserve">structura </w:t>
+      </w:r>
+      <w:r>
+        <w:t>MVC, separando</w:t>
+      </w:r>
+      <w:r>
+        <w:t xml:space="preserve"> claramente los Modelos, las Vistas y los Controladores</w:t>
+      </w:r>
+    </w:p>
+    <w:p>
+      <w:pPr>
+        <w:ind w:left="708"/>
+      </w:pPr>
+      <w:r>
+        <w:t xml:space="preserve">Acceso a la </w:t>
+      </w:r>
+      <w:r>
+        <w:t xml:space="preserve"> bbdd </w:t>
+      </w:r>
+      <w:r>
+        <w:t>MySQL</w:t>
+      </w:r>
+      <w:r>
+        <w:t xml:space="preserve"> mediante PDO</w:t>
+      </w:r>
+    </w:p>
+    <w:p>
+      <w:pPr>
+        <w:ind w:left="708"/>
+      </w:pPr>
+      <w:r>
+        <w:t>sistema de autenticación de usuarios</w:t>
+      </w:r>
+    </w:p>
+    <w:p>
+      <w:pPr>
+        <w:ind w:left="708"/>
+      </w:pPr>
+    </w:p>
+    <w:p>
+      <w:pPr>
+        <w:pStyle w:val="Ttulo"/>
+        <w:numPr>
+          <w:ilvl w:val="1"/>
+          <w:numId w:val="8"/>
+        </w:numPr>
+        <w:tabs>
+          <w:tab w:val="left" w:pos="4114"/>
+        </w:tabs>
+        <w:ind w:left="851" w:hanging="142"/>
+        <w:jc w:val="both"/>
+        <w:rPr>
+          <w:rFonts w:asciiTheme="minorHAnsi" w:eastAsiaTheme="minorEastAsia" w:hAnsiTheme="minorHAnsi" w:cstheme="minorBidi"/>
+          <w:sz w:val="24"/>
+          <w:szCs w:val="24"/>
+        </w:rPr>
+      </w:pPr>
+      <w:r>
+        <w:rPr>
+          <w:rFonts w:asciiTheme="minorHAnsi" w:eastAsiaTheme="minorEastAsia" w:hAnsiTheme="minorHAnsi" w:cstheme="minorBidi"/>
+          <w:sz w:val="24"/>
+          <w:szCs w:val="24"/>
+        </w:rPr>
+        <w:t>Lenguaje de Marcas</w:t>
+      </w:r>
+    </w:p>
+    <w:p>
+      <w:pPr>
+        <w:ind w:left="708"/>
+      </w:pPr>
+      <w:r>
+        <w:t xml:space="preserve">Enseñar </w:t>
+      </w:r>
+      <w:proofErr w:type="spellStart"/>
+      <w:r>
+        <w:t>header</w:t>
+      </w:r>
+      <w:proofErr w:type="spellEnd"/>
+      <w:r>
+        <w:t xml:space="preserve">, </w:t>
+      </w:r>
+      <w:proofErr w:type="spellStart"/>
+      <w:r>
+        <w:t>footer</w:t>
+      </w:r>
+      <w:proofErr w:type="spellEnd"/>
+      <w:r>
+        <w:t xml:space="preserve">, etiquetas </w:t>
+      </w:r>
+      <w:proofErr w:type="gramStart"/>
+      <w:r>
+        <w:t>usadas ,</w:t>
+      </w:r>
+      <w:proofErr w:type="gramEnd"/>
+      <w:r>
+        <w:t xml:space="preserve"> además de que la web es </w:t>
+      </w:r>
+      <w:proofErr w:type="spellStart"/>
+      <w:r>
+        <w:t>responsibe</w:t>
+      </w:r>
+      <w:proofErr w:type="spellEnd"/>
+      <w:r>
+        <w:t>, elementos HTML usados y el CSS utilizado</w:t>
+      </w:r>
+    </w:p>
+    <w:p>
+      <w:pPr>
+        <w:pStyle w:val="Ttulo"/>
+        <w:numPr>
+          <w:ilvl w:val="1"/>
+          <w:numId w:val="8"/>
+        </w:numPr>
+        <w:tabs>
+          <w:tab w:val="left" w:pos="4114"/>
+        </w:tabs>
+        <w:ind w:left="851" w:hanging="142"/>
+        <w:jc w:val="both"/>
+        <w:rPr>
+          <w:rFonts w:asciiTheme="minorHAnsi" w:eastAsiaTheme="minorEastAsia" w:hAnsiTheme="minorHAnsi" w:cstheme="minorBidi"/>
+          <w:sz w:val="24"/>
+          <w:szCs w:val="24"/>
+        </w:rPr>
+      </w:pPr>
+      <w:r>
+        <w:rPr>
+          <w:rFonts w:asciiTheme="minorHAnsi" w:eastAsiaTheme="minorEastAsia" w:hAnsiTheme="minorHAnsi" w:cstheme="minorBidi"/>
+          <w:sz w:val="24"/>
+          <w:szCs w:val="24"/>
+        </w:rPr>
+        <w:t>Entornos</w:t>
+      </w:r>
+    </w:p>
+    <w:p>
+      <w:pPr>
+        <w:ind w:left="708"/>
+      </w:pPr>
+      <w:r>
+        <w:t>D</w:t>
+      </w:r>
+      <w:r>
+        <w:t>iagrama UML</w:t>
+      </w:r>
+    </w:p>
+    <w:p>
+      <w:pPr>
+        <w:ind w:left="708"/>
+      </w:pPr>
+      <w:r>
+        <w:t>P</w:t>
+      </w:r>
+      <w:r>
+        <w:t>ruebas unitarias</w:t>
+      </w:r>
+    </w:p>
+    <w:p>
+      <w:pPr>
+        <w:pStyle w:val="Ttulo"/>
+        <w:numPr>
+          <w:ilvl w:val="1"/>
+          <w:numId w:val="8"/>
+        </w:numPr>
+        <w:tabs>
+          <w:tab w:val="left" w:pos="4114"/>
+        </w:tabs>
+        <w:ind w:left="851" w:hanging="142"/>
+        <w:jc w:val="both"/>
+        <w:rPr>
+          <w:rFonts w:asciiTheme="minorHAnsi" w:eastAsiaTheme="minorEastAsia" w:hAnsiTheme="minorHAnsi" w:cstheme="minorBidi"/>
+          <w:sz w:val="24"/>
+          <w:szCs w:val="24"/>
+        </w:rPr>
+      </w:pPr>
+      <w:r>
+        <w:rPr>
+          <w:rFonts w:asciiTheme="minorHAnsi" w:eastAsiaTheme="minorEastAsia" w:hAnsiTheme="minorHAnsi" w:cstheme="minorBidi"/>
+          <w:sz w:val="24"/>
+          <w:szCs w:val="24"/>
+        </w:rPr>
+        <w:t>FOL</w:t>
+      </w:r>
+    </w:p>
+    <w:p>
+      <w:r>
+        <w:t>E</w:t>
+      </w:r>
+      <w:r>
+        <w:t>valuación de riesgos</w:t>
+      </w:r>
+    </w:p>
+    <w:p>
+      <w:r>
+        <w:t xml:space="preserve">Analizar las condiciones </w:t>
+      </w:r>
+      <w:r>
+        <w:t>labórale</w:t>
+      </w:r>
+    </w:p>
+    <w:p>
+      <w:r>
+        <w:t>Identificar las fortalezas, debilidades, amenazas y oportunidades</w:t>
+      </w:r>
+    </w:p>
+    <w:p>
+      <w:r>
+        <w:t>P</w:t>
+      </w:r>
+      <w:r>
+        <w:t>lan de acción para desarrollar las áreas de mejora y potenciar las fortalezas</w:t>
+      </w:r>
+    </w:p>
+    <w:p>
+      <w:pPr>
+        <w:pStyle w:val="Ttulo"/>
+        <w:numPr>
+          <w:ilvl w:val="1"/>
+          <w:numId w:val="8"/>
+        </w:numPr>
+        <w:tabs>
+          <w:tab w:val="left" w:pos="4114"/>
+        </w:tabs>
+        <w:ind w:left="851" w:hanging="142"/>
+        <w:jc w:val="both"/>
+        <w:rPr>
+          <w:rFonts w:asciiTheme="minorHAnsi" w:eastAsiaTheme="minorEastAsia" w:hAnsiTheme="minorHAnsi" w:cstheme="minorBidi"/>
+          <w:sz w:val="24"/>
+          <w:szCs w:val="24"/>
+        </w:rPr>
+      </w:pPr>
+      <w:r>
+        <w:rPr>
+          <w:rFonts w:asciiTheme="minorHAnsi" w:eastAsiaTheme="minorEastAsia" w:hAnsiTheme="minorHAnsi" w:cstheme="minorBidi"/>
+          <w:sz w:val="24"/>
+          <w:szCs w:val="24"/>
+        </w:rPr>
+        <w:t>Ingles</w:t>
+      </w:r>
+    </w:p>
+    <w:p>
+      <w:r>
+        <w:t>Imagen del Trello</w:t>
+      </w:r>
+    </w:p>
+    <w:p>
+      <w:pPr>
+        <w:tabs>
+          <w:tab w:val="left" w:pos="4114"/>
+        </w:tabs>
+        <w:rPr>
+          <w:rFonts w:eastAsiaTheme="minorEastAsia"/>
           <w:sz w:val="36"/>
           <w:szCs w:val="36"/>
         </w:rPr>
@@ -721,114 +1486,115 @@
         <w:pStyle w:val="Ttulo"/>
         <w:numPr>
           <w:ilvl w:val="0"/>
-          <w:numId w:val="25"/>
+          <w:numId w:val="8"/>
         </w:numPr>
         <w:tabs>
-          <w:tab w:val="left" w:leader="none" w:pos="4114"/>
-        </w:tabs>
+          <w:tab w:val="left" w:pos="4114"/>
+        </w:tabs>
+        <w:ind w:left="284" w:hanging="284"/>
         <w:jc w:val="both"/>
         <w:rPr>
-          <w:rFonts w:ascii="Aptos" w:hAnsi="Aptos" w:eastAsia="Aptos" w:cs="Aptos" w:asciiTheme="minorAscii" w:hAnsiTheme="minorAscii" w:eastAsiaTheme="minorAscii" w:cstheme="minorAscii"/>
-          <w:b w:val="1"/>
-          <w:bCs w:val="1"/>
+          <w:rFonts w:asciiTheme="minorHAnsi" w:eastAsiaTheme="minorEastAsia" w:hAnsiTheme="minorHAnsi" w:cstheme="minorBidi"/>
+          <w:b/>
+          <w:bCs/>
           <w:sz w:val="36"/>
           <w:szCs w:val="36"/>
         </w:rPr>
       </w:pPr>
       <w:r>
         <w:rPr>
-          <w:rFonts w:ascii="Aptos" w:hAnsi="Aptos" w:eastAsia="Aptos" w:cs="Aptos" w:asciiTheme="minorAscii" w:hAnsiTheme="minorAscii" w:eastAsiaTheme="minorAscii" w:cstheme="minorAscii"/>
-          <w:b w:val="1"/>
-          <w:bCs w:val="1"/>
+          <w:rFonts w:asciiTheme="minorHAnsi" w:eastAsiaTheme="minorEastAsia" w:hAnsiTheme="minorHAnsi" w:cstheme="minorBidi"/>
+          <w:b/>
+          <w:bCs/>
           <w:sz w:val="36"/>
           <w:szCs w:val="36"/>
         </w:rPr>
-        <w:t>Implementación</w:t>
-      </w:r>
-    </w:p>
-    <w:p>
-      <w:pPr>
-        <w:pStyle w:val="Normal"/>
-        <w:tabs>
-          <w:tab w:val="left" w:leader="none" w:pos="4114"/>
-        </w:tabs>
-      </w:pPr>
-    </w:p>
-    <w:p>
-      <w:pPr>
-        <w:pStyle w:val="Normal"/>
-        <w:tabs>
-          <w:tab w:val="left" w:leader="none" w:pos="4114"/>
-        </w:tabs>
-      </w:pPr>
-      <w:r>
-        <w:rPr/>
-        <w:t xml:space="preserve">Explicar las herramientas que hemos utilizado </w:t>
-      </w:r>
-      <w:r>
-        <w:rPr/>
-        <w:t>Docker</w:t>
-      </w:r>
-      <w:r>
-        <w:rPr/>
-        <w:t>,</w:t>
-      </w:r>
-      <w:r>
-        <w:rPr/>
-        <w:t xml:space="preserve">  </w:t>
-      </w:r>
-      <w:r>
-        <w:rPr/>
-        <w:t>phpmyadmin</w:t>
-      </w:r>
-      <w:r>
-        <w:rPr/>
-        <w:t>, visual</w:t>
-      </w:r>
-      <w:r>
-        <w:rPr/>
+        <w:lastRenderedPageBreak/>
+        <w:t>Ampliaciones</w:t>
+      </w:r>
+    </w:p>
+    <w:p>
+      <w:pPr>
+        <w:tabs>
+          <w:tab w:val="left" w:pos="4114"/>
+        </w:tabs>
+      </w:pPr>
+    </w:p>
+    <w:p>
+      <w:pPr>
+        <w:tabs>
+          <w:tab w:val="left" w:pos="4114"/>
+        </w:tabs>
+      </w:pPr>
+      <w:r>
+        <w:t>Aquí</w:t>
+      </w:r>
+      <w:r>
+        <w:t xml:space="preserve"> nos podemos inventar todo lo queramos hacer en un futuro como que la </w:t>
+      </w:r>
+      <w:r>
+        <w:t>página</w:t>
+      </w:r>
+      <w:r>
+        <w:t xml:space="preserve"> se pueda traducir a varios idiomas</w:t>
+      </w:r>
+      <w:r>
+        <w:t xml:space="preserve">, </w:t>
+      </w:r>
+      <w:r>
+        <w:t xml:space="preserve">ponerla en </w:t>
+      </w:r>
+      <w:proofErr w:type="gramStart"/>
+      <w:r>
+        <w:t>AWS,  usar</w:t>
+      </w:r>
+      <w:proofErr w:type="gramEnd"/>
+      <w:r>
+        <w:t xml:space="preserve"> algún </w:t>
+      </w:r>
+      <w:proofErr w:type="spellStart"/>
+      <w:r>
+        <w:t>Freamwork</w:t>
+      </w:r>
+      <w:proofErr w:type="spellEnd"/>
+      <w:r>
+        <w:t xml:space="preserve"> (Bootstrap) Poner un </w:t>
+      </w:r>
+      <w:proofErr w:type="spellStart"/>
+      <w:r>
+        <w:t>css</w:t>
+      </w:r>
+      <w:proofErr w:type="spellEnd"/>
+      <w:r>
         <w:t xml:space="preserve"> </w:t>
       </w:r>
-      <w:r>
-        <w:rPr/>
-        <w:t>u</w:t>
-      </w:r>
-      <w:r>
-        <w:rPr/>
-        <w:t xml:space="preserve"> otro </w:t>
-      </w:r>
-      <w:r>
-        <w:rPr/>
-        <w:t>ED, GIT</w:t>
-      </w:r>
-      <w:r>
-        <w:rPr/>
-        <w:t xml:space="preserve"> </w:t>
-      </w:r>
-      <w:r>
-        <w:rPr/>
-        <w:t xml:space="preserve">y algunas más si se me </w:t>
-      </w:r>
-      <w:r>
-        <w:rPr/>
-        <w:t>ha</w:t>
-      </w:r>
-      <w:r>
-        <w:rPr/>
-        <w:t xml:space="preserve"> olvidado</w:t>
-      </w:r>
-    </w:p>
-    <w:p>
-      <w:pPr>
-        <w:pStyle w:val="Normal"/>
-        <w:tabs>
-          <w:tab w:val="left" w:leader="none" w:pos="4114"/>
-        </w:tabs>
-        <w:rPr>
-          <w:rFonts w:ascii="Aptos" w:hAnsi="Aptos" w:eastAsia="Aptos" w:cs="Aptos" w:asciiTheme="minorAscii" w:hAnsiTheme="minorAscii" w:eastAsiaTheme="minorAscii" w:cstheme="minorAscii"/>
-          <w:sz w:val="36"/>
-          <w:szCs w:val="36"/>
-        </w:rPr>
+      <w:proofErr w:type="spellStart"/>
+      <w:r>
+        <w:t>mas</w:t>
+      </w:r>
+      <w:proofErr w:type="spellEnd"/>
+      <w:r>
+        <w:t xml:space="preserve"> estiloso </w:t>
+      </w:r>
+      <w:r>
+        <w:t>etc.</w:t>
+      </w:r>
+    </w:p>
+    <w:p>
+      <w:pPr>
+        <w:tabs>
+          <w:tab w:val="left" w:pos="4114"/>
+        </w:tabs>
+      </w:pPr>
+      <w:r>
+        <w:t xml:space="preserve">Que al añadir un destino el usuario pueda añadir imágenes de dicho destino </w:t>
+      </w:r>
+    </w:p>
+    <w:p>
+      <w:pPr>
+        <w:tabs>
+          <w:tab w:val="left" w:pos="4114"/>
+        </w:tabs>
       </w:pPr>
     </w:p>
     <w:p>
@@ -836,482 +1602,39 @@
         <w:pStyle w:val="Ttulo"/>
         <w:numPr>
           <w:ilvl w:val="0"/>
-          <w:numId w:val="25"/>
+          <w:numId w:val="8"/>
         </w:numPr>
         <w:tabs>
-          <w:tab w:val="left" w:leader="none" w:pos="4114"/>
-        </w:tabs>
+          <w:tab w:val="left" w:pos="4114"/>
+        </w:tabs>
+        <w:ind w:left="284" w:hanging="284"/>
         <w:jc w:val="both"/>
         <w:rPr>
-          <w:rFonts w:ascii="Aptos" w:hAnsi="Aptos" w:eastAsia="Aptos" w:cs="Aptos" w:asciiTheme="minorAscii" w:hAnsiTheme="minorAscii" w:eastAsiaTheme="minorAscii" w:cstheme="minorAscii"/>
-          <w:b w:val="1"/>
-          <w:bCs w:val="1"/>
+          <w:rFonts w:asciiTheme="minorHAnsi" w:eastAsiaTheme="minorEastAsia" w:hAnsiTheme="minorHAnsi" w:cstheme="minorBidi"/>
+          <w:b/>
+          <w:bCs/>
           <w:sz w:val="36"/>
           <w:szCs w:val="36"/>
         </w:rPr>
       </w:pPr>
       <w:r>
         <w:rPr>
-          <w:rFonts w:ascii="Aptos" w:hAnsi="Aptos" w:eastAsia="Aptos" w:cs="Aptos" w:asciiTheme="minorAscii" w:hAnsiTheme="minorAscii" w:eastAsiaTheme="minorAscii" w:cstheme="minorAscii"/>
-          <w:b w:val="1"/>
-          <w:bCs w:val="1"/>
+          <w:rFonts w:asciiTheme="minorHAnsi" w:eastAsiaTheme="minorEastAsia" w:hAnsiTheme="minorHAnsi" w:cstheme="minorBidi"/>
+          <w:b/>
+          <w:bCs/>
           <w:sz w:val="36"/>
           <w:szCs w:val="36"/>
         </w:rPr>
-        <w:t>Fases en la realización del proyecto</w:t>
-      </w:r>
-    </w:p>
-    <w:p>
-      <w:pPr>
-        <w:pStyle w:val="Normal"/>
-        <w:tabs>
-          <w:tab w:val="left" w:leader="none" w:pos="4114"/>
-        </w:tabs>
-        <w:rPr>
-          <w:rFonts w:ascii="Aptos" w:hAnsi="Aptos" w:eastAsia="Aptos" w:cs="Aptos" w:asciiTheme="minorAscii" w:hAnsiTheme="minorAscii" w:eastAsiaTheme="minorAscii" w:cstheme="minorAscii"/>
-          <w:b w:val="0"/>
-          <w:bCs w:val="0"/>
-          <w:sz w:val="36"/>
-          <w:szCs w:val="36"/>
-        </w:rPr>
-      </w:pPr>
-    </w:p>
-    <w:p>
-      <w:pPr>
-        <w:pStyle w:val="Normal"/>
-        <w:tabs>
-          <w:tab w:val="left" w:leader="none" w:pos="4114"/>
-        </w:tabs>
-        <w:rPr>
-          <w:rFonts w:ascii="Aptos" w:hAnsi="Aptos" w:eastAsia="Aptos" w:cs="Aptos" w:asciiTheme="minorAscii" w:hAnsiTheme="minorAscii" w:eastAsiaTheme="minorAscii" w:cstheme="minorAscii"/>
-          <w:b w:val="0"/>
-          <w:bCs w:val="0"/>
-          <w:sz w:val="24"/>
-          <w:szCs w:val="24"/>
-        </w:rPr>
-      </w:pPr>
-      <w:r>
-        <w:rPr>
-          <w:rFonts w:ascii="Aptos" w:hAnsi="Aptos" w:eastAsia="Aptos" w:cs="Aptos" w:asciiTheme="minorAscii" w:hAnsiTheme="minorAscii" w:eastAsiaTheme="minorAscii" w:cstheme="minorAscii"/>
-          <w:b w:val="0"/>
-          <w:bCs w:val="0"/>
-          <w:sz w:val="24"/>
-          <w:szCs w:val="24"/>
-        </w:rPr>
-        <w:t xml:space="preserve">Explicar paso a </w:t>
-      </w:r>
-      <w:r>
-        <w:rPr>
-          <w:rFonts w:ascii="Aptos" w:hAnsi="Aptos" w:eastAsia="Aptos" w:cs="Aptos" w:asciiTheme="minorAscii" w:hAnsiTheme="minorAscii" w:eastAsiaTheme="minorAscii" w:cstheme="minorAscii"/>
-          <w:b w:val="0"/>
-          <w:bCs w:val="0"/>
-          <w:sz w:val="24"/>
-          <w:szCs w:val="24"/>
-        </w:rPr>
-        <w:t>paso cosas</w:t>
-      </w:r>
-      <w:r>
-        <w:rPr>
-          <w:rFonts w:ascii="Aptos" w:hAnsi="Aptos" w:eastAsia="Aptos" w:cs="Aptos" w:asciiTheme="minorAscii" w:hAnsiTheme="minorAscii" w:eastAsiaTheme="minorAscii" w:cstheme="minorAscii"/>
-          <w:b w:val="0"/>
-          <w:bCs w:val="0"/>
-          <w:sz w:val="24"/>
-          <w:szCs w:val="24"/>
-        </w:rPr>
-        <w:t xml:space="preserve"> que hemos hecho para hacer el</w:t>
-      </w:r>
-      <w:r>
-        <w:rPr>
-          <w:rFonts w:ascii="Aptos" w:hAnsi="Aptos" w:eastAsia="Aptos" w:cs="Aptos" w:asciiTheme="minorAscii" w:hAnsiTheme="minorAscii" w:eastAsiaTheme="minorAscii" w:cstheme="minorAscii"/>
-          <w:b w:val="0"/>
-          <w:bCs w:val="0"/>
-          <w:sz w:val="24"/>
-          <w:szCs w:val="24"/>
-        </w:rPr>
-        <w:t xml:space="preserve"> diseño </w:t>
-      </w:r>
-      <w:r>
-        <w:rPr>
-          <w:rFonts w:ascii="Aptos" w:hAnsi="Aptos" w:eastAsia="Aptos" w:cs="Aptos" w:asciiTheme="minorAscii" w:hAnsiTheme="minorAscii" w:eastAsiaTheme="minorAscii" w:cstheme="minorAscii"/>
-          <w:b w:val="0"/>
-          <w:bCs w:val="0"/>
-          <w:sz w:val="24"/>
-          <w:szCs w:val="24"/>
-        </w:rPr>
-        <w:t>del HTML</w:t>
-      </w:r>
-      <w:r>
-        <w:rPr>
-          <w:rFonts w:ascii="Aptos" w:hAnsi="Aptos" w:eastAsia="Aptos" w:cs="Aptos" w:asciiTheme="minorAscii" w:hAnsiTheme="minorAscii" w:eastAsiaTheme="minorAscii" w:cstheme="minorAscii"/>
-          <w:b w:val="0"/>
-          <w:bCs w:val="0"/>
-          <w:sz w:val="24"/>
-          <w:szCs w:val="24"/>
-        </w:rPr>
-        <w:t xml:space="preserve"> </w:t>
-      </w:r>
-      <w:r>
-        <w:rPr>
-          <w:rFonts w:ascii="Aptos" w:hAnsi="Aptos" w:eastAsia="Aptos" w:cs="Aptos" w:asciiTheme="minorAscii" w:hAnsiTheme="minorAscii" w:eastAsiaTheme="minorAscii" w:cstheme="minorAscii"/>
-          <w:b w:val="0"/>
-          <w:bCs w:val="0"/>
-          <w:sz w:val="24"/>
-          <w:szCs w:val="24"/>
-        </w:rPr>
-        <w:t xml:space="preserve">explicando el </w:t>
-      </w:r>
-      <w:r>
-        <w:rPr>
-          <w:rFonts w:ascii="Aptos" w:hAnsi="Aptos" w:eastAsia="Aptos" w:cs="Aptos" w:asciiTheme="minorAscii" w:hAnsiTheme="minorAscii" w:eastAsiaTheme="minorAscii" w:cstheme="minorAscii"/>
-          <w:b w:val="0"/>
-          <w:bCs w:val="0"/>
-          <w:sz w:val="24"/>
-          <w:szCs w:val="24"/>
-        </w:rPr>
-        <w:t>código</w:t>
-      </w:r>
-    </w:p>
-    <w:p>
-      <w:pPr>
-        <w:pStyle w:val="Normal"/>
-        <w:tabs>
-          <w:tab w:val="left" w:leader="none" w:pos="4114"/>
-        </w:tabs>
-        <w:rPr>
-          <w:rFonts w:ascii="Aptos" w:hAnsi="Aptos" w:eastAsia="Aptos" w:cs="Aptos" w:asciiTheme="minorAscii" w:hAnsiTheme="minorAscii" w:eastAsiaTheme="minorAscii" w:cstheme="minorAscii"/>
-          <w:b w:val="0"/>
-          <w:bCs w:val="0"/>
-          <w:sz w:val="24"/>
-          <w:szCs w:val="24"/>
-        </w:rPr>
-      </w:pPr>
-    </w:p>
-    <w:p>
-      <w:pPr>
-        <w:pStyle w:val="Normal"/>
-        <w:tabs>
-          <w:tab w:val="left" w:leader="none" w:pos="4114"/>
-        </w:tabs>
-        <w:rPr>
-          <w:rFonts w:ascii="Aptos" w:hAnsi="Aptos" w:eastAsia="Aptos" w:cs="Aptos" w:asciiTheme="minorAscii" w:hAnsiTheme="minorAscii" w:eastAsiaTheme="minorAscii" w:cstheme="minorAscii"/>
-          <w:b w:val="0"/>
-          <w:bCs w:val="0"/>
-          <w:sz w:val="24"/>
-          <w:szCs w:val="24"/>
-        </w:rPr>
-      </w:pPr>
-      <w:r>
-        <w:rPr>
-          <w:rFonts w:ascii="Aptos" w:hAnsi="Aptos" w:eastAsia="Aptos" w:cs="Aptos" w:asciiTheme="minorAscii" w:hAnsiTheme="minorAscii" w:eastAsiaTheme="minorAscii" w:cstheme="minorAscii"/>
-          <w:b w:val="0"/>
-          <w:bCs w:val="0"/>
-          <w:sz w:val="24"/>
-          <w:szCs w:val="24"/>
-        </w:rPr>
-        <w:t xml:space="preserve">Las bases de </w:t>
-      </w:r>
-      <w:r>
-        <w:rPr>
-          <w:rFonts w:ascii="Aptos" w:hAnsi="Aptos" w:eastAsia="Aptos" w:cs="Aptos" w:asciiTheme="minorAscii" w:hAnsiTheme="minorAscii" w:eastAsiaTheme="minorAscii" w:cstheme="minorAscii"/>
-          <w:b w:val="0"/>
-          <w:bCs w:val="0"/>
-          <w:sz w:val="24"/>
-          <w:szCs w:val="24"/>
-        </w:rPr>
-        <w:t>datos modelo</w:t>
-      </w:r>
-      <w:r>
-        <w:rPr>
-          <w:rFonts w:ascii="Aptos" w:hAnsi="Aptos" w:eastAsia="Aptos" w:cs="Aptos" w:asciiTheme="minorAscii" w:hAnsiTheme="minorAscii" w:eastAsiaTheme="minorAscii" w:cstheme="minorAscii"/>
-          <w:b w:val="0"/>
-          <w:bCs w:val="0"/>
-          <w:sz w:val="24"/>
-          <w:szCs w:val="24"/>
-        </w:rPr>
-        <w:t xml:space="preserve"> entidad </w:t>
-      </w:r>
-      <w:r>
-        <w:rPr>
-          <w:rFonts w:ascii="Aptos" w:hAnsi="Aptos" w:eastAsia="Aptos" w:cs="Aptos" w:asciiTheme="minorAscii" w:hAnsiTheme="minorAscii" w:eastAsiaTheme="minorAscii" w:cstheme="minorAscii"/>
-          <w:b w:val="0"/>
-          <w:bCs w:val="0"/>
-          <w:sz w:val="24"/>
-          <w:szCs w:val="24"/>
-        </w:rPr>
-        <w:t>relación</w:t>
-      </w:r>
-      <w:r>
-        <w:rPr>
-          <w:rFonts w:ascii="Aptos" w:hAnsi="Aptos" w:eastAsia="Aptos" w:cs="Aptos" w:asciiTheme="minorAscii" w:hAnsiTheme="minorAscii" w:eastAsiaTheme="minorAscii" w:cstheme="minorAscii"/>
-          <w:b w:val="0"/>
-          <w:bCs w:val="0"/>
-          <w:sz w:val="24"/>
-          <w:szCs w:val="24"/>
-        </w:rPr>
-        <w:t xml:space="preserve"> script </w:t>
-      </w:r>
-      <w:r>
-        <w:rPr>
-          <w:rFonts w:ascii="Aptos" w:hAnsi="Aptos" w:eastAsia="Aptos" w:cs="Aptos" w:asciiTheme="minorAscii" w:hAnsiTheme="minorAscii" w:eastAsiaTheme="minorAscii" w:cstheme="minorAscii"/>
-          <w:b w:val="0"/>
-          <w:bCs w:val="0"/>
-          <w:sz w:val="24"/>
-          <w:szCs w:val="24"/>
-        </w:rPr>
-        <w:t>etc</w:t>
-      </w:r>
-      <w:r>
-        <w:rPr>
-          <w:rFonts w:ascii="Aptos" w:hAnsi="Aptos" w:eastAsia="Aptos" w:cs="Aptos" w:asciiTheme="minorAscii" w:hAnsiTheme="minorAscii" w:eastAsiaTheme="minorAscii" w:cstheme="minorAscii"/>
-          <w:b w:val="0"/>
-          <w:bCs w:val="0"/>
-          <w:sz w:val="24"/>
-          <w:szCs w:val="24"/>
-        </w:rPr>
-        <w:t xml:space="preserve"> explicando el </w:t>
-      </w:r>
-      <w:r>
-        <w:rPr>
-          <w:rFonts w:ascii="Aptos" w:hAnsi="Aptos" w:eastAsia="Aptos" w:cs="Aptos" w:asciiTheme="minorAscii" w:hAnsiTheme="minorAscii" w:eastAsiaTheme="minorAscii" w:cstheme="minorAscii"/>
-          <w:b w:val="0"/>
-          <w:bCs w:val="0"/>
-          <w:sz w:val="24"/>
-          <w:szCs w:val="24"/>
-        </w:rPr>
-        <w:t>porqué</w:t>
-      </w:r>
-      <w:r>
-        <w:rPr>
-          <w:rFonts w:ascii="Aptos" w:hAnsi="Aptos" w:eastAsia="Aptos" w:cs="Aptos" w:asciiTheme="minorAscii" w:hAnsiTheme="minorAscii" w:eastAsiaTheme="minorAscii" w:cstheme="minorAscii"/>
-          <w:b w:val="0"/>
-          <w:bCs w:val="0"/>
-          <w:sz w:val="24"/>
-          <w:szCs w:val="24"/>
-        </w:rPr>
-        <w:t xml:space="preserve"> de cada campo </w:t>
-      </w:r>
-      <w:r>
-        <w:rPr>
-          <w:rFonts w:ascii="Aptos" w:hAnsi="Aptos" w:eastAsia="Aptos" w:cs="Aptos" w:asciiTheme="minorAscii" w:hAnsiTheme="minorAscii" w:eastAsiaTheme="minorAscii" w:cstheme="minorAscii"/>
-          <w:b w:val="0"/>
-          <w:bCs w:val="0"/>
-          <w:sz w:val="24"/>
-          <w:szCs w:val="24"/>
-        </w:rPr>
-        <w:t>integer</w:t>
-      </w:r>
-      <w:r>
-        <w:rPr>
-          <w:rFonts w:ascii="Aptos" w:hAnsi="Aptos" w:eastAsia="Aptos" w:cs="Aptos" w:asciiTheme="minorAscii" w:hAnsiTheme="minorAscii" w:eastAsiaTheme="minorAscii" w:cstheme="minorAscii"/>
-          <w:b w:val="0"/>
-          <w:bCs w:val="0"/>
-          <w:sz w:val="24"/>
-          <w:szCs w:val="24"/>
-        </w:rPr>
-        <w:t xml:space="preserve"> </w:t>
-      </w:r>
-      <w:r>
-        <w:rPr>
-          <w:rFonts w:ascii="Aptos" w:hAnsi="Aptos" w:eastAsia="Aptos" w:cs="Aptos" w:asciiTheme="minorAscii" w:hAnsiTheme="minorAscii" w:eastAsiaTheme="minorAscii" w:cstheme="minorAscii"/>
-          <w:b w:val="0"/>
-          <w:bCs w:val="0"/>
-          <w:sz w:val="24"/>
-          <w:szCs w:val="24"/>
-        </w:rPr>
-        <w:t>varchar</w:t>
-      </w:r>
-      <w:r>
-        <w:rPr>
-          <w:rFonts w:ascii="Aptos" w:hAnsi="Aptos" w:eastAsia="Aptos" w:cs="Aptos" w:asciiTheme="minorAscii" w:hAnsiTheme="minorAscii" w:eastAsiaTheme="minorAscii" w:cstheme="minorAscii"/>
-          <w:b w:val="0"/>
-          <w:bCs w:val="0"/>
-          <w:sz w:val="24"/>
-          <w:szCs w:val="24"/>
-        </w:rPr>
-        <w:t xml:space="preserve"> </w:t>
-      </w:r>
-      <w:r>
-        <w:rPr>
-          <w:rFonts w:ascii="Aptos" w:hAnsi="Aptos" w:eastAsia="Aptos" w:cs="Aptos" w:asciiTheme="minorAscii" w:hAnsiTheme="minorAscii" w:eastAsiaTheme="minorAscii" w:cstheme="minorAscii"/>
-          <w:b w:val="0"/>
-          <w:bCs w:val="0"/>
-          <w:sz w:val="24"/>
-          <w:szCs w:val="24"/>
-        </w:rPr>
-        <w:t>etc</w:t>
-      </w:r>
-    </w:p>
-    <w:p>
-      <w:pPr>
-        <w:pStyle w:val="Normal"/>
-        <w:tabs>
-          <w:tab w:val="left" w:leader="none" w:pos="4114"/>
-        </w:tabs>
-        <w:rPr>
-          <w:rFonts w:ascii="Aptos" w:hAnsi="Aptos" w:eastAsia="Aptos" w:cs="Aptos" w:asciiTheme="minorAscii" w:hAnsiTheme="minorAscii" w:eastAsiaTheme="minorAscii" w:cstheme="minorAscii"/>
-          <w:b w:val="0"/>
-          <w:bCs w:val="0"/>
-          <w:sz w:val="24"/>
-          <w:szCs w:val="24"/>
-        </w:rPr>
-      </w:pPr>
-    </w:p>
-    <w:p>
-      <w:pPr>
-        <w:pStyle w:val="Normal"/>
-        <w:tabs>
-          <w:tab w:val="left" w:leader="none" w:pos="4114"/>
-        </w:tabs>
-        <w:rPr>
-          <w:rFonts w:ascii="Aptos" w:hAnsi="Aptos" w:eastAsia="Aptos" w:cs="Aptos" w:asciiTheme="minorAscii" w:hAnsiTheme="minorAscii" w:eastAsiaTheme="minorAscii" w:cstheme="minorAscii"/>
-          <w:b w:val="0"/>
-          <w:bCs w:val="0"/>
-          <w:sz w:val="24"/>
-          <w:szCs w:val="24"/>
-        </w:rPr>
-      </w:pPr>
-      <w:r>
-        <w:rPr>
-          <w:rFonts w:ascii="Aptos" w:hAnsi="Aptos" w:eastAsia="Aptos" w:cs="Aptos" w:asciiTheme="minorAscii" w:hAnsiTheme="minorAscii" w:eastAsiaTheme="minorAscii" w:cstheme="minorAscii"/>
-          <w:b w:val="0"/>
-          <w:bCs w:val="0"/>
-          <w:sz w:val="24"/>
-          <w:szCs w:val="24"/>
-        </w:rPr>
-        <w:t>Programación</w:t>
-      </w:r>
-      <w:r>
-        <w:rPr>
-          <w:rFonts w:ascii="Aptos" w:hAnsi="Aptos" w:eastAsia="Aptos" w:cs="Aptos" w:asciiTheme="minorAscii" w:hAnsiTheme="minorAscii" w:eastAsiaTheme="minorAscii" w:cstheme="minorAscii"/>
-          <w:b w:val="0"/>
-          <w:bCs w:val="0"/>
-          <w:sz w:val="24"/>
-          <w:szCs w:val="24"/>
-        </w:rPr>
-        <w:t xml:space="preserve"> </w:t>
-      </w:r>
-      <w:r>
-        <w:rPr>
-          <w:rFonts w:ascii="Aptos" w:hAnsi="Aptos" w:eastAsia="Aptos" w:cs="Aptos" w:asciiTheme="minorAscii" w:hAnsiTheme="minorAscii" w:eastAsiaTheme="minorAscii" w:cstheme="minorAscii"/>
-          <w:b w:val="0"/>
-          <w:bCs w:val="0"/>
-          <w:sz w:val="24"/>
-          <w:szCs w:val="24"/>
-        </w:rPr>
-        <w:t>conexión</w:t>
-      </w:r>
-      <w:r>
-        <w:rPr>
-          <w:rFonts w:ascii="Aptos" w:hAnsi="Aptos" w:eastAsia="Aptos" w:cs="Aptos" w:asciiTheme="minorAscii" w:hAnsiTheme="minorAscii" w:eastAsiaTheme="minorAscii" w:cstheme="minorAscii"/>
-          <w:b w:val="0"/>
-          <w:bCs w:val="0"/>
-          <w:sz w:val="24"/>
-          <w:szCs w:val="24"/>
-        </w:rPr>
-        <w:t xml:space="preserve"> a la </w:t>
-      </w:r>
-      <w:r>
-        <w:rPr>
-          <w:rFonts w:ascii="Aptos" w:hAnsi="Aptos" w:eastAsia="Aptos" w:cs="Aptos" w:asciiTheme="minorAscii" w:hAnsiTheme="minorAscii" w:eastAsiaTheme="minorAscii" w:cstheme="minorAscii"/>
-          <w:b w:val="0"/>
-          <w:bCs w:val="0"/>
-          <w:sz w:val="24"/>
-          <w:szCs w:val="24"/>
-        </w:rPr>
-        <w:t>bd</w:t>
-      </w:r>
-      <w:r>
-        <w:rPr>
-          <w:rFonts w:ascii="Aptos" w:hAnsi="Aptos" w:eastAsia="Aptos" w:cs="Aptos" w:asciiTheme="minorAscii" w:hAnsiTheme="minorAscii" w:eastAsiaTheme="minorAscii" w:cstheme="minorAscii"/>
-          <w:b w:val="0"/>
-          <w:bCs w:val="0"/>
-          <w:sz w:val="24"/>
-          <w:szCs w:val="24"/>
-        </w:rPr>
-        <w:t xml:space="preserve">  entidades y controller</w:t>
-      </w:r>
-      <w:r>
-        <w:rPr>
-          <w:rFonts w:ascii="Aptos" w:hAnsi="Aptos" w:eastAsia="Aptos" w:cs="Aptos" w:asciiTheme="minorAscii" w:hAnsiTheme="minorAscii" w:eastAsiaTheme="minorAscii" w:cstheme="minorAscii"/>
-          <w:b w:val="0"/>
-          <w:bCs w:val="0"/>
-          <w:sz w:val="24"/>
-          <w:szCs w:val="24"/>
-        </w:rPr>
-        <w:t xml:space="preserve"> explicando el codigo </w:t>
-      </w:r>
-    </w:p>
-    <w:p>
-      <w:pPr>
-        <w:pStyle w:val="Normal"/>
-        <w:tabs>
-          <w:tab w:val="left" w:leader="none" w:pos="4114"/>
-        </w:tabs>
-        <w:rPr>
-          <w:rFonts w:ascii="Aptos" w:hAnsi="Aptos" w:eastAsia="Aptos" w:cs="Aptos" w:asciiTheme="minorAscii" w:hAnsiTheme="minorAscii" w:eastAsiaTheme="minorAscii" w:cstheme="minorAscii"/>
-          <w:b w:val="0"/>
-          <w:bCs w:val="0"/>
-          <w:sz w:val="24"/>
-          <w:szCs w:val="24"/>
-        </w:rPr>
-      </w:pPr>
-    </w:p>
-    <w:p>
-      <w:pPr>
-        <w:pStyle w:val="Normal"/>
-        <w:tabs>
-          <w:tab w:val="left" w:leader="none" w:pos="4114"/>
-        </w:tabs>
-        <w:rPr>
-          <w:rFonts w:ascii="Aptos" w:hAnsi="Aptos" w:eastAsia="Aptos" w:cs="Aptos" w:asciiTheme="minorAscii" w:hAnsiTheme="minorAscii" w:eastAsiaTheme="minorAscii" w:cstheme="minorAscii"/>
-          <w:b w:val="0"/>
-          <w:bCs w:val="0"/>
-          <w:sz w:val="24"/>
-          <w:szCs w:val="24"/>
-        </w:rPr>
-      </w:pPr>
-      <w:r>
-        <w:rPr>
-          <w:rFonts w:ascii="Aptos" w:hAnsi="Aptos" w:eastAsia="Aptos" w:cs="Aptos" w:asciiTheme="minorAscii" w:hAnsiTheme="minorAscii" w:eastAsiaTheme="minorAscii" w:cstheme="minorAscii"/>
-          <w:b w:val="0"/>
-          <w:bCs w:val="0"/>
-          <w:sz w:val="24"/>
-          <w:szCs w:val="24"/>
-        </w:rPr>
-        <w:t>Entornos diagrama y pruebas</w:t>
-      </w:r>
-      <w:r>
-        <w:rPr>
-          <w:rFonts w:ascii="Aptos" w:hAnsi="Aptos" w:eastAsia="Aptos" w:cs="Aptos" w:asciiTheme="minorAscii" w:hAnsiTheme="minorAscii" w:eastAsiaTheme="minorAscii" w:cstheme="minorAscii"/>
-          <w:b w:val="0"/>
-          <w:bCs w:val="0"/>
-          <w:sz w:val="24"/>
-          <w:szCs w:val="24"/>
-        </w:rPr>
-        <w:t xml:space="preserve"> unitarias</w:t>
-      </w:r>
-    </w:p>
-    <w:p>
-      <w:pPr>
-        <w:pStyle w:val="Normal"/>
-        <w:tabs>
-          <w:tab w:val="left" w:leader="none" w:pos="4114"/>
-        </w:tabs>
-        <w:rPr>
-          <w:rFonts w:ascii="Aptos" w:hAnsi="Aptos" w:eastAsia="Aptos" w:cs="Aptos" w:asciiTheme="minorAscii" w:hAnsiTheme="minorAscii" w:eastAsiaTheme="minorAscii" w:cstheme="minorAscii"/>
-          <w:sz w:val="36"/>
-          <w:szCs w:val="36"/>
-        </w:rPr>
-      </w:pPr>
-    </w:p>
-    <w:p>
-      <w:pPr>
-        <w:pStyle w:val="Normal"/>
-        <w:tabs>
-          <w:tab w:val="left" w:leader="none" w:pos="4114"/>
-        </w:tabs>
-        <w:rPr>
-          <w:rFonts w:ascii="Aptos" w:hAnsi="Aptos" w:eastAsia="Aptos" w:cs="Aptos" w:asciiTheme="minorAscii" w:hAnsiTheme="minorAscii" w:eastAsiaTheme="minorAscii" w:cstheme="minorAscii"/>
+        <w:t>Conclusiones</w:t>
+      </w:r>
+    </w:p>
+    <w:p>
+      <w:pPr>
+        <w:tabs>
+          <w:tab w:val="left" w:pos="4114"/>
+        </w:tabs>
+        <w:rPr>
+          <w:rFonts w:eastAsiaTheme="minorEastAsia"/>
           <w:sz w:val="36"/>
           <w:szCs w:val="36"/>
         </w:rPr>
@@ -1322,157 +1645,36 @@
         <w:pStyle w:val="Ttulo"/>
         <w:numPr>
           <w:ilvl w:val="0"/>
-          <w:numId w:val="25"/>
+          <w:numId w:val="8"/>
         </w:numPr>
         <w:tabs>
-          <w:tab w:val="left" w:leader="none" w:pos="4114"/>
-        </w:tabs>
+          <w:tab w:val="left" w:pos="4114"/>
+        </w:tabs>
+        <w:ind w:left="284" w:hanging="284"/>
         <w:jc w:val="both"/>
         <w:rPr>
-          <w:rFonts w:ascii="Aptos" w:hAnsi="Aptos" w:eastAsia="Aptos" w:cs="Aptos" w:asciiTheme="minorAscii" w:hAnsiTheme="minorAscii" w:eastAsiaTheme="minorAscii" w:cstheme="minorAscii"/>
-          <w:b w:val="1"/>
-          <w:bCs w:val="1"/>
+          <w:rFonts w:asciiTheme="minorHAnsi" w:eastAsiaTheme="minorEastAsia" w:hAnsiTheme="minorHAnsi" w:cstheme="minorBidi"/>
+          <w:b/>
+          <w:bCs/>
           <w:sz w:val="36"/>
           <w:szCs w:val="36"/>
         </w:rPr>
       </w:pPr>
       <w:r>
         <w:rPr>
-          <w:rFonts w:ascii="Aptos" w:hAnsi="Aptos" w:eastAsia="Aptos" w:cs="Aptos" w:asciiTheme="minorAscii" w:hAnsiTheme="minorAscii" w:eastAsiaTheme="minorAscii" w:cstheme="minorAscii"/>
-          <w:b w:val="1"/>
-          <w:bCs w:val="1"/>
+          <w:rFonts w:asciiTheme="minorHAnsi" w:eastAsiaTheme="minorEastAsia" w:hAnsiTheme="minorHAnsi" w:cstheme="minorBidi"/>
+          <w:b/>
+          <w:bCs/>
           <w:sz w:val="36"/>
           <w:szCs w:val="36"/>
         </w:rPr>
-        <w:t>Ampliaciones</w:t>
-      </w:r>
-    </w:p>
-    <w:p>
-      <w:pPr>
-        <w:pStyle w:val="Normal"/>
-        <w:tabs>
-          <w:tab w:val="left" w:leader="none" w:pos="4114"/>
-        </w:tabs>
-      </w:pPr>
-    </w:p>
-    <w:p>
-      <w:pPr>
-        <w:pStyle w:val="Normal"/>
-        <w:tabs>
-          <w:tab w:val="left" w:leader="none" w:pos="4114"/>
-        </w:tabs>
-      </w:pPr>
-      <w:r>
-        <w:rPr/>
-        <w:t>Aquí</w:t>
-      </w:r>
-      <w:r>
-        <w:rPr/>
-        <w:t xml:space="preserve"> nos podemos inventar todo lo queramos hacer en un futuro como que la </w:t>
-      </w:r>
-      <w:r>
-        <w:rPr/>
-        <w:t>página</w:t>
-      </w:r>
-      <w:r>
-        <w:rPr/>
-        <w:t xml:space="preserve"> se pueda traducir a varios idiomas</w:t>
-      </w:r>
-      <w:r>
-        <w:rPr/>
-        <w:t xml:space="preserve"> </w:t>
-      </w:r>
-      <w:r>
-        <w:rPr/>
-        <w:t>etc.</w:t>
-      </w:r>
-    </w:p>
-    <w:p>
-      <w:pPr>
-        <w:pStyle w:val="Normal"/>
-        <w:tabs>
-          <w:tab w:val="left" w:leader="none" w:pos="4114"/>
-        </w:tabs>
-      </w:pPr>
-    </w:p>
-    <w:p>
-      <w:pPr>
-        <w:pStyle w:val="Ttulo"/>
-        <w:numPr>
-          <w:ilvl w:val="0"/>
-          <w:numId w:val="25"/>
-        </w:numPr>
-        <w:tabs>
-          <w:tab w:val="left" w:leader="none" w:pos="4114"/>
-        </w:tabs>
-        <w:jc w:val="both"/>
-        <w:rPr>
-          <w:rFonts w:ascii="Aptos" w:hAnsi="Aptos" w:eastAsia="Aptos" w:cs="Aptos" w:asciiTheme="minorAscii" w:hAnsiTheme="minorAscii" w:eastAsiaTheme="minorAscii" w:cstheme="minorAscii"/>
-          <w:b w:val="1"/>
-          <w:bCs w:val="1"/>
-          <w:sz w:val="36"/>
-          <w:szCs w:val="36"/>
-        </w:rPr>
-      </w:pPr>
-      <w:r>
-        <w:rPr>
-          <w:rFonts w:ascii="Aptos" w:hAnsi="Aptos" w:eastAsia="Aptos" w:cs="Aptos" w:asciiTheme="minorAscii" w:hAnsiTheme="minorAscii" w:eastAsiaTheme="minorAscii" w:cstheme="minorAscii"/>
-          <w:b w:val="1"/>
-          <w:bCs w:val="1"/>
-          <w:sz w:val="36"/>
-          <w:szCs w:val="36"/>
-        </w:rPr>
-        <w:t>Conclusiones</w:t>
-      </w:r>
-    </w:p>
-    <w:p>
-      <w:pPr>
-        <w:pStyle w:val="Normal"/>
-        <w:tabs>
-          <w:tab w:val="left" w:leader="none" w:pos="4114"/>
-        </w:tabs>
-        <w:rPr>
-          <w:rFonts w:ascii="Aptos" w:hAnsi="Aptos" w:eastAsia="Aptos" w:cs="Aptos" w:asciiTheme="minorAscii" w:hAnsiTheme="minorAscii" w:eastAsiaTheme="minorAscii" w:cstheme="minorAscii"/>
-          <w:sz w:val="36"/>
-          <w:szCs w:val="36"/>
-        </w:rPr>
-      </w:pPr>
-    </w:p>
-    <w:p>
-      <w:pPr>
-        <w:pStyle w:val="Ttulo"/>
-        <w:numPr>
-          <w:ilvl w:val="0"/>
-          <w:numId w:val="25"/>
-        </w:numPr>
-        <w:tabs>
-          <w:tab w:val="left" w:leader="none" w:pos="4114"/>
-        </w:tabs>
-        <w:jc w:val="both"/>
-        <w:rPr>
-          <w:rFonts w:ascii="Aptos" w:hAnsi="Aptos" w:eastAsia="Aptos" w:cs="Aptos" w:asciiTheme="minorAscii" w:hAnsiTheme="minorAscii" w:eastAsiaTheme="minorAscii" w:cstheme="minorAscii"/>
-          <w:b w:val="1"/>
-          <w:bCs w:val="1"/>
-          <w:sz w:val="36"/>
-          <w:szCs w:val="36"/>
-        </w:rPr>
-      </w:pPr>
-      <w:r>
-        <w:rPr>
-          <w:rFonts w:ascii="Aptos" w:hAnsi="Aptos" w:eastAsia="Aptos" w:cs="Aptos" w:asciiTheme="minorAscii" w:hAnsiTheme="minorAscii" w:eastAsiaTheme="minorAscii" w:cstheme="minorAscii"/>
-          <w:b w:val="1"/>
-          <w:bCs w:val="1"/>
-          <w:sz w:val="36"/>
-          <w:szCs w:val="36"/>
-        </w:rPr>
         <w:t>Biografía y Webgrafía</w:t>
       </w:r>
     </w:p>
     <w:p>
       <w:pPr>
-        <w:pStyle w:val="Normal"/>
-        <w:tabs>
-          <w:tab w:val="left" w:leader="none" w:pos="4114"/>
+        <w:tabs>
+          <w:tab w:val="left" w:pos="4114"/>
         </w:tabs>
       </w:pPr>
     </w:p>
@@ -1481,76 +1683,65 @@
         <w:pStyle w:val="Prrafodelista"/>
         <w:numPr>
           <w:ilvl w:val="0"/>
-          <w:numId w:val="32"/>
+          <w:numId w:val="1"/>
         </w:numPr>
         <w:tabs>
-          <w:tab w:val="left" w:leader="none" w:pos="4114"/>
-        </w:tabs>
-        <w:rPr/>
-      </w:pPr>
-      <w:r>
-        <w:rPr/>
+          <w:tab w:val="left" w:pos="4114"/>
+        </w:tabs>
+      </w:pPr>
+      <w:r>
         <w:t>Biografía</w:t>
       </w:r>
     </w:p>
     <w:p>
       <w:pPr>
-        <w:pStyle w:val="Normal"/>
-        <w:tabs>
-          <w:tab w:val="left" w:leader="none" w:pos="4114"/>
+        <w:tabs>
+          <w:tab w:val="left" w:pos="4114"/>
         </w:tabs>
         <w:ind w:left="720"/>
       </w:pPr>
     </w:p>
     <w:p>
       <w:pPr>
-        <w:pStyle w:val="Normal"/>
-        <w:tabs>
-          <w:tab w:val="left" w:leader="none" w:pos="4114"/>
+        <w:tabs>
+          <w:tab w:val="left" w:pos="4114"/>
         </w:tabs>
         <w:ind w:left="360" w:firstLine="708"/>
       </w:pPr>
       <w:r>
-        <w:rPr/>
         <w:t>Todos los recursos de los profesores</w:t>
       </w:r>
     </w:p>
     <w:p>
       <w:pPr>
-        <w:pStyle w:val="Normal"/>
-        <w:tabs>
-          <w:tab w:val="left" w:leader="none" w:pos="4114"/>
+        <w:tabs>
+          <w:tab w:val="left" w:pos="4114"/>
         </w:tabs>
         <w:ind w:left="360" w:firstLine="708"/>
       </w:pPr>
     </w:p>
     <w:p>
       <w:pPr>
-        <w:pStyle w:val="Normal"/>
-        <w:tabs>
-          <w:tab w:val="left" w:leader="none" w:pos="4114"/>
+        <w:tabs>
+          <w:tab w:val="left" w:pos="4114"/>
         </w:tabs>
         <w:ind w:left="360" w:firstLine="708"/>
       </w:pPr>
       <w:r>
-        <w:rPr/>
         <w:t xml:space="preserve">Ejemplo </w:t>
       </w:r>
       <w:r>
-        <w:rPr/>
         <w:t>de cuando estaba en haciendo yo mi proyecto</w:t>
       </w:r>
     </w:p>
     <w:p>
       <w:pPr>
-        <w:pStyle w:val="Normal"/>
-        <w:tabs>
-          <w:tab w:val="left" w:leader="none" w:pos="4114"/>
+        <w:tabs>
+          <w:tab w:val="left" w:pos="4114"/>
         </w:tabs>
         <w:ind w:left="643" w:hanging="283"/>
       </w:pPr>
       <w:r>
-        <w:rPr/>
         <w:t xml:space="preserve">Pérez González, Pablo (2022). Validación de Formularios en PHP. Enlace: </w:t>
       </w:r>
       <w:r>
@@ -1560,19 +1751,13 @@
         <w:tab/>
       </w:r>
       <w:r>
-        <w:rPr/>
-        <w:t xml:space="preserve">https://aules.edu.gva.es/fp/pluginfile.php/3145797/mod_resource/content/0/Tema%206.%20Validaci%C3%B3%20de%20formularis%20en%20PHP.pdf </w:t>
-      </w:r>
-      <w:r>
-        <w:rPr/>
-        <w:t>[Recuperado el 15/02/2022].</w:t>
-      </w:r>
-    </w:p>
-    <w:p>
-      <w:pPr>
-        <w:pStyle w:val="Normal"/>
-        <w:tabs>
-          <w:tab w:val="left" w:leader="none" w:pos="4114"/>
+        <w:t>https://aules.edu.gva.es/fp/pluginfile.php/3145797/mod_resource/content/0/Tema%206.%20Validaci%C3%B3%20de%20formularis%20en%20PHP.pdf [Recuperado el 15/02/2022].</w:t>
+      </w:r>
+    </w:p>
+    <w:p>
+      <w:pPr>
+        <w:tabs>
+          <w:tab w:val="left" w:pos="4114"/>
         </w:tabs>
         <w:ind w:left="360" w:firstLine="708"/>
       </w:pPr>
@@ -1581,7 +1766,7 @@
       <w:pPr>
         <w:pStyle w:val="Prrafodelista"/>
         <w:tabs>
-          <w:tab w:val="left" w:leader="none" w:pos="4114"/>
+          <w:tab w:val="left" w:pos="4114"/>
         </w:tabs>
         <w:ind w:left="1068"/>
       </w:pPr>
@@ -1591,15 +1776,13 @@
         <w:pStyle w:val="Prrafodelista"/>
         <w:numPr>
           <w:ilvl w:val="0"/>
-          <w:numId w:val="32"/>
+          <w:numId w:val="1"/>
         </w:numPr>
         <w:tabs>
-          <w:tab w:val="left" w:leader="none" w:pos="4114"/>
-        </w:tabs>
-        <w:rPr/>
-      </w:pPr>
-      <w:r>
-        <w:rPr/>
+          <w:tab w:val="left" w:pos="4114"/>
+        </w:tabs>
+      </w:pPr>
+      <w:r>
         <w:t>Webgrafía</w:t>
       </w:r>
     </w:p>
@@ -1607,7 +1790,7 @@
       <w:pPr>
         <w:pStyle w:val="Prrafodelista"/>
         <w:tabs>
-          <w:tab w:val="left" w:leader="none" w:pos="4114"/>
+          <w:tab w:val="left" w:pos="4114"/>
         </w:tabs>
         <w:ind w:left="1068"/>
       </w:pPr>
@@ -1616,28 +1799,19 @@
       <w:pPr>
         <w:pStyle w:val="Prrafodelista"/>
         <w:tabs>
-          <w:tab w:val="left" w:leader="none" w:pos="4114"/>
+          <w:tab w:val="left" w:pos="4114"/>
         </w:tabs>
         <w:ind w:left="1068"/>
       </w:pPr>
       <w:r>
-        <w:rPr/>
-        <w:t xml:space="preserve">Todos los recursos que </w:t>
-      </w:r>
-      <w:r>
-        <w:rPr/>
-        <w:t>encontréis</w:t>
-      </w:r>
-      <w:r>
-        <w:rPr/>
-        <w:t xml:space="preserve"> por internet</w:t>
+        <w:t>Todos los recursos que encontréis por internet</w:t>
       </w:r>
     </w:p>
     <w:p>
       <w:pPr>
         <w:pStyle w:val="Prrafodelista"/>
         <w:tabs>
-          <w:tab w:val="left" w:leader="none" w:pos="4114"/>
+          <w:tab w:val="left" w:pos="4114"/>
         </w:tabs>
         <w:ind w:left="1068"/>
       </w:pPr>
@@ -1646,12 +1820,11 @@
       <w:pPr>
         <w:pStyle w:val="Prrafodelista"/>
         <w:tabs>
-          <w:tab w:val="left" w:leader="none" w:pos="4114"/>
+          <w:tab w:val="left" w:pos="4114"/>
         </w:tabs>
         <w:ind w:left="1068"/>
       </w:pPr>
       <w:r>
-        <w:rPr/>
         <w:t xml:space="preserve">Ejemplo </w:t>
       </w:r>
     </w:p>
@@ -1659,30 +1832,29 @@
       <w:pPr>
         <w:pStyle w:val="Prrafodelista"/>
         <w:tabs>
-          <w:tab w:val="left" w:leader="none" w:pos="4114"/>
+          <w:tab w:val="left" w:pos="4114"/>
         </w:tabs>
         <w:ind w:left="1351" w:hanging="283"/>
       </w:pPr>
       <w:r>
-        <w:rPr/>
         <w:t xml:space="preserve">Bootstrap (2022). </w:t>
       </w:r>
-      <w:r>
-        <w:rPr/>
+      <w:proofErr w:type="spellStart"/>
+      <w:r>
         <w:t>Icons</w:t>
       </w:r>
-      <w:r>
-        <w:rPr/>
+      <w:proofErr w:type="spellEnd"/>
+      <w:r>
         <w:t xml:space="preserve">. Enlace: https://getbootstrap.com/docs/5.0/extend/icons/   </w:t>
       </w:r>
-      <w:bookmarkStart w:name="_Int_kR8dLIFP" w:id="1549985648"/>
-      <w:r>
-        <w:rPr/>
+      <w:bookmarkStart w:id="0" w:name="_Int_kR8dLIFP"/>
+      <w:proofErr w:type="gramStart"/>
+      <w:r>
         <w:t xml:space="preserve">   [</w:t>
       </w:r>
-      <w:bookmarkEnd w:id="1549985648"/>
-      <w:r>
-        <w:rPr/>
+      <w:bookmarkEnd w:id="0"/>
+      <w:proofErr w:type="gramEnd"/>
+      <w:r>
         <w:t>Recuperado el 13/04/2022].</w:t>
       </w:r>
     </w:p>
@@ -1690,16 +1862,15 @@
       <w:pPr>
         <w:pStyle w:val="Prrafodelista"/>
         <w:tabs>
-          <w:tab w:val="left" w:leader="none" w:pos="4114"/>
+          <w:tab w:val="left" w:pos="4114"/>
         </w:tabs>
         <w:ind w:left="1068"/>
       </w:pPr>
     </w:p>
     <w:p>
       <w:pPr>
-        <w:pStyle w:val="Normal"/>
-        <w:tabs>
-          <w:tab w:val="left" w:leader="none" w:pos="4114"/>
+        <w:tabs>
+          <w:tab w:val="left" w:pos="4114"/>
         </w:tabs>
         <w:ind w:left="1068"/>
       </w:pPr>
@@ -1754,14 +1925,13 @@
     </w:p>
     <w:p>
       <w:pPr>
-        <w:pStyle w:val="Normal"/>
-        <w:tabs>
-          <w:tab w:val="left" w:leader="none" w:pos="4114"/>
-        </w:tabs>
-        <w:rPr>
-          <w:b w:val="1"/>
-          <w:bCs w:val="1"/>
-          <w:color w:val="156082" w:themeColor="accent1" w:themeTint="FF" w:themeShade="FF"/>
+        <w:tabs>
+          <w:tab w:val="left" w:pos="4114"/>
+        </w:tabs>
+        <w:rPr>
+          <w:b/>
+          <w:bCs/>
+          <w:color w:val="156082" w:themeColor="accent1"/>
         </w:rPr>
       </w:pPr>
     </w:p>
@@ -1769,12 +1939,12 @@
       <w:headerReference w:type="default" r:id="rId8"/>
       <w:footerReference w:type="default" r:id="rId9"/>
       <w:headerReference w:type="first" r:id="rId10"/>
-      <w:pgSz w:w="11906" w:h="16838" w:orient="portrait"/>
+      <w:footerReference w:type="first" r:id="rId11"/>
+      <w:pgSz w:w="11906" w:h="16838"/>
       <w:pgMar w:top="720" w:right="720" w:bottom="720" w:left="720" w:header="510" w:footer="227" w:gutter="0"/>
       <w:cols w:space="708"/>
       <w:titlePg/>
       <w:docGrid w:linePitch="360"/>
-      <w:footerReference w:type="first" r:id="Rb9bd1ce098d94e9b"/>
     </w:sectPr>
   </w:body>
 </w:document>
@@ -1806,7 +1976,7 @@
 </file>
 
 <file path=word/footer1.xml><?xml version="1.0" encoding="utf-8"?>
-<w:ftr xmlns:wpc="http://schemas.microsoft.com/office/word/2010/wordprocessingCanvas" xmlns:cx="http://schemas.microsoft.com/office/drawing/2014/chartex" xmlns:cx1="http://schemas.microsoft.com/office/drawing/2015/9/8/chartex" xmlns:cx2="http://schemas.microsoft.com/office/drawing/2015/10/21/chartex" xmlns:cx3="http://schemas.microsoft.com/office/drawing/2016/5/9/chartex" xmlns:cx4="http://schemas.microsoft.com/office/drawing/2016/5/10/chartex" xmlns:cx5="http://schemas.microsoft.com/office/drawing/2016/5/11/chartex" xmlns:cx6="http://schemas.microsoft.com/office/drawing/2016/5/12/chartex" xmlns:cx7="http://schemas.microsoft.com/office/drawing/2016/5/13/chartex" xmlns:cx8="http://schemas.microsoft.com/office/drawing/2016/5/14/chartex" xmlns:mc="http://schemas.openxmlformats.org/markup-compatibility/2006" xmlns:aink="http://schemas.microsoft.com/office/drawing/2016/ink" xmlns:am3d="http://schemas.microsoft.com/office/drawing/2017/model3d" xmlns:o="urn:schemas-microsoft-com:office:office" xmlns:oel="http://schemas.microsoft.com/office/2019/extlst" xmlns:r="http://schemas.openxmlformats.org/officeDocument/2006/relationships" xmlns:m="http://schemas.openxmlformats.org/officeDocument/2006/math" xmlns:v="urn:schemas-microsoft-com:vml" xmlns:wp14="http://schemas.microsoft.com/office/word/2010/wordprocessingDrawing" xmlns:wp="http://schemas.openxmlformats.org/drawingml/2006/wordprocessingDrawing" xmlns:w10="urn:schemas-microsoft-com:office:word" xmlns:w="http://schemas.openxmlformats.org/wordprocessingml/2006/main" xmlns:w14="http://schemas.microsoft.com/office/word/2010/wordml" xmlns:w15="http://schemas.microsoft.com/office/word/2012/wordml" xmlns:w16cex="http://schemas.microsoft.com/office/word/2018/wordml/cex" xmlns:w16cid="http://schemas.microsoft.com/office/word/2016/wordml/cid" xmlns:w16="http://schemas.microsoft.com/office/word/2018/wordml" xmlns:w16du="http://schemas.microsoft.com/office/word/2023/wordml/word16du" xmlns:w16sdtdh="http://schemas.microsoft.com/office/word/2020/wordml/sdtdatahash" xmlns:w16sdtfl="http://schemas.microsoft.com/office/word/2024/wordml/sdtformatlock" xmlns:w16se="http://schemas.microsoft.com/office/word/2015/wordml/symex" xmlns:wpg="http://schemas.microsoft.com/office/word/2010/wordprocessingGroup" xmlns:wpi="http://schemas.microsoft.com/office/word/2010/wordprocessingInk" xmlns:wne="http://schemas.microsoft.com/office/word/2006/wordml" xmlns:wps="http://schemas.microsoft.com/office/word/2010/wordprocessingShape" xmlns:a="http://schemas.openxmlformats.org/drawingml/2006/main" xmlns:pic="http://schemas.openxmlformats.org/drawingml/2006/picture" xmlns:a14="http://schemas.microsoft.com/office/drawing/2010/main" mc:Ignorable="w14 w15 w16se w16cid w16 w16cex w16sdtdh w16sdtfl w16du wp14">
+<w:ftr xmlns:wpc="http://schemas.microsoft.com/office/word/2010/wordprocessingCanvas" xmlns:cx="http://schemas.microsoft.com/office/drawing/2014/chartex" xmlns:cx1="http://schemas.microsoft.com/office/drawing/2015/9/8/chartex" xmlns:cx2="http://schemas.microsoft.com/office/drawing/2015/10/21/chartex" xmlns:cx3="http://schemas.microsoft.com/office/drawing/2016/5/9/chartex" xmlns:cx4="http://schemas.microsoft.com/office/drawing/2016/5/10/chartex" xmlns:cx5="http://schemas.microsoft.com/office/drawing/2016/5/11/chartex" xmlns:cx6="http://schemas.microsoft.com/office/drawing/2016/5/12/chartex" xmlns:cx7="http://schemas.microsoft.com/office/drawing/2016/5/13/chartex" xmlns:cx8="http://schemas.microsoft.com/office/drawing/2016/5/14/chartex" xmlns:mc="http://schemas.openxmlformats.org/markup-compatibility/2006" xmlns:aink="http://schemas.microsoft.com/office/drawing/2016/ink" xmlns:am3d="http://schemas.microsoft.com/office/drawing/2017/model3d" xmlns:o="urn:schemas-microsoft-com:office:office" xmlns:oel="http://schemas.microsoft.com/office/2019/extlst" xmlns:r="http://schemas.openxmlformats.org/officeDocument/2006/relationships" xmlns:m="http://schemas.openxmlformats.org/officeDocument/2006/math" xmlns:v="urn:schemas-microsoft-com:vml" xmlns:wp14="http://schemas.microsoft.com/office/word/2010/wordprocessingDrawing" xmlns:wp="http://schemas.openxmlformats.org/drawingml/2006/wordprocessingDrawing" xmlns:w10="urn:schemas-microsoft-com:office:word" xmlns:w="http://schemas.openxmlformats.org/wordprocessingml/2006/main" xmlns:w14="http://schemas.microsoft.com/office/word/2010/wordml" xmlns:w15="http://schemas.microsoft.com/office/word/2012/wordml" xmlns:w16cex="http://schemas.microsoft.com/office/word/2018/wordml/cex" xmlns:w16cid="http://schemas.microsoft.com/office/word/2016/wordml/cid" xmlns:w16="http://schemas.microsoft.com/office/word/2018/wordml" xmlns:w16du="http://schemas.microsoft.com/office/word/2023/wordml/word16du" xmlns:w16sdtdh="http://schemas.microsoft.com/office/word/2020/wordml/sdtdatahash" xmlns:w16sdtfl="http://schemas.microsoft.com/office/word/2024/wordml/sdtformatlock" xmlns:w16se="http://schemas.microsoft.com/office/word/2015/wordml/symex" xmlns:wpg="http://schemas.microsoft.com/office/word/2010/wordprocessingGroup" xmlns:wpi="http://schemas.microsoft.com/office/word/2010/wordprocessingInk" xmlns:wne="http://schemas.microsoft.com/office/word/2006/wordml" xmlns:wps="http://schemas.microsoft.com/office/word/2010/wordprocessingShape" mc:Ignorable="w14 w15 w16se w16cid w16 w16cex w16sdtdh w16sdtfl w16du wp14">
   <w:p>
     <w:pPr>
       <w:pStyle w:val="Piedepgina"/>
@@ -1893,11 +2063,9 @@
 </file>
 
 <file path=word/footer2.xml><?xml version="1.0" encoding="utf-8"?>
-<w:ftr xmlns:w14="http://schemas.microsoft.com/office/word/2010/wordml" xmlns:w="http://schemas.openxmlformats.org/wordprocessingml/2006/main">
+<w:ftr xmlns:wpc="http://schemas.microsoft.com/office/word/2010/wordprocessingCanvas" xmlns:cx="http://schemas.microsoft.com/office/drawing/2014/chartex" xmlns:cx1="http://schemas.microsoft.com/office/drawing/2015/9/8/chartex" xmlns:cx2="http://schemas.microsoft.com/office/drawing/2015/10/21/chartex" xmlns:cx3="http://schemas.microsoft.com/office/drawing/2016/5/9/chartex" xmlns:cx4="http://schemas.microsoft.com/office/drawing/2016/5/10/chartex" xmlns:cx5="http://schemas.microsoft.com/office/drawing/2016/5/11/chartex" xmlns:cx6="http://schemas.microsoft.com/office/drawing/2016/5/12/chartex" xmlns:cx7="http://schemas.microsoft.com/office/drawing/2016/5/13/chartex" xmlns:cx8="http://schemas.microsoft.com/office/drawing/2016/5/14/chartex" xmlns:mc="http://schemas.openxmlformats.org/markup-compatibility/2006" xmlns:aink="http://schemas.microsoft.com/office/drawing/2016/ink" xmlns:am3d="http://schemas.microsoft.com/office/drawing/2017/model3d" xmlns:o="urn:schemas-microsoft-com:office:office" xmlns:oel="http://schemas.microsoft.com/office/2019/extlst" xmlns:r="http://schemas.openxmlformats.org/officeDocument/2006/relationships" xmlns:m="http://schemas.openxmlformats.org/officeDocument/2006/math" xmlns:v="urn:schemas-microsoft-com:vml" xmlns:wp14="http://schemas.microsoft.com/office/word/2010/wordprocessingDrawing" xmlns:wp="http://schemas.openxmlformats.org/drawingml/2006/wordprocessingDrawing" xmlns:w10="urn:schemas-microsoft-com:office:word" xmlns:w="http://schemas.openxmlformats.org/wordprocessingml/2006/main" xmlns:w14="http://schemas.microsoft.com/office/word/2010/wordml" xmlns:w15="http://schemas.microsoft.com/office/word/2012/wordml" xmlns:w16cex="http://schemas.microsoft.com/office/word/2018/wordml/cex" xmlns:w16cid="http://schemas.microsoft.com/office/word/2016/wordml/cid" xmlns:w16="http://schemas.microsoft.com/office/word/2018/wordml" xmlns:w16du="http://schemas.microsoft.com/office/word/2023/wordml/word16du" xmlns:w16sdtdh="http://schemas.microsoft.com/office/word/2020/wordml/sdtdatahash" xmlns:w16sdtfl="http://schemas.microsoft.com/office/word/2024/wordml/sdtformatlock" xmlns:w16se="http://schemas.microsoft.com/office/word/2015/wordml/symex" xmlns:wpg="http://schemas.microsoft.com/office/word/2010/wordprocessingGroup" xmlns:wpi="http://schemas.microsoft.com/office/word/2010/wordprocessingInk" xmlns:wne="http://schemas.microsoft.com/office/word/2006/wordml" xmlns:wps="http://schemas.microsoft.com/office/word/2010/wordprocessingShape" mc:Ignorable="w14 w15 w16se w16cid w16 w16cex w16sdtdh w16sdtfl w16du wp14">
   <w:tbl>
     <w:tblPr>
-      <w:tblStyle w:val="Tablanormal"/>
-      <w:bidiVisual w:val="0"/>
       <w:tblW w:w="0" w:type="auto"/>
       <w:tblLook w:val="06A0" w:firstRow="1" w:lastRow="0" w:firstColumn="1" w:lastColumn="0" w:noHBand="1" w:noVBand="1"/>
     </w:tblPr>
@@ -1913,26 +2081,21 @@
       <w:tc>
         <w:tcPr>
           <w:tcW w:w="3485" w:type="dxa"/>
-          <w:tcMar/>
         </w:tcPr>
         <w:p>
           <w:pPr>
             <w:pStyle w:val="Encabezado"/>
-            <w:bidi w:val="0"/>
             <w:ind w:left="-115"/>
-            <w:jc w:val="left"/>
           </w:pPr>
         </w:p>
       </w:tc>
       <w:tc>
         <w:tcPr>
           <w:tcW w:w="3485" w:type="dxa"/>
-          <w:tcMar/>
         </w:tcPr>
         <w:p>
           <w:pPr>
             <w:pStyle w:val="Encabezado"/>
-            <w:bidi w:val="0"/>
             <w:jc w:val="center"/>
           </w:pPr>
         </w:p>
@@ -1940,12 +2103,10 @@
       <w:tc>
         <w:tcPr>
           <w:tcW w:w="3485" w:type="dxa"/>
-          <w:tcMar/>
         </w:tcPr>
         <w:p>
           <w:pPr>
             <w:pStyle w:val="Encabezado"/>
-            <w:bidi w:val="0"/>
             <w:ind w:right="-115"/>
             <w:jc w:val="right"/>
           </w:pPr>
@@ -1953,11 +2114,7 @@
       </w:tc>
     </w:tr>
   </w:tbl>
-  <w:p w14:noSpellErr="1">
-    <w:pPr>
-      <w:bidi w:val="0"/>
-    </w:pPr>
-  </w:p>
+  <w:p/>
 </w:ftr>
 </file>
 
@@ -2106,14 +2263,17 @@
 </file>
 
 <file path=word/header2.xml><?xml version="1.0" encoding="utf-8"?>
-<w:hdr xmlns:wpc="http://schemas.microsoft.com/office/word/2010/wordprocessingCanvas" xmlns:cx="http://schemas.microsoft.com/office/drawing/2014/chartex" xmlns:cx1="http://schemas.microsoft.com/office/drawing/2015/9/8/chartex" xmlns:cx2="http://schemas.microsoft.com/office/drawing/2015/10/21/chartex" xmlns:cx3="http://schemas.microsoft.com/office/drawing/2016/5/9/chartex" xmlns:cx4="http://schemas.microsoft.com/office/drawing/2016/5/10/chartex" xmlns:cx5="http://schemas.microsoft.com/office/drawing/2016/5/11/chartex" xmlns:cx6="http://schemas.microsoft.com/office/drawing/2016/5/12/chartex" xmlns:cx7="http://schemas.microsoft.com/office/drawing/2016/5/13/chartex" xmlns:cx8="http://schemas.microsoft.com/office/drawing/2016/5/14/chartex" xmlns:mc="http://schemas.openxmlformats.org/markup-compatibility/2006" xmlns:aink="http://schemas.microsoft.com/office/drawing/2016/ink" xmlns:am3d="http://schemas.microsoft.com/office/drawing/2017/model3d" xmlns:o="urn:schemas-microsoft-com:office:office" xmlns:oel="http://schemas.microsoft.com/office/2019/extlst" xmlns:r="http://schemas.openxmlformats.org/officeDocument/2006/relationships" xmlns:m="http://schemas.openxmlformats.org/officeDocument/2006/math" xmlns:v="urn:schemas-microsoft-com:vml" xmlns:wp14="http://schemas.microsoft.com/office/word/2010/wordprocessingDrawing" xmlns:wp="http://schemas.openxmlformats.org/drawingml/2006/wordprocessingDrawing" xmlns:w10="urn:schemas-microsoft-com:office:word" xmlns:w="http://schemas.openxmlformats.org/wordprocessingml/2006/main" xmlns:w14="http://schemas.microsoft.com/office/word/2010/wordml" xmlns:w15="http://schemas.microsoft.com/office/word/2012/wordml" xmlns:w16cex="http://schemas.microsoft.com/office/word/2018/wordml/cex" xmlns:w16cid="http://schemas.microsoft.com/office/word/2016/wordml/cid" xmlns:w16="http://schemas.microsoft.com/office/word/2018/wordml" xmlns:w16du="http://schemas.microsoft.com/office/word/2023/wordml/word16du" xmlns:w16sdtdh="http://schemas.microsoft.com/office/word/2020/wordml/sdtdatahash" xmlns:w16sdtfl="http://schemas.microsoft.com/office/word/2024/wordml/sdtformatlock" xmlns:w16se="http://schemas.microsoft.com/office/word/2015/wordml/symex" xmlns:wpg="http://schemas.microsoft.com/office/word/2010/wordprocessingGroup" xmlns:wpi="http://schemas.microsoft.com/office/word/2010/wordprocessingInk" xmlns:wne="http://schemas.microsoft.com/office/word/2006/wordml" xmlns:wps="http://schemas.microsoft.com/office/word/2010/wordprocessingShape" xmlns:a="http://schemas.openxmlformats.org/drawingml/2006/main" xmlns:pic="http://schemas.openxmlformats.org/drawingml/2006/picture" xmlns:a14="http://schemas.microsoft.com/office/drawing/2010/main" mc:Ignorable="w14 w15 w16se w16cid w16 w16cex w16sdtdh w16sdtfl w16du wp14">
-  <w:p w14:noSpellErr="1">
+<w:hdr xmlns:wpc="http://schemas.microsoft.com/office/word/2010/wordprocessingCanvas" xmlns:cx="http://schemas.microsoft.com/office/drawing/2014/chartex" xmlns:cx1="http://schemas.microsoft.com/office/drawing/2015/9/8/chartex" xmlns:cx2="http://schemas.microsoft.com/office/drawing/2015/10/21/chartex" xmlns:cx3="http://schemas.microsoft.com/office/drawing/2016/5/9/chartex" xmlns:cx4="http://schemas.microsoft.com/office/drawing/2016/5/10/chartex" xmlns:cx5="http://schemas.microsoft.com/office/drawing/2016/5/11/chartex" xmlns:cx6="http://schemas.microsoft.com/office/drawing/2016/5/12/chartex" xmlns:cx7="http://schemas.microsoft.com/office/drawing/2016/5/13/chartex" xmlns:cx8="http://schemas.microsoft.com/office/drawing/2016/5/14/chartex" xmlns:mc="http://schemas.openxmlformats.org/markup-compatibility/2006" xmlns:aink="http://schemas.microsoft.com/office/drawing/2016/ink" xmlns:am3d="http://schemas.microsoft.com/office/drawing/2017/model3d" xmlns:o="urn:schemas-microsoft-com:office:office" xmlns:oel="http://schemas.microsoft.com/office/2019/extlst" xmlns:r="http://schemas.openxmlformats.org/officeDocument/2006/relationships" xmlns:m="http://schemas.openxmlformats.org/officeDocument/2006/math" xmlns:v="urn:schemas-microsoft-com:vml" xmlns:wp14="http://schemas.microsoft.com/office/word/2010/wordprocessingDrawing" xmlns:wp="http://schemas.openxmlformats.org/drawingml/2006/wordprocessingDrawing" xmlns:w10="urn:schemas-microsoft-com:office:word" xmlns:w="http://schemas.openxmlformats.org/wordprocessingml/2006/main" xmlns:w14="http://schemas.microsoft.com/office/word/2010/wordml" xmlns:w15="http://schemas.microsoft.com/office/word/2012/wordml" xmlns:w16cex="http://schemas.microsoft.com/office/word/2018/wordml/cex" xmlns:w16cid="http://schemas.microsoft.com/office/word/2016/wordml/cid" xmlns:w16="http://schemas.microsoft.com/office/word/2018/wordml" xmlns:w16du="http://schemas.microsoft.com/office/word/2023/wordml/word16du" xmlns:w16sdtdh="http://schemas.microsoft.com/office/word/2020/wordml/sdtdatahash" xmlns:w16sdtfl="http://schemas.microsoft.com/office/word/2024/wordml/sdtformatlock" xmlns:w16se="http://schemas.microsoft.com/office/word/2015/wordml/symex" xmlns:wpg="http://schemas.microsoft.com/office/word/2010/wordprocessingGroup" xmlns:wpi="http://schemas.microsoft.com/office/word/2010/wordprocessingInk" xmlns:wne="http://schemas.microsoft.com/office/word/2006/wordml" xmlns:wps="http://schemas.microsoft.com/office/word/2010/wordprocessingShape" mc:Ignorable="w14 w15 w16se w16cid w16 w16cex w16sdtdh w16sdtfl w16du wp14">
+  <w:p>
     <w:pPr>
       <w:pStyle w:val="Encabezado"/>
     </w:pPr>
     <w:r>
+      <w:rPr>
+        <w:noProof/>
+      </w:rPr>
       <w:drawing>
-        <wp:anchor distT="0" distB="0" distL="114300" distR="114300" simplePos="0" relativeHeight="251661312" behindDoc="1" locked="0" layoutInCell="1" allowOverlap="1" wp14:editId="1E3D16DE" wp14:anchorId="65434FC4">
+        <wp:anchor distT="0" distB="0" distL="114300" distR="114300" simplePos="0" relativeHeight="251661312" behindDoc="1" locked="0" layoutInCell="1" allowOverlap="1" wp14:anchorId="65434FC4" wp14:editId="1E3D16DE">
           <wp:simplePos x="0" y="0"/>
           <wp:positionH relativeFrom="margin">
             <wp:posOffset>1190625</wp:posOffset>
@@ -2126,10 +2286,10 @@
           <wp:wrapSquare wrapText="bothSides"/>
           <wp:docPr id="8" name="Imagen 8"/>
           <wp:cNvGraphicFramePr>
-            <a:graphicFrameLocks noChangeAspect="1"/>
+            <a:graphicFrameLocks xmlns:a="http://schemas.openxmlformats.org/drawingml/2006/main" noChangeAspect="1"/>
           </wp:cNvGraphicFramePr>
-          <a:graphic>
-            <a:graphicData xmlns:a="http://schemas.openxmlformats.org/drawingml/2006/main" uri="http://schemas.openxmlformats.org/drawingml/2006/picture">
+          <a:graphic xmlns:a="http://schemas.openxmlformats.org/drawingml/2006/main">
+            <a:graphicData uri="http://schemas.openxmlformats.org/drawingml/2006/picture">
               <pic:pic xmlns:pic="http://schemas.openxmlformats.org/drawingml/2006/picture">
                 <pic:nvPicPr>
                   <pic:cNvPr id="0" name="Picture 1"/>
@@ -2138,7 +2298,7 @@
                   </pic:cNvPicPr>
                 </pic:nvPicPr>
                 <pic:blipFill>
-                  <a:blip xmlns:r="http://schemas.openxmlformats.org/officeDocument/2006/relationships" r:embed="rId1">
+                  <a:blip r:embed="rId1">
                     <a:extLst>
                       <a:ext uri="{28A0092B-C50C-407E-A947-70E740481C1C}">
                         <a14:useLocalDpi xmlns:a14="http://schemas.microsoft.com/office/drawing/2010/main" val="0"/>
@@ -2180,1379 +2340,28 @@
 </file>
 
 <file path=word/intelligence2.xml><?xml version="1.0" encoding="utf-8"?>
-<int2:intelligence xmlns:int2="http://schemas.microsoft.com/office/intelligence/2020/intelligence">
+<int2:intelligence xmlns:int2="http://schemas.microsoft.com/office/intelligence/2020/intelligence" xmlns:oel="http://schemas.microsoft.com/office/2019/extlst">
   <int2:observations>
     <int2:textHash int2:hashCode="rnNoyrHKfKdUs4" int2:id="rIM9TvNl">
-      <int2:state int2:type="spell" int2:value="Rejected"/>
+      <int2:state int2:value="Rejected" int2:type="spell"/>
     </int2:textHash>
     <int2:textHash int2:hashCode="UcpnPqjomoaHBv" int2:id="WN0fwjoK">
-      <int2:state int2:type="spell" int2:value="Rejected"/>
+      <int2:state int2:value="Rejected" int2:type="spell"/>
     </int2:textHash>
     <int2:textHash int2:hashCode="4MMz+IGR5TKqwE" int2:id="HBiiRZnF">
-      <int2:state int2:type="spell" int2:value="Rejected"/>
+      <int2:state int2:value="Rejected" int2:type="spell"/>
     </int2:textHash>
     <int2:bookmark int2:bookmarkName="_Int_kR8dLIFP" int2:invalidationBookmarkName="" int2:hashCode="uw2UACBHigFjj1" int2:id="xxldivqL">
-      <int2:state int2:type="gram" int2:value="Rejected"/>
+      <int2:state int2:value="Rejected" int2:type="gram"/>
     </int2:bookmark>
   </int2:observations>
   <int2:intelligenceSettings/>
+  <int2:onDemandWorkflows/>
 </int2:intelligence>
 </file>
 
 <file path=word/numbering.xml><?xml version="1.0" encoding="utf-8"?>
 <w:numbering xmlns:wpc="http://schemas.microsoft.com/office/word/2010/wordprocessingCanvas" xmlns:cx="http://schemas.microsoft.com/office/drawing/2014/chartex" xmlns:cx1="http://schemas.microsoft.com/office/drawing/2015/9/8/chartex" xmlns:cx2="http://schemas.microsoft.com/office/drawing/2015/10/21/chartex" xmlns:cx3="http://schemas.microsoft.com/office/drawing/2016/5/9/chartex" xmlns:cx4="http://schemas.microsoft.com/office/drawing/2016/5/10/chartex" xmlns:cx5="http://schemas.microsoft.com/office/drawing/2016/5/11/chartex" xmlns:cx6="http://schemas.microsoft.com/office/drawing/2016/5/12/chartex" xmlns:cx7="http://schemas.microsoft.com/office/drawing/2016/5/13/chartex" xmlns:cx8="http://schemas.microsoft.com/office/drawing/2016/5/14/chartex" xmlns:mc="http://schemas.openxmlformats.org/markup-compatibility/2006" xmlns:aink="http://schemas.microsoft.com/office/drawing/2016/ink" xmlns:am3d="http://schemas.microsoft.com/office/drawing/2017/model3d" xmlns:o="urn:schemas-microsoft-com:office:office" xmlns:oel="http://schemas.microsoft.com/office/2019/extlst" xmlns:r="http://schemas.openxmlformats.org/officeDocument/2006/relationships" xmlns:m="http://schemas.openxmlformats.org/officeDocument/2006/math" xmlns:v="urn:schemas-microsoft-com:vml" xmlns:wp14="http://schemas.microsoft.com/office/word/2010/wordprocessingDrawing" xmlns:wp="http://schemas.openxmlformats.org/drawingml/2006/wordprocessingDrawing" xmlns:w10="urn:schemas-microsoft-com:office:word" xmlns:w="http://schemas.openxmlformats.org/wordprocessingml/2006/main" xmlns:w14="http://schemas.microsoft.com/office/word/2010/wordml" xmlns:w15="http://schemas.microsoft.com/office/word/2012/wordml" xmlns:w16cex="http://schemas.microsoft.com/office/word/2018/wordml/cex" xmlns:w16cid="http://schemas.microsoft.com/office/word/2016/wordml/cid" xmlns:w16="http://schemas.microsoft.com/office/word/2018/wordml" xmlns:w16du="http://schemas.microsoft.com/office/word/2023/wordml/word16du" xmlns:w16sdtdh="http://schemas.microsoft.com/office/word/2020/wordml/sdtdatahash" xmlns:w16sdtfl="http://schemas.microsoft.com/office/word/2024/wordml/sdtformatlock" xmlns:w16se="http://schemas.microsoft.com/office/word/2015/wordml/symex" xmlns:wpg="http://schemas.microsoft.com/office/word/2010/wordprocessingGroup" xmlns:wpi="http://schemas.microsoft.com/office/word/2010/wordprocessingInk" xmlns:wne="http://schemas.microsoft.com/office/word/2006/wordml" xmlns:wps="http://schemas.microsoft.com/office/word/2010/wordprocessingShape" mc:Ignorable="w14 w15 w16se w16cid w16 w16cex w16sdtdh w16sdtfl w16du wp14">
-  <w:abstractNum xmlns:w="http://schemas.openxmlformats.org/wordprocessingml/2006/main" w:abstractNumId="31">
-    <w:nsid w:val="1425a764"/>
-    <w:multiLevelType xmlns:w="http://schemas.openxmlformats.org/wordprocessingml/2006/main" w:val="hybridMultilevel"/>
-    <w:lvl xmlns:w="http://schemas.openxmlformats.org/wordprocessingml/2006/main" w:ilvl="0">
-      <w:start w:val="1"/>
-      <w:numFmt w:val="bullet"/>
-      <w:lvlText w:val=""/>
-      <w:lvlJc w:val="left"/>
-      <w:pPr>
-        <w:ind w:left="1068" w:hanging="360"/>
-      </w:pPr>
-      <w:rPr>
-        <w:rFonts w:hint="default" w:ascii="Symbol" w:hAnsi="Symbol"/>
-      </w:rPr>
-    </w:lvl>
-    <w:lvl xmlns:w="http://schemas.openxmlformats.org/wordprocessingml/2006/main" w:ilvl="1">
-      <w:start w:val="1"/>
-      <w:numFmt w:val="bullet"/>
-      <w:lvlText w:val="o"/>
-      <w:lvlJc w:val="left"/>
-      <w:pPr>
-        <w:ind w:left="1788" w:hanging="360"/>
-      </w:pPr>
-      <w:rPr>
-        <w:rFonts w:hint="default" w:ascii="Courier New" w:hAnsi="Courier New"/>
-      </w:rPr>
-    </w:lvl>
-    <w:lvl xmlns:w="http://schemas.openxmlformats.org/wordprocessingml/2006/main" w:ilvl="2">
-      <w:start w:val="1"/>
-      <w:numFmt w:val="bullet"/>
-      <w:lvlText w:val=""/>
-      <w:lvlJc w:val="left"/>
-      <w:pPr>
-        <w:ind w:left="2508" w:hanging="360"/>
-      </w:pPr>
-      <w:rPr>
-        <w:rFonts w:hint="default" w:ascii="Wingdings" w:hAnsi="Wingdings"/>
-      </w:rPr>
-    </w:lvl>
-    <w:lvl xmlns:w="http://schemas.openxmlformats.org/wordprocessingml/2006/main" w:ilvl="3">
-      <w:start w:val="1"/>
-      <w:numFmt w:val="bullet"/>
-      <w:lvlText w:val=""/>
-      <w:lvlJc w:val="left"/>
-      <w:pPr>
-        <w:ind w:left="3228" w:hanging="360"/>
-      </w:pPr>
-      <w:rPr>
-        <w:rFonts w:hint="default" w:ascii="Symbol" w:hAnsi="Symbol"/>
-      </w:rPr>
-    </w:lvl>
-    <w:lvl xmlns:w="http://schemas.openxmlformats.org/wordprocessingml/2006/main" w:ilvl="4">
-      <w:start w:val="1"/>
-      <w:numFmt w:val="bullet"/>
-      <w:lvlText w:val="o"/>
-      <w:lvlJc w:val="left"/>
-      <w:pPr>
-        <w:ind w:left="3948" w:hanging="360"/>
-      </w:pPr>
-      <w:rPr>
-        <w:rFonts w:hint="default" w:ascii="Courier New" w:hAnsi="Courier New"/>
-      </w:rPr>
-    </w:lvl>
-    <w:lvl xmlns:w="http://schemas.openxmlformats.org/wordprocessingml/2006/main" w:ilvl="5">
-      <w:start w:val="1"/>
-      <w:numFmt w:val="bullet"/>
-      <w:lvlText w:val=""/>
-      <w:lvlJc w:val="left"/>
-      <w:pPr>
-        <w:ind w:left="4668" w:hanging="360"/>
-      </w:pPr>
-      <w:rPr>
-        <w:rFonts w:hint="default" w:ascii="Wingdings" w:hAnsi="Wingdings"/>
-      </w:rPr>
-    </w:lvl>
-    <w:lvl xmlns:w="http://schemas.openxmlformats.org/wordprocessingml/2006/main" w:ilvl="6">
-      <w:start w:val="1"/>
-      <w:numFmt w:val="bullet"/>
-      <w:lvlText w:val=""/>
-      <w:lvlJc w:val="left"/>
-      <w:pPr>
-        <w:ind w:left="5388" w:hanging="360"/>
-      </w:pPr>
-      <w:rPr>
-        <w:rFonts w:hint="default" w:ascii="Symbol" w:hAnsi="Symbol"/>
-      </w:rPr>
-    </w:lvl>
-    <w:lvl xmlns:w="http://schemas.openxmlformats.org/wordprocessingml/2006/main" w:ilvl="7">
-      <w:start w:val="1"/>
-      <w:numFmt w:val="bullet"/>
-      <w:lvlText w:val="o"/>
-      <w:lvlJc w:val="left"/>
-      <w:pPr>
-        <w:ind w:left="6108" w:hanging="360"/>
-      </w:pPr>
-      <w:rPr>
-        <w:rFonts w:hint="default" w:ascii="Courier New" w:hAnsi="Courier New"/>
-      </w:rPr>
-    </w:lvl>
-    <w:lvl xmlns:w="http://schemas.openxmlformats.org/wordprocessingml/2006/main" w:ilvl="8">
-      <w:start w:val="1"/>
-      <w:numFmt w:val="bullet"/>
-      <w:lvlText w:val=""/>
-      <w:lvlJc w:val="left"/>
-      <w:pPr>
-        <w:ind w:left="6828" w:hanging="360"/>
-      </w:pPr>
-      <w:rPr>
-        <w:rFonts w:hint="default" w:ascii="Wingdings" w:hAnsi="Wingdings"/>
-      </w:rPr>
-    </w:lvl>
-  </w:abstractNum>
-  <w:abstractNum xmlns:w="http://schemas.openxmlformats.org/wordprocessingml/2006/main" w:abstractNumId="30">
-    <w:nsid w:val="25233269"/>
-    <w:multiLevelType xmlns:w="http://schemas.openxmlformats.org/wordprocessingml/2006/main" w:val="hybridMultilevel"/>
-    <w:lvl xmlns:w="http://schemas.openxmlformats.org/wordprocessingml/2006/main" w:ilvl="0">
-      <w:start w:val="1"/>
-      <w:numFmt w:val="bullet"/>
-      <w:lvlText w:val="o"/>
-      <w:lvlJc w:val="left"/>
-      <w:pPr>
-        <w:ind w:left="1428" w:hanging="360"/>
-      </w:pPr>
-      <w:rPr>
-        <w:rFonts w:hint="default" w:ascii="Courier New" w:hAnsi="Courier New"/>
-      </w:rPr>
-    </w:lvl>
-    <w:lvl xmlns:w="http://schemas.openxmlformats.org/wordprocessingml/2006/main" w:ilvl="1">
-      <w:start w:val="1"/>
-      <w:numFmt w:val="bullet"/>
-      <w:lvlText w:val="o"/>
-      <w:lvlJc w:val="left"/>
-      <w:pPr>
-        <w:ind w:left="2148" w:hanging="360"/>
-      </w:pPr>
-      <w:rPr>
-        <w:rFonts w:hint="default" w:ascii="Courier New" w:hAnsi="Courier New"/>
-      </w:rPr>
-    </w:lvl>
-    <w:lvl xmlns:w="http://schemas.openxmlformats.org/wordprocessingml/2006/main" w:ilvl="2">
-      <w:start w:val="1"/>
-      <w:numFmt w:val="bullet"/>
-      <w:lvlText w:val=""/>
-      <w:lvlJc w:val="left"/>
-      <w:pPr>
-        <w:ind w:left="2868" w:hanging="360"/>
-      </w:pPr>
-      <w:rPr>
-        <w:rFonts w:hint="default" w:ascii="Wingdings" w:hAnsi="Wingdings"/>
-      </w:rPr>
-    </w:lvl>
-    <w:lvl xmlns:w="http://schemas.openxmlformats.org/wordprocessingml/2006/main" w:ilvl="3">
-      <w:start w:val="1"/>
-      <w:numFmt w:val="bullet"/>
-      <w:lvlText w:val=""/>
-      <w:lvlJc w:val="left"/>
-      <w:pPr>
-        <w:ind w:left="3588" w:hanging="360"/>
-      </w:pPr>
-      <w:rPr>
-        <w:rFonts w:hint="default" w:ascii="Symbol" w:hAnsi="Symbol"/>
-      </w:rPr>
-    </w:lvl>
-    <w:lvl xmlns:w="http://schemas.openxmlformats.org/wordprocessingml/2006/main" w:ilvl="4">
-      <w:start w:val="1"/>
-      <w:numFmt w:val="bullet"/>
-      <w:lvlText w:val="o"/>
-      <w:lvlJc w:val="left"/>
-      <w:pPr>
-        <w:ind w:left="4308" w:hanging="360"/>
-      </w:pPr>
-      <w:rPr>
-        <w:rFonts w:hint="default" w:ascii="Courier New" w:hAnsi="Courier New"/>
-      </w:rPr>
-    </w:lvl>
-    <w:lvl xmlns:w="http://schemas.openxmlformats.org/wordprocessingml/2006/main" w:ilvl="5">
-      <w:start w:val="1"/>
-      <w:numFmt w:val="bullet"/>
-      <w:lvlText w:val=""/>
-      <w:lvlJc w:val="left"/>
-      <w:pPr>
-        <w:ind w:left="5028" w:hanging="360"/>
-      </w:pPr>
-      <w:rPr>
-        <w:rFonts w:hint="default" w:ascii="Wingdings" w:hAnsi="Wingdings"/>
-      </w:rPr>
-    </w:lvl>
-    <w:lvl xmlns:w="http://schemas.openxmlformats.org/wordprocessingml/2006/main" w:ilvl="6">
-      <w:start w:val="1"/>
-      <w:numFmt w:val="bullet"/>
-      <w:lvlText w:val=""/>
-      <w:lvlJc w:val="left"/>
-      <w:pPr>
-        <w:ind w:left="5748" w:hanging="360"/>
-      </w:pPr>
-      <w:rPr>
-        <w:rFonts w:hint="default" w:ascii="Symbol" w:hAnsi="Symbol"/>
-      </w:rPr>
-    </w:lvl>
-    <w:lvl xmlns:w="http://schemas.openxmlformats.org/wordprocessingml/2006/main" w:ilvl="7">
-      <w:start w:val="1"/>
-      <w:numFmt w:val="bullet"/>
-      <w:lvlText w:val="o"/>
-      <w:lvlJc w:val="left"/>
-      <w:pPr>
-        <w:ind w:left="6468" w:hanging="360"/>
-      </w:pPr>
-      <w:rPr>
-        <w:rFonts w:hint="default" w:ascii="Courier New" w:hAnsi="Courier New"/>
-      </w:rPr>
-    </w:lvl>
-    <w:lvl xmlns:w="http://schemas.openxmlformats.org/wordprocessingml/2006/main" w:ilvl="8">
-      <w:start w:val="1"/>
-      <w:numFmt w:val="bullet"/>
-      <w:lvlText w:val=""/>
-      <w:lvlJc w:val="left"/>
-      <w:pPr>
-        <w:ind w:left="7188" w:hanging="360"/>
-      </w:pPr>
-      <w:rPr>
-        <w:rFonts w:hint="default" w:ascii="Wingdings" w:hAnsi="Wingdings"/>
-      </w:rPr>
-    </w:lvl>
-  </w:abstractNum>
-  <w:abstractNum xmlns:w="http://schemas.openxmlformats.org/wordprocessingml/2006/main" w:abstractNumId="29">
-    <w:nsid w:val="3b56ef3e"/>
-    <w:multiLevelType xmlns:w="http://schemas.openxmlformats.org/wordprocessingml/2006/main" w:val="hybridMultilevel"/>
-    <w:lvl xmlns:w="http://schemas.openxmlformats.org/wordprocessingml/2006/main" w:ilvl="0">
-      <w:start w:val="1"/>
-      <w:numFmt w:val="bullet"/>
-      <w:lvlText w:val=""/>
-      <w:lvlJc w:val="left"/>
-      <w:pPr>
-        <w:ind w:left="1776" w:hanging="360"/>
-      </w:pPr>
-      <w:rPr>
-        <w:rFonts w:hint="default" w:ascii="Symbol" w:hAnsi="Symbol"/>
-      </w:rPr>
-    </w:lvl>
-    <w:lvl xmlns:w="http://schemas.openxmlformats.org/wordprocessingml/2006/main" w:ilvl="1">
-      <w:start w:val="1"/>
-      <w:numFmt w:val="bullet"/>
-      <w:lvlText w:val="o"/>
-      <w:lvlJc w:val="left"/>
-      <w:pPr>
-        <w:ind w:left="2496" w:hanging="360"/>
-      </w:pPr>
-      <w:rPr>
-        <w:rFonts w:hint="default" w:ascii="Courier New" w:hAnsi="Courier New"/>
-      </w:rPr>
-    </w:lvl>
-    <w:lvl xmlns:w="http://schemas.openxmlformats.org/wordprocessingml/2006/main" w:ilvl="2">
-      <w:start w:val="1"/>
-      <w:numFmt w:val="bullet"/>
-      <w:lvlText w:val=""/>
-      <w:lvlJc w:val="left"/>
-      <w:pPr>
-        <w:ind w:left="3216" w:hanging="360"/>
-      </w:pPr>
-      <w:rPr>
-        <w:rFonts w:hint="default" w:ascii="Wingdings" w:hAnsi="Wingdings"/>
-      </w:rPr>
-    </w:lvl>
-    <w:lvl xmlns:w="http://schemas.openxmlformats.org/wordprocessingml/2006/main" w:ilvl="3">
-      <w:start w:val="1"/>
-      <w:numFmt w:val="bullet"/>
-      <w:lvlText w:val=""/>
-      <w:lvlJc w:val="left"/>
-      <w:pPr>
-        <w:ind w:left="3936" w:hanging="360"/>
-      </w:pPr>
-      <w:rPr>
-        <w:rFonts w:hint="default" w:ascii="Symbol" w:hAnsi="Symbol"/>
-      </w:rPr>
-    </w:lvl>
-    <w:lvl xmlns:w="http://schemas.openxmlformats.org/wordprocessingml/2006/main" w:ilvl="4">
-      <w:start w:val="1"/>
-      <w:numFmt w:val="bullet"/>
-      <w:lvlText w:val="o"/>
-      <w:lvlJc w:val="left"/>
-      <w:pPr>
-        <w:ind w:left="4656" w:hanging="360"/>
-      </w:pPr>
-      <w:rPr>
-        <w:rFonts w:hint="default" w:ascii="Courier New" w:hAnsi="Courier New"/>
-      </w:rPr>
-    </w:lvl>
-    <w:lvl xmlns:w="http://schemas.openxmlformats.org/wordprocessingml/2006/main" w:ilvl="5">
-      <w:start w:val="1"/>
-      <w:numFmt w:val="bullet"/>
-      <w:lvlText w:val=""/>
-      <w:lvlJc w:val="left"/>
-      <w:pPr>
-        <w:ind w:left="5376" w:hanging="360"/>
-      </w:pPr>
-      <w:rPr>
-        <w:rFonts w:hint="default" w:ascii="Wingdings" w:hAnsi="Wingdings"/>
-      </w:rPr>
-    </w:lvl>
-    <w:lvl xmlns:w="http://schemas.openxmlformats.org/wordprocessingml/2006/main" w:ilvl="6">
-      <w:start w:val="1"/>
-      <w:numFmt w:val="bullet"/>
-      <w:lvlText w:val=""/>
-      <w:lvlJc w:val="left"/>
-      <w:pPr>
-        <w:ind w:left="6096" w:hanging="360"/>
-      </w:pPr>
-      <w:rPr>
-        <w:rFonts w:hint="default" w:ascii="Symbol" w:hAnsi="Symbol"/>
-      </w:rPr>
-    </w:lvl>
-    <w:lvl xmlns:w="http://schemas.openxmlformats.org/wordprocessingml/2006/main" w:ilvl="7">
-      <w:start w:val="1"/>
-      <w:numFmt w:val="bullet"/>
-      <w:lvlText w:val="o"/>
-      <w:lvlJc w:val="left"/>
-      <w:pPr>
-        <w:ind w:left="6816" w:hanging="360"/>
-      </w:pPr>
-      <w:rPr>
-        <w:rFonts w:hint="default" w:ascii="Courier New" w:hAnsi="Courier New"/>
-      </w:rPr>
-    </w:lvl>
-    <w:lvl xmlns:w="http://schemas.openxmlformats.org/wordprocessingml/2006/main" w:ilvl="8">
-      <w:start w:val="1"/>
-      <w:numFmt w:val="bullet"/>
-      <w:lvlText w:val=""/>
-      <w:lvlJc w:val="left"/>
-      <w:pPr>
-        <w:ind w:left="7536" w:hanging="360"/>
-      </w:pPr>
-      <w:rPr>
-        <w:rFonts w:hint="default" w:ascii="Wingdings" w:hAnsi="Wingdings"/>
-      </w:rPr>
-    </w:lvl>
-  </w:abstractNum>
-  <w:abstractNum xmlns:w="http://schemas.openxmlformats.org/wordprocessingml/2006/main" w:abstractNumId="28">
-    <w:nsid w:val="346b1ea1"/>
-    <w:multiLevelType xmlns:w="http://schemas.openxmlformats.org/wordprocessingml/2006/main" w:val="hybridMultilevel"/>
-    <w:lvl xmlns:w="http://schemas.openxmlformats.org/wordprocessingml/2006/main" w:ilvl="0">
-      <w:start w:val="1"/>
-      <w:numFmt w:val="bullet"/>
-      <w:lvlText w:val=""/>
-      <w:lvlJc w:val="left"/>
-      <w:pPr>
-        <w:ind w:left="720" w:hanging="360"/>
-      </w:pPr>
-      <w:rPr>
-        <w:rFonts w:hint="default" w:ascii="Wingdings" w:hAnsi="Wingdings"/>
-      </w:rPr>
-    </w:lvl>
-    <w:lvl xmlns:w="http://schemas.openxmlformats.org/wordprocessingml/2006/main" w:ilvl="1">
-      <w:start w:val="1"/>
-      <w:numFmt w:val="bullet"/>
-      <w:lvlText w:val=""/>
-      <w:lvlJc w:val="left"/>
-      <w:pPr>
-        <w:ind w:left="1440" w:hanging="360"/>
-      </w:pPr>
-      <w:rPr>
-        <w:rFonts w:hint="default" w:ascii="Wingdings" w:hAnsi="Wingdings"/>
-      </w:rPr>
-    </w:lvl>
-    <w:lvl xmlns:w="http://schemas.openxmlformats.org/wordprocessingml/2006/main" w:ilvl="2">
-      <w:start w:val="1"/>
-      <w:numFmt w:val="bullet"/>
-      <w:lvlText w:val=""/>
-      <w:lvlJc w:val="left"/>
-      <w:pPr>
-        <w:ind w:left="2160" w:hanging="360"/>
-      </w:pPr>
-      <w:rPr>
-        <w:rFonts w:hint="default" w:ascii="Wingdings" w:hAnsi="Wingdings"/>
-      </w:rPr>
-    </w:lvl>
-    <w:lvl xmlns:w="http://schemas.openxmlformats.org/wordprocessingml/2006/main" w:ilvl="3">
-      <w:start w:val="1"/>
-      <w:numFmt w:val="bullet"/>
-      <w:lvlText w:val=""/>
-      <w:lvlJc w:val="left"/>
-      <w:pPr>
-        <w:ind w:left="2880" w:hanging="360"/>
-      </w:pPr>
-      <w:rPr>
-        <w:rFonts w:hint="default" w:ascii="Wingdings" w:hAnsi="Wingdings"/>
-      </w:rPr>
-    </w:lvl>
-    <w:lvl xmlns:w="http://schemas.openxmlformats.org/wordprocessingml/2006/main" w:ilvl="4">
-      <w:start w:val="1"/>
-      <w:numFmt w:val="bullet"/>
-      <w:lvlText w:val=""/>
-      <w:lvlJc w:val="left"/>
-      <w:pPr>
-        <w:ind w:left="3600" w:hanging="360"/>
-      </w:pPr>
-      <w:rPr>
-        <w:rFonts w:hint="default" w:ascii="Wingdings" w:hAnsi="Wingdings"/>
-      </w:rPr>
-    </w:lvl>
-    <w:lvl xmlns:w="http://schemas.openxmlformats.org/wordprocessingml/2006/main" w:ilvl="5">
-      <w:start w:val="1"/>
-      <w:numFmt w:val="bullet"/>
-      <w:lvlText w:val=""/>
-      <w:lvlJc w:val="left"/>
-      <w:pPr>
-        <w:ind w:left="4320" w:hanging="360"/>
-      </w:pPr>
-      <w:rPr>
-        <w:rFonts w:hint="default" w:ascii="Wingdings" w:hAnsi="Wingdings"/>
-      </w:rPr>
-    </w:lvl>
-    <w:lvl xmlns:w="http://schemas.openxmlformats.org/wordprocessingml/2006/main" w:ilvl="6">
-      <w:start w:val="1"/>
-      <w:numFmt w:val="bullet"/>
-      <w:lvlText w:val=""/>
-      <w:lvlJc w:val="left"/>
-      <w:pPr>
-        <w:ind w:left="5040" w:hanging="360"/>
-      </w:pPr>
-      <w:rPr>
-        <w:rFonts w:hint="default" w:ascii="Wingdings" w:hAnsi="Wingdings"/>
-      </w:rPr>
-    </w:lvl>
-    <w:lvl xmlns:w="http://schemas.openxmlformats.org/wordprocessingml/2006/main" w:ilvl="7">
-      <w:start w:val="1"/>
-      <w:numFmt w:val="bullet"/>
-      <w:lvlText w:val=""/>
-      <w:lvlJc w:val="left"/>
-      <w:pPr>
-        <w:ind w:left="5760" w:hanging="360"/>
-      </w:pPr>
-      <w:rPr>
-        <w:rFonts w:hint="default" w:ascii="Wingdings" w:hAnsi="Wingdings"/>
-      </w:rPr>
-    </w:lvl>
-    <w:lvl xmlns:w="http://schemas.openxmlformats.org/wordprocessingml/2006/main" w:ilvl="8">
-      <w:start w:val="1"/>
-      <w:numFmt w:val="bullet"/>
-      <w:lvlText w:val=""/>
-      <w:lvlJc w:val="left"/>
-      <w:pPr>
-        <w:ind w:left="6480" w:hanging="360"/>
-      </w:pPr>
-      <w:rPr>
-        <w:rFonts w:hint="default" w:ascii="Wingdings" w:hAnsi="Wingdings"/>
-      </w:rPr>
-    </w:lvl>
-  </w:abstractNum>
-  <w:abstractNum xmlns:w="http://schemas.openxmlformats.org/wordprocessingml/2006/main" w:abstractNumId="27">
-    <w:nsid w:val="56bfff24"/>
-    <w:multiLevelType xmlns:w="http://schemas.openxmlformats.org/wordprocessingml/2006/main" w:val="hybridMultilevel"/>
-    <w:lvl xmlns:w="http://schemas.openxmlformats.org/wordprocessingml/2006/main" w:ilvl="0">
-      <w:start w:val="1"/>
-      <w:numFmt w:val="lowerRoman"/>
-      <w:lvlText w:val="%1."/>
-      <w:lvlJc w:val="right"/>
-      <w:pPr>
-        <w:ind w:left="720" w:hanging="360"/>
-      </w:pPr>
-    </w:lvl>
-    <w:lvl xmlns:w="http://schemas.openxmlformats.org/wordprocessingml/2006/main" w:ilvl="1">
-      <w:start w:val="1"/>
-      <w:numFmt w:val="lowerLetter"/>
-      <w:lvlText w:val="%2."/>
-      <w:lvlJc w:val="left"/>
-      <w:pPr>
-        <w:ind w:left="1440" w:hanging="360"/>
-      </w:pPr>
-    </w:lvl>
-    <w:lvl xmlns:w="http://schemas.openxmlformats.org/wordprocessingml/2006/main" w:ilvl="2">
-      <w:start w:val="1"/>
-      <w:numFmt w:val="lowerRoman"/>
-      <w:lvlText w:val="%3."/>
-      <w:lvlJc w:val="right"/>
-      <w:pPr>
-        <w:ind w:left="2160" w:hanging="180"/>
-      </w:pPr>
-    </w:lvl>
-    <w:lvl xmlns:w="http://schemas.openxmlformats.org/wordprocessingml/2006/main" w:ilvl="3">
-      <w:start w:val="1"/>
-      <w:numFmt w:val="decimal"/>
-      <w:lvlText w:val="%4."/>
-      <w:lvlJc w:val="left"/>
-      <w:pPr>
-        <w:ind w:left="2880" w:hanging="360"/>
-      </w:pPr>
-    </w:lvl>
-    <w:lvl xmlns:w="http://schemas.openxmlformats.org/wordprocessingml/2006/main" w:ilvl="4">
-      <w:start w:val="1"/>
-      <w:numFmt w:val="lowerLetter"/>
-      <w:lvlText w:val="%5."/>
-      <w:lvlJc w:val="left"/>
-      <w:pPr>
-        <w:ind w:left="3600" w:hanging="360"/>
-      </w:pPr>
-    </w:lvl>
-    <w:lvl xmlns:w="http://schemas.openxmlformats.org/wordprocessingml/2006/main" w:ilvl="5">
-      <w:start w:val="1"/>
-      <w:numFmt w:val="lowerRoman"/>
-      <w:lvlText w:val="%6."/>
-      <w:lvlJc w:val="right"/>
-      <w:pPr>
-        <w:ind w:left="4320" w:hanging="180"/>
-      </w:pPr>
-    </w:lvl>
-    <w:lvl xmlns:w="http://schemas.openxmlformats.org/wordprocessingml/2006/main" w:ilvl="6">
-      <w:start w:val="1"/>
-      <w:numFmt w:val="decimal"/>
-      <w:lvlText w:val="%7."/>
-      <w:lvlJc w:val="left"/>
-      <w:pPr>
-        <w:ind w:left="5040" w:hanging="360"/>
-      </w:pPr>
-    </w:lvl>
-    <w:lvl xmlns:w="http://schemas.openxmlformats.org/wordprocessingml/2006/main" w:ilvl="7">
-      <w:start w:val="1"/>
-      <w:numFmt w:val="lowerLetter"/>
-      <w:lvlText w:val="%8."/>
-      <w:lvlJc w:val="left"/>
-      <w:pPr>
-        <w:ind w:left="5760" w:hanging="360"/>
-      </w:pPr>
-    </w:lvl>
-    <w:lvl xmlns:w="http://schemas.openxmlformats.org/wordprocessingml/2006/main" w:ilvl="8">
-      <w:start w:val="1"/>
-      <w:numFmt w:val="lowerRoman"/>
-      <w:lvlText w:val="%9."/>
-      <w:lvlJc w:val="right"/>
-      <w:pPr>
-        <w:ind w:left="6480" w:hanging="180"/>
-      </w:pPr>
-    </w:lvl>
-  </w:abstractNum>
-  <w:abstractNum xmlns:w="http://schemas.openxmlformats.org/wordprocessingml/2006/main" w:abstractNumId="26">
-    <w:nsid w:val="2b354921"/>
-    <w:multiLevelType xmlns:w="http://schemas.openxmlformats.org/wordprocessingml/2006/main" w:val="hybridMultilevel"/>
-    <w:lvl xmlns:w="http://schemas.openxmlformats.org/wordprocessingml/2006/main" w:ilvl="0">
-      <w:start w:val="1"/>
-      <w:numFmt w:val="bullet"/>
-      <w:lvlText w:val="-"/>
-      <w:lvlJc w:val="left"/>
-      <w:pPr>
-        <w:ind w:left="720" w:hanging="360"/>
-      </w:pPr>
-      <w:rPr>
-        <w:rFonts w:hint="default" w:ascii="Aptos" w:hAnsi="Aptos"/>
-      </w:rPr>
-    </w:lvl>
-    <w:lvl xmlns:w="http://schemas.openxmlformats.org/wordprocessingml/2006/main" w:ilvl="1">
-      <w:start w:val="1"/>
-      <w:numFmt w:val="bullet"/>
-      <w:lvlText w:val="o"/>
-      <w:lvlJc w:val="left"/>
-      <w:pPr>
-        <w:ind w:left="1440" w:hanging="360"/>
-      </w:pPr>
-      <w:rPr>
-        <w:rFonts w:hint="default" w:ascii="Courier New" w:hAnsi="Courier New"/>
-      </w:rPr>
-    </w:lvl>
-    <w:lvl xmlns:w="http://schemas.openxmlformats.org/wordprocessingml/2006/main" w:ilvl="2">
-      <w:start w:val="1"/>
-      <w:numFmt w:val="bullet"/>
-      <w:lvlText w:val=""/>
-      <w:lvlJc w:val="left"/>
-      <w:pPr>
-        <w:ind w:left="2160" w:hanging="360"/>
-      </w:pPr>
-      <w:rPr>
-        <w:rFonts w:hint="default" w:ascii="Wingdings" w:hAnsi="Wingdings"/>
-      </w:rPr>
-    </w:lvl>
-    <w:lvl xmlns:w="http://schemas.openxmlformats.org/wordprocessingml/2006/main" w:ilvl="3">
-      <w:start w:val="1"/>
-      <w:numFmt w:val="bullet"/>
-      <w:lvlText w:val=""/>
-      <w:lvlJc w:val="left"/>
-      <w:pPr>
-        <w:ind w:left="2880" w:hanging="360"/>
-      </w:pPr>
-      <w:rPr>
-        <w:rFonts w:hint="default" w:ascii="Symbol" w:hAnsi="Symbol"/>
-      </w:rPr>
-    </w:lvl>
-    <w:lvl xmlns:w="http://schemas.openxmlformats.org/wordprocessingml/2006/main" w:ilvl="4">
-      <w:start w:val="1"/>
-      <w:numFmt w:val="bullet"/>
-      <w:lvlText w:val="o"/>
-      <w:lvlJc w:val="left"/>
-      <w:pPr>
-        <w:ind w:left="3600" w:hanging="360"/>
-      </w:pPr>
-      <w:rPr>
-        <w:rFonts w:hint="default" w:ascii="Courier New" w:hAnsi="Courier New"/>
-      </w:rPr>
-    </w:lvl>
-    <w:lvl xmlns:w="http://schemas.openxmlformats.org/wordprocessingml/2006/main" w:ilvl="5">
-      <w:start w:val="1"/>
-      <w:numFmt w:val="bullet"/>
-      <w:lvlText w:val=""/>
-      <w:lvlJc w:val="left"/>
-      <w:pPr>
-        <w:ind w:left="4320" w:hanging="360"/>
-      </w:pPr>
-      <w:rPr>
-        <w:rFonts w:hint="default" w:ascii="Wingdings" w:hAnsi="Wingdings"/>
-      </w:rPr>
-    </w:lvl>
-    <w:lvl xmlns:w="http://schemas.openxmlformats.org/wordprocessingml/2006/main" w:ilvl="6">
-      <w:start w:val="1"/>
-      <w:numFmt w:val="bullet"/>
-      <w:lvlText w:val=""/>
-      <w:lvlJc w:val="left"/>
-      <w:pPr>
-        <w:ind w:left="5040" w:hanging="360"/>
-      </w:pPr>
-      <w:rPr>
-        <w:rFonts w:hint="default" w:ascii="Symbol" w:hAnsi="Symbol"/>
-      </w:rPr>
-    </w:lvl>
-    <w:lvl xmlns:w="http://schemas.openxmlformats.org/wordprocessingml/2006/main" w:ilvl="7">
-      <w:start w:val="1"/>
-      <w:numFmt w:val="bullet"/>
-      <w:lvlText w:val="o"/>
-      <w:lvlJc w:val="left"/>
-      <w:pPr>
-        <w:ind w:left="5760" w:hanging="360"/>
-      </w:pPr>
-      <w:rPr>
-        <w:rFonts w:hint="default" w:ascii="Courier New" w:hAnsi="Courier New"/>
-      </w:rPr>
-    </w:lvl>
-    <w:lvl xmlns:w="http://schemas.openxmlformats.org/wordprocessingml/2006/main" w:ilvl="8">
-      <w:start w:val="1"/>
-      <w:numFmt w:val="bullet"/>
-      <w:lvlText w:val=""/>
-      <w:lvlJc w:val="left"/>
-      <w:pPr>
-        <w:ind w:left="6480" w:hanging="360"/>
-      </w:pPr>
-      <w:rPr>
-        <w:rFonts w:hint="default" w:ascii="Wingdings" w:hAnsi="Wingdings"/>
-      </w:rPr>
-    </w:lvl>
-  </w:abstractNum>
-  <w:abstractNum xmlns:w="http://schemas.openxmlformats.org/wordprocessingml/2006/main" w:abstractNumId="25">
-    <w:nsid w:val="31f969f5"/>
-    <w:multiLevelType xmlns:w="http://schemas.openxmlformats.org/wordprocessingml/2006/main" w:val="multilevel"/>
-    <w:lvl xmlns:w="http://schemas.openxmlformats.org/wordprocessingml/2006/main" w:ilvl="0">
-      <w:start w:val="1"/>
-      <w:numFmt w:val="decimal"/>
-      <w:lvlText w:val="%1)"/>
-      <w:lvlJc w:val="left"/>
-      <w:pPr>
-        <w:ind w:left="720" w:hanging="360"/>
-      </w:pPr>
-    </w:lvl>
-    <w:lvl xmlns:w="http://schemas.openxmlformats.org/wordprocessingml/2006/main" w:ilvl="1">
-      <w:start w:val="1"/>
-      <w:numFmt w:val="lowerLetter"/>
-      <w:lvlText w:val="%2)"/>
-      <w:lvlJc w:val="left"/>
-      <w:pPr>
-        <w:ind w:left="1440" w:hanging="360"/>
-      </w:pPr>
-    </w:lvl>
-    <w:lvl xmlns:w="http://schemas.openxmlformats.org/wordprocessingml/2006/main" w:ilvl="2">
-      <w:start w:val="1"/>
-      <w:numFmt w:val="lowerRoman"/>
-      <w:lvlText w:val="%3)"/>
-      <w:lvlJc w:val="right"/>
-      <w:pPr>
-        <w:ind w:left="2160" w:hanging="180"/>
-      </w:pPr>
-    </w:lvl>
-    <w:lvl xmlns:w="http://schemas.openxmlformats.org/wordprocessingml/2006/main" w:ilvl="3">
-      <w:start w:val="1"/>
-      <w:numFmt w:val="decimal"/>
-      <w:lvlText w:val="(%4)"/>
-      <w:lvlJc w:val="left"/>
-      <w:pPr>
-        <w:ind w:left="2880" w:hanging="360"/>
-      </w:pPr>
-    </w:lvl>
-    <w:lvl xmlns:w="http://schemas.openxmlformats.org/wordprocessingml/2006/main" w:ilvl="4">
-      <w:start w:val="1"/>
-      <w:numFmt w:val="lowerLetter"/>
-      <w:lvlText w:val="(%5)"/>
-      <w:lvlJc w:val="left"/>
-      <w:pPr>
-        <w:ind w:left="3600" w:hanging="360"/>
-      </w:pPr>
-    </w:lvl>
-    <w:lvl xmlns:w="http://schemas.openxmlformats.org/wordprocessingml/2006/main" w:ilvl="5">
-      <w:start w:val="1"/>
-      <w:numFmt w:val="lowerRoman"/>
-      <w:lvlText w:val="(%6)"/>
-      <w:lvlJc w:val="right"/>
-      <w:pPr>
-        <w:ind w:left="4320" w:hanging="180"/>
-      </w:pPr>
-    </w:lvl>
-    <w:lvl xmlns:w="http://schemas.openxmlformats.org/wordprocessingml/2006/main" w:ilvl="6">
-      <w:start w:val="1"/>
-      <w:numFmt w:val="decimal"/>
-      <w:lvlText w:val="%7."/>
-      <w:lvlJc w:val="left"/>
-      <w:pPr>
-        <w:ind w:left="5040" w:hanging="360"/>
-      </w:pPr>
-    </w:lvl>
-    <w:lvl xmlns:w="http://schemas.openxmlformats.org/wordprocessingml/2006/main" w:ilvl="7">
-      <w:start w:val="1"/>
-      <w:numFmt w:val="lowerLetter"/>
-      <w:lvlText w:val="%8."/>
-      <w:lvlJc w:val="left"/>
-      <w:pPr>
-        <w:ind w:left="5760" w:hanging="360"/>
-      </w:pPr>
-    </w:lvl>
-    <w:lvl xmlns:w="http://schemas.openxmlformats.org/wordprocessingml/2006/main" w:ilvl="8">
-      <w:start w:val="1"/>
-      <w:numFmt w:val="lowerRoman"/>
-      <w:lvlText w:val="%9."/>
-      <w:lvlJc w:val="right"/>
-      <w:pPr>
-        <w:ind w:left="6480" w:hanging="180"/>
-      </w:pPr>
-    </w:lvl>
-  </w:abstractNum>
-  <w:abstractNum xmlns:w="http://schemas.openxmlformats.org/wordprocessingml/2006/main" w:abstractNumId="24">
-    <w:nsid w:val="5f39dbf2"/>
-    <w:multiLevelType xmlns:w="http://schemas.openxmlformats.org/wordprocessingml/2006/main" w:val="multilevel"/>
-    <w:lvl xmlns:w="http://schemas.openxmlformats.org/wordprocessingml/2006/main" w:ilvl="0">
-      <w:start w:val="1"/>
-      <w:numFmt w:val="decimal"/>
-      <w:lvlText w:val="%1."/>
-      <w:lvlJc w:val="left"/>
-      <w:pPr>
-        <w:ind w:left="1068" w:hanging="360"/>
-      </w:pPr>
-    </w:lvl>
-    <w:lvl xmlns:w="http://schemas.openxmlformats.org/wordprocessingml/2006/main" w:ilvl="1">
-      <w:start w:val="1"/>
-      <w:numFmt w:val="decimal"/>
-      <w:lvlText w:val="%1.%2."/>
-      <w:lvlJc w:val="left"/>
-      <w:pPr>
-        <w:ind w:left="1788" w:hanging="360"/>
-      </w:pPr>
-    </w:lvl>
-    <w:lvl xmlns:w="http://schemas.openxmlformats.org/wordprocessingml/2006/main" w:ilvl="2">
-      <w:start w:val="1"/>
-      <w:numFmt w:val="decimal"/>
-      <w:lvlText w:val="%1.%2.%3."/>
-      <w:lvlJc w:val="left"/>
-      <w:pPr>
-        <w:ind w:left="2508" w:hanging="180"/>
-      </w:pPr>
-    </w:lvl>
-    <w:lvl xmlns:w="http://schemas.openxmlformats.org/wordprocessingml/2006/main" w:ilvl="3">
-      <w:start w:val="1"/>
-      <w:numFmt w:val="decimal"/>
-      <w:lvlText w:val="%1.%2.%3.%4."/>
-      <w:lvlJc w:val="left"/>
-      <w:pPr>
-        <w:ind w:left="3228" w:hanging="360"/>
-      </w:pPr>
-    </w:lvl>
-    <w:lvl xmlns:w="http://schemas.openxmlformats.org/wordprocessingml/2006/main" w:ilvl="4">
-      <w:start w:val="1"/>
-      <w:numFmt w:val="decimal"/>
-      <w:lvlText w:val="%1.%2.%3.%4.%5."/>
-      <w:lvlJc w:val="left"/>
-      <w:pPr>
-        <w:ind w:left="3948" w:hanging="360"/>
-      </w:pPr>
-    </w:lvl>
-    <w:lvl xmlns:w="http://schemas.openxmlformats.org/wordprocessingml/2006/main" w:ilvl="5">
-      <w:start w:val="1"/>
-      <w:numFmt w:val="decimal"/>
-      <w:lvlText w:val="%1.%2.%3.%4.%5.%6."/>
-      <w:lvlJc w:val="left"/>
-      <w:pPr>
-        <w:ind w:left="4668" w:hanging="180"/>
-      </w:pPr>
-    </w:lvl>
-    <w:lvl xmlns:w="http://schemas.openxmlformats.org/wordprocessingml/2006/main" w:ilvl="6">
-      <w:start w:val="1"/>
-      <w:numFmt w:val="decimal"/>
-      <w:lvlText w:val="%1.%2.%3.%4.%5.%6.%7."/>
-      <w:lvlJc w:val="left"/>
-      <w:pPr>
-        <w:ind w:left="5388" w:hanging="360"/>
-      </w:pPr>
-    </w:lvl>
-    <w:lvl xmlns:w="http://schemas.openxmlformats.org/wordprocessingml/2006/main" w:ilvl="7">
-      <w:start w:val="1"/>
-      <w:numFmt w:val="decimal"/>
-      <w:lvlText w:val="%1.%2.%3.%4.%5.%6.%7.%8."/>
-      <w:lvlJc w:val="left"/>
-      <w:pPr>
-        <w:ind w:left="6108" w:hanging="360"/>
-      </w:pPr>
-    </w:lvl>
-    <w:lvl xmlns:w="http://schemas.openxmlformats.org/wordprocessingml/2006/main" w:ilvl="8">
-      <w:start w:val="1"/>
-      <w:numFmt w:val="decimal"/>
-      <w:lvlText w:val="%1.%2.%3.%4.%5.%6.%7.%8.%9."/>
-      <w:lvlJc w:val="left"/>
-      <w:pPr>
-        <w:ind w:left="6828" w:hanging="180"/>
-      </w:pPr>
-    </w:lvl>
-  </w:abstractNum>
-  <w:abstractNum xmlns:w="http://schemas.openxmlformats.org/wordprocessingml/2006/main" w:abstractNumId="23">
-    <w:nsid w:val="325a6f44"/>
-    <w:multiLevelType xmlns:w="http://schemas.openxmlformats.org/wordprocessingml/2006/main" w:val="hybridMultilevel"/>
-    <w:lvl xmlns:w="http://schemas.openxmlformats.org/wordprocessingml/2006/main" w:ilvl="0">
-      <w:start w:val="1"/>
-      <w:numFmt w:val="decimal"/>
-      <w:lvlText w:val="%1."/>
-      <w:lvlJc w:val="left"/>
-      <w:pPr>
-        <w:ind w:left="720" w:hanging="360"/>
-      </w:pPr>
-    </w:lvl>
-    <w:lvl xmlns:w="http://schemas.openxmlformats.org/wordprocessingml/2006/main" w:ilvl="1">
-      <w:start w:val="1"/>
-      <w:numFmt w:val="lowerLetter"/>
-      <w:lvlText w:val="%2."/>
-      <w:lvlJc w:val="left"/>
-      <w:pPr>
-        <w:ind w:left="1440" w:hanging="360"/>
-      </w:pPr>
-    </w:lvl>
-    <w:lvl xmlns:w="http://schemas.openxmlformats.org/wordprocessingml/2006/main" w:ilvl="2">
-      <w:start w:val="1"/>
-      <w:numFmt w:val="lowerRoman"/>
-      <w:lvlText w:val="%3."/>
-      <w:lvlJc w:val="right"/>
-      <w:pPr>
-        <w:ind w:left="2160" w:hanging="180"/>
-      </w:pPr>
-    </w:lvl>
-    <w:lvl xmlns:w="http://schemas.openxmlformats.org/wordprocessingml/2006/main" w:ilvl="3">
-      <w:start w:val="1"/>
-      <w:numFmt w:val="decimal"/>
-      <w:lvlText w:val="%4."/>
-      <w:lvlJc w:val="left"/>
-      <w:pPr>
-        <w:ind w:left="2880" w:hanging="360"/>
-      </w:pPr>
-    </w:lvl>
-    <w:lvl xmlns:w="http://schemas.openxmlformats.org/wordprocessingml/2006/main" w:ilvl="4">
-      <w:start w:val="1"/>
-      <w:numFmt w:val="lowerLetter"/>
-      <w:lvlText w:val="%5."/>
-      <w:lvlJc w:val="left"/>
-      <w:pPr>
-        <w:ind w:left="3600" w:hanging="360"/>
-      </w:pPr>
-    </w:lvl>
-    <w:lvl xmlns:w="http://schemas.openxmlformats.org/wordprocessingml/2006/main" w:ilvl="5">
-      <w:start w:val="1"/>
-      <w:numFmt w:val="lowerRoman"/>
-      <w:lvlText w:val="%6."/>
-      <w:lvlJc w:val="right"/>
-      <w:pPr>
-        <w:ind w:left="4320" w:hanging="180"/>
-      </w:pPr>
-    </w:lvl>
-    <w:lvl xmlns:w="http://schemas.openxmlformats.org/wordprocessingml/2006/main" w:ilvl="6">
-      <w:start w:val="1"/>
-      <w:numFmt w:val="decimal"/>
-      <w:lvlText w:val="%7."/>
-      <w:lvlJc w:val="left"/>
-      <w:pPr>
-        <w:ind w:left="5040" w:hanging="360"/>
-      </w:pPr>
-    </w:lvl>
-    <w:lvl xmlns:w="http://schemas.openxmlformats.org/wordprocessingml/2006/main" w:ilvl="7">
-      <w:start w:val="1"/>
-      <w:numFmt w:val="lowerLetter"/>
-      <w:lvlText w:val="%8."/>
-      <w:lvlJc w:val="left"/>
-      <w:pPr>
-        <w:ind w:left="5760" w:hanging="360"/>
-      </w:pPr>
-    </w:lvl>
-    <w:lvl xmlns:w="http://schemas.openxmlformats.org/wordprocessingml/2006/main" w:ilvl="8">
-      <w:start w:val="1"/>
-      <w:numFmt w:val="lowerRoman"/>
-      <w:lvlText w:val="%9."/>
-      <w:lvlJc w:val="right"/>
-      <w:pPr>
-        <w:ind w:left="6480" w:hanging="180"/>
-      </w:pPr>
-    </w:lvl>
-  </w:abstractNum>
-  <w:abstractNum xmlns:w="http://schemas.openxmlformats.org/wordprocessingml/2006/main" w:abstractNumId="22">
-    <w:nsid w:val="300f78c"/>
-    <w:multiLevelType xmlns:w="http://schemas.openxmlformats.org/wordprocessingml/2006/main" w:val="hybridMultilevel"/>
-    <w:lvl xmlns:w="http://schemas.openxmlformats.org/wordprocessingml/2006/main" w:ilvl="0">
-      <w:start w:val="1"/>
-      <w:numFmt w:val="bullet"/>
-      <w:lvlText w:val=""/>
-      <w:lvlJc w:val="left"/>
-      <w:pPr>
-        <w:ind w:left="720" w:hanging="360"/>
-      </w:pPr>
-      <w:rPr>
-        <w:rFonts w:hint="default" w:ascii="Symbol" w:hAnsi="Symbol"/>
-      </w:rPr>
-    </w:lvl>
-    <w:lvl xmlns:w="http://schemas.openxmlformats.org/wordprocessingml/2006/main" w:ilvl="1">
-      <w:start w:val="1"/>
-      <w:numFmt w:val="bullet"/>
-      <w:lvlText w:val="o"/>
-      <w:lvlJc w:val="left"/>
-      <w:pPr>
-        <w:ind w:left="1440" w:hanging="360"/>
-      </w:pPr>
-      <w:rPr>
-        <w:rFonts w:hint="default" w:ascii="Courier New" w:hAnsi="Courier New"/>
-      </w:rPr>
-    </w:lvl>
-    <w:lvl xmlns:w="http://schemas.openxmlformats.org/wordprocessingml/2006/main" w:ilvl="2">
-      <w:start w:val="1"/>
-      <w:numFmt w:val="bullet"/>
-      <w:lvlText w:val=""/>
-      <w:lvlJc w:val="left"/>
-      <w:pPr>
-        <w:ind w:left="2160" w:hanging="360"/>
-      </w:pPr>
-      <w:rPr>
-        <w:rFonts w:hint="default" w:ascii="Wingdings" w:hAnsi="Wingdings"/>
-      </w:rPr>
-    </w:lvl>
-    <w:lvl xmlns:w="http://schemas.openxmlformats.org/wordprocessingml/2006/main" w:ilvl="3">
-      <w:start w:val="1"/>
-      <w:numFmt w:val="bullet"/>
-      <w:lvlText w:val=""/>
-      <w:lvlJc w:val="left"/>
-      <w:pPr>
-        <w:ind w:left="2880" w:hanging="360"/>
-      </w:pPr>
-      <w:rPr>
-        <w:rFonts w:hint="default" w:ascii="Symbol" w:hAnsi="Symbol"/>
-      </w:rPr>
-    </w:lvl>
-    <w:lvl xmlns:w="http://schemas.openxmlformats.org/wordprocessingml/2006/main" w:ilvl="4">
-      <w:start w:val="1"/>
-      <w:numFmt w:val="bullet"/>
-      <w:lvlText w:val="o"/>
-      <w:lvlJc w:val="left"/>
-      <w:pPr>
-        <w:ind w:left="3600" w:hanging="360"/>
-      </w:pPr>
-      <w:rPr>
-        <w:rFonts w:hint="default" w:ascii="Courier New" w:hAnsi="Courier New"/>
-      </w:rPr>
-    </w:lvl>
-    <w:lvl xmlns:w="http://schemas.openxmlformats.org/wordprocessingml/2006/main" w:ilvl="5">
-      <w:start w:val="1"/>
-      <w:numFmt w:val="bullet"/>
-      <w:lvlText w:val=""/>
-      <w:lvlJc w:val="left"/>
-      <w:pPr>
-        <w:ind w:left="4320" w:hanging="360"/>
-      </w:pPr>
-      <w:rPr>
-        <w:rFonts w:hint="default" w:ascii="Wingdings" w:hAnsi="Wingdings"/>
-      </w:rPr>
-    </w:lvl>
-    <w:lvl xmlns:w="http://schemas.openxmlformats.org/wordprocessingml/2006/main" w:ilvl="6">
-      <w:start w:val="1"/>
-      <w:numFmt w:val="bullet"/>
-      <w:lvlText w:val=""/>
-      <w:lvlJc w:val="left"/>
-      <w:pPr>
-        <w:ind w:left="5040" w:hanging="360"/>
-      </w:pPr>
-      <w:rPr>
-        <w:rFonts w:hint="default" w:ascii="Symbol" w:hAnsi="Symbol"/>
-      </w:rPr>
-    </w:lvl>
-    <w:lvl xmlns:w="http://schemas.openxmlformats.org/wordprocessingml/2006/main" w:ilvl="7">
-      <w:start w:val="1"/>
-      <w:numFmt w:val="bullet"/>
-      <w:lvlText w:val="o"/>
-      <w:lvlJc w:val="left"/>
-      <w:pPr>
-        <w:ind w:left="5760" w:hanging="360"/>
-      </w:pPr>
-      <w:rPr>
-        <w:rFonts w:hint="default" w:ascii="Courier New" w:hAnsi="Courier New"/>
-      </w:rPr>
-    </w:lvl>
-    <w:lvl xmlns:w="http://schemas.openxmlformats.org/wordprocessingml/2006/main" w:ilvl="8">
-      <w:start w:val="1"/>
-      <w:numFmt w:val="bullet"/>
-      <w:lvlText w:val=""/>
-      <w:lvlJc w:val="left"/>
-      <w:pPr>
-        <w:ind w:left="6480" w:hanging="360"/>
-      </w:pPr>
-      <w:rPr>
-        <w:rFonts w:hint="default" w:ascii="Wingdings" w:hAnsi="Wingdings"/>
-      </w:rPr>
-    </w:lvl>
-  </w:abstractNum>
-  <w:abstractNum xmlns:w="http://schemas.openxmlformats.org/wordprocessingml/2006/main" w:abstractNumId="21">
-    <w:nsid w:val="ef13b7d"/>
-    <w:multiLevelType xmlns:w="http://schemas.openxmlformats.org/wordprocessingml/2006/main" w:val="hybridMultilevel"/>
-    <w:lvl xmlns:w="http://schemas.openxmlformats.org/wordprocessingml/2006/main" w:ilvl="0">
-      <w:start w:val="1"/>
-      <w:numFmt w:val="decimal"/>
-      <w:lvlText w:val="%1."/>
-      <w:lvlJc w:val="left"/>
-      <w:pPr>
-        <w:ind w:left="720" w:hanging="360"/>
-      </w:pPr>
-    </w:lvl>
-    <w:lvl xmlns:w="http://schemas.openxmlformats.org/wordprocessingml/2006/main" w:ilvl="1">
-      <w:start w:val="1"/>
-      <w:numFmt w:val="lowerLetter"/>
-      <w:lvlText w:val="%2."/>
-      <w:lvlJc w:val="left"/>
-      <w:pPr>
-        <w:ind w:left="1440" w:hanging="360"/>
-      </w:pPr>
-    </w:lvl>
-    <w:lvl xmlns:w="http://schemas.openxmlformats.org/wordprocessingml/2006/main" w:ilvl="2">
-      <w:start w:val="1"/>
-      <w:numFmt w:val="lowerRoman"/>
-      <w:lvlText w:val="%3."/>
-      <w:lvlJc w:val="right"/>
-      <w:pPr>
-        <w:ind w:left="2160" w:hanging="180"/>
-      </w:pPr>
-    </w:lvl>
-    <w:lvl xmlns:w="http://schemas.openxmlformats.org/wordprocessingml/2006/main" w:ilvl="3">
-      <w:start w:val="1"/>
-      <w:numFmt w:val="decimal"/>
-      <w:lvlText w:val="%4."/>
-      <w:lvlJc w:val="left"/>
-      <w:pPr>
-        <w:ind w:left="2880" w:hanging="360"/>
-      </w:pPr>
-    </w:lvl>
-    <w:lvl xmlns:w="http://schemas.openxmlformats.org/wordprocessingml/2006/main" w:ilvl="4">
-      <w:start w:val="1"/>
-      <w:numFmt w:val="lowerLetter"/>
-      <w:lvlText w:val="%5."/>
-      <w:lvlJc w:val="left"/>
-      <w:pPr>
-        <w:ind w:left="3600" w:hanging="360"/>
-      </w:pPr>
-    </w:lvl>
-    <w:lvl xmlns:w="http://schemas.openxmlformats.org/wordprocessingml/2006/main" w:ilvl="5">
-      <w:start w:val="1"/>
-      <w:numFmt w:val="lowerRoman"/>
-      <w:lvlText w:val="%6."/>
-      <w:lvlJc w:val="right"/>
-      <w:pPr>
-        <w:ind w:left="4320" w:hanging="180"/>
-      </w:pPr>
-    </w:lvl>
-    <w:lvl xmlns:w="http://schemas.openxmlformats.org/wordprocessingml/2006/main" w:ilvl="6">
-      <w:start w:val="1"/>
-      <w:numFmt w:val="decimal"/>
-      <w:lvlText w:val="%7."/>
-      <w:lvlJc w:val="left"/>
-      <w:pPr>
-        <w:ind w:left="5040" w:hanging="360"/>
-      </w:pPr>
-    </w:lvl>
-    <w:lvl xmlns:w="http://schemas.openxmlformats.org/wordprocessingml/2006/main" w:ilvl="7">
-      <w:start w:val="1"/>
-      <w:numFmt w:val="lowerLetter"/>
-      <w:lvlText w:val="%8."/>
-      <w:lvlJc w:val="left"/>
-      <w:pPr>
-        <w:ind w:left="5760" w:hanging="360"/>
-      </w:pPr>
-    </w:lvl>
-    <w:lvl xmlns:w="http://schemas.openxmlformats.org/wordprocessingml/2006/main" w:ilvl="8">
-      <w:start w:val="1"/>
-      <w:numFmt w:val="lowerRoman"/>
-      <w:lvlText w:val="%9."/>
-      <w:lvlJc w:val="right"/>
-      <w:pPr>
-        <w:ind w:left="6480" w:hanging="180"/>
-      </w:pPr>
-    </w:lvl>
-  </w:abstractNum>
-  <w:abstractNum xmlns:w="http://schemas.openxmlformats.org/wordprocessingml/2006/main" w:abstractNumId="20">
-    <w:nsid w:val="7874e73d"/>
-    <w:multiLevelType xmlns:w="http://schemas.openxmlformats.org/wordprocessingml/2006/main" w:val="hybridMultilevel"/>
-    <w:lvl xmlns:w="http://schemas.openxmlformats.org/wordprocessingml/2006/main" w:ilvl="0">
-      <w:start w:val="1"/>
-      <w:numFmt w:val="decimal"/>
-      <w:lvlText w:val="%1."/>
-      <w:lvlJc w:val="left"/>
-      <w:pPr>
-        <w:ind w:left="720" w:hanging="360"/>
-      </w:pPr>
-    </w:lvl>
-    <w:lvl xmlns:w="http://schemas.openxmlformats.org/wordprocessingml/2006/main" w:ilvl="1">
-      <w:start w:val="1"/>
-      <w:numFmt w:val="lowerLetter"/>
-      <w:lvlText w:val="%2."/>
-      <w:lvlJc w:val="left"/>
-      <w:pPr>
-        <w:ind w:left="1440" w:hanging="360"/>
-      </w:pPr>
-    </w:lvl>
-    <w:lvl xmlns:w="http://schemas.openxmlformats.org/wordprocessingml/2006/main" w:ilvl="2">
-      <w:start w:val="1"/>
-      <w:numFmt w:val="lowerRoman"/>
-      <w:lvlText w:val="%3."/>
-      <w:lvlJc w:val="right"/>
-      <w:pPr>
-        <w:ind w:left="2160" w:hanging="180"/>
-      </w:pPr>
-    </w:lvl>
-    <w:lvl xmlns:w="http://schemas.openxmlformats.org/wordprocessingml/2006/main" w:ilvl="3">
-      <w:start w:val="1"/>
-      <w:numFmt w:val="decimal"/>
-      <w:lvlText w:val="%4."/>
-      <w:lvlJc w:val="left"/>
-      <w:pPr>
-        <w:ind w:left="2880" w:hanging="360"/>
-      </w:pPr>
-    </w:lvl>
-    <w:lvl xmlns:w="http://schemas.openxmlformats.org/wordprocessingml/2006/main" w:ilvl="4">
-      <w:start w:val="1"/>
-      <w:numFmt w:val="lowerLetter"/>
-      <w:lvlText w:val="%5."/>
-      <w:lvlJc w:val="left"/>
-      <w:pPr>
-        <w:ind w:left="3600" w:hanging="360"/>
-      </w:pPr>
-    </w:lvl>
-    <w:lvl xmlns:w="http://schemas.openxmlformats.org/wordprocessingml/2006/main" w:ilvl="5">
-      <w:start w:val="1"/>
-      <w:numFmt w:val="lowerRoman"/>
-      <w:lvlText w:val="%6."/>
-      <w:lvlJc w:val="right"/>
-      <w:pPr>
-        <w:ind w:left="4320" w:hanging="180"/>
-      </w:pPr>
-    </w:lvl>
-    <w:lvl xmlns:w="http://schemas.openxmlformats.org/wordprocessingml/2006/main" w:ilvl="6">
-      <w:start w:val="1"/>
-      <w:numFmt w:val="decimal"/>
-      <w:lvlText w:val="%7."/>
-      <w:lvlJc w:val="left"/>
-      <w:pPr>
-        <w:ind w:left="5040" w:hanging="360"/>
-      </w:pPr>
-    </w:lvl>
-    <w:lvl xmlns:w="http://schemas.openxmlformats.org/wordprocessingml/2006/main" w:ilvl="7">
-      <w:start w:val="1"/>
-      <w:numFmt w:val="lowerLetter"/>
-      <w:lvlText w:val="%8."/>
-      <w:lvlJc w:val="left"/>
-      <w:pPr>
-        <w:ind w:left="5760" w:hanging="360"/>
-      </w:pPr>
-    </w:lvl>
-    <w:lvl xmlns:w="http://schemas.openxmlformats.org/wordprocessingml/2006/main" w:ilvl="8">
-      <w:start w:val="1"/>
-      <w:numFmt w:val="lowerRoman"/>
-      <w:lvlText w:val="%9."/>
-      <w:lvlJc w:val="right"/>
-      <w:pPr>
-        <w:ind w:left="6480" w:hanging="180"/>
-      </w:pPr>
-    </w:lvl>
-  </w:abstractNum>
-  <w:abstractNum xmlns:w="http://schemas.openxmlformats.org/wordprocessingml/2006/main" w:abstractNumId="19">
-    <w:nsid w:val="2f45eeba"/>
-    <w:multiLevelType xmlns:w="http://schemas.openxmlformats.org/wordprocessingml/2006/main" w:val="hybridMultilevel"/>
-    <w:lvl xmlns:w="http://schemas.openxmlformats.org/wordprocessingml/2006/main" w:ilvl="0">
-      <w:start w:val="1"/>
-      <w:numFmt w:val="decimal"/>
-      <w:lvlText w:val="%1."/>
-      <w:lvlJc w:val="left"/>
-      <w:pPr>
-        <w:ind w:left="720" w:hanging="360"/>
-      </w:pPr>
-    </w:lvl>
-    <w:lvl xmlns:w="http://schemas.openxmlformats.org/wordprocessingml/2006/main" w:ilvl="1">
-      <w:start w:val="1"/>
-      <w:numFmt w:val="lowerLetter"/>
-      <w:lvlText w:val="%2."/>
-      <w:lvlJc w:val="left"/>
-      <w:pPr>
-        <w:ind w:left="1440" w:hanging="360"/>
-      </w:pPr>
-    </w:lvl>
-    <w:lvl xmlns:w="http://schemas.openxmlformats.org/wordprocessingml/2006/main" w:ilvl="2">
-      <w:start w:val="1"/>
-      <w:numFmt w:val="lowerRoman"/>
-      <w:lvlText w:val="%3."/>
-      <w:lvlJc w:val="right"/>
-      <w:pPr>
-        <w:ind w:left="2160" w:hanging="180"/>
-      </w:pPr>
-    </w:lvl>
-    <w:lvl xmlns:w="http://schemas.openxmlformats.org/wordprocessingml/2006/main" w:ilvl="3">
-      <w:start w:val="1"/>
-      <w:numFmt w:val="decimal"/>
-      <w:lvlText w:val="%4."/>
-      <w:lvlJc w:val="left"/>
-      <w:pPr>
-        <w:ind w:left="2880" w:hanging="360"/>
-      </w:pPr>
-    </w:lvl>
-    <w:lvl xmlns:w="http://schemas.openxmlformats.org/wordprocessingml/2006/main" w:ilvl="4">
-      <w:start w:val="1"/>
-      <w:numFmt w:val="lowerLetter"/>
-      <w:lvlText w:val="%5."/>
-      <w:lvlJc w:val="left"/>
-      <w:pPr>
-        <w:ind w:left="3600" w:hanging="360"/>
-      </w:pPr>
-    </w:lvl>
-    <w:lvl xmlns:w="http://schemas.openxmlformats.org/wordprocessingml/2006/main" w:ilvl="5">
-      <w:start w:val="1"/>
-      <w:numFmt w:val="lowerRoman"/>
-      <w:lvlText w:val="%6."/>
-      <w:lvlJc w:val="right"/>
-      <w:pPr>
-        <w:ind w:left="4320" w:hanging="180"/>
-      </w:pPr>
-    </w:lvl>
-    <w:lvl xmlns:w="http://schemas.openxmlformats.org/wordprocessingml/2006/main" w:ilvl="6">
-      <w:start w:val="1"/>
-      <w:numFmt w:val="decimal"/>
-      <w:lvlText w:val="%7."/>
-      <w:lvlJc w:val="left"/>
-      <w:pPr>
-        <w:ind w:left="5040" w:hanging="360"/>
-      </w:pPr>
-    </w:lvl>
-    <w:lvl xmlns:w="http://schemas.openxmlformats.org/wordprocessingml/2006/main" w:ilvl="7">
-      <w:start w:val="1"/>
-      <w:numFmt w:val="lowerLetter"/>
-      <w:lvlText w:val="%8."/>
-      <w:lvlJc w:val="left"/>
-      <w:pPr>
-        <w:ind w:left="5760" w:hanging="360"/>
-      </w:pPr>
-    </w:lvl>
-    <w:lvl xmlns:w="http://schemas.openxmlformats.org/wordprocessingml/2006/main" w:ilvl="8">
-      <w:start w:val="1"/>
-      <w:numFmt w:val="lowerRoman"/>
-      <w:lvlText w:val="%9."/>
-      <w:lvlJc w:val="right"/>
-      <w:pPr>
-        <w:ind w:left="6480" w:hanging="180"/>
-      </w:pPr>
-    </w:lvl>
-  </w:abstractNum>
-  <w:abstractNum xmlns:w="http://schemas.openxmlformats.org/wordprocessingml/2006/main" w:abstractNumId="18">
-    <w:nsid w:val="778556b0"/>
-    <w:multiLevelType xmlns:w="http://schemas.openxmlformats.org/wordprocessingml/2006/main" w:val="hybridMultilevel"/>
-    <w:lvl xmlns:w="http://schemas.openxmlformats.org/wordprocessingml/2006/main" w:ilvl="0">
-      <w:start w:val="1"/>
-      <w:numFmt w:val="decimal"/>
-      <w:lvlText w:val="%1."/>
-      <w:lvlJc w:val="left"/>
-      <w:pPr>
-        <w:ind w:left="720" w:hanging="360"/>
-      </w:pPr>
-    </w:lvl>
-    <w:lvl xmlns:w="http://schemas.openxmlformats.org/wordprocessingml/2006/main" w:ilvl="1">
-      <w:start w:val="1"/>
-      <w:numFmt w:val="lowerLetter"/>
-      <w:lvlText w:val="%2."/>
-      <w:lvlJc w:val="left"/>
-      <w:pPr>
-        <w:ind w:left="1440" w:hanging="360"/>
-      </w:pPr>
-    </w:lvl>
-    <w:lvl xmlns:w="http://schemas.openxmlformats.org/wordprocessingml/2006/main" w:ilvl="2">
-      <w:start w:val="1"/>
-      <w:numFmt w:val="lowerRoman"/>
-      <w:lvlText w:val="%3."/>
-      <w:lvlJc w:val="right"/>
-      <w:pPr>
-        <w:ind w:left="2160" w:hanging="180"/>
-      </w:pPr>
-    </w:lvl>
-    <w:lvl xmlns:w="http://schemas.openxmlformats.org/wordprocessingml/2006/main" w:ilvl="3">
-      <w:start w:val="1"/>
-      <w:numFmt w:val="decimal"/>
-      <w:lvlText w:val="%4."/>
-      <w:lvlJc w:val="left"/>
-      <w:pPr>
-        <w:ind w:left="2880" w:hanging="360"/>
-      </w:pPr>
-    </w:lvl>
-    <w:lvl xmlns:w="http://schemas.openxmlformats.org/wordprocessingml/2006/main" w:ilvl="4">
-      <w:start w:val="1"/>
-      <w:numFmt w:val="lowerLetter"/>
-      <w:lvlText w:val="%5."/>
-      <w:lvlJc w:val="left"/>
-      <w:pPr>
-        <w:ind w:left="3600" w:hanging="360"/>
-      </w:pPr>
-    </w:lvl>
-    <w:lvl xmlns:w="http://schemas.openxmlformats.org/wordprocessingml/2006/main" w:ilvl="5">
-      <w:start w:val="1"/>
-      <w:numFmt w:val="lowerRoman"/>
-      <w:lvlText w:val="%6."/>
-      <w:lvlJc w:val="right"/>
-      <w:pPr>
-        <w:ind w:left="4320" w:hanging="180"/>
-      </w:pPr>
-    </w:lvl>
-    <w:lvl xmlns:w="http://schemas.openxmlformats.org/wordprocessingml/2006/main" w:ilvl="6">
-      <w:start w:val="1"/>
-      <w:numFmt w:val="decimal"/>
-      <w:lvlText w:val="%7."/>
-      <w:lvlJc w:val="left"/>
-      <w:pPr>
-        <w:ind w:left="5040" w:hanging="360"/>
-      </w:pPr>
-    </w:lvl>
-    <w:lvl xmlns:w="http://schemas.openxmlformats.org/wordprocessingml/2006/main" w:ilvl="7">
-      <w:start w:val="1"/>
-      <w:numFmt w:val="lowerLetter"/>
-      <w:lvlText w:val="%8."/>
-      <w:lvlJc w:val="left"/>
-      <w:pPr>
-        <w:ind w:left="5760" w:hanging="360"/>
-      </w:pPr>
-    </w:lvl>
-    <w:lvl xmlns:w="http://schemas.openxmlformats.org/wordprocessingml/2006/main" w:ilvl="8">
-      <w:start w:val="1"/>
-      <w:numFmt w:val="lowerRoman"/>
-      <w:lvlText w:val="%9."/>
-      <w:lvlJc w:val="right"/>
-      <w:pPr>
-        <w:ind w:left="6480" w:hanging="180"/>
-      </w:pPr>
-    </w:lvl>
-  </w:abstractNum>
   <w:abstractNum w:abstractNumId="0" w15:restartNumberingAfterBreak="0">
     <w:nsid w:val="028E406B"/>
     <w:multiLevelType w:val="multilevel"/>
@@ -3569,7 +2378,7 @@
         <w:ind w:left="720" w:hanging="360"/>
       </w:pPr>
       <w:rPr>
-        <w:rFonts w:hint="default" w:ascii="Symbol" w:hAnsi="Symbol"/>
+        <w:rFonts w:ascii="Symbol" w:hAnsi="Symbol" w:hint="default"/>
         <w:sz w:val="20"/>
       </w:rPr>
     </w:lvl>
@@ -3585,7 +2394,7 @@
         <w:ind w:left="1440" w:hanging="360"/>
       </w:pPr>
       <w:rPr>
-        <w:rFonts w:hint="default" w:ascii="Courier New" w:hAnsi="Courier New"/>
+        <w:rFonts w:ascii="Courier New" w:hAnsi="Courier New" w:hint="default"/>
         <w:sz w:val="20"/>
       </w:rPr>
     </w:lvl>
@@ -3601,7 +2410,7 @@
         <w:ind w:left="2160" w:hanging="360"/>
       </w:pPr>
       <w:rPr>
-        <w:rFonts w:hint="default" w:ascii="Wingdings" w:hAnsi="Wingdings"/>
+        <w:rFonts w:ascii="Wingdings" w:hAnsi="Wingdings" w:hint="default"/>
         <w:sz w:val="20"/>
       </w:rPr>
     </w:lvl>
@@ -3617,7 +2426,7 @@
         <w:ind w:left="2880" w:hanging="360"/>
       </w:pPr>
       <w:rPr>
-        <w:rFonts w:hint="default" w:ascii="Wingdings" w:hAnsi="Wingdings"/>
+        <w:rFonts w:ascii="Wingdings" w:hAnsi="Wingdings" w:hint="default"/>
         <w:sz w:val="20"/>
       </w:rPr>
     </w:lvl>
@@ -3633,7 +2442,7 @@
         <w:ind w:left="3600" w:hanging="360"/>
       </w:pPr>
       <w:rPr>
-        <w:rFonts w:hint="default" w:ascii="Wingdings" w:hAnsi="Wingdings"/>
+        <w:rFonts w:ascii="Wingdings" w:hAnsi="Wingdings" w:hint="default"/>
         <w:sz w:val="20"/>
       </w:rPr>
     </w:lvl>
@@ -3649,7 +2458,7 @@
         <w:ind w:left="4320" w:hanging="360"/>
       </w:pPr>
       <w:rPr>
-        <w:rFonts w:hint="default" w:ascii="Wingdings" w:hAnsi="Wingdings"/>
+        <w:rFonts w:ascii="Wingdings" w:hAnsi="Wingdings" w:hint="default"/>
         <w:sz w:val="20"/>
       </w:rPr>
     </w:lvl>
@@ -3665,7 +2474,7 @@
         <w:ind w:left="5040" w:hanging="360"/>
       </w:pPr>
       <w:rPr>
-        <w:rFonts w:hint="default" w:ascii="Wingdings" w:hAnsi="Wingdings"/>
+        <w:rFonts w:ascii="Wingdings" w:hAnsi="Wingdings" w:hint="default"/>
         <w:sz w:val="20"/>
       </w:rPr>
     </w:lvl>
@@ -3681,7 +2490,7 @@
         <w:ind w:left="5760" w:hanging="360"/>
       </w:pPr>
       <w:rPr>
-        <w:rFonts w:hint="default" w:ascii="Wingdings" w:hAnsi="Wingdings"/>
+        <w:rFonts w:ascii="Wingdings" w:hAnsi="Wingdings" w:hint="default"/>
         <w:sz w:val="20"/>
       </w:rPr>
     </w:lvl>
@@ -3697,12 +2506,125 @@
         <w:ind w:left="6480" w:hanging="360"/>
       </w:pPr>
       <w:rPr>
-        <w:rFonts w:hint="default" w:ascii="Wingdings" w:hAnsi="Wingdings"/>
+        <w:rFonts w:ascii="Wingdings" w:hAnsi="Wingdings" w:hint="default"/>
         <w:sz w:val="20"/>
       </w:rPr>
     </w:lvl>
   </w:abstractNum>
   <w:abstractNum w:abstractNumId="1" w15:restartNumberingAfterBreak="0">
+    <w:nsid w:val="0300F78C"/>
+    <w:multiLevelType w:val="hybridMultilevel"/>
+    <w:tmpl w:val="5A90E2A6"/>
+    <w:lvl w:ilvl="0" w:tplc="928C8A00">
+      <w:start w:val="1"/>
+      <w:numFmt w:val="bullet"/>
+      <w:lvlText w:val=""/>
+      <w:lvlJc w:val="left"/>
+      <w:pPr>
+        <w:ind w:left="720" w:hanging="360"/>
+      </w:pPr>
+      <w:rPr>
+        <w:rFonts w:ascii="Symbol" w:hAnsi="Symbol" w:hint="default"/>
+      </w:rPr>
+    </w:lvl>
+    <w:lvl w:ilvl="1" w:tplc="CBB80404">
+      <w:start w:val="1"/>
+      <w:numFmt w:val="bullet"/>
+      <w:lvlText w:val="o"/>
+      <w:lvlJc w:val="left"/>
+      <w:pPr>
+        <w:ind w:left="1440" w:hanging="360"/>
+      </w:pPr>
+      <w:rPr>
+        <w:rFonts w:ascii="Courier New" w:hAnsi="Courier New" w:hint="default"/>
+      </w:rPr>
+    </w:lvl>
+    <w:lvl w:ilvl="2" w:tplc="8BD4B03A">
+      <w:start w:val="1"/>
+      <w:numFmt w:val="bullet"/>
+      <w:lvlText w:val=""/>
+      <w:lvlJc w:val="left"/>
+      <w:pPr>
+        <w:ind w:left="2160" w:hanging="360"/>
+      </w:pPr>
+      <w:rPr>
+        <w:rFonts w:ascii="Wingdings" w:hAnsi="Wingdings" w:hint="default"/>
+      </w:rPr>
+    </w:lvl>
+    <w:lvl w:ilvl="3" w:tplc="2AA2EB92">
+      <w:start w:val="1"/>
+      <w:numFmt w:val="bullet"/>
+      <w:lvlText w:val=""/>
+      <w:lvlJc w:val="left"/>
+      <w:pPr>
+        <w:ind w:left="2880" w:hanging="360"/>
+      </w:pPr>
+      <w:rPr>
+        <w:rFonts w:ascii="Symbol" w:hAnsi="Symbol" w:hint="default"/>
+      </w:rPr>
+    </w:lvl>
+    <w:lvl w:ilvl="4" w:tplc="C6C6443A">
+      <w:start w:val="1"/>
+      <w:numFmt w:val="bullet"/>
+      <w:lvlText w:val="o"/>
+      <w:lvlJc w:val="left"/>
+      <w:pPr>
+        <w:ind w:left="3600" w:hanging="360"/>
+      </w:pPr>
+      <w:rPr>
+        <w:rFonts w:ascii="Courier New" w:hAnsi="Courier New" w:hint="default"/>
+      </w:rPr>
+    </w:lvl>
+    <w:lvl w:ilvl="5" w:tplc="E800FD26">
+      <w:start w:val="1"/>
+      <w:numFmt w:val="bullet"/>
+      <w:lvlText w:val=""/>
+      <w:lvlJc w:val="left"/>
+      <w:pPr>
+        <w:ind w:left="4320" w:hanging="360"/>
+      </w:pPr>
+      <w:rPr>
+        <w:rFonts w:ascii="Wingdings" w:hAnsi="Wingdings" w:hint="default"/>
+      </w:rPr>
+    </w:lvl>
+    <w:lvl w:ilvl="6" w:tplc="3F84401C">
+      <w:start w:val="1"/>
+      <w:numFmt w:val="bullet"/>
+      <w:lvlText w:val=""/>
+      <w:lvlJc w:val="left"/>
+      <w:pPr>
+        <w:ind w:left="5040" w:hanging="360"/>
+      </w:pPr>
+      <w:rPr>
+        <w:rFonts w:ascii="Symbol" w:hAnsi="Symbol" w:hint="default"/>
+      </w:rPr>
+    </w:lvl>
+    <w:lvl w:ilvl="7" w:tplc="D5001758">
+      <w:start w:val="1"/>
+      <w:numFmt w:val="bullet"/>
+      <w:lvlText w:val="o"/>
+      <w:lvlJc w:val="left"/>
+      <w:pPr>
+        <w:ind w:left="5760" w:hanging="360"/>
+      </w:pPr>
+      <w:rPr>
+        <w:rFonts w:ascii="Courier New" w:hAnsi="Courier New" w:hint="default"/>
+      </w:rPr>
+    </w:lvl>
+    <w:lvl w:ilvl="8" w:tplc="D6889BD8">
+      <w:start w:val="1"/>
+      <w:numFmt w:val="bullet"/>
+      <w:lvlText w:val=""/>
+      <w:lvlJc w:val="left"/>
+      <w:pPr>
+        <w:ind w:left="6480" w:hanging="360"/>
+      </w:pPr>
+      <w:rPr>
+        <w:rFonts w:ascii="Wingdings" w:hAnsi="Wingdings" w:hint="default"/>
+      </w:rPr>
+    </w:lvl>
+  </w:abstractNum>
+  <w:abstractNum w:abstractNumId="2" w15:restartNumberingAfterBreak="0">
     <w:nsid w:val="05BE6D06"/>
     <w:multiLevelType w:val="hybridMultilevel"/>
     <w:tmpl w:val="B4C20FD0"/>
@@ -3791,7 +2713,7 @@
       </w:pPr>
     </w:lvl>
   </w:abstractNum>
-  <w:abstractNum w:abstractNumId="2" w15:restartNumberingAfterBreak="0">
+  <w:abstractNum w:abstractNumId="3" w15:restartNumberingAfterBreak="0">
     <w:nsid w:val="0A7D0F60"/>
     <w:multiLevelType w:val="hybridMultilevel"/>
     <w:tmpl w:val="E3D4DC10"/>
@@ -3880,7 +2802,7 @@
       </w:pPr>
     </w:lvl>
   </w:abstractNum>
-  <w:abstractNum w:abstractNumId="3" w15:restartNumberingAfterBreak="0">
+  <w:abstractNum w:abstractNumId="4" w15:restartNumberingAfterBreak="0">
     <w:nsid w:val="0E3E1608"/>
     <w:multiLevelType w:val="multilevel"/>
     <w:tmpl w:val="D282484E"/>
@@ -3896,7 +2818,7 @@
         <w:ind w:left="720" w:hanging="360"/>
       </w:pPr>
       <w:rPr>
-        <w:rFonts w:hint="default" w:ascii="Symbol" w:hAnsi="Symbol"/>
+        <w:rFonts w:ascii="Symbol" w:hAnsi="Symbol" w:hint="default"/>
         <w:sz w:val="20"/>
       </w:rPr>
     </w:lvl>
@@ -3912,7 +2834,7 @@
         <w:ind w:left="1440" w:hanging="360"/>
       </w:pPr>
       <w:rPr>
-        <w:rFonts w:hint="default" w:ascii="Courier New" w:hAnsi="Courier New"/>
+        <w:rFonts w:ascii="Courier New" w:hAnsi="Courier New" w:hint="default"/>
         <w:sz w:val="20"/>
       </w:rPr>
     </w:lvl>
@@ -3928,7 +2850,7 @@
         <w:ind w:left="2160" w:hanging="360"/>
       </w:pPr>
       <w:rPr>
-        <w:rFonts w:hint="default" w:ascii="Wingdings" w:hAnsi="Wingdings"/>
+        <w:rFonts w:ascii="Wingdings" w:hAnsi="Wingdings" w:hint="default"/>
         <w:sz w:val="20"/>
       </w:rPr>
     </w:lvl>
@@ -3944,7 +2866,7 @@
         <w:ind w:left="2880" w:hanging="360"/>
       </w:pPr>
       <w:rPr>
-        <w:rFonts w:hint="default" w:ascii="Wingdings" w:hAnsi="Wingdings"/>
+        <w:rFonts w:ascii="Wingdings" w:hAnsi="Wingdings" w:hint="default"/>
         <w:sz w:val="20"/>
       </w:rPr>
     </w:lvl>
@@ -3960,7 +2882,7 @@
         <w:ind w:left="3600" w:hanging="360"/>
       </w:pPr>
       <w:rPr>
-        <w:rFonts w:hint="default" w:ascii="Wingdings" w:hAnsi="Wingdings"/>
+        <w:rFonts w:ascii="Wingdings" w:hAnsi="Wingdings" w:hint="default"/>
         <w:sz w:val="20"/>
       </w:rPr>
     </w:lvl>
@@ -3976,7 +2898,7 @@
         <w:ind w:left="4320" w:hanging="360"/>
       </w:pPr>
       <w:rPr>
-        <w:rFonts w:hint="default" w:ascii="Wingdings" w:hAnsi="Wingdings"/>
+        <w:rFonts w:ascii="Wingdings" w:hAnsi="Wingdings" w:hint="default"/>
         <w:sz w:val="20"/>
       </w:rPr>
     </w:lvl>
@@ -3992,7 +2914,7 @@
         <w:ind w:left="5040" w:hanging="360"/>
       </w:pPr>
       <w:rPr>
-        <w:rFonts w:hint="default" w:ascii="Wingdings" w:hAnsi="Wingdings"/>
+        <w:rFonts w:ascii="Wingdings" w:hAnsi="Wingdings" w:hint="default"/>
         <w:sz w:val="20"/>
       </w:rPr>
     </w:lvl>
@@ -4008,7 +2930,7 @@
         <w:ind w:left="5760" w:hanging="360"/>
       </w:pPr>
       <w:rPr>
-        <w:rFonts w:hint="default" w:ascii="Wingdings" w:hAnsi="Wingdings"/>
+        <w:rFonts w:ascii="Wingdings" w:hAnsi="Wingdings" w:hint="default"/>
         <w:sz w:val="20"/>
       </w:rPr>
     </w:lvl>
@@ -4024,12 +2946,324 @@
         <w:ind w:left="6480" w:hanging="360"/>
       </w:pPr>
       <w:rPr>
-        <w:rFonts w:hint="default" w:ascii="Wingdings" w:hAnsi="Wingdings"/>
+        <w:rFonts w:ascii="Wingdings" w:hAnsi="Wingdings" w:hint="default"/>
         <w:sz w:val="20"/>
       </w:rPr>
     </w:lvl>
   </w:abstractNum>
-  <w:abstractNum w:abstractNumId="4" w15:restartNumberingAfterBreak="0">
+  <w:abstractNum w:abstractNumId="5" w15:restartNumberingAfterBreak="0">
+    <w:nsid w:val="0EF13B7D"/>
+    <w:multiLevelType w:val="hybridMultilevel"/>
+    <w:tmpl w:val="DA4E8550"/>
+    <w:lvl w:ilvl="0" w:tplc="D52A2AE6">
+      <w:start w:val="1"/>
+      <w:numFmt w:val="decimal"/>
+      <w:lvlText w:val="%1."/>
+      <w:lvlJc w:val="left"/>
+      <w:pPr>
+        <w:ind w:left="720" w:hanging="360"/>
+      </w:pPr>
+    </w:lvl>
+    <w:lvl w:ilvl="1" w:tplc="0B66911E">
+      <w:start w:val="1"/>
+      <w:numFmt w:val="lowerLetter"/>
+      <w:lvlText w:val="%2."/>
+      <w:lvlJc w:val="left"/>
+      <w:pPr>
+        <w:ind w:left="1440" w:hanging="360"/>
+      </w:pPr>
+    </w:lvl>
+    <w:lvl w:ilvl="2" w:tplc="CF76675A">
+      <w:start w:val="1"/>
+      <w:numFmt w:val="lowerRoman"/>
+      <w:lvlText w:val="%3."/>
+      <w:lvlJc w:val="right"/>
+      <w:pPr>
+        <w:ind w:left="2160" w:hanging="180"/>
+      </w:pPr>
+    </w:lvl>
+    <w:lvl w:ilvl="3" w:tplc="635AE9D4">
+      <w:start w:val="1"/>
+      <w:numFmt w:val="decimal"/>
+      <w:lvlText w:val="%4."/>
+      <w:lvlJc w:val="left"/>
+      <w:pPr>
+        <w:ind w:left="2880" w:hanging="360"/>
+      </w:pPr>
+    </w:lvl>
+    <w:lvl w:ilvl="4" w:tplc="0A74542E">
+      <w:start w:val="1"/>
+      <w:numFmt w:val="lowerLetter"/>
+      <w:lvlText w:val="%5."/>
+      <w:lvlJc w:val="left"/>
+      <w:pPr>
+        <w:ind w:left="3600" w:hanging="360"/>
+      </w:pPr>
+    </w:lvl>
+    <w:lvl w:ilvl="5" w:tplc="EC16B688">
+      <w:start w:val="1"/>
+      <w:numFmt w:val="lowerRoman"/>
+      <w:lvlText w:val="%6."/>
+      <w:lvlJc w:val="right"/>
+      <w:pPr>
+        <w:ind w:left="4320" w:hanging="180"/>
+      </w:pPr>
+    </w:lvl>
+    <w:lvl w:ilvl="6" w:tplc="389AC620">
+      <w:start w:val="1"/>
+      <w:numFmt w:val="decimal"/>
+      <w:lvlText w:val="%7."/>
+      <w:lvlJc w:val="left"/>
+      <w:pPr>
+        <w:ind w:left="5040" w:hanging="360"/>
+      </w:pPr>
+    </w:lvl>
+    <w:lvl w:ilvl="7" w:tplc="30EC2098">
+      <w:start w:val="1"/>
+      <w:numFmt w:val="lowerLetter"/>
+      <w:lvlText w:val="%8."/>
+      <w:lvlJc w:val="left"/>
+      <w:pPr>
+        <w:ind w:left="5760" w:hanging="360"/>
+      </w:pPr>
+    </w:lvl>
+    <w:lvl w:ilvl="8" w:tplc="C65C348C">
+      <w:start w:val="1"/>
+      <w:numFmt w:val="lowerRoman"/>
+      <w:lvlText w:val="%9."/>
+      <w:lvlJc w:val="right"/>
+      <w:pPr>
+        <w:ind w:left="6480" w:hanging="180"/>
+      </w:pPr>
+    </w:lvl>
+  </w:abstractNum>
+  <w:abstractNum w:abstractNumId="6" w15:restartNumberingAfterBreak="0">
+    <w:nsid w:val="119F347A"/>
+    <w:multiLevelType w:val="hybridMultilevel"/>
+    <w:tmpl w:val="BCB4DCE0"/>
+    <w:lvl w:ilvl="0" w:tplc="0C0A0001">
+      <w:start w:val="1"/>
+      <w:numFmt w:val="bullet"/>
+      <w:lvlText w:val=""/>
+      <w:lvlJc w:val="left"/>
+      <w:pPr>
+        <w:ind w:left="720" w:hanging="360"/>
+      </w:pPr>
+      <w:rPr>
+        <w:rFonts w:ascii="Symbol" w:hAnsi="Symbol" w:hint="default"/>
+      </w:rPr>
+    </w:lvl>
+    <w:lvl w:ilvl="1" w:tplc="0C0A0003" w:tentative="1">
+      <w:start w:val="1"/>
+      <w:numFmt w:val="bullet"/>
+      <w:lvlText w:val="o"/>
+      <w:lvlJc w:val="left"/>
+      <w:pPr>
+        <w:ind w:left="1440" w:hanging="360"/>
+      </w:pPr>
+      <w:rPr>
+        <w:rFonts w:ascii="Courier New" w:hAnsi="Courier New" w:cs="Courier New" w:hint="default"/>
+      </w:rPr>
+    </w:lvl>
+    <w:lvl w:ilvl="2" w:tplc="0C0A0005" w:tentative="1">
+      <w:start w:val="1"/>
+      <w:numFmt w:val="bullet"/>
+      <w:lvlText w:val=""/>
+      <w:lvlJc w:val="left"/>
+      <w:pPr>
+        <w:ind w:left="2160" w:hanging="360"/>
+      </w:pPr>
+      <w:rPr>
+        <w:rFonts w:ascii="Wingdings" w:hAnsi="Wingdings" w:hint="default"/>
+      </w:rPr>
+    </w:lvl>
+    <w:lvl w:ilvl="3" w:tplc="0C0A0001" w:tentative="1">
+      <w:start w:val="1"/>
+      <w:numFmt w:val="bullet"/>
+      <w:lvlText w:val=""/>
+      <w:lvlJc w:val="left"/>
+      <w:pPr>
+        <w:ind w:left="2880" w:hanging="360"/>
+      </w:pPr>
+      <w:rPr>
+        <w:rFonts w:ascii="Symbol" w:hAnsi="Symbol" w:hint="default"/>
+      </w:rPr>
+    </w:lvl>
+    <w:lvl w:ilvl="4" w:tplc="0C0A0003" w:tentative="1">
+      <w:start w:val="1"/>
+      <w:numFmt w:val="bullet"/>
+      <w:lvlText w:val="o"/>
+      <w:lvlJc w:val="left"/>
+      <w:pPr>
+        <w:ind w:left="3600" w:hanging="360"/>
+      </w:pPr>
+      <w:rPr>
+        <w:rFonts w:ascii="Courier New" w:hAnsi="Courier New" w:cs="Courier New" w:hint="default"/>
+      </w:rPr>
+    </w:lvl>
+    <w:lvl w:ilvl="5" w:tplc="0C0A0005" w:tentative="1">
+      <w:start w:val="1"/>
+      <w:numFmt w:val="bullet"/>
+      <w:lvlText w:val=""/>
+      <w:lvlJc w:val="left"/>
+      <w:pPr>
+        <w:ind w:left="4320" w:hanging="360"/>
+      </w:pPr>
+      <w:rPr>
+        <w:rFonts w:ascii="Wingdings" w:hAnsi="Wingdings" w:hint="default"/>
+      </w:rPr>
+    </w:lvl>
+    <w:lvl w:ilvl="6" w:tplc="0C0A0001" w:tentative="1">
+      <w:start w:val="1"/>
+      <w:numFmt w:val="bullet"/>
+      <w:lvlText w:val=""/>
+      <w:lvlJc w:val="left"/>
+      <w:pPr>
+        <w:ind w:left="5040" w:hanging="360"/>
+      </w:pPr>
+      <w:rPr>
+        <w:rFonts w:ascii="Symbol" w:hAnsi="Symbol" w:hint="default"/>
+      </w:rPr>
+    </w:lvl>
+    <w:lvl w:ilvl="7" w:tplc="0C0A0003" w:tentative="1">
+      <w:start w:val="1"/>
+      <w:numFmt w:val="bullet"/>
+      <w:lvlText w:val="o"/>
+      <w:lvlJc w:val="left"/>
+      <w:pPr>
+        <w:ind w:left="5760" w:hanging="360"/>
+      </w:pPr>
+      <w:rPr>
+        <w:rFonts w:ascii="Courier New" w:hAnsi="Courier New" w:cs="Courier New" w:hint="default"/>
+      </w:rPr>
+    </w:lvl>
+    <w:lvl w:ilvl="8" w:tplc="0C0A0005" w:tentative="1">
+      <w:start w:val="1"/>
+      <w:numFmt w:val="bullet"/>
+      <w:lvlText w:val=""/>
+      <w:lvlJc w:val="left"/>
+      <w:pPr>
+        <w:ind w:left="6480" w:hanging="360"/>
+      </w:pPr>
+      <w:rPr>
+        <w:rFonts w:ascii="Wingdings" w:hAnsi="Wingdings" w:hint="default"/>
+      </w:rPr>
+    </w:lvl>
+  </w:abstractNum>
+  <w:abstractNum w:abstractNumId="7" w15:restartNumberingAfterBreak="0">
+    <w:nsid w:val="1425A764"/>
+    <w:multiLevelType w:val="hybridMultilevel"/>
+    <w:tmpl w:val="309EA308"/>
+    <w:lvl w:ilvl="0" w:tplc="DFFA395A">
+      <w:start w:val="1"/>
+      <w:numFmt w:val="bullet"/>
+      <w:lvlText w:val=""/>
+      <w:lvlJc w:val="left"/>
+      <w:pPr>
+        <w:ind w:left="1068" w:hanging="360"/>
+      </w:pPr>
+      <w:rPr>
+        <w:rFonts w:ascii="Symbol" w:hAnsi="Symbol" w:hint="default"/>
+      </w:rPr>
+    </w:lvl>
+    <w:lvl w:ilvl="1" w:tplc="B06A5502">
+      <w:start w:val="1"/>
+      <w:numFmt w:val="bullet"/>
+      <w:lvlText w:val="o"/>
+      <w:lvlJc w:val="left"/>
+      <w:pPr>
+        <w:ind w:left="1788" w:hanging="360"/>
+      </w:pPr>
+      <w:rPr>
+        <w:rFonts w:ascii="Courier New" w:hAnsi="Courier New" w:hint="default"/>
+      </w:rPr>
+    </w:lvl>
+    <w:lvl w:ilvl="2" w:tplc="C514164C">
+      <w:start w:val="1"/>
+      <w:numFmt w:val="bullet"/>
+      <w:lvlText w:val=""/>
+      <w:lvlJc w:val="left"/>
+      <w:pPr>
+        <w:ind w:left="2508" w:hanging="360"/>
+      </w:pPr>
+      <w:rPr>
+        <w:rFonts w:ascii="Wingdings" w:hAnsi="Wingdings" w:hint="default"/>
+      </w:rPr>
+    </w:lvl>
+    <w:lvl w:ilvl="3" w:tplc="DAD6DF14">
+      <w:start w:val="1"/>
+      <w:numFmt w:val="bullet"/>
+      <w:lvlText w:val=""/>
+      <w:lvlJc w:val="left"/>
+      <w:pPr>
+        <w:ind w:left="3228" w:hanging="360"/>
+      </w:pPr>
+      <w:rPr>
+        <w:rFonts w:ascii="Symbol" w:hAnsi="Symbol" w:hint="default"/>
+      </w:rPr>
+    </w:lvl>
+    <w:lvl w:ilvl="4" w:tplc="B1DCCC30">
+      <w:start w:val="1"/>
+      <w:numFmt w:val="bullet"/>
+      <w:lvlText w:val="o"/>
+      <w:lvlJc w:val="left"/>
+      <w:pPr>
+        <w:ind w:left="3948" w:hanging="360"/>
+      </w:pPr>
+      <w:rPr>
+        <w:rFonts w:ascii="Courier New" w:hAnsi="Courier New" w:hint="default"/>
+      </w:rPr>
+    </w:lvl>
+    <w:lvl w:ilvl="5" w:tplc="E9E201B8">
+      <w:start w:val="1"/>
+      <w:numFmt w:val="bullet"/>
+      <w:lvlText w:val=""/>
+      <w:lvlJc w:val="left"/>
+      <w:pPr>
+        <w:ind w:left="4668" w:hanging="360"/>
+      </w:pPr>
+      <w:rPr>
+        <w:rFonts w:ascii="Wingdings" w:hAnsi="Wingdings" w:hint="default"/>
+      </w:rPr>
+    </w:lvl>
+    <w:lvl w:ilvl="6" w:tplc="2B28FE62">
+      <w:start w:val="1"/>
+      <w:numFmt w:val="bullet"/>
+      <w:lvlText w:val=""/>
+      <w:lvlJc w:val="left"/>
+      <w:pPr>
+        <w:ind w:left="5388" w:hanging="360"/>
+      </w:pPr>
+      <w:rPr>
+        <w:rFonts w:ascii="Symbol" w:hAnsi="Symbol" w:hint="default"/>
+      </w:rPr>
+    </w:lvl>
+    <w:lvl w:ilvl="7" w:tplc="AB380788">
+      <w:start w:val="1"/>
+      <w:numFmt w:val="bullet"/>
+      <w:lvlText w:val="o"/>
+      <w:lvlJc w:val="left"/>
+      <w:pPr>
+        <w:ind w:left="6108" w:hanging="360"/>
+      </w:pPr>
+      <w:rPr>
+        <w:rFonts w:ascii="Courier New" w:hAnsi="Courier New" w:hint="default"/>
+      </w:rPr>
+    </w:lvl>
+    <w:lvl w:ilvl="8" w:tplc="46D826CC">
+      <w:start w:val="1"/>
+      <w:numFmt w:val="bullet"/>
+      <w:lvlText w:val=""/>
+      <w:lvlJc w:val="left"/>
+      <w:pPr>
+        <w:ind w:left="6828" w:hanging="360"/>
+      </w:pPr>
+      <w:rPr>
+        <w:rFonts w:ascii="Wingdings" w:hAnsi="Wingdings" w:hint="default"/>
+      </w:rPr>
+    </w:lvl>
+  </w:abstractNum>
+  <w:abstractNum w:abstractNumId="8" w15:restartNumberingAfterBreak="0">
     <w:nsid w:val="18A822C3"/>
     <w:multiLevelType w:val="hybridMultilevel"/>
     <w:tmpl w:val="AA72745C"/>
@@ -4118,7 +3352,7 @@
       </w:pPr>
     </w:lvl>
   </w:abstractNum>
-  <w:abstractNum w:abstractNumId="5" w15:restartNumberingAfterBreak="0">
+  <w:abstractNum w:abstractNumId="9" w15:restartNumberingAfterBreak="0">
     <w:nsid w:val="1B0012C9"/>
     <w:multiLevelType w:val="multilevel"/>
     <w:tmpl w:val="DA66FAA8"/>
@@ -4134,7 +3368,7 @@
         <w:ind w:left="720" w:hanging="360"/>
       </w:pPr>
       <w:rPr>
-        <w:rFonts w:hint="default" w:ascii="Symbol" w:hAnsi="Symbol"/>
+        <w:rFonts w:ascii="Symbol" w:hAnsi="Symbol" w:hint="default"/>
         <w:sz w:val="20"/>
       </w:rPr>
     </w:lvl>
@@ -4150,7 +3384,7 @@
         <w:ind w:left="1440" w:hanging="360"/>
       </w:pPr>
       <w:rPr>
-        <w:rFonts w:hint="default" w:ascii="Courier New" w:hAnsi="Courier New"/>
+        <w:rFonts w:ascii="Courier New" w:hAnsi="Courier New" w:hint="default"/>
         <w:sz w:val="20"/>
       </w:rPr>
     </w:lvl>
@@ -4166,7 +3400,7 @@
         <w:ind w:left="2160" w:hanging="360"/>
       </w:pPr>
       <w:rPr>
-        <w:rFonts w:hint="default" w:ascii="Wingdings" w:hAnsi="Wingdings"/>
+        <w:rFonts w:ascii="Wingdings" w:hAnsi="Wingdings" w:hint="default"/>
         <w:sz w:val="20"/>
       </w:rPr>
     </w:lvl>
@@ -4182,7 +3416,7 @@
         <w:ind w:left="2880" w:hanging="360"/>
       </w:pPr>
       <w:rPr>
-        <w:rFonts w:hint="default" w:ascii="Wingdings" w:hAnsi="Wingdings"/>
+        <w:rFonts w:ascii="Wingdings" w:hAnsi="Wingdings" w:hint="default"/>
         <w:sz w:val="20"/>
       </w:rPr>
     </w:lvl>
@@ -4198,7 +3432,7 @@
         <w:ind w:left="3600" w:hanging="360"/>
       </w:pPr>
       <w:rPr>
-        <w:rFonts w:hint="default" w:ascii="Wingdings" w:hAnsi="Wingdings"/>
+        <w:rFonts w:ascii="Wingdings" w:hAnsi="Wingdings" w:hint="default"/>
         <w:sz w:val="20"/>
       </w:rPr>
     </w:lvl>
@@ -4214,7 +3448,7 @@
         <w:ind w:left="4320" w:hanging="360"/>
       </w:pPr>
       <w:rPr>
-        <w:rFonts w:hint="default" w:ascii="Wingdings" w:hAnsi="Wingdings"/>
+        <w:rFonts w:ascii="Wingdings" w:hAnsi="Wingdings" w:hint="default"/>
         <w:sz w:val="20"/>
       </w:rPr>
     </w:lvl>
@@ -4230,7 +3464,7 @@
         <w:ind w:left="5040" w:hanging="360"/>
       </w:pPr>
       <w:rPr>
-        <w:rFonts w:hint="default" w:ascii="Wingdings" w:hAnsi="Wingdings"/>
+        <w:rFonts w:ascii="Wingdings" w:hAnsi="Wingdings" w:hint="default"/>
         <w:sz w:val="20"/>
       </w:rPr>
     </w:lvl>
@@ -4246,7 +3480,7 @@
         <w:ind w:left="5760" w:hanging="360"/>
       </w:pPr>
       <w:rPr>
-        <w:rFonts w:hint="default" w:ascii="Wingdings" w:hAnsi="Wingdings"/>
+        <w:rFonts w:ascii="Wingdings" w:hAnsi="Wingdings" w:hint="default"/>
         <w:sz w:val="20"/>
       </w:rPr>
     </w:lvl>
@@ -4262,12 +3496,12 @@
         <w:ind w:left="6480" w:hanging="360"/>
       </w:pPr>
       <w:rPr>
-        <w:rFonts w:hint="default" w:ascii="Wingdings" w:hAnsi="Wingdings"/>
+        <w:rFonts w:ascii="Wingdings" w:hAnsi="Wingdings" w:hint="default"/>
         <w:sz w:val="20"/>
       </w:rPr>
     </w:lvl>
   </w:abstractNum>
-  <w:abstractNum w:abstractNumId="6" w15:restartNumberingAfterBreak="0">
+  <w:abstractNum w:abstractNumId="10" w15:restartNumberingAfterBreak="0">
     <w:nsid w:val="1B6D6467"/>
     <w:multiLevelType w:val="multilevel"/>
     <w:tmpl w:val="115AEF0E"/>
@@ -4283,7 +3517,7 @@
         <w:ind w:left="720" w:hanging="360"/>
       </w:pPr>
       <w:rPr>
-        <w:rFonts w:hint="default" w:ascii="Symbol" w:hAnsi="Symbol"/>
+        <w:rFonts w:ascii="Symbol" w:hAnsi="Symbol" w:hint="default"/>
         <w:sz w:val="20"/>
       </w:rPr>
     </w:lvl>
@@ -4299,7 +3533,7 @@
         <w:ind w:left="1440" w:hanging="360"/>
       </w:pPr>
       <w:rPr>
-        <w:rFonts w:hint="default" w:ascii="Courier New" w:hAnsi="Courier New"/>
+        <w:rFonts w:ascii="Courier New" w:hAnsi="Courier New" w:hint="default"/>
         <w:sz w:val="20"/>
       </w:rPr>
     </w:lvl>
@@ -4315,7 +3549,7 @@
         <w:ind w:left="2160" w:hanging="360"/>
       </w:pPr>
       <w:rPr>
-        <w:rFonts w:hint="default" w:ascii="Wingdings" w:hAnsi="Wingdings"/>
+        <w:rFonts w:ascii="Wingdings" w:hAnsi="Wingdings" w:hint="default"/>
         <w:sz w:val="20"/>
       </w:rPr>
     </w:lvl>
@@ -4331,7 +3565,7 @@
         <w:ind w:left="2880" w:hanging="360"/>
       </w:pPr>
       <w:rPr>
-        <w:rFonts w:hint="default" w:ascii="Wingdings" w:hAnsi="Wingdings"/>
+        <w:rFonts w:ascii="Wingdings" w:hAnsi="Wingdings" w:hint="default"/>
         <w:sz w:val="20"/>
       </w:rPr>
     </w:lvl>
@@ -4347,7 +3581,7 @@
         <w:ind w:left="3600" w:hanging="360"/>
       </w:pPr>
       <w:rPr>
-        <w:rFonts w:hint="default" w:ascii="Wingdings" w:hAnsi="Wingdings"/>
+        <w:rFonts w:ascii="Wingdings" w:hAnsi="Wingdings" w:hint="default"/>
         <w:sz w:val="20"/>
       </w:rPr>
     </w:lvl>
@@ -4363,7 +3597,7 @@
         <w:ind w:left="4320" w:hanging="360"/>
       </w:pPr>
       <w:rPr>
-        <w:rFonts w:hint="default" w:ascii="Wingdings" w:hAnsi="Wingdings"/>
+        <w:rFonts w:ascii="Wingdings" w:hAnsi="Wingdings" w:hint="default"/>
         <w:sz w:val="20"/>
       </w:rPr>
     </w:lvl>
@@ -4379,7 +3613,7 @@
         <w:ind w:left="5040" w:hanging="360"/>
       </w:pPr>
       <w:rPr>
-        <w:rFonts w:hint="default" w:ascii="Wingdings" w:hAnsi="Wingdings"/>
+        <w:rFonts w:ascii="Wingdings" w:hAnsi="Wingdings" w:hint="default"/>
         <w:sz w:val="20"/>
       </w:rPr>
     </w:lvl>
@@ -4395,7 +3629,7 @@
         <w:ind w:left="5760" w:hanging="360"/>
       </w:pPr>
       <w:rPr>
-        <w:rFonts w:hint="default" w:ascii="Wingdings" w:hAnsi="Wingdings"/>
+        <w:rFonts w:ascii="Wingdings" w:hAnsi="Wingdings" w:hint="default"/>
         <w:sz w:val="20"/>
       </w:rPr>
     </w:lvl>
@@ -4411,12 +3645,12 @@
         <w:ind w:left="6480" w:hanging="360"/>
       </w:pPr>
       <w:rPr>
-        <w:rFonts w:hint="default" w:ascii="Wingdings" w:hAnsi="Wingdings"/>
+        <w:rFonts w:ascii="Wingdings" w:hAnsi="Wingdings" w:hint="default"/>
         <w:sz w:val="20"/>
       </w:rPr>
     </w:lvl>
   </w:abstractNum>
-  <w:abstractNum w:abstractNumId="7" w15:restartNumberingAfterBreak="0">
+  <w:abstractNum w:abstractNumId="11" w15:restartNumberingAfterBreak="0">
     <w:nsid w:val="22B5402C"/>
     <w:multiLevelType w:val="multilevel"/>
     <w:tmpl w:val="446085DA"/>
@@ -4529,7 +3763,491 @@
       </w:pPr>
     </w:lvl>
   </w:abstractNum>
-  <w:abstractNum w:abstractNumId="8" w15:restartNumberingAfterBreak="0">
+  <w:abstractNum w:abstractNumId="12" w15:restartNumberingAfterBreak="0">
+    <w:nsid w:val="25233269"/>
+    <w:multiLevelType w:val="multilevel"/>
+    <w:tmpl w:val="694E4446"/>
+    <w:lvl w:ilvl="0">
+      <w:start w:val="1"/>
+      <w:numFmt w:val="decimal"/>
+      <w:lvlText w:val="%1."/>
+      <w:lvlJc w:val="left"/>
+      <w:pPr>
+        <w:ind w:left="1296" w:hanging="360"/>
+      </w:pPr>
+      <w:rPr>
+        <w:rFonts w:hint="default"/>
+      </w:rPr>
+    </w:lvl>
+    <w:lvl w:ilvl="1">
+      <w:start w:val="1"/>
+      <w:numFmt w:val="decimal"/>
+      <w:lvlText w:val="%1.%2."/>
+      <w:lvlJc w:val="right"/>
+      <w:pPr>
+        <w:ind w:left="511" w:firstLine="794"/>
+      </w:pPr>
+      <w:rPr>
+        <w:rFonts w:hint="default"/>
+      </w:rPr>
+    </w:lvl>
+    <w:lvl w:ilvl="2">
+      <w:start w:val="1"/>
+      <w:numFmt w:val="decimal"/>
+      <w:lvlText w:val="%1.%2.%3."/>
+      <w:lvlJc w:val="left"/>
+      <w:pPr>
+        <w:ind w:left="2452" w:hanging="180"/>
+      </w:pPr>
+      <w:rPr>
+        <w:rFonts w:hint="default"/>
+      </w:rPr>
+    </w:lvl>
+    <w:lvl w:ilvl="3">
+      <w:start w:val="1"/>
+      <w:numFmt w:val="decimal"/>
+      <w:lvlText w:val="%1.%2.%3.%4."/>
+      <w:lvlJc w:val="left"/>
+      <w:pPr>
+        <w:ind w:left="3172" w:hanging="360"/>
+      </w:pPr>
+      <w:rPr>
+        <w:rFonts w:hint="default"/>
+      </w:rPr>
+    </w:lvl>
+    <w:lvl w:ilvl="4">
+      <w:start w:val="1"/>
+      <w:numFmt w:val="decimal"/>
+      <w:lvlText w:val="%1.%2.%3.%4.%5."/>
+      <w:lvlJc w:val="left"/>
+      <w:pPr>
+        <w:ind w:left="3892" w:hanging="360"/>
+      </w:pPr>
+      <w:rPr>
+        <w:rFonts w:hint="default"/>
+      </w:rPr>
+    </w:lvl>
+    <w:lvl w:ilvl="5">
+      <w:start w:val="1"/>
+      <w:numFmt w:val="decimal"/>
+      <w:lvlText w:val="%1.%2.%3.%4.%5.%6."/>
+      <w:lvlJc w:val="left"/>
+      <w:pPr>
+        <w:ind w:left="4612" w:hanging="180"/>
+      </w:pPr>
+      <w:rPr>
+        <w:rFonts w:hint="default"/>
+      </w:rPr>
+    </w:lvl>
+    <w:lvl w:ilvl="6">
+      <w:start w:val="1"/>
+      <w:numFmt w:val="decimal"/>
+      <w:lvlText w:val="%1.%2.%3.%4.%5.%6.%7."/>
+      <w:lvlJc w:val="left"/>
+      <w:pPr>
+        <w:ind w:left="5332" w:hanging="360"/>
+      </w:pPr>
+      <w:rPr>
+        <w:rFonts w:hint="default"/>
+      </w:rPr>
+    </w:lvl>
+    <w:lvl w:ilvl="7">
+      <w:start w:val="1"/>
+      <w:numFmt w:val="decimal"/>
+      <w:lvlText w:val="%1.%2.%3.%4.%5.%6.%7.%8."/>
+      <w:lvlJc w:val="left"/>
+      <w:pPr>
+        <w:ind w:left="6052" w:hanging="360"/>
+      </w:pPr>
+      <w:rPr>
+        <w:rFonts w:hint="default"/>
+      </w:rPr>
+    </w:lvl>
+    <w:lvl w:ilvl="8">
+      <w:start w:val="1"/>
+      <w:numFmt w:val="decimal"/>
+      <w:lvlText w:val="%1.%2.%3.%4.%5.%6.%7.%8.%9."/>
+      <w:lvlJc w:val="left"/>
+      <w:pPr>
+        <w:ind w:left="6772" w:hanging="180"/>
+      </w:pPr>
+      <w:rPr>
+        <w:rFonts w:hint="default"/>
+      </w:rPr>
+    </w:lvl>
+  </w:abstractNum>
+  <w:abstractNum w:abstractNumId="13" w15:restartNumberingAfterBreak="0">
+    <w:nsid w:val="2B354921"/>
+    <w:multiLevelType w:val="hybridMultilevel"/>
+    <w:tmpl w:val="C2C0C418"/>
+    <w:lvl w:ilvl="0" w:tplc="52CA7330">
+      <w:start w:val="1"/>
+      <w:numFmt w:val="bullet"/>
+      <w:lvlText w:val="-"/>
+      <w:lvlJc w:val="left"/>
+      <w:pPr>
+        <w:ind w:left="720" w:hanging="360"/>
+      </w:pPr>
+      <w:rPr>
+        <w:rFonts w:ascii="Aptos" w:hAnsi="Aptos" w:hint="default"/>
+      </w:rPr>
+    </w:lvl>
+    <w:lvl w:ilvl="1" w:tplc="7ED41634">
+      <w:start w:val="1"/>
+      <w:numFmt w:val="bullet"/>
+      <w:lvlText w:val="o"/>
+      <w:lvlJc w:val="left"/>
+      <w:pPr>
+        <w:ind w:left="1440" w:hanging="360"/>
+      </w:pPr>
+      <w:rPr>
+        <w:rFonts w:ascii="Courier New" w:hAnsi="Courier New" w:hint="default"/>
+      </w:rPr>
+    </w:lvl>
+    <w:lvl w:ilvl="2" w:tplc="0A1C3DE2">
+      <w:start w:val="1"/>
+      <w:numFmt w:val="bullet"/>
+      <w:lvlText w:val=""/>
+      <w:lvlJc w:val="left"/>
+      <w:pPr>
+        <w:ind w:left="2160" w:hanging="360"/>
+      </w:pPr>
+      <w:rPr>
+        <w:rFonts w:ascii="Wingdings" w:hAnsi="Wingdings" w:hint="default"/>
+      </w:rPr>
+    </w:lvl>
+    <w:lvl w:ilvl="3" w:tplc="6C0A18CC">
+      <w:start w:val="1"/>
+      <w:numFmt w:val="bullet"/>
+      <w:lvlText w:val=""/>
+      <w:lvlJc w:val="left"/>
+      <w:pPr>
+        <w:ind w:left="2880" w:hanging="360"/>
+      </w:pPr>
+      <w:rPr>
+        <w:rFonts w:ascii="Symbol" w:hAnsi="Symbol" w:hint="default"/>
+      </w:rPr>
+    </w:lvl>
+    <w:lvl w:ilvl="4" w:tplc="9E4A2C8C">
+      <w:start w:val="1"/>
+      <w:numFmt w:val="bullet"/>
+      <w:lvlText w:val="o"/>
+      <w:lvlJc w:val="left"/>
+      <w:pPr>
+        <w:ind w:left="3600" w:hanging="360"/>
+      </w:pPr>
+      <w:rPr>
+        <w:rFonts w:ascii="Courier New" w:hAnsi="Courier New" w:hint="default"/>
+      </w:rPr>
+    </w:lvl>
+    <w:lvl w:ilvl="5" w:tplc="56DEE38E">
+      <w:start w:val="1"/>
+      <w:numFmt w:val="bullet"/>
+      <w:lvlText w:val=""/>
+      <w:lvlJc w:val="left"/>
+      <w:pPr>
+        <w:ind w:left="4320" w:hanging="360"/>
+      </w:pPr>
+      <w:rPr>
+        <w:rFonts w:ascii="Wingdings" w:hAnsi="Wingdings" w:hint="default"/>
+      </w:rPr>
+    </w:lvl>
+    <w:lvl w:ilvl="6" w:tplc="3A949768">
+      <w:start w:val="1"/>
+      <w:numFmt w:val="bullet"/>
+      <w:lvlText w:val=""/>
+      <w:lvlJc w:val="left"/>
+      <w:pPr>
+        <w:ind w:left="5040" w:hanging="360"/>
+      </w:pPr>
+      <w:rPr>
+        <w:rFonts w:ascii="Symbol" w:hAnsi="Symbol" w:hint="default"/>
+      </w:rPr>
+    </w:lvl>
+    <w:lvl w:ilvl="7" w:tplc="0ECCF750">
+      <w:start w:val="1"/>
+      <w:numFmt w:val="bullet"/>
+      <w:lvlText w:val="o"/>
+      <w:lvlJc w:val="left"/>
+      <w:pPr>
+        <w:ind w:left="5760" w:hanging="360"/>
+      </w:pPr>
+      <w:rPr>
+        <w:rFonts w:ascii="Courier New" w:hAnsi="Courier New" w:hint="default"/>
+      </w:rPr>
+    </w:lvl>
+    <w:lvl w:ilvl="8" w:tplc="847AC774">
+      <w:start w:val="1"/>
+      <w:numFmt w:val="bullet"/>
+      <w:lvlText w:val=""/>
+      <w:lvlJc w:val="left"/>
+      <w:pPr>
+        <w:ind w:left="6480" w:hanging="360"/>
+      </w:pPr>
+      <w:rPr>
+        <w:rFonts w:ascii="Wingdings" w:hAnsi="Wingdings" w:hint="default"/>
+      </w:rPr>
+    </w:lvl>
+  </w:abstractNum>
+  <w:abstractNum w:abstractNumId="14" w15:restartNumberingAfterBreak="0">
+    <w:nsid w:val="2F45EEBA"/>
+    <w:multiLevelType w:val="hybridMultilevel"/>
+    <w:tmpl w:val="5934B1A8"/>
+    <w:lvl w:ilvl="0" w:tplc="EEB42068">
+      <w:start w:val="1"/>
+      <w:numFmt w:val="decimal"/>
+      <w:lvlText w:val="%1."/>
+      <w:lvlJc w:val="left"/>
+      <w:pPr>
+        <w:ind w:left="720" w:hanging="360"/>
+      </w:pPr>
+    </w:lvl>
+    <w:lvl w:ilvl="1" w:tplc="906CFEBC">
+      <w:start w:val="1"/>
+      <w:numFmt w:val="lowerLetter"/>
+      <w:lvlText w:val="%2."/>
+      <w:lvlJc w:val="left"/>
+      <w:pPr>
+        <w:ind w:left="1440" w:hanging="360"/>
+      </w:pPr>
+    </w:lvl>
+    <w:lvl w:ilvl="2" w:tplc="06E24CAA">
+      <w:start w:val="1"/>
+      <w:numFmt w:val="lowerRoman"/>
+      <w:lvlText w:val="%3."/>
+      <w:lvlJc w:val="right"/>
+      <w:pPr>
+        <w:ind w:left="2160" w:hanging="180"/>
+      </w:pPr>
+    </w:lvl>
+    <w:lvl w:ilvl="3" w:tplc="80D2932A">
+      <w:start w:val="1"/>
+      <w:numFmt w:val="decimal"/>
+      <w:lvlText w:val="%4."/>
+      <w:lvlJc w:val="left"/>
+      <w:pPr>
+        <w:ind w:left="2880" w:hanging="360"/>
+      </w:pPr>
+    </w:lvl>
+    <w:lvl w:ilvl="4" w:tplc="577CC5FE">
+      <w:start w:val="1"/>
+      <w:numFmt w:val="lowerLetter"/>
+      <w:lvlText w:val="%5."/>
+      <w:lvlJc w:val="left"/>
+      <w:pPr>
+        <w:ind w:left="3600" w:hanging="360"/>
+      </w:pPr>
+    </w:lvl>
+    <w:lvl w:ilvl="5" w:tplc="39246F18">
+      <w:start w:val="1"/>
+      <w:numFmt w:val="lowerRoman"/>
+      <w:lvlText w:val="%6."/>
+      <w:lvlJc w:val="right"/>
+      <w:pPr>
+        <w:ind w:left="4320" w:hanging="180"/>
+      </w:pPr>
+    </w:lvl>
+    <w:lvl w:ilvl="6" w:tplc="69B4797E">
+      <w:start w:val="1"/>
+      <w:numFmt w:val="decimal"/>
+      <w:lvlText w:val="%7."/>
+      <w:lvlJc w:val="left"/>
+      <w:pPr>
+        <w:ind w:left="5040" w:hanging="360"/>
+      </w:pPr>
+    </w:lvl>
+    <w:lvl w:ilvl="7" w:tplc="48240D46">
+      <w:start w:val="1"/>
+      <w:numFmt w:val="lowerLetter"/>
+      <w:lvlText w:val="%8."/>
+      <w:lvlJc w:val="left"/>
+      <w:pPr>
+        <w:ind w:left="5760" w:hanging="360"/>
+      </w:pPr>
+    </w:lvl>
+    <w:lvl w:ilvl="8" w:tplc="799E106A">
+      <w:start w:val="1"/>
+      <w:numFmt w:val="lowerRoman"/>
+      <w:lvlText w:val="%9."/>
+      <w:lvlJc w:val="right"/>
+      <w:pPr>
+        <w:ind w:left="6480" w:hanging="180"/>
+      </w:pPr>
+    </w:lvl>
+  </w:abstractNum>
+  <w:abstractNum w:abstractNumId="15" w15:restartNumberingAfterBreak="0">
+    <w:nsid w:val="31F969F5"/>
+    <w:multiLevelType w:val="multilevel"/>
+    <w:tmpl w:val="536A8DE6"/>
+    <w:lvl w:ilvl="0">
+      <w:start w:val="1"/>
+      <w:numFmt w:val="decimal"/>
+      <w:lvlText w:val="%1)"/>
+      <w:lvlJc w:val="left"/>
+      <w:pPr>
+        <w:ind w:left="720" w:hanging="360"/>
+      </w:pPr>
+    </w:lvl>
+    <w:lvl w:ilvl="1">
+      <w:start w:val="1"/>
+      <w:numFmt w:val="lowerLetter"/>
+      <w:lvlText w:val="%2)"/>
+      <w:lvlJc w:val="left"/>
+      <w:pPr>
+        <w:ind w:left="1440" w:hanging="360"/>
+      </w:pPr>
+    </w:lvl>
+    <w:lvl w:ilvl="2">
+      <w:start w:val="1"/>
+      <w:numFmt w:val="lowerRoman"/>
+      <w:lvlText w:val="%3)"/>
+      <w:lvlJc w:val="right"/>
+      <w:pPr>
+        <w:ind w:left="2160" w:hanging="180"/>
+      </w:pPr>
+    </w:lvl>
+    <w:lvl w:ilvl="3">
+      <w:start w:val="1"/>
+      <w:numFmt w:val="decimal"/>
+      <w:lvlText w:val="(%4)"/>
+      <w:lvlJc w:val="left"/>
+      <w:pPr>
+        <w:ind w:left="2880" w:hanging="360"/>
+      </w:pPr>
+    </w:lvl>
+    <w:lvl w:ilvl="4">
+      <w:start w:val="1"/>
+      <w:numFmt w:val="lowerLetter"/>
+      <w:lvlText w:val="(%5)"/>
+      <w:lvlJc w:val="left"/>
+      <w:pPr>
+        <w:ind w:left="3600" w:hanging="360"/>
+      </w:pPr>
+    </w:lvl>
+    <w:lvl w:ilvl="5">
+      <w:start w:val="1"/>
+      <w:numFmt w:val="lowerRoman"/>
+      <w:lvlText w:val="(%6)"/>
+      <w:lvlJc w:val="right"/>
+      <w:pPr>
+        <w:ind w:left="4320" w:hanging="180"/>
+      </w:pPr>
+    </w:lvl>
+    <w:lvl w:ilvl="6">
+      <w:start w:val="1"/>
+      <w:numFmt w:val="decimal"/>
+      <w:lvlText w:val="%7."/>
+      <w:lvlJc w:val="left"/>
+      <w:pPr>
+        <w:ind w:left="5040" w:hanging="360"/>
+      </w:pPr>
+    </w:lvl>
+    <w:lvl w:ilvl="7">
+      <w:start w:val="1"/>
+      <w:numFmt w:val="lowerLetter"/>
+      <w:lvlText w:val="%8."/>
+      <w:lvlJc w:val="left"/>
+      <w:pPr>
+        <w:ind w:left="5760" w:hanging="360"/>
+      </w:pPr>
+    </w:lvl>
+    <w:lvl w:ilvl="8">
+      <w:start w:val="1"/>
+      <w:numFmt w:val="lowerRoman"/>
+      <w:lvlText w:val="%9."/>
+      <w:lvlJc w:val="right"/>
+      <w:pPr>
+        <w:ind w:left="6480" w:hanging="180"/>
+      </w:pPr>
+    </w:lvl>
+  </w:abstractNum>
+  <w:abstractNum w:abstractNumId="16" w15:restartNumberingAfterBreak="0">
+    <w:nsid w:val="325A6F44"/>
+    <w:multiLevelType w:val="hybridMultilevel"/>
+    <w:tmpl w:val="F5E4F0A0"/>
+    <w:lvl w:ilvl="0" w:tplc="BE626D64">
+      <w:start w:val="1"/>
+      <w:numFmt w:val="decimal"/>
+      <w:lvlText w:val="%1."/>
+      <w:lvlJc w:val="left"/>
+      <w:pPr>
+        <w:ind w:left="720" w:hanging="360"/>
+      </w:pPr>
+    </w:lvl>
+    <w:lvl w:ilvl="1" w:tplc="18282EF6">
+      <w:start w:val="1"/>
+      <w:numFmt w:val="lowerLetter"/>
+      <w:lvlText w:val="%2."/>
+      <w:lvlJc w:val="left"/>
+      <w:pPr>
+        <w:ind w:left="1440" w:hanging="360"/>
+      </w:pPr>
+    </w:lvl>
+    <w:lvl w:ilvl="2" w:tplc="DC50A48A">
+      <w:start w:val="1"/>
+      <w:numFmt w:val="lowerRoman"/>
+      <w:lvlText w:val="%3."/>
+      <w:lvlJc w:val="right"/>
+      <w:pPr>
+        <w:ind w:left="2160" w:hanging="180"/>
+      </w:pPr>
+    </w:lvl>
+    <w:lvl w:ilvl="3" w:tplc="E29E4C5C">
+      <w:start w:val="1"/>
+      <w:numFmt w:val="decimal"/>
+      <w:lvlText w:val="%4."/>
+      <w:lvlJc w:val="left"/>
+      <w:pPr>
+        <w:ind w:left="2880" w:hanging="360"/>
+      </w:pPr>
+    </w:lvl>
+    <w:lvl w:ilvl="4" w:tplc="BEDC6D50">
+      <w:start w:val="1"/>
+      <w:numFmt w:val="lowerLetter"/>
+      <w:lvlText w:val="%5."/>
+      <w:lvlJc w:val="left"/>
+      <w:pPr>
+        <w:ind w:left="3600" w:hanging="360"/>
+      </w:pPr>
+    </w:lvl>
+    <w:lvl w:ilvl="5" w:tplc="FDD0B5DA">
+      <w:start w:val="1"/>
+      <w:numFmt w:val="lowerRoman"/>
+      <w:lvlText w:val="%6."/>
+      <w:lvlJc w:val="right"/>
+      <w:pPr>
+        <w:ind w:left="4320" w:hanging="180"/>
+      </w:pPr>
+    </w:lvl>
+    <w:lvl w:ilvl="6" w:tplc="024C60F2">
+      <w:start w:val="1"/>
+      <w:numFmt w:val="decimal"/>
+      <w:lvlText w:val="%7."/>
+      <w:lvlJc w:val="left"/>
+      <w:pPr>
+        <w:ind w:left="5040" w:hanging="360"/>
+      </w:pPr>
+    </w:lvl>
+    <w:lvl w:ilvl="7" w:tplc="9634F5BA">
+      <w:start w:val="1"/>
+      <w:numFmt w:val="lowerLetter"/>
+      <w:lvlText w:val="%8."/>
+      <w:lvlJc w:val="left"/>
+      <w:pPr>
+        <w:ind w:left="5760" w:hanging="360"/>
+      </w:pPr>
+    </w:lvl>
+    <w:lvl w:ilvl="8" w:tplc="70561E36">
+      <w:start w:val="1"/>
+      <w:numFmt w:val="lowerRoman"/>
+      <w:lvlText w:val="%9."/>
+      <w:lvlJc w:val="right"/>
+      <w:pPr>
+        <w:ind w:left="6480" w:hanging="180"/>
+      </w:pPr>
+    </w:lvl>
+  </w:abstractNum>
+  <w:abstractNum w:abstractNumId="17" w15:restartNumberingAfterBreak="0">
     <w:nsid w:val="3304657F"/>
     <w:multiLevelType w:val="hybridMultilevel"/>
     <w:tmpl w:val="3D5C5608"/>
@@ -4618,7 +4336,233 @@
       </w:pPr>
     </w:lvl>
   </w:abstractNum>
-  <w:abstractNum w:abstractNumId="9" w15:restartNumberingAfterBreak="0">
+  <w:abstractNum w:abstractNumId="18" w15:restartNumberingAfterBreak="0">
+    <w:nsid w:val="346B1EA1"/>
+    <w:multiLevelType w:val="hybridMultilevel"/>
+    <w:tmpl w:val="B3CC25BE"/>
+    <w:lvl w:ilvl="0" w:tplc="5A04D2FA">
+      <w:start w:val="1"/>
+      <w:numFmt w:val="bullet"/>
+      <w:lvlText w:val=""/>
+      <w:lvlJc w:val="left"/>
+      <w:pPr>
+        <w:ind w:left="720" w:hanging="360"/>
+      </w:pPr>
+      <w:rPr>
+        <w:rFonts w:ascii="Wingdings" w:hAnsi="Wingdings" w:hint="default"/>
+      </w:rPr>
+    </w:lvl>
+    <w:lvl w:ilvl="1" w:tplc="4F98F6E2">
+      <w:start w:val="1"/>
+      <w:numFmt w:val="bullet"/>
+      <w:lvlText w:val=""/>
+      <w:lvlJc w:val="left"/>
+      <w:pPr>
+        <w:ind w:left="1440" w:hanging="360"/>
+      </w:pPr>
+      <w:rPr>
+        <w:rFonts w:ascii="Wingdings" w:hAnsi="Wingdings" w:hint="default"/>
+      </w:rPr>
+    </w:lvl>
+    <w:lvl w:ilvl="2" w:tplc="F6CEFE2E">
+      <w:start w:val="1"/>
+      <w:numFmt w:val="bullet"/>
+      <w:lvlText w:val=""/>
+      <w:lvlJc w:val="left"/>
+      <w:pPr>
+        <w:ind w:left="2160" w:hanging="360"/>
+      </w:pPr>
+      <w:rPr>
+        <w:rFonts w:ascii="Wingdings" w:hAnsi="Wingdings" w:hint="default"/>
+      </w:rPr>
+    </w:lvl>
+    <w:lvl w:ilvl="3" w:tplc="E05492A6">
+      <w:start w:val="1"/>
+      <w:numFmt w:val="bullet"/>
+      <w:lvlText w:val=""/>
+      <w:lvlJc w:val="left"/>
+      <w:pPr>
+        <w:ind w:left="2880" w:hanging="360"/>
+      </w:pPr>
+      <w:rPr>
+        <w:rFonts w:ascii="Wingdings" w:hAnsi="Wingdings" w:hint="default"/>
+      </w:rPr>
+    </w:lvl>
+    <w:lvl w:ilvl="4" w:tplc="76809CEE">
+      <w:start w:val="1"/>
+      <w:numFmt w:val="bullet"/>
+      <w:lvlText w:val=""/>
+      <w:lvlJc w:val="left"/>
+      <w:pPr>
+        <w:ind w:left="3600" w:hanging="360"/>
+      </w:pPr>
+      <w:rPr>
+        <w:rFonts w:ascii="Wingdings" w:hAnsi="Wingdings" w:hint="default"/>
+      </w:rPr>
+    </w:lvl>
+    <w:lvl w:ilvl="5" w:tplc="08424E98">
+      <w:start w:val="1"/>
+      <w:numFmt w:val="bullet"/>
+      <w:lvlText w:val=""/>
+      <w:lvlJc w:val="left"/>
+      <w:pPr>
+        <w:ind w:left="4320" w:hanging="360"/>
+      </w:pPr>
+      <w:rPr>
+        <w:rFonts w:ascii="Wingdings" w:hAnsi="Wingdings" w:hint="default"/>
+      </w:rPr>
+    </w:lvl>
+    <w:lvl w:ilvl="6" w:tplc="766EF3C6">
+      <w:start w:val="1"/>
+      <w:numFmt w:val="bullet"/>
+      <w:lvlText w:val=""/>
+      <w:lvlJc w:val="left"/>
+      <w:pPr>
+        <w:ind w:left="5040" w:hanging="360"/>
+      </w:pPr>
+      <w:rPr>
+        <w:rFonts w:ascii="Wingdings" w:hAnsi="Wingdings" w:hint="default"/>
+      </w:rPr>
+    </w:lvl>
+    <w:lvl w:ilvl="7" w:tplc="AF086334">
+      <w:start w:val="1"/>
+      <w:numFmt w:val="bullet"/>
+      <w:lvlText w:val=""/>
+      <w:lvlJc w:val="left"/>
+      <w:pPr>
+        <w:ind w:left="5760" w:hanging="360"/>
+      </w:pPr>
+      <w:rPr>
+        <w:rFonts w:ascii="Wingdings" w:hAnsi="Wingdings" w:hint="default"/>
+      </w:rPr>
+    </w:lvl>
+    <w:lvl w:ilvl="8" w:tplc="33106508">
+      <w:start w:val="1"/>
+      <w:numFmt w:val="bullet"/>
+      <w:lvlText w:val=""/>
+      <w:lvlJc w:val="left"/>
+      <w:pPr>
+        <w:ind w:left="6480" w:hanging="360"/>
+      </w:pPr>
+      <w:rPr>
+        <w:rFonts w:ascii="Wingdings" w:hAnsi="Wingdings" w:hint="default"/>
+      </w:rPr>
+    </w:lvl>
+  </w:abstractNum>
+  <w:abstractNum w:abstractNumId="19" w15:restartNumberingAfterBreak="0">
+    <w:nsid w:val="3B56EF3E"/>
+    <w:multiLevelType w:val="hybridMultilevel"/>
+    <w:tmpl w:val="6C9296E4"/>
+    <w:lvl w:ilvl="0" w:tplc="26087E80">
+      <w:start w:val="1"/>
+      <w:numFmt w:val="bullet"/>
+      <w:lvlText w:val=""/>
+      <w:lvlJc w:val="left"/>
+      <w:pPr>
+        <w:ind w:left="1776" w:hanging="360"/>
+      </w:pPr>
+      <w:rPr>
+        <w:rFonts w:ascii="Symbol" w:hAnsi="Symbol" w:hint="default"/>
+      </w:rPr>
+    </w:lvl>
+    <w:lvl w:ilvl="1" w:tplc="7EB2D9B4">
+      <w:start w:val="1"/>
+      <w:numFmt w:val="bullet"/>
+      <w:lvlText w:val="o"/>
+      <w:lvlJc w:val="left"/>
+      <w:pPr>
+        <w:ind w:left="2496" w:hanging="360"/>
+      </w:pPr>
+      <w:rPr>
+        <w:rFonts w:ascii="Courier New" w:hAnsi="Courier New" w:hint="default"/>
+      </w:rPr>
+    </w:lvl>
+    <w:lvl w:ilvl="2" w:tplc="5300808C">
+      <w:start w:val="1"/>
+      <w:numFmt w:val="bullet"/>
+      <w:lvlText w:val=""/>
+      <w:lvlJc w:val="left"/>
+      <w:pPr>
+        <w:ind w:left="3216" w:hanging="360"/>
+      </w:pPr>
+      <w:rPr>
+        <w:rFonts w:ascii="Wingdings" w:hAnsi="Wingdings" w:hint="default"/>
+      </w:rPr>
+    </w:lvl>
+    <w:lvl w:ilvl="3" w:tplc="0A387710">
+      <w:start w:val="1"/>
+      <w:numFmt w:val="bullet"/>
+      <w:lvlText w:val=""/>
+      <w:lvlJc w:val="left"/>
+      <w:pPr>
+        <w:ind w:left="3936" w:hanging="360"/>
+      </w:pPr>
+      <w:rPr>
+        <w:rFonts w:ascii="Symbol" w:hAnsi="Symbol" w:hint="default"/>
+      </w:rPr>
+    </w:lvl>
+    <w:lvl w:ilvl="4" w:tplc="440E3DDC">
+      <w:start w:val="1"/>
+      <w:numFmt w:val="bullet"/>
+      <w:lvlText w:val="o"/>
+      <w:lvlJc w:val="left"/>
+      <w:pPr>
+        <w:ind w:left="4656" w:hanging="360"/>
+      </w:pPr>
+      <w:rPr>
+        <w:rFonts w:ascii="Courier New" w:hAnsi="Courier New" w:hint="default"/>
+      </w:rPr>
+    </w:lvl>
+    <w:lvl w:ilvl="5" w:tplc="7E68DEC0">
+      <w:start w:val="1"/>
+      <w:numFmt w:val="bullet"/>
+      <w:lvlText w:val=""/>
+      <w:lvlJc w:val="left"/>
+      <w:pPr>
+        <w:ind w:left="5376" w:hanging="360"/>
+      </w:pPr>
+      <w:rPr>
+        <w:rFonts w:ascii="Wingdings" w:hAnsi="Wingdings" w:hint="default"/>
+      </w:rPr>
+    </w:lvl>
+    <w:lvl w:ilvl="6" w:tplc="02FE2F26">
+      <w:start w:val="1"/>
+      <w:numFmt w:val="bullet"/>
+      <w:lvlText w:val=""/>
+      <w:lvlJc w:val="left"/>
+      <w:pPr>
+        <w:ind w:left="6096" w:hanging="360"/>
+      </w:pPr>
+      <w:rPr>
+        <w:rFonts w:ascii="Symbol" w:hAnsi="Symbol" w:hint="default"/>
+      </w:rPr>
+    </w:lvl>
+    <w:lvl w:ilvl="7" w:tplc="1A5A414C">
+      <w:start w:val="1"/>
+      <w:numFmt w:val="bullet"/>
+      <w:lvlText w:val="o"/>
+      <w:lvlJc w:val="left"/>
+      <w:pPr>
+        <w:ind w:left="6816" w:hanging="360"/>
+      </w:pPr>
+      <w:rPr>
+        <w:rFonts w:ascii="Courier New" w:hAnsi="Courier New" w:hint="default"/>
+      </w:rPr>
+    </w:lvl>
+    <w:lvl w:ilvl="8" w:tplc="5DDEAC5A">
+      <w:start w:val="1"/>
+      <w:numFmt w:val="bullet"/>
+      <w:lvlText w:val=""/>
+      <w:lvlJc w:val="left"/>
+      <w:pPr>
+        <w:ind w:left="7536" w:hanging="360"/>
+      </w:pPr>
+      <w:rPr>
+        <w:rFonts w:ascii="Wingdings" w:hAnsi="Wingdings" w:hint="default"/>
+      </w:rPr>
+    </w:lvl>
+  </w:abstractNum>
+  <w:abstractNum w:abstractNumId="20" w15:restartNumberingAfterBreak="0">
     <w:nsid w:val="48DC6204"/>
     <w:multiLevelType w:val="hybridMultilevel"/>
     <w:tmpl w:val="51F492CE"/>
@@ -4710,7 +4654,7 @@
       </w:pPr>
     </w:lvl>
   </w:abstractNum>
-  <w:abstractNum w:abstractNumId="10" w15:restartNumberingAfterBreak="0">
+  <w:abstractNum w:abstractNumId="21" w15:restartNumberingAfterBreak="0">
     <w:nsid w:val="4EF845C7"/>
     <w:multiLevelType w:val="multilevel"/>
     <w:tmpl w:val="36C4702C"/>
@@ -4726,7 +4670,7 @@
         <w:ind w:left="720" w:hanging="360"/>
       </w:pPr>
       <w:rPr>
-        <w:rFonts w:hint="default" w:ascii="Symbol" w:hAnsi="Symbol"/>
+        <w:rFonts w:ascii="Symbol" w:hAnsi="Symbol" w:hint="default"/>
         <w:sz w:val="20"/>
       </w:rPr>
     </w:lvl>
@@ -4742,7 +4686,7 @@
         <w:ind w:left="1440" w:hanging="360"/>
       </w:pPr>
       <w:rPr>
-        <w:rFonts w:hint="default" w:ascii="Courier New" w:hAnsi="Courier New"/>
+        <w:rFonts w:ascii="Courier New" w:hAnsi="Courier New" w:hint="default"/>
         <w:sz w:val="20"/>
       </w:rPr>
     </w:lvl>
@@ -4758,7 +4702,7 @@
         <w:ind w:left="2160" w:hanging="360"/>
       </w:pPr>
       <w:rPr>
-        <w:rFonts w:hint="default" w:ascii="Wingdings" w:hAnsi="Wingdings"/>
+        <w:rFonts w:ascii="Wingdings" w:hAnsi="Wingdings" w:hint="default"/>
         <w:sz w:val="20"/>
       </w:rPr>
     </w:lvl>
@@ -4774,7 +4718,7 @@
         <w:ind w:left="2880" w:hanging="360"/>
       </w:pPr>
       <w:rPr>
-        <w:rFonts w:hint="default" w:ascii="Wingdings" w:hAnsi="Wingdings"/>
+        <w:rFonts w:ascii="Wingdings" w:hAnsi="Wingdings" w:hint="default"/>
         <w:sz w:val="20"/>
       </w:rPr>
     </w:lvl>
@@ -4790,7 +4734,7 @@
         <w:ind w:left="3600" w:hanging="360"/>
       </w:pPr>
       <w:rPr>
-        <w:rFonts w:hint="default" w:ascii="Wingdings" w:hAnsi="Wingdings"/>
+        <w:rFonts w:ascii="Wingdings" w:hAnsi="Wingdings" w:hint="default"/>
         <w:sz w:val="20"/>
       </w:rPr>
     </w:lvl>
@@ -4806,7 +4750,7 @@
         <w:ind w:left="4320" w:hanging="360"/>
       </w:pPr>
       <w:rPr>
-        <w:rFonts w:hint="default" w:ascii="Wingdings" w:hAnsi="Wingdings"/>
+        <w:rFonts w:ascii="Wingdings" w:hAnsi="Wingdings" w:hint="default"/>
         <w:sz w:val="20"/>
       </w:rPr>
     </w:lvl>
@@ -4822,7 +4766,7 @@
         <w:ind w:left="5040" w:hanging="360"/>
       </w:pPr>
       <w:rPr>
-        <w:rFonts w:hint="default" w:ascii="Wingdings" w:hAnsi="Wingdings"/>
+        <w:rFonts w:ascii="Wingdings" w:hAnsi="Wingdings" w:hint="default"/>
         <w:sz w:val="20"/>
       </w:rPr>
     </w:lvl>
@@ -4838,7 +4782,7 @@
         <w:ind w:left="5760" w:hanging="360"/>
       </w:pPr>
       <w:rPr>
-        <w:rFonts w:hint="default" w:ascii="Wingdings" w:hAnsi="Wingdings"/>
+        <w:rFonts w:ascii="Wingdings" w:hAnsi="Wingdings" w:hint="default"/>
         <w:sz w:val="20"/>
       </w:rPr>
     </w:lvl>
@@ -4854,12 +4798,12 @@
         <w:ind w:left="6480" w:hanging="360"/>
       </w:pPr>
       <w:rPr>
-        <w:rFonts w:hint="default" w:ascii="Wingdings" w:hAnsi="Wingdings"/>
+        <w:rFonts w:ascii="Wingdings" w:hAnsi="Wingdings" w:hint="default"/>
         <w:sz w:val="20"/>
       </w:rPr>
     </w:lvl>
   </w:abstractNum>
-  <w:abstractNum w:abstractNumId="11" w15:restartNumberingAfterBreak="0">
+  <w:abstractNum w:abstractNumId="22" w15:restartNumberingAfterBreak="0">
     <w:nsid w:val="564F6DEB"/>
     <w:multiLevelType w:val="hybridMultilevel"/>
     <w:tmpl w:val="C78A7A3A"/>
@@ -4885,7 +4829,7 @@
         <w:ind w:left="1080" w:hanging="360"/>
       </w:pPr>
       <w:rPr>
-        <w:rFonts w:hint="default" w:ascii="Symbol" w:hAnsi="Symbol"/>
+        <w:rFonts w:ascii="Symbol" w:hAnsi="Symbol" w:hint="default"/>
       </w:rPr>
     </w:lvl>
     <w:lvl w:ilvl="2" w:tplc="A5F6670C">
@@ -4952,7 +4896,93 @@
       </w:pPr>
     </w:lvl>
   </w:abstractNum>
-  <w:abstractNum w:abstractNumId="12" w15:restartNumberingAfterBreak="0">
+  <w:abstractNum w:abstractNumId="23" w15:restartNumberingAfterBreak="0">
+    <w:nsid w:val="56BFFF24"/>
+    <w:multiLevelType w:val="hybridMultilevel"/>
+    <w:tmpl w:val="AAA4D4A0"/>
+    <w:lvl w:ilvl="0" w:tplc="A0380C2A">
+      <w:start w:val="1"/>
+      <w:numFmt w:val="lowerRoman"/>
+      <w:lvlText w:val="%1."/>
+      <w:lvlJc w:val="right"/>
+      <w:pPr>
+        <w:ind w:left="720" w:hanging="360"/>
+      </w:pPr>
+    </w:lvl>
+    <w:lvl w:ilvl="1" w:tplc="0122B6BC">
+      <w:start w:val="1"/>
+      <w:numFmt w:val="lowerLetter"/>
+      <w:lvlText w:val="%2."/>
+      <w:lvlJc w:val="left"/>
+      <w:pPr>
+        <w:ind w:left="1440" w:hanging="360"/>
+      </w:pPr>
+    </w:lvl>
+    <w:lvl w:ilvl="2" w:tplc="C58C45EA">
+      <w:start w:val="1"/>
+      <w:numFmt w:val="lowerRoman"/>
+      <w:lvlText w:val="%3."/>
+      <w:lvlJc w:val="right"/>
+      <w:pPr>
+        <w:ind w:left="2160" w:hanging="180"/>
+      </w:pPr>
+    </w:lvl>
+    <w:lvl w:ilvl="3" w:tplc="80BE9000">
+      <w:start w:val="1"/>
+      <w:numFmt w:val="decimal"/>
+      <w:lvlText w:val="%4."/>
+      <w:lvlJc w:val="left"/>
+      <w:pPr>
+        <w:ind w:left="2880" w:hanging="360"/>
+      </w:pPr>
+    </w:lvl>
+    <w:lvl w:ilvl="4" w:tplc="E870B4C6">
+      <w:start w:val="1"/>
+      <w:numFmt w:val="lowerLetter"/>
+      <w:lvlText w:val="%5."/>
+      <w:lvlJc w:val="left"/>
+      <w:pPr>
+        <w:ind w:left="3600" w:hanging="360"/>
+      </w:pPr>
+    </w:lvl>
+    <w:lvl w:ilvl="5" w:tplc="BBD45F38">
+      <w:start w:val="1"/>
+      <w:numFmt w:val="lowerRoman"/>
+      <w:lvlText w:val="%6."/>
+      <w:lvlJc w:val="right"/>
+      <w:pPr>
+        <w:ind w:left="4320" w:hanging="180"/>
+      </w:pPr>
+    </w:lvl>
+    <w:lvl w:ilvl="6" w:tplc="3DC29D16">
+      <w:start w:val="1"/>
+      <w:numFmt w:val="decimal"/>
+      <w:lvlText w:val="%7."/>
+      <w:lvlJc w:val="left"/>
+      <w:pPr>
+        <w:ind w:left="5040" w:hanging="360"/>
+      </w:pPr>
+    </w:lvl>
+    <w:lvl w:ilvl="7" w:tplc="BE4CDAA0">
+      <w:start w:val="1"/>
+      <w:numFmt w:val="lowerLetter"/>
+      <w:lvlText w:val="%8."/>
+      <w:lvlJc w:val="left"/>
+      <w:pPr>
+        <w:ind w:left="5760" w:hanging="360"/>
+      </w:pPr>
+    </w:lvl>
+    <w:lvl w:ilvl="8" w:tplc="DE0E52E6">
+      <w:start w:val="1"/>
+      <w:numFmt w:val="lowerRoman"/>
+      <w:lvlText w:val="%9."/>
+      <w:lvlJc w:val="right"/>
+      <w:pPr>
+        <w:ind w:left="6480" w:hanging="180"/>
+      </w:pPr>
+    </w:lvl>
+  </w:abstractNum>
+  <w:abstractNum w:abstractNumId="24" w15:restartNumberingAfterBreak="0">
     <w:nsid w:val="57676250"/>
     <w:multiLevelType w:val="hybridMultilevel"/>
     <w:tmpl w:val="C2827170"/>
@@ -4965,7 +4995,7 @@
         <w:ind w:left="720" w:hanging="360"/>
       </w:pPr>
       <w:rPr>
-        <w:rFonts w:hint="default" w:ascii="Aptos" w:hAnsi="Aptos" w:eastAsiaTheme="minorHAnsi" w:cstheme="minorBidi"/>
+        <w:rFonts w:ascii="Aptos" w:eastAsiaTheme="minorHAnsi" w:hAnsi="Aptos" w:cstheme="minorBidi" w:hint="default"/>
       </w:rPr>
     </w:lvl>
     <w:lvl w:ilvl="1" w:tplc="0C0A0003" w:tentative="1">
@@ -4977,7 +5007,7 @@
         <w:ind w:left="1440" w:hanging="360"/>
       </w:pPr>
       <w:rPr>
-        <w:rFonts w:hint="default" w:ascii="Courier New" w:hAnsi="Courier New" w:cs="Courier New"/>
+        <w:rFonts w:ascii="Courier New" w:hAnsi="Courier New" w:cs="Courier New" w:hint="default"/>
       </w:rPr>
     </w:lvl>
     <w:lvl w:ilvl="2" w:tplc="0C0A0005" w:tentative="1">
@@ -4989,7 +5019,7 @@
         <w:ind w:left="2160" w:hanging="360"/>
       </w:pPr>
       <w:rPr>
-        <w:rFonts w:hint="default" w:ascii="Wingdings" w:hAnsi="Wingdings"/>
+        <w:rFonts w:ascii="Wingdings" w:hAnsi="Wingdings" w:hint="default"/>
       </w:rPr>
     </w:lvl>
     <w:lvl w:ilvl="3" w:tplc="0C0A0001" w:tentative="1">
@@ -5001,7 +5031,7 @@
         <w:ind w:left="2880" w:hanging="360"/>
       </w:pPr>
       <w:rPr>
-        <w:rFonts w:hint="default" w:ascii="Symbol" w:hAnsi="Symbol"/>
+        <w:rFonts w:ascii="Symbol" w:hAnsi="Symbol" w:hint="default"/>
       </w:rPr>
     </w:lvl>
     <w:lvl w:ilvl="4" w:tplc="0C0A0003" w:tentative="1">
@@ -5013,7 +5043,7 @@
         <w:ind w:left="3600" w:hanging="360"/>
       </w:pPr>
       <w:rPr>
-        <w:rFonts w:hint="default" w:ascii="Courier New" w:hAnsi="Courier New" w:cs="Courier New"/>
+        <w:rFonts w:ascii="Courier New" w:hAnsi="Courier New" w:cs="Courier New" w:hint="default"/>
       </w:rPr>
     </w:lvl>
     <w:lvl w:ilvl="5" w:tplc="0C0A0005" w:tentative="1">
@@ -5025,7 +5055,7 @@
         <w:ind w:left="4320" w:hanging="360"/>
       </w:pPr>
       <w:rPr>
-        <w:rFonts w:hint="default" w:ascii="Wingdings" w:hAnsi="Wingdings"/>
+        <w:rFonts w:ascii="Wingdings" w:hAnsi="Wingdings" w:hint="default"/>
       </w:rPr>
     </w:lvl>
     <w:lvl w:ilvl="6" w:tplc="0C0A0001" w:tentative="1">
@@ -5037,7 +5067,7 @@
         <w:ind w:left="5040" w:hanging="360"/>
       </w:pPr>
       <w:rPr>
-        <w:rFonts w:hint="default" w:ascii="Symbol" w:hAnsi="Symbol"/>
+        <w:rFonts w:ascii="Symbol" w:hAnsi="Symbol" w:hint="default"/>
       </w:rPr>
     </w:lvl>
     <w:lvl w:ilvl="7" w:tplc="0C0A0003" w:tentative="1">
@@ -5049,7 +5079,7 @@
         <w:ind w:left="5760" w:hanging="360"/>
       </w:pPr>
       <w:rPr>
-        <w:rFonts w:hint="default" w:ascii="Courier New" w:hAnsi="Courier New" w:cs="Courier New"/>
+        <w:rFonts w:ascii="Courier New" w:hAnsi="Courier New" w:cs="Courier New" w:hint="default"/>
       </w:rPr>
     </w:lvl>
     <w:lvl w:ilvl="8" w:tplc="0C0A0005" w:tentative="1">
@@ -5061,11 +5091,11 @@
         <w:ind w:left="6480" w:hanging="360"/>
       </w:pPr>
       <w:rPr>
-        <w:rFonts w:hint="default" w:ascii="Wingdings" w:hAnsi="Wingdings"/>
+        <w:rFonts w:ascii="Wingdings" w:hAnsi="Wingdings" w:hint="default"/>
       </w:rPr>
     </w:lvl>
   </w:abstractNum>
-  <w:abstractNum w:abstractNumId="13" w15:restartNumberingAfterBreak="0">
+  <w:abstractNum w:abstractNumId="25" w15:restartNumberingAfterBreak="0">
     <w:nsid w:val="58FF6B48"/>
     <w:multiLevelType w:val="multilevel"/>
     <w:tmpl w:val="ECD2F40A"/>
@@ -5081,7 +5111,7 @@
         <w:ind w:left="720" w:hanging="360"/>
       </w:pPr>
       <w:rPr>
-        <w:rFonts w:hint="default" w:ascii="Symbol" w:hAnsi="Symbol"/>
+        <w:rFonts w:ascii="Symbol" w:hAnsi="Symbol" w:hint="default"/>
         <w:sz w:val="20"/>
       </w:rPr>
     </w:lvl>
@@ -5097,7 +5127,7 @@
         <w:ind w:left="1440" w:hanging="360"/>
       </w:pPr>
       <w:rPr>
-        <w:rFonts w:hint="default" w:ascii="Courier New" w:hAnsi="Courier New"/>
+        <w:rFonts w:ascii="Courier New" w:hAnsi="Courier New" w:hint="default"/>
         <w:sz w:val="20"/>
       </w:rPr>
     </w:lvl>
@@ -5113,7 +5143,7 @@
         <w:ind w:left="2160" w:hanging="360"/>
       </w:pPr>
       <w:rPr>
-        <w:rFonts w:hint="default" w:ascii="Wingdings" w:hAnsi="Wingdings"/>
+        <w:rFonts w:ascii="Wingdings" w:hAnsi="Wingdings" w:hint="default"/>
         <w:sz w:val="20"/>
       </w:rPr>
     </w:lvl>
@@ -5129,7 +5159,7 @@
         <w:ind w:left="2880" w:hanging="360"/>
       </w:pPr>
       <w:rPr>
-        <w:rFonts w:hint="default" w:ascii="Wingdings" w:hAnsi="Wingdings"/>
+        <w:rFonts w:ascii="Wingdings" w:hAnsi="Wingdings" w:hint="default"/>
         <w:sz w:val="20"/>
       </w:rPr>
     </w:lvl>
@@ -5145,7 +5175,7 @@
         <w:ind w:left="3600" w:hanging="360"/>
       </w:pPr>
       <w:rPr>
-        <w:rFonts w:hint="default" w:ascii="Wingdings" w:hAnsi="Wingdings"/>
+        <w:rFonts w:ascii="Wingdings" w:hAnsi="Wingdings" w:hint="default"/>
         <w:sz w:val="20"/>
       </w:rPr>
     </w:lvl>
@@ -5161,7 +5191,7 @@
         <w:ind w:left="4320" w:hanging="360"/>
       </w:pPr>
       <w:rPr>
-        <w:rFonts w:hint="default" w:ascii="Wingdings" w:hAnsi="Wingdings"/>
+        <w:rFonts w:ascii="Wingdings" w:hAnsi="Wingdings" w:hint="default"/>
         <w:sz w:val="20"/>
       </w:rPr>
     </w:lvl>
@@ -5177,7 +5207,7 @@
         <w:ind w:left="5040" w:hanging="360"/>
       </w:pPr>
       <w:rPr>
-        <w:rFonts w:hint="default" w:ascii="Wingdings" w:hAnsi="Wingdings"/>
+        <w:rFonts w:ascii="Wingdings" w:hAnsi="Wingdings" w:hint="default"/>
         <w:sz w:val="20"/>
       </w:rPr>
     </w:lvl>
@@ -5193,7 +5223,7 @@
         <w:ind w:left="5760" w:hanging="360"/>
       </w:pPr>
       <w:rPr>
-        <w:rFonts w:hint="default" w:ascii="Wingdings" w:hAnsi="Wingdings"/>
+        <w:rFonts w:ascii="Wingdings" w:hAnsi="Wingdings" w:hint="default"/>
         <w:sz w:val="20"/>
       </w:rPr>
     </w:lvl>
@@ -5209,12 +5239,213 @@
         <w:ind w:left="6480" w:hanging="360"/>
       </w:pPr>
       <w:rPr>
-        <w:rFonts w:hint="default" w:ascii="Wingdings" w:hAnsi="Wingdings"/>
+        <w:rFonts w:ascii="Wingdings" w:hAnsi="Wingdings" w:hint="default"/>
         <w:sz w:val="20"/>
       </w:rPr>
     </w:lvl>
   </w:abstractNum>
-  <w:abstractNum w:abstractNumId="14" w15:restartNumberingAfterBreak="0">
+  <w:abstractNum w:abstractNumId="26" w15:restartNumberingAfterBreak="0">
+    <w:nsid w:val="59746E5C"/>
+    <w:multiLevelType w:val="hybridMultilevel"/>
+    <w:tmpl w:val="1B34DC48"/>
+    <w:lvl w:ilvl="0" w:tplc="0C0A000F">
+      <w:start w:val="1"/>
+      <w:numFmt w:val="decimal"/>
+      <w:lvlText w:val="%1."/>
+      <w:lvlJc w:val="left"/>
+      <w:pPr>
+        <w:ind w:left="360" w:hanging="360"/>
+      </w:pPr>
+    </w:lvl>
+    <w:lvl w:ilvl="1" w:tplc="0C0A0019" w:tentative="1">
+      <w:start w:val="1"/>
+      <w:numFmt w:val="lowerLetter"/>
+      <w:lvlText w:val="%2."/>
+      <w:lvlJc w:val="left"/>
+      <w:pPr>
+        <w:ind w:left="1080" w:hanging="360"/>
+      </w:pPr>
+    </w:lvl>
+    <w:lvl w:ilvl="2" w:tplc="0C0A001B" w:tentative="1">
+      <w:start w:val="1"/>
+      <w:numFmt w:val="lowerRoman"/>
+      <w:lvlText w:val="%3."/>
+      <w:lvlJc w:val="right"/>
+      <w:pPr>
+        <w:ind w:left="1800" w:hanging="180"/>
+      </w:pPr>
+    </w:lvl>
+    <w:lvl w:ilvl="3" w:tplc="0C0A000F" w:tentative="1">
+      <w:start w:val="1"/>
+      <w:numFmt w:val="decimal"/>
+      <w:lvlText w:val="%4."/>
+      <w:lvlJc w:val="left"/>
+      <w:pPr>
+        <w:ind w:left="2520" w:hanging="360"/>
+      </w:pPr>
+    </w:lvl>
+    <w:lvl w:ilvl="4" w:tplc="0C0A0019" w:tentative="1">
+      <w:start w:val="1"/>
+      <w:numFmt w:val="lowerLetter"/>
+      <w:lvlText w:val="%5."/>
+      <w:lvlJc w:val="left"/>
+      <w:pPr>
+        <w:ind w:left="3240" w:hanging="360"/>
+      </w:pPr>
+    </w:lvl>
+    <w:lvl w:ilvl="5" w:tplc="0C0A001B" w:tentative="1">
+      <w:start w:val="1"/>
+      <w:numFmt w:val="lowerRoman"/>
+      <w:lvlText w:val="%6."/>
+      <w:lvlJc w:val="right"/>
+      <w:pPr>
+        <w:ind w:left="3960" w:hanging="180"/>
+      </w:pPr>
+    </w:lvl>
+    <w:lvl w:ilvl="6" w:tplc="0C0A000F" w:tentative="1">
+      <w:start w:val="1"/>
+      <w:numFmt w:val="decimal"/>
+      <w:lvlText w:val="%7."/>
+      <w:lvlJc w:val="left"/>
+      <w:pPr>
+        <w:ind w:left="4680" w:hanging="360"/>
+      </w:pPr>
+    </w:lvl>
+    <w:lvl w:ilvl="7" w:tplc="0C0A0019" w:tentative="1">
+      <w:start w:val="1"/>
+      <w:numFmt w:val="lowerLetter"/>
+      <w:lvlText w:val="%8."/>
+      <w:lvlJc w:val="left"/>
+      <w:pPr>
+        <w:ind w:left="5400" w:hanging="360"/>
+      </w:pPr>
+    </w:lvl>
+    <w:lvl w:ilvl="8" w:tplc="0C0A001B" w:tentative="1">
+      <w:start w:val="1"/>
+      <w:numFmt w:val="lowerRoman"/>
+      <w:lvlText w:val="%9."/>
+      <w:lvlJc w:val="right"/>
+      <w:pPr>
+        <w:ind w:left="6120" w:hanging="180"/>
+      </w:pPr>
+    </w:lvl>
+  </w:abstractNum>
+  <w:abstractNum w:abstractNumId="27" w15:restartNumberingAfterBreak="0">
+    <w:nsid w:val="5F39DBF2"/>
+    <w:multiLevelType w:val="multilevel"/>
+    <w:tmpl w:val="DC2046E4"/>
+    <w:lvl w:ilvl="0">
+      <w:start w:val="1"/>
+      <w:numFmt w:val="decimal"/>
+      <w:lvlText w:val="%1."/>
+      <w:lvlJc w:val="left"/>
+      <w:pPr>
+        <w:ind w:left="1352" w:hanging="360"/>
+      </w:pPr>
+      <w:rPr>
+        <w:rFonts w:hint="default"/>
+      </w:rPr>
+    </w:lvl>
+    <w:lvl w:ilvl="1">
+      <w:start w:val="1"/>
+      <w:numFmt w:val="decimal"/>
+      <w:lvlText w:val="%1.%2."/>
+      <w:lvlJc w:val="right"/>
+      <w:pPr>
+        <w:ind w:left="567" w:firstLine="794"/>
+      </w:pPr>
+      <w:rPr>
+        <w:rFonts w:hint="default"/>
+        <w:sz w:val="24"/>
+        <w:szCs w:val="24"/>
+      </w:rPr>
+    </w:lvl>
+    <w:lvl w:ilvl="2">
+      <w:start w:val="1"/>
+      <w:numFmt w:val="decimal"/>
+      <w:lvlText w:val="%1.%2.%3."/>
+      <w:lvlJc w:val="left"/>
+      <w:pPr>
+        <w:ind w:left="2508" w:hanging="180"/>
+      </w:pPr>
+      <w:rPr>
+        <w:rFonts w:hint="default"/>
+      </w:rPr>
+    </w:lvl>
+    <w:lvl w:ilvl="3">
+      <w:start w:val="1"/>
+      <w:numFmt w:val="decimal"/>
+      <w:lvlText w:val="%1.%2.%3.%4."/>
+      <w:lvlJc w:val="left"/>
+      <w:pPr>
+        <w:ind w:left="3228" w:hanging="360"/>
+      </w:pPr>
+      <w:rPr>
+        <w:rFonts w:hint="default"/>
+      </w:rPr>
+    </w:lvl>
+    <w:lvl w:ilvl="4">
+      <w:start w:val="1"/>
+      <w:numFmt w:val="decimal"/>
+      <w:lvlText w:val="%1.%2.%3.%4.%5."/>
+      <w:lvlJc w:val="left"/>
+      <w:pPr>
+        <w:ind w:left="3948" w:hanging="360"/>
+      </w:pPr>
+      <w:rPr>
+        <w:rFonts w:hint="default"/>
+      </w:rPr>
+    </w:lvl>
+    <w:lvl w:ilvl="5">
+      <w:start w:val="1"/>
+      <w:numFmt w:val="decimal"/>
+      <w:lvlText w:val="%1.%2.%3.%4.%5.%6."/>
+      <w:lvlJc w:val="left"/>
+      <w:pPr>
+        <w:ind w:left="4668" w:hanging="180"/>
+      </w:pPr>
+      <w:rPr>
+        <w:rFonts w:hint="default"/>
+      </w:rPr>
+    </w:lvl>
+    <w:lvl w:ilvl="6">
+      <w:start w:val="1"/>
+      <w:numFmt w:val="decimal"/>
+      <w:lvlText w:val="%1.%2.%3.%4.%5.%6.%7."/>
+      <w:lvlJc w:val="left"/>
+      <w:pPr>
+        <w:ind w:left="5388" w:hanging="360"/>
+      </w:pPr>
+      <w:rPr>
+        <w:rFonts w:hint="default"/>
+      </w:rPr>
+    </w:lvl>
+    <w:lvl w:ilvl="7">
+      <w:start w:val="1"/>
+      <w:numFmt w:val="decimal"/>
+      <w:lvlText w:val="%1.%2.%3.%4.%5.%6.%7.%8."/>
+      <w:lvlJc w:val="left"/>
+      <w:pPr>
+        <w:ind w:left="6108" w:hanging="360"/>
+      </w:pPr>
+      <w:rPr>
+        <w:rFonts w:hint="default"/>
+      </w:rPr>
+    </w:lvl>
+    <w:lvl w:ilvl="8">
+      <w:start w:val="1"/>
+      <w:numFmt w:val="decimal"/>
+      <w:lvlText w:val="%1.%2.%3.%4.%5.%6.%7.%8.%9."/>
+      <w:lvlJc w:val="left"/>
+      <w:pPr>
+        <w:ind w:left="6828" w:hanging="180"/>
+      </w:pPr>
+      <w:rPr>
+        <w:rFonts w:hint="default"/>
+      </w:rPr>
+    </w:lvl>
+  </w:abstractNum>
+  <w:abstractNum w:abstractNumId="28" w15:restartNumberingAfterBreak="0">
     <w:nsid w:val="60E32EA9"/>
     <w:multiLevelType w:val="multilevel"/>
     <w:tmpl w:val="A3405DEE"/>
@@ -5327,7 +5558,7 @@
       </w:pPr>
     </w:lvl>
   </w:abstractNum>
-  <w:abstractNum w:abstractNumId="15" w15:restartNumberingAfterBreak="0">
+  <w:abstractNum w:abstractNumId="29" w15:restartNumberingAfterBreak="0">
     <w:nsid w:val="72381E12"/>
     <w:multiLevelType w:val="multilevel"/>
     <w:tmpl w:val="8C0C209C"/>
@@ -5440,7 +5671,7 @@
       </w:pPr>
     </w:lvl>
   </w:abstractNum>
-  <w:abstractNum w:abstractNumId="16" w15:restartNumberingAfterBreak="0">
+  <w:abstractNum w:abstractNumId="30" w15:restartNumberingAfterBreak="0">
     <w:nsid w:val="73BC3B2B"/>
     <w:multiLevelType w:val="hybridMultilevel"/>
     <w:tmpl w:val="A300DC2E"/>
@@ -5529,7 +5760,179 @@
       </w:pPr>
     </w:lvl>
   </w:abstractNum>
-  <w:abstractNum w:abstractNumId="17" w15:restartNumberingAfterBreak="0">
+  <w:abstractNum w:abstractNumId="31" w15:restartNumberingAfterBreak="0">
+    <w:nsid w:val="778556B0"/>
+    <w:multiLevelType w:val="hybridMultilevel"/>
+    <w:tmpl w:val="36D26480"/>
+    <w:lvl w:ilvl="0" w:tplc="DBF02768">
+      <w:start w:val="1"/>
+      <w:numFmt w:val="decimal"/>
+      <w:lvlText w:val="%1."/>
+      <w:lvlJc w:val="left"/>
+      <w:pPr>
+        <w:ind w:left="720" w:hanging="360"/>
+      </w:pPr>
+    </w:lvl>
+    <w:lvl w:ilvl="1" w:tplc="4F34143C">
+      <w:start w:val="1"/>
+      <w:numFmt w:val="lowerLetter"/>
+      <w:lvlText w:val="%2."/>
+      <w:lvlJc w:val="left"/>
+      <w:pPr>
+        <w:ind w:left="1440" w:hanging="360"/>
+      </w:pPr>
+    </w:lvl>
+    <w:lvl w:ilvl="2" w:tplc="90801FDA">
+      <w:start w:val="1"/>
+      <w:numFmt w:val="lowerRoman"/>
+      <w:lvlText w:val="%3."/>
+      <w:lvlJc w:val="right"/>
+      <w:pPr>
+        <w:ind w:left="2160" w:hanging="180"/>
+      </w:pPr>
+    </w:lvl>
+    <w:lvl w:ilvl="3" w:tplc="742656EA">
+      <w:start w:val="1"/>
+      <w:numFmt w:val="decimal"/>
+      <w:lvlText w:val="%4."/>
+      <w:lvlJc w:val="left"/>
+      <w:pPr>
+        <w:ind w:left="2880" w:hanging="360"/>
+      </w:pPr>
+    </w:lvl>
+    <w:lvl w:ilvl="4" w:tplc="E7182D16">
+      <w:start w:val="1"/>
+      <w:numFmt w:val="lowerLetter"/>
+      <w:lvlText w:val="%5."/>
+      <w:lvlJc w:val="left"/>
+      <w:pPr>
+        <w:ind w:left="3600" w:hanging="360"/>
+      </w:pPr>
+    </w:lvl>
+    <w:lvl w:ilvl="5" w:tplc="2E7476C4">
+      <w:start w:val="1"/>
+      <w:numFmt w:val="lowerRoman"/>
+      <w:lvlText w:val="%6."/>
+      <w:lvlJc w:val="right"/>
+      <w:pPr>
+        <w:ind w:left="4320" w:hanging="180"/>
+      </w:pPr>
+    </w:lvl>
+    <w:lvl w:ilvl="6" w:tplc="D96C969E">
+      <w:start w:val="1"/>
+      <w:numFmt w:val="decimal"/>
+      <w:lvlText w:val="%7."/>
+      <w:lvlJc w:val="left"/>
+      <w:pPr>
+        <w:ind w:left="5040" w:hanging="360"/>
+      </w:pPr>
+    </w:lvl>
+    <w:lvl w:ilvl="7" w:tplc="9F0883FE">
+      <w:start w:val="1"/>
+      <w:numFmt w:val="lowerLetter"/>
+      <w:lvlText w:val="%8."/>
+      <w:lvlJc w:val="left"/>
+      <w:pPr>
+        <w:ind w:left="5760" w:hanging="360"/>
+      </w:pPr>
+    </w:lvl>
+    <w:lvl w:ilvl="8" w:tplc="39025F82">
+      <w:start w:val="1"/>
+      <w:numFmt w:val="lowerRoman"/>
+      <w:lvlText w:val="%9."/>
+      <w:lvlJc w:val="right"/>
+      <w:pPr>
+        <w:ind w:left="6480" w:hanging="180"/>
+      </w:pPr>
+    </w:lvl>
+  </w:abstractNum>
+  <w:abstractNum w:abstractNumId="32" w15:restartNumberingAfterBreak="0">
+    <w:nsid w:val="7874E73D"/>
+    <w:multiLevelType w:val="hybridMultilevel"/>
+    <w:tmpl w:val="5F0EF490"/>
+    <w:lvl w:ilvl="0" w:tplc="EE0257D0">
+      <w:start w:val="1"/>
+      <w:numFmt w:val="decimal"/>
+      <w:lvlText w:val="%1."/>
+      <w:lvlJc w:val="left"/>
+      <w:pPr>
+        <w:ind w:left="720" w:hanging="360"/>
+      </w:pPr>
+    </w:lvl>
+    <w:lvl w:ilvl="1" w:tplc="24A06F6C">
+      <w:start w:val="1"/>
+      <w:numFmt w:val="lowerLetter"/>
+      <w:lvlText w:val="%2."/>
+      <w:lvlJc w:val="left"/>
+      <w:pPr>
+        <w:ind w:left="1440" w:hanging="360"/>
+      </w:pPr>
+    </w:lvl>
+    <w:lvl w:ilvl="2" w:tplc="127C6318">
+      <w:start w:val="1"/>
+      <w:numFmt w:val="lowerRoman"/>
+      <w:lvlText w:val="%3."/>
+      <w:lvlJc w:val="right"/>
+      <w:pPr>
+        <w:ind w:left="2160" w:hanging="180"/>
+      </w:pPr>
+    </w:lvl>
+    <w:lvl w:ilvl="3" w:tplc="025CF116">
+      <w:start w:val="1"/>
+      <w:numFmt w:val="decimal"/>
+      <w:lvlText w:val="%4."/>
+      <w:lvlJc w:val="left"/>
+      <w:pPr>
+        <w:ind w:left="2880" w:hanging="360"/>
+      </w:pPr>
+    </w:lvl>
+    <w:lvl w:ilvl="4" w:tplc="656AF14A">
+      <w:start w:val="1"/>
+      <w:numFmt w:val="lowerLetter"/>
+      <w:lvlText w:val="%5."/>
+      <w:lvlJc w:val="left"/>
+      <w:pPr>
+        <w:ind w:left="3600" w:hanging="360"/>
+      </w:pPr>
+    </w:lvl>
+    <w:lvl w:ilvl="5" w:tplc="4C8ADCB8">
+      <w:start w:val="1"/>
+      <w:numFmt w:val="lowerRoman"/>
+      <w:lvlText w:val="%6."/>
+      <w:lvlJc w:val="right"/>
+      <w:pPr>
+        <w:ind w:left="4320" w:hanging="180"/>
+      </w:pPr>
+    </w:lvl>
+    <w:lvl w:ilvl="6" w:tplc="1F78B882">
+      <w:start w:val="1"/>
+      <w:numFmt w:val="decimal"/>
+      <w:lvlText w:val="%7."/>
+      <w:lvlJc w:val="left"/>
+      <w:pPr>
+        <w:ind w:left="5040" w:hanging="360"/>
+      </w:pPr>
+    </w:lvl>
+    <w:lvl w:ilvl="7" w:tplc="C4267426">
+      <w:start w:val="1"/>
+      <w:numFmt w:val="lowerLetter"/>
+      <w:lvlText w:val="%8."/>
+      <w:lvlJc w:val="left"/>
+      <w:pPr>
+        <w:ind w:left="5760" w:hanging="360"/>
+      </w:pPr>
+    </w:lvl>
+    <w:lvl w:ilvl="8" w:tplc="44387330">
+      <w:start w:val="1"/>
+      <w:numFmt w:val="lowerRoman"/>
+      <w:lvlText w:val="%9."/>
+      <w:lvlJc w:val="right"/>
+      <w:pPr>
+        <w:ind w:left="6480" w:hanging="180"/>
+      </w:pPr>
+    </w:lvl>
+  </w:abstractNum>
+  <w:abstractNum w:abstractNumId="33" w15:restartNumberingAfterBreak="0">
     <w:nsid w:val="7C063823"/>
     <w:multiLevelType w:val="multilevel"/>
     <w:tmpl w:val="BFD4CDAE"/>
@@ -5642,83 +6045,83 @@
       </w:pPr>
     </w:lvl>
   </w:abstractNum>
-  <w:num w:numId="32">
+  <w:num w:numId="1" w16cid:durableId="1748570726">
+    <w:abstractNumId w:val="7"/>
+  </w:num>
+  <w:num w:numId="2" w16cid:durableId="2077705646">
+    <w:abstractNumId w:val="12"/>
+  </w:num>
+  <w:num w:numId="3" w16cid:durableId="101924630">
+    <w:abstractNumId w:val="19"/>
+  </w:num>
+  <w:num w:numId="4" w16cid:durableId="490219341">
+    <w:abstractNumId w:val="18"/>
+  </w:num>
+  <w:num w:numId="5" w16cid:durableId="20937552">
+    <w:abstractNumId w:val="23"/>
+  </w:num>
+  <w:num w:numId="6" w16cid:durableId="2143382809">
+    <w:abstractNumId w:val="13"/>
+  </w:num>
+  <w:num w:numId="7" w16cid:durableId="476150243">
+    <w:abstractNumId w:val="15"/>
+  </w:num>
+  <w:num w:numId="8" w16cid:durableId="1046757809">
+    <w:abstractNumId w:val="27"/>
+  </w:num>
+  <w:num w:numId="9" w16cid:durableId="1614939867">
+    <w:abstractNumId w:val="16"/>
+  </w:num>
+  <w:num w:numId="10" w16cid:durableId="1324624155">
+    <w:abstractNumId w:val="1"/>
+  </w:num>
+  <w:num w:numId="11" w16cid:durableId="70659458">
+    <w:abstractNumId w:val="5"/>
+  </w:num>
+  <w:num w:numId="12" w16cid:durableId="956176026">
+    <w:abstractNumId w:val="32"/>
+  </w:num>
+  <w:num w:numId="13" w16cid:durableId="1121222506">
+    <w:abstractNumId w:val="14"/>
+  </w:num>
+  <w:num w:numId="14" w16cid:durableId="1700861577">
     <w:abstractNumId w:val="31"/>
   </w:num>
-  <w:num w:numId="31">
-    <w:abstractNumId w:val="30"/>
+  <w:num w:numId="15" w16cid:durableId="1072697930">
+    <w:abstractNumId w:val="24"/>
   </w:num>
-  <w:num w:numId="30">
+  <w:num w:numId="16" w16cid:durableId="710804349">
+    <w:abstractNumId w:val="4"/>
+  </w:num>
+  <w:num w:numId="17" w16cid:durableId="557864082">
     <w:abstractNumId w:val="29"/>
   </w:num>
-  <w:num w:numId="29">
+  <w:num w:numId="18" w16cid:durableId="90392464">
+    <w:abstractNumId w:val="33"/>
+  </w:num>
+  <w:num w:numId="19" w16cid:durableId="1735078130">
     <w:abstractNumId w:val="28"/>
   </w:num>
-  <w:num w:numId="28">
-    <w:abstractNumId w:val="27"/>
+  <w:num w:numId="20" w16cid:durableId="884564853">
+    <w:abstractNumId w:val="11"/>
   </w:num>
-  <w:num w:numId="27">
-    <w:abstractNumId w:val="26"/>
+  <w:num w:numId="21" w16cid:durableId="1584955032">
+    <w:abstractNumId w:val="21"/>
   </w:num>
-  <w:num w:numId="26">
+  <w:num w:numId="22" w16cid:durableId="1703558001">
+    <w:abstractNumId w:val="9"/>
+  </w:num>
+  <w:num w:numId="23" w16cid:durableId="1814634634">
     <w:abstractNumId w:val="25"/>
   </w:num>
-  <w:num w:numId="25">
-    <w:abstractNumId w:val="24"/>
-  </w:num>
-  <w:num w:numId="24">
-    <w:abstractNumId w:val="23"/>
-  </w:num>
-  <w:num w:numId="23">
-    <w:abstractNumId w:val="22"/>
-  </w:num>
-  <w:num w:numId="22">
-    <w:abstractNumId w:val="21"/>
-  </w:num>
-  <w:num w:numId="21">
-    <w:abstractNumId w:val="20"/>
-  </w:num>
-  <w:num w:numId="20">
-    <w:abstractNumId w:val="19"/>
-  </w:num>
-  <w:num w:numId="19">
-    <w:abstractNumId w:val="18"/>
-  </w:num>
-  <w:num w:numId="1" w16cid:durableId="1072697930">
-    <w:abstractNumId w:val="12"/>
-  </w:num>
-  <w:num w:numId="2" w16cid:durableId="710804349">
-    <w:abstractNumId w:val="3"/>
-  </w:num>
-  <w:num w:numId="3" w16cid:durableId="557864082">
-    <w:abstractNumId w:val="15"/>
-  </w:num>
-  <w:num w:numId="4" w16cid:durableId="90392464">
-    <w:abstractNumId w:val="17"/>
-  </w:num>
-  <w:num w:numId="5" w16cid:durableId="1735078130">
-    <w:abstractNumId w:val="14"/>
-  </w:num>
-  <w:num w:numId="6" w16cid:durableId="884564853">
-    <w:abstractNumId w:val="7"/>
-  </w:num>
-  <w:num w:numId="7" w16cid:durableId="1584955032">
+  <w:num w:numId="24" w16cid:durableId="1181361138">
     <w:abstractNumId w:val="10"/>
   </w:num>
-  <w:num w:numId="8" w16cid:durableId="1703558001">
-    <w:abstractNumId w:val="5"/>
-  </w:num>
-  <w:num w:numId="9" w16cid:durableId="1814634634">
-    <w:abstractNumId w:val="13"/>
-  </w:num>
-  <w:num w:numId="10" w16cid:durableId="1181361138">
-    <w:abstractNumId w:val="6"/>
-  </w:num>
-  <w:num w:numId="11" w16cid:durableId="1455102721">
+  <w:num w:numId="25" w16cid:durableId="1455102721">
     <w:abstractNumId w:val="0"/>
   </w:num>
-  <w:num w:numId="12" w16cid:durableId="659112821">
-    <w:abstractNumId w:val="11"/>
+  <w:num w:numId="26" w16cid:durableId="659112821">
+    <w:abstractNumId w:val="22"/>
     <w:lvlOverride w:ilvl="0">
       <w:startOverride w:val="1"/>
     </w:lvlOverride>
@@ -5745,23 +6148,806 @@
       <w:startOverride w:val="1"/>
     </w:lvlOverride>
   </w:num>
-  <w:num w:numId="13" w16cid:durableId="522977832">
-    <w:abstractNumId w:val="1"/>
+  <w:num w:numId="27" w16cid:durableId="522977832">
+    <w:abstractNumId w:val="2"/>
   </w:num>
-  <w:num w:numId="14" w16cid:durableId="1677266226">
+  <w:num w:numId="28" w16cid:durableId="1677266226">
+    <w:abstractNumId w:val="17"/>
+  </w:num>
+  <w:num w:numId="29" w16cid:durableId="565141162">
+    <w:abstractNumId w:val="3"/>
+  </w:num>
+  <w:num w:numId="30" w16cid:durableId="86583817">
+    <w:abstractNumId w:val="20"/>
+  </w:num>
+  <w:num w:numId="31" w16cid:durableId="139034162">
     <w:abstractNumId w:val="8"/>
   </w:num>
-  <w:num w:numId="15" w16cid:durableId="565141162">
-    <w:abstractNumId w:val="2"/>
+  <w:num w:numId="32" w16cid:durableId="1920091715">
+    <w:abstractNumId w:val="30"/>
   </w:num>
-  <w:num w:numId="16" w16cid:durableId="86583817">
-    <w:abstractNumId w:val="9"/>
+  <w:num w:numId="33" w16cid:durableId="1443263391">
+    <w:abstractNumId w:val="22"/>
   </w:num>
-  <w:num w:numId="17" w16cid:durableId="139034162">
-    <w:abstractNumId w:val="4"/>
+  <w:num w:numId="34" w16cid:durableId="1878733212">
+    <w:abstractNumId w:val="27"/>
+    <w:lvlOverride w:ilvl="0">
+      <w:lvl w:ilvl="0">
+        <w:start w:val="1"/>
+        <w:numFmt w:val="decimal"/>
+        <w:lvlText w:val="%1."/>
+        <w:lvlJc w:val="left"/>
+        <w:pPr>
+          <w:ind w:left="1068" w:hanging="360"/>
+        </w:pPr>
+        <w:rPr>
+          <w:rFonts w:hint="default"/>
+        </w:rPr>
+      </w:lvl>
+    </w:lvlOverride>
+    <w:lvlOverride w:ilvl="1">
+      <w:lvl w:ilvl="1">
+        <w:start w:val="1"/>
+        <w:numFmt w:val="decimal"/>
+        <w:lvlText w:val="%1.%2."/>
+        <w:lvlJc w:val="left"/>
+        <w:pPr>
+          <w:ind w:left="1021" w:firstLine="407"/>
+        </w:pPr>
+        <w:rPr>
+          <w:rFonts w:hint="default"/>
+        </w:rPr>
+      </w:lvl>
+    </w:lvlOverride>
+    <w:lvlOverride w:ilvl="2">
+      <w:lvl w:ilvl="2">
+        <w:start w:val="1"/>
+        <w:numFmt w:val="decimal"/>
+        <w:lvlText w:val="%1.%2.%3."/>
+        <w:lvlJc w:val="left"/>
+        <w:pPr>
+          <w:ind w:left="2508" w:hanging="180"/>
+        </w:pPr>
+        <w:rPr>
+          <w:rFonts w:hint="default"/>
+        </w:rPr>
+      </w:lvl>
+    </w:lvlOverride>
+    <w:lvlOverride w:ilvl="3">
+      <w:lvl w:ilvl="3">
+        <w:start w:val="1"/>
+        <w:numFmt w:val="decimal"/>
+        <w:lvlText w:val="%1.%2.%3.%4."/>
+        <w:lvlJc w:val="left"/>
+        <w:pPr>
+          <w:ind w:left="3228" w:hanging="360"/>
+        </w:pPr>
+        <w:rPr>
+          <w:rFonts w:hint="default"/>
+        </w:rPr>
+      </w:lvl>
+    </w:lvlOverride>
+    <w:lvlOverride w:ilvl="4">
+      <w:lvl w:ilvl="4">
+        <w:start w:val="1"/>
+        <w:numFmt w:val="decimal"/>
+        <w:lvlText w:val="%1.%2.%3.%4.%5."/>
+        <w:lvlJc w:val="left"/>
+        <w:pPr>
+          <w:ind w:left="3948" w:hanging="360"/>
+        </w:pPr>
+        <w:rPr>
+          <w:rFonts w:hint="default"/>
+        </w:rPr>
+      </w:lvl>
+    </w:lvlOverride>
+    <w:lvlOverride w:ilvl="5">
+      <w:lvl w:ilvl="5">
+        <w:start w:val="1"/>
+        <w:numFmt w:val="decimal"/>
+        <w:lvlText w:val="%1.%2.%3.%4.%5.%6."/>
+        <w:lvlJc w:val="left"/>
+        <w:pPr>
+          <w:ind w:left="4668" w:hanging="180"/>
+        </w:pPr>
+        <w:rPr>
+          <w:rFonts w:hint="default"/>
+        </w:rPr>
+      </w:lvl>
+    </w:lvlOverride>
+    <w:lvlOverride w:ilvl="6">
+      <w:lvl w:ilvl="6">
+        <w:start w:val="1"/>
+        <w:numFmt w:val="decimal"/>
+        <w:lvlText w:val="%1.%2.%3.%4.%5.%6.%7."/>
+        <w:lvlJc w:val="left"/>
+        <w:pPr>
+          <w:ind w:left="5388" w:hanging="360"/>
+        </w:pPr>
+        <w:rPr>
+          <w:rFonts w:hint="default"/>
+        </w:rPr>
+      </w:lvl>
+    </w:lvlOverride>
+    <w:lvlOverride w:ilvl="7">
+      <w:lvl w:ilvl="7">
+        <w:start w:val="1"/>
+        <w:numFmt w:val="decimal"/>
+        <w:lvlText w:val="%1.%2.%3.%4.%5.%6.%7.%8."/>
+        <w:lvlJc w:val="left"/>
+        <w:pPr>
+          <w:ind w:left="6108" w:hanging="360"/>
+        </w:pPr>
+        <w:rPr>
+          <w:rFonts w:hint="default"/>
+        </w:rPr>
+      </w:lvl>
+    </w:lvlOverride>
+    <w:lvlOverride w:ilvl="8">
+      <w:lvl w:ilvl="8">
+        <w:start w:val="1"/>
+        <w:numFmt w:val="decimal"/>
+        <w:lvlText w:val="%1.%2.%3.%4.%5.%6.%7.%8.%9."/>
+        <w:lvlJc w:val="left"/>
+        <w:pPr>
+          <w:ind w:left="6828" w:hanging="180"/>
+        </w:pPr>
+        <w:rPr>
+          <w:rFonts w:hint="default"/>
+        </w:rPr>
+      </w:lvl>
+    </w:lvlOverride>
   </w:num>
-  <w:num w:numId="18" w16cid:durableId="1920091715">
-    <w:abstractNumId w:val="16"/>
+  <w:num w:numId="35" w16cid:durableId="614486710">
+    <w:abstractNumId w:val="27"/>
+    <w:lvlOverride w:ilvl="0">
+      <w:lvl w:ilvl="0">
+        <w:start w:val="1"/>
+        <w:numFmt w:val="decimal"/>
+        <w:lvlText w:val="%1."/>
+        <w:lvlJc w:val="left"/>
+        <w:pPr>
+          <w:ind w:left="1068" w:hanging="360"/>
+        </w:pPr>
+        <w:rPr>
+          <w:rFonts w:hint="default"/>
+        </w:rPr>
+      </w:lvl>
+    </w:lvlOverride>
+    <w:lvlOverride w:ilvl="1">
+      <w:lvl w:ilvl="1">
+        <w:start w:val="1"/>
+        <w:numFmt w:val="decimal"/>
+        <w:lvlText w:val="%1.%2."/>
+        <w:lvlJc w:val="right"/>
+        <w:pPr>
+          <w:ind w:left="851" w:hanging="284"/>
+        </w:pPr>
+        <w:rPr>
+          <w:rFonts w:hint="default"/>
+        </w:rPr>
+      </w:lvl>
+    </w:lvlOverride>
+    <w:lvlOverride w:ilvl="2">
+      <w:lvl w:ilvl="2">
+        <w:start w:val="1"/>
+        <w:numFmt w:val="decimal"/>
+        <w:lvlText w:val="%1.%2.%3."/>
+        <w:lvlJc w:val="left"/>
+        <w:pPr>
+          <w:ind w:left="2508" w:hanging="180"/>
+        </w:pPr>
+        <w:rPr>
+          <w:rFonts w:hint="default"/>
+        </w:rPr>
+      </w:lvl>
+    </w:lvlOverride>
+    <w:lvlOverride w:ilvl="3">
+      <w:lvl w:ilvl="3">
+        <w:start w:val="1"/>
+        <w:numFmt w:val="decimal"/>
+        <w:lvlText w:val="%1.%2.%3.%4."/>
+        <w:lvlJc w:val="left"/>
+        <w:pPr>
+          <w:ind w:left="3228" w:hanging="360"/>
+        </w:pPr>
+        <w:rPr>
+          <w:rFonts w:hint="default"/>
+        </w:rPr>
+      </w:lvl>
+    </w:lvlOverride>
+    <w:lvlOverride w:ilvl="4">
+      <w:lvl w:ilvl="4">
+        <w:start w:val="1"/>
+        <w:numFmt w:val="decimal"/>
+        <w:lvlText w:val="%1.%2.%3.%4.%5."/>
+        <w:lvlJc w:val="left"/>
+        <w:pPr>
+          <w:ind w:left="3948" w:hanging="360"/>
+        </w:pPr>
+        <w:rPr>
+          <w:rFonts w:hint="default"/>
+        </w:rPr>
+      </w:lvl>
+    </w:lvlOverride>
+    <w:lvlOverride w:ilvl="5">
+      <w:lvl w:ilvl="5">
+        <w:start w:val="1"/>
+        <w:numFmt w:val="decimal"/>
+        <w:lvlText w:val="%1.%2.%3.%4.%5.%6."/>
+        <w:lvlJc w:val="left"/>
+        <w:pPr>
+          <w:ind w:left="4668" w:hanging="180"/>
+        </w:pPr>
+        <w:rPr>
+          <w:rFonts w:hint="default"/>
+        </w:rPr>
+      </w:lvl>
+    </w:lvlOverride>
+    <w:lvlOverride w:ilvl="6">
+      <w:lvl w:ilvl="6">
+        <w:start w:val="1"/>
+        <w:numFmt w:val="decimal"/>
+        <w:lvlText w:val="%1.%2.%3.%4.%5.%6.%7."/>
+        <w:lvlJc w:val="left"/>
+        <w:pPr>
+          <w:ind w:left="5388" w:hanging="360"/>
+        </w:pPr>
+        <w:rPr>
+          <w:rFonts w:hint="default"/>
+        </w:rPr>
+      </w:lvl>
+    </w:lvlOverride>
+    <w:lvlOverride w:ilvl="7">
+      <w:lvl w:ilvl="7">
+        <w:start w:val="1"/>
+        <w:numFmt w:val="decimal"/>
+        <w:lvlText w:val="%1.%2.%3.%4.%5.%6.%7.%8."/>
+        <w:lvlJc w:val="left"/>
+        <w:pPr>
+          <w:ind w:left="6108" w:hanging="360"/>
+        </w:pPr>
+        <w:rPr>
+          <w:rFonts w:hint="default"/>
+        </w:rPr>
+      </w:lvl>
+    </w:lvlOverride>
+    <w:lvlOverride w:ilvl="8">
+      <w:lvl w:ilvl="8">
+        <w:start w:val="1"/>
+        <w:numFmt w:val="decimal"/>
+        <w:lvlText w:val="%1.%2.%3.%4.%5.%6.%7.%8.%9."/>
+        <w:lvlJc w:val="left"/>
+        <w:pPr>
+          <w:ind w:left="6828" w:hanging="180"/>
+        </w:pPr>
+        <w:rPr>
+          <w:rFonts w:hint="default"/>
+        </w:rPr>
+      </w:lvl>
+    </w:lvlOverride>
+  </w:num>
+  <w:num w:numId="36" w16cid:durableId="1557087302">
+    <w:abstractNumId w:val="27"/>
+    <w:lvlOverride w:ilvl="0">
+      <w:lvl w:ilvl="0">
+        <w:start w:val="1"/>
+        <w:numFmt w:val="decimal"/>
+        <w:lvlText w:val="%1."/>
+        <w:lvlJc w:val="left"/>
+        <w:pPr>
+          <w:ind w:left="1068" w:hanging="360"/>
+        </w:pPr>
+        <w:rPr>
+          <w:rFonts w:hint="default"/>
+        </w:rPr>
+      </w:lvl>
+    </w:lvlOverride>
+    <w:lvlOverride w:ilvl="1">
+      <w:lvl w:ilvl="1">
+        <w:start w:val="1"/>
+        <w:numFmt w:val="decimal"/>
+        <w:lvlText w:val="%1.%2."/>
+        <w:lvlJc w:val="right"/>
+        <w:pPr>
+          <w:ind w:left="1134" w:firstLine="340"/>
+        </w:pPr>
+        <w:rPr>
+          <w:rFonts w:hint="default"/>
+        </w:rPr>
+      </w:lvl>
+    </w:lvlOverride>
+    <w:lvlOverride w:ilvl="2">
+      <w:lvl w:ilvl="2">
+        <w:start w:val="1"/>
+        <w:numFmt w:val="decimal"/>
+        <w:lvlText w:val="%1.%2.%3."/>
+        <w:lvlJc w:val="left"/>
+        <w:pPr>
+          <w:ind w:left="2508" w:hanging="180"/>
+        </w:pPr>
+        <w:rPr>
+          <w:rFonts w:hint="default"/>
+        </w:rPr>
+      </w:lvl>
+    </w:lvlOverride>
+    <w:lvlOverride w:ilvl="3">
+      <w:lvl w:ilvl="3">
+        <w:start w:val="1"/>
+        <w:numFmt w:val="decimal"/>
+        <w:lvlText w:val="%1.%2.%3.%4."/>
+        <w:lvlJc w:val="left"/>
+        <w:pPr>
+          <w:ind w:left="3228" w:hanging="360"/>
+        </w:pPr>
+        <w:rPr>
+          <w:rFonts w:hint="default"/>
+        </w:rPr>
+      </w:lvl>
+    </w:lvlOverride>
+    <w:lvlOverride w:ilvl="4">
+      <w:lvl w:ilvl="4">
+        <w:start w:val="1"/>
+        <w:numFmt w:val="decimal"/>
+        <w:lvlText w:val="%1.%2.%3.%4.%5."/>
+        <w:lvlJc w:val="left"/>
+        <w:pPr>
+          <w:ind w:left="3948" w:hanging="360"/>
+        </w:pPr>
+        <w:rPr>
+          <w:rFonts w:hint="default"/>
+        </w:rPr>
+      </w:lvl>
+    </w:lvlOverride>
+    <w:lvlOverride w:ilvl="5">
+      <w:lvl w:ilvl="5">
+        <w:start w:val="1"/>
+        <w:numFmt w:val="decimal"/>
+        <w:lvlText w:val="%1.%2.%3.%4.%5.%6."/>
+        <w:lvlJc w:val="left"/>
+        <w:pPr>
+          <w:ind w:left="4668" w:hanging="180"/>
+        </w:pPr>
+        <w:rPr>
+          <w:rFonts w:hint="default"/>
+        </w:rPr>
+      </w:lvl>
+    </w:lvlOverride>
+    <w:lvlOverride w:ilvl="6">
+      <w:lvl w:ilvl="6">
+        <w:start w:val="1"/>
+        <w:numFmt w:val="decimal"/>
+        <w:lvlText w:val="%1.%2.%3.%4.%5.%6.%7."/>
+        <w:lvlJc w:val="left"/>
+        <w:pPr>
+          <w:ind w:left="5388" w:hanging="360"/>
+        </w:pPr>
+        <w:rPr>
+          <w:rFonts w:hint="default"/>
+        </w:rPr>
+      </w:lvl>
+    </w:lvlOverride>
+    <w:lvlOverride w:ilvl="7">
+      <w:lvl w:ilvl="7">
+        <w:start w:val="1"/>
+        <w:numFmt w:val="decimal"/>
+        <w:lvlText w:val="%1.%2.%3.%4.%5.%6.%7.%8."/>
+        <w:lvlJc w:val="left"/>
+        <w:pPr>
+          <w:ind w:left="6108" w:hanging="360"/>
+        </w:pPr>
+        <w:rPr>
+          <w:rFonts w:hint="default"/>
+        </w:rPr>
+      </w:lvl>
+    </w:lvlOverride>
+    <w:lvlOverride w:ilvl="8">
+      <w:lvl w:ilvl="8">
+        <w:start w:val="1"/>
+        <w:numFmt w:val="decimal"/>
+        <w:lvlText w:val="%1.%2.%3.%4.%5.%6.%7.%8.%9."/>
+        <w:lvlJc w:val="left"/>
+        <w:pPr>
+          <w:ind w:left="6828" w:hanging="180"/>
+        </w:pPr>
+        <w:rPr>
+          <w:rFonts w:hint="default"/>
+        </w:rPr>
+      </w:lvl>
+    </w:lvlOverride>
+  </w:num>
+  <w:num w:numId="37" w16cid:durableId="1755739378">
+    <w:abstractNumId w:val="27"/>
+    <w:lvlOverride w:ilvl="0">
+      <w:lvl w:ilvl="0">
+        <w:start w:val="1"/>
+        <w:numFmt w:val="decimal"/>
+        <w:lvlText w:val="%1."/>
+        <w:lvlJc w:val="left"/>
+        <w:pPr>
+          <w:ind w:left="1068" w:hanging="360"/>
+        </w:pPr>
+        <w:rPr>
+          <w:rFonts w:hint="default"/>
+        </w:rPr>
+      </w:lvl>
+    </w:lvlOverride>
+    <w:lvlOverride w:ilvl="1">
+      <w:lvl w:ilvl="1">
+        <w:start w:val="1"/>
+        <w:numFmt w:val="decimal"/>
+        <w:lvlText w:val="%1.%2."/>
+        <w:lvlJc w:val="right"/>
+        <w:pPr>
+          <w:ind w:left="0" w:firstLine="1474"/>
+        </w:pPr>
+        <w:rPr>
+          <w:rFonts w:hint="default"/>
+        </w:rPr>
+      </w:lvl>
+    </w:lvlOverride>
+    <w:lvlOverride w:ilvl="2">
+      <w:lvl w:ilvl="2">
+        <w:start w:val="1"/>
+        <w:numFmt w:val="decimal"/>
+        <w:lvlText w:val="%1.%2.%3."/>
+        <w:lvlJc w:val="left"/>
+        <w:pPr>
+          <w:ind w:left="2508" w:hanging="180"/>
+        </w:pPr>
+        <w:rPr>
+          <w:rFonts w:hint="default"/>
+        </w:rPr>
+      </w:lvl>
+    </w:lvlOverride>
+    <w:lvlOverride w:ilvl="3">
+      <w:lvl w:ilvl="3">
+        <w:start w:val="1"/>
+        <w:numFmt w:val="decimal"/>
+        <w:lvlText w:val="%1.%2.%3.%4."/>
+        <w:lvlJc w:val="left"/>
+        <w:pPr>
+          <w:ind w:left="3228" w:hanging="360"/>
+        </w:pPr>
+        <w:rPr>
+          <w:rFonts w:hint="default"/>
+        </w:rPr>
+      </w:lvl>
+    </w:lvlOverride>
+    <w:lvlOverride w:ilvl="4">
+      <w:lvl w:ilvl="4">
+        <w:start w:val="1"/>
+        <w:numFmt w:val="decimal"/>
+        <w:lvlText w:val="%1.%2.%3.%4.%5."/>
+        <w:lvlJc w:val="left"/>
+        <w:pPr>
+          <w:ind w:left="3948" w:hanging="360"/>
+        </w:pPr>
+        <w:rPr>
+          <w:rFonts w:hint="default"/>
+        </w:rPr>
+      </w:lvl>
+    </w:lvlOverride>
+    <w:lvlOverride w:ilvl="5">
+      <w:lvl w:ilvl="5">
+        <w:start w:val="1"/>
+        <w:numFmt w:val="decimal"/>
+        <w:lvlText w:val="%1.%2.%3.%4.%5.%6."/>
+        <w:lvlJc w:val="left"/>
+        <w:pPr>
+          <w:ind w:left="4668" w:hanging="180"/>
+        </w:pPr>
+        <w:rPr>
+          <w:rFonts w:hint="default"/>
+        </w:rPr>
+      </w:lvl>
+    </w:lvlOverride>
+    <w:lvlOverride w:ilvl="6">
+      <w:lvl w:ilvl="6">
+        <w:start w:val="1"/>
+        <w:numFmt w:val="decimal"/>
+        <w:lvlText w:val="%1.%2.%3.%4.%5.%6.%7."/>
+        <w:lvlJc w:val="left"/>
+        <w:pPr>
+          <w:ind w:left="5388" w:hanging="360"/>
+        </w:pPr>
+        <w:rPr>
+          <w:rFonts w:hint="default"/>
+        </w:rPr>
+      </w:lvl>
+    </w:lvlOverride>
+    <w:lvlOverride w:ilvl="7">
+      <w:lvl w:ilvl="7">
+        <w:start w:val="1"/>
+        <w:numFmt w:val="decimal"/>
+        <w:lvlText w:val="%1.%2.%3.%4.%5.%6.%7.%8."/>
+        <w:lvlJc w:val="left"/>
+        <w:pPr>
+          <w:ind w:left="6108" w:hanging="360"/>
+        </w:pPr>
+        <w:rPr>
+          <w:rFonts w:hint="default"/>
+        </w:rPr>
+      </w:lvl>
+    </w:lvlOverride>
+    <w:lvlOverride w:ilvl="8">
+      <w:lvl w:ilvl="8">
+        <w:start w:val="1"/>
+        <w:numFmt w:val="decimal"/>
+        <w:lvlText w:val="%1.%2.%3.%4.%5.%6.%7.%8.%9."/>
+        <w:lvlJc w:val="left"/>
+        <w:pPr>
+          <w:ind w:left="6828" w:hanging="180"/>
+        </w:pPr>
+        <w:rPr>
+          <w:rFonts w:hint="default"/>
+        </w:rPr>
+      </w:lvl>
+    </w:lvlOverride>
+  </w:num>
+  <w:num w:numId="38" w16cid:durableId="929583391">
+    <w:abstractNumId w:val="27"/>
+    <w:lvlOverride w:ilvl="0">
+      <w:lvl w:ilvl="0">
+        <w:start w:val="1"/>
+        <w:numFmt w:val="decimal"/>
+        <w:lvlText w:val="%1."/>
+        <w:lvlJc w:val="left"/>
+        <w:pPr>
+          <w:ind w:left="1068" w:hanging="360"/>
+        </w:pPr>
+        <w:rPr>
+          <w:rFonts w:hint="default"/>
+        </w:rPr>
+      </w:lvl>
+    </w:lvlOverride>
+    <w:lvlOverride w:ilvl="1">
+      <w:lvl w:ilvl="1">
+        <w:start w:val="1"/>
+        <w:numFmt w:val="decimal"/>
+        <w:lvlText w:val="%1.%2."/>
+        <w:lvlJc w:val="left"/>
+        <w:pPr>
+          <w:ind w:left="567" w:firstLine="861"/>
+        </w:pPr>
+        <w:rPr>
+          <w:rFonts w:hint="default"/>
+        </w:rPr>
+      </w:lvl>
+    </w:lvlOverride>
+    <w:lvlOverride w:ilvl="2">
+      <w:lvl w:ilvl="2">
+        <w:start w:val="1"/>
+        <w:numFmt w:val="decimal"/>
+        <w:lvlText w:val="%1.%2.%3."/>
+        <w:lvlJc w:val="left"/>
+        <w:pPr>
+          <w:ind w:left="2508" w:hanging="180"/>
+        </w:pPr>
+        <w:rPr>
+          <w:rFonts w:hint="default"/>
+        </w:rPr>
+      </w:lvl>
+    </w:lvlOverride>
+    <w:lvlOverride w:ilvl="3">
+      <w:lvl w:ilvl="3">
+        <w:start w:val="1"/>
+        <w:numFmt w:val="decimal"/>
+        <w:lvlText w:val="%1.%2.%3.%4."/>
+        <w:lvlJc w:val="left"/>
+        <w:pPr>
+          <w:ind w:left="3228" w:hanging="360"/>
+        </w:pPr>
+        <w:rPr>
+          <w:rFonts w:hint="default"/>
+        </w:rPr>
+      </w:lvl>
+    </w:lvlOverride>
+    <w:lvlOverride w:ilvl="4">
+      <w:lvl w:ilvl="4">
+        <w:start w:val="1"/>
+        <w:numFmt w:val="decimal"/>
+        <w:lvlText w:val="%1.%2.%3.%4.%5."/>
+        <w:lvlJc w:val="left"/>
+        <w:pPr>
+          <w:ind w:left="3948" w:hanging="360"/>
+        </w:pPr>
+        <w:rPr>
+          <w:rFonts w:hint="default"/>
+        </w:rPr>
+      </w:lvl>
+    </w:lvlOverride>
+    <w:lvlOverride w:ilvl="5">
+      <w:lvl w:ilvl="5">
+        <w:start w:val="1"/>
+        <w:numFmt w:val="decimal"/>
+        <w:lvlText w:val="%1.%2.%3.%4.%5.%6."/>
+        <w:lvlJc w:val="left"/>
+        <w:pPr>
+          <w:ind w:left="4668" w:hanging="180"/>
+        </w:pPr>
+        <w:rPr>
+          <w:rFonts w:hint="default"/>
+        </w:rPr>
+      </w:lvl>
+    </w:lvlOverride>
+    <w:lvlOverride w:ilvl="6">
+      <w:lvl w:ilvl="6">
+        <w:start w:val="1"/>
+        <w:numFmt w:val="decimal"/>
+        <w:lvlText w:val="%1.%2.%3.%4.%5.%6.%7."/>
+        <w:lvlJc w:val="left"/>
+        <w:pPr>
+          <w:ind w:left="5388" w:hanging="360"/>
+        </w:pPr>
+        <w:rPr>
+          <w:rFonts w:hint="default"/>
+        </w:rPr>
+      </w:lvl>
+    </w:lvlOverride>
+    <w:lvlOverride w:ilvl="7">
+      <w:lvl w:ilvl="7">
+        <w:start w:val="1"/>
+        <w:numFmt w:val="decimal"/>
+        <w:lvlText w:val="%1.%2.%3.%4.%5.%6.%7.%8."/>
+        <w:lvlJc w:val="left"/>
+        <w:pPr>
+          <w:ind w:left="6108" w:hanging="360"/>
+        </w:pPr>
+        <w:rPr>
+          <w:rFonts w:hint="default"/>
+        </w:rPr>
+      </w:lvl>
+    </w:lvlOverride>
+    <w:lvlOverride w:ilvl="8">
+      <w:lvl w:ilvl="8">
+        <w:start w:val="1"/>
+        <w:numFmt w:val="decimal"/>
+        <w:lvlText w:val="%1.%2.%3.%4.%5.%6.%7.%8.%9."/>
+        <w:lvlJc w:val="left"/>
+        <w:pPr>
+          <w:ind w:left="6828" w:hanging="180"/>
+        </w:pPr>
+        <w:rPr>
+          <w:rFonts w:hint="default"/>
+        </w:rPr>
+      </w:lvl>
+    </w:lvlOverride>
+  </w:num>
+  <w:num w:numId="39" w16cid:durableId="1299262402">
+    <w:abstractNumId w:val="27"/>
+    <w:lvlOverride w:ilvl="0">
+      <w:lvl w:ilvl="0">
+        <w:start w:val="1"/>
+        <w:numFmt w:val="decimal"/>
+        <w:lvlText w:val="%1."/>
+        <w:lvlJc w:val="left"/>
+        <w:pPr>
+          <w:ind w:left="1352" w:hanging="360"/>
+        </w:pPr>
+        <w:rPr>
+          <w:rFonts w:hint="default"/>
+        </w:rPr>
+      </w:lvl>
+    </w:lvlOverride>
+    <w:lvlOverride w:ilvl="1">
+      <w:lvl w:ilvl="1">
+        <w:start w:val="1"/>
+        <w:numFmt w:val="decimal"/>
+        <w:lvlText w:val="%1.%2."/>
+        <w:lvlJc w:val="right"/>
+        <w:pPr>
+          <w:ind w:left="567" w:firstLine="794"/>
+        </w:pPr>
+        <w:rPr>
+          <w:rFonts w:hint="default"/>
+        </w:rPr>
+      </w:lvl>
+    </w:lvlOverride>
+    <w:lvlOverride w:ilvl="2">
+      <w:lvl w:ilvl="2">
+        <w:start w:val="1"/>
+        <w:numFmt w:val="decimal"/>
+        <w:lvlText w:val="%1.%2.%3."/>
+        <w:lvlJc w:val="left"/>
+        <w:pPr>
+          <w:ind w:left="2508" w:hanging="180"/>
+        </w:pPr>
+        <w:rPr>
+          <w:rFonts w:hint="default"/>
+        </w:rPr>
+      </w:lvl>
+    </w:lvlOverride>
+    <w:lvlOverride w:ilvl="3">
+      <w:lvl w:ilvl="3">
+        <w:start w:val="1"/>
+        <w:numFmt w:val="decimal"/>
+        <w:lvlText w:val="%1.%2.%3.%4."/>
+        <w:lvlJc w:val="left"/>
+        <w:pPr>
+          <w:ind w:left="3228" w:hanging="360"/>
+        </w:pPr>
+        <w:rPr>
+          <w:rFonts w:hint="default"/>
+        </w:rPr>
+      </w:lvl>
+    </w:lvlOverride>
+    <w:lvlOverride w:ilvl="4">
+      <w:lvl w:ilvl="4">
+        <w:start w:val="1"/>
+        <w:numFmt w:val="decimal"/>
+        <w:lvlText w:val="%1.%2.%3.%4.%5."/>
+        <w:lvlJc w:val="left"/>
+        <w:pPr>
+          <w:ind w:left="3948" w:hanging="360"/>
+        </w:pPr>
+        <w:rPr>
+          <w:rFonts w:hint="default"/>
+        </w:rPr>
+      </w:lvl>
+    </w:lvlOverride>
+    <w:lvlOverride w:ilvl="5">
+      <w:lvl w:ilvl="5">
+        <w:start w:val="1"/>
+        <w:numFmt w:val="decimal"/>
+        <w:lvlText w:val="%1.%2.%3.%4.%5.%6."/>
+        <w:lvlJc w:val="left"/>
+        <w:pPr>
+          <w:ind w:left="4668" w:hanging="180"/>
+        </w:pPr>
+        <w:rPr>
+          <w:rFonts w:hint="default"/>
+        </w:rPr>
+      </w:lvl>
+    </w:lvlOverride>
+    <w:lvlOverride w:ilvl="6">
+      <w:lvl w:ilvl="6">
+        <w:start w:val="1"/>
+        <w:numFmt w:val="decimal"/>
+        <w:lvlText w:val="%1.%2.%3.%4.%5.%6.%7."/>
+        <w:lvlJc w:val="left"/>
+        <w:pPr>
+          <w:ind w:left="5388" w:hanging="360"/>
+        </w:pPr>
+        <w:rPr>
+          <w:rFonts w:hint="default"/>
+        </w:rPr>
+      </w:lvl>
+    </w:lvlOverride>
+    <w:lvlOverride w:ilvl="7">
+      <w:lvl w:ilvl="7">
+        <w:start w:val="1"/>
+        <w:numFmt w:val="decimal"/>
+        <w:lvlText w:val="%1.%2.%3.%4.%5.%6.%7.%8."/>
+        <w:lvlJc w:val="left"/>
+        <w:pPr>
+          <w:ind w:left="6108" w:hanging="360"/>
+        </w:pPr>
+        <w:rPr>
+          <w:rFonts w:hint="default"/>
+        </w:rPr>
+      </w:lvl>
+    </w:lvlOverride>
+    <w:lvlOverride w:ilvl="8">
+      <w:lvl w:ilvl="8">
+        <w:start w:val="1"/>
+        <w:numFmt w:val="decimal"/>
+        <w:lvlText w:val="%1.%2.%3.%4.%5.%6.%7.%8.%9."/>
+        <w:lvlJc w:val="left"/>
+        <w:pPr>
+          <w:ind w:left="6828" w:hanging="180"/>
+        </w:pPr>
+        <w:rPr>
+          <w:rFonts w:hint="default"/>
+        </w:rPr>
+      </w:lvl>
+    </w:lvlOverride>
+  </w:num>
+  <w:num w:numId="40" w16cid:durableId="52704276">
+    <w:abstractNumId w:val="6"/>
+  </w:num>
+  <w:num w:numId="41" w16cid:durableId="1420524227">
+    <w:abstractNumId w:val="26"/>
   </w:num>
 </w:numbering>
 </file>
@@ -5771,7 +6957,7 @@
   <w:docDefaults>
     <w:rPrDefault>
       <w:rPr>
-        <w:rFonts w:asciiTheme="minorHAnsi" w:hAnsiTheme="minorHAnsi" w:eastAsiaTheme="minorHAnsi" w:cstheme="minorBidi"/>
+        <w:rFonts w:asciiTheme="minorHAnsi" w:eastAsiaTheme="minorHAnsi" w:hAnsiTheme="minorHAnsi" w:cstheme="minorBidi"/>
         <w:kern w:val="2"/>
         <w:sz w:val="24"/>
         <w:szCs w:val="24"/>
@@ -5788,14 +6974,14 @@
   <w:latentStyles w:defLockedState="0" w:defUIPriority="99" w:defSemiHidden="0" w:defUnhideWhenUsed="0" w:defQFormat="0" w:count="376">
     <w:lsdException w:name="Normal" w:uiPriority="0" w:qFormat="1"/>
     <w:lsdException w:name="heading 1" w:uiPriority="9" w:qFormat="1"/>
-    <w:lsdException w:name="heading 2" w:uiPriority="9" w:semiHidden="1" w:unhideWhenUsed="1" w:qFormat="1"/>
-    <w:lsdException w:name="heading 3" w:uiPriority="9" w:semiHidden="1" w:unhideWhenUsed="1" w:qFormat="1"/>
-    <w:lsdException w:name="heading 4" w:uiPriority="9" w:semiHidden="1" w:unhideWhenUsed="1" w:qFormat="1"/>
-    <w:lsdException w:name="heading 5" w:uiPriority="9" w:semiHidden="1" w:unhideWhenUsed="1" w:qFormat="1"/>
-    <w:lsdException w:name="heading 6" w:uiPriority="9" w:semiHidden="1" w:unhideWhenUsed="1" w:qFormat="1"/>
-    <w:lsdException w:name="heading 7" w:uiPriority="9" w:semiHidden="1" w:unhideWhenUsed="1" w:qFormat="1"/>
-    <w:lsdException w:name="heading 8" w:uiPriority="9" w:semiHidden="1" w:unhideWhenUsed="1" w:qFormat="1"/>
-    <w:lsdException w:name="heading 9" w:uiPriority="9" w:semiHidden="1" w:unhideWhenUsed="1" w:qFormat="1"/>
+    <w:lsdException w:name="heading 2" w:semiHidden="1" w:uiPriority="9" w:unhideWhenUsed="1" w:qFormat="1"/>
+    <w:lsdException w:name="heading 3" w:semiHidden="1" w:uiPriority="9" w:unhideWhenUsed="1" w:qFormat="1"/>
+    <w:lsdException w:name="heading 4" w:semiHidden="1" w:uiPriority="9" w:unhideWhenUsed="1" w:qFormat="1"/>
+    <w:lsdException w:name="heading 5" w:semiHidden="1" w:uiPriority="9" w:unhideWhenUsed="1" w:qFormat="1"/>
+    <w:lsdException w:name="heading 6" w:semiHidden="1" w:uiPriority="9" w:unhideWhenUsed="1" w:qFormat="1"/>
+    <w:lsdException w:name="heading 7" w:semiHidden="1" w:uiPriority="9" w:unhideWhenUsed="1" w:qFormat="1"/>
+    <w:lsdException w:name="heading 8" w:semiHidden="1" w:uiPriority="9" w:unhideWhenUsed="1" w:qFormat="1"/>
+    <w:lsdException w:name="heading 9" w:semiHidden="1" w:uiPriority="9" w:unhideWhenUsed="1" w:qFormat="1"/>
     <w:lsdException w:name="index 1" w:semiHidden="1" w:unhideWhenUsed="1"/>
     <w:lsdException w:name="index 2" w:semiHidden="1" w:unhideWhenUsed="1"/>
     <w:lsdException w:name="index 3" w:semiHidden="1" w:unhideWhenUsed="1"/>
@@ -5805,22 +6991,22 @@
     <w:lsdException w:name="index 7" w:semiHidden="1" w:unhideWhenUsed="1"/>
     <w:lsdException w:name="index 8" w:semiHidden="1" w:unhideWhenUsed="1"/>
     <w:lsdException w:name="index 9" w:semiHidden="1" w:unhideWhenUsed="1"/>
-    <w:lsdException w:name="toc 1" w:uiPriority="39" w:semiHidden="1" w:unhideWhenUsed="1"/>
-    <w:lsdException w:name="toc 2" w:uiPriority="39" w:semiHidden="1" w:unhideWhenUsed="1"/>
-    <w:lsdException w:name="toc 3" w:uiPriority="39" w:semiHidden="1" w:unhideWhenUsed="1"/>
-    <w:lsdException w:name="toc 4" w:uiPriority="39" w:semiHidden="1" w:unhideWhenUsed="1"/>
-    <w:lsdException w:name="toc 5" w:uiPriority="39" w:semiHidden="1" w:unhideWhenUsed="1"/>
-    <w:lsdException w:name="toc 6" w:uiPriority="39" w:semiHidden="1" w:unhideWhenUsed="1"/>
-    <w:lsdException w:name="toc 7" w:uiPriority="39" w:semiHidden="1" w:unhideWhenUsed="1"/>
-    <w:lsdException w:name="toc 8" w:uiPriority="39" w:semiHidden="1" w:unhideWhenUsed="1"/>
-    <w:lsdException w:name="toc 9" w:uiPriority="39" w:semiHidden="1" w:unhideWhenUsed="1"/>
+    <w:lsdException w:name="toc 1" w:semiHidden="1" w:uiPriority="39" w:unhideWhenUsed="1"/>
+    <w:lsdException w:name="toc 2" w:semiHidden="1" w:uiPriority="39" w:unhideWhenUsed="1"/>
+    <w:lsdException w:name="toc 3" w:semiHidden="1" w:uiPriority="39" w:unhideWhenUsed="1"/>
+    <w:lsdException w:name="toc 4" w:semiHidden="1" w:uiPriority="39" w:unhideWhenUsed="1"/>
+    <w:lsdException w:name="toc 5" w:semiHidden="1" w:uiPriority="39" w:unhideWhenUsed="1"/>
+    <w:lsdException w:name="toc 6" w:semiHidden="1" w:uiPriority="39" w:unhideWhenUsed="1"/>
+    <w:lsdException w:name="toc 7" w:semiHidden="1" w:uiPriority="39" w:unhideWhenUsed="1"/>
+    <w:lsdException w:name="toc 8" w:semiHidden="1" w:uiPriority="39" w:unhideWhenUsed="1"/>
+    <w:lsdException w:name="toc 9" w:semiHidden="1" w:uiPriority="39" w:unhideWhenUsed="1"/>
     <w:lsdException w:name="Normal Indent" w:semiHidden="1" w:unhideWhenUsed="1"/>
     <w:lsdException w:name="footnote text" w:semiHidden="1" w:unhideWhenUsed="1"/>
     <w:lsdException w:name="annotation text" w:semiHidden="1" w:unhideWhenUsed="1"/>
     <w:lsdException w:name="header" w:semiHidden="1" w:unhideWhenUsed="1"/>
     <w:lsdException w:name="footer" w:semiHidden="1" w:unhideWhenUsed="1"/>
     <w:lsdException w:name="index heading" w:semiHidden="1" w:unhideWhenUsed="1"/>
-    <w:lsdException w:name="caption" w:uiPriority="35" w:semiHidden="1" w:unhideWhenUsed="1" w:qFormat="1"/>
+    <w:lsdException w:name="caption" w:semiHidden="1" w:uiPriority="35" w:unhideWhenUsed="1" w:qFormat="1"/>
     <w:lsdException w:name="table of figures" w:semiHidden="1" w:unhideWhenUsed="1"/>
     <w:lsdException w:name="envelope address" w:semiHidden="1" w:unhideWhenUsed="1"/>
     <w:lsdException w:name="envelope return" w:semiHidden="1" w:unhideWhenUsed="1"/>
@@ -5851,7 +7037,7 @@
     <w:lsdException w:name="Title" w:uiPriority="10" w:qFormat="1"/>
     <w:lsdException w:name="Closing" w:semiHidden="1" w:unhideWhenUsed="1"/>
     <w:lsdException w:name="Signature" w:semiHidden="1" w:unhideWhenUsed="1"/>
-    <w:lsdException w:name="Default Paragraph Font" w:uiPriority="1" w:semiHidden="1" w:unhideWhenUsed="1"/>
+    <w:lsdException w:name="Default Paragraph Font" w:semiHidden="1" w:uiPriority="1" w:unhideWhenUsed="1"/>
     <w:lsdException w:name="Body Text" w:semiHidden="1" w:unhideWhenUsed="1"/>
     <w:lsdException w:name="Body Text Indent" w:semiHidden="1" w:unhideWhenUsed="1"/>
     <w:lsdException w:name="List Continue" w:semiHidden="1" w:unhideWhenUsed="1"/>
@@ -6051,8 +7237,8 @@
     <w:lsdException w:name="Subtle Reference" w:uiPriority="31" w:qFormat="1"/>
     <w:lsdException w:name="Intense Reference" w:uiPriority="32" w:qFormat="1"/>
     <w:lsdException w:name="Book Title" w:uiPriority="33" w:qFormat="1"/>
-    <w:lsdException w:name="Bibliography" w:uiPriority="37" w:semiHidden="1" w:unhideWhenUsed="1"/>
-    <w:lsdException w:name="TOC Heading" w:uiPriority="39" w:semiHidden="1" w:unhideWhenUsed="1" w:qFormat="1"/>
+    <w:lsdException w:name="Bibliography" w:semiHidden="1" w:uiPriority="37" w:unhideWhenUsed="1"/>
+    <w:lsdException w:name="TOC Heading" w:semiHidden="1" w:uiPriority="39" w:unhideWhenUsed="1" w:qFormat="1"/>
     <w:lsdException w:name="Plain Table 1" w:uiPriority="41"/>
     <w:lsdException w:name="Plain Table 2" w:uiPriority="42"/>
     <w:lsdException w:name="Plain Table 3" w:uiPriority="43"/>
@@ -6163,7 +7349,7 @@
     <w:lsdException w:name="Unresolved Mention" w:semiHidden="1" w:unhideWhenUsed="1"/>
     <w:lsdException w:name="Smart Link" w:semiHidden="1" w:unhideWhenUsed="1"/>
   </w:latentStyles>
-  <w:style w:type="paragraph" w:styleId="Normal" w:default="1">
+  <w:style w:type="paragraph" w:default="1" w:styleId="Normal">
     <w:name w:val="Normal"/>
     <w:qFormat/>
     <w:rsid w:val="00F42F4F"/>
@@ -6183,7 +7369,7 @@
       <w:outlineLvl w:val="0"/>
     </w:pPr>
     <w:rPr>
-      <w:rFonts w:asciiTheme="majorHAnsi" w:hAnsiTheme="majorHAnsi" w:eastAsiaTheme="majorEastAsia" w:cstheme="majorBidi"/>
+      <w:rFonts w:asciiTheme="majorHAnsi" w:eastAsiaTheme="majorEastAsia" w:hAnsiTheme="majorHAnsi" w:cstheme="majorBidi"/>
       <w:color w:val="0F4761" w:themeColor="accent1" w:themeShade="BF"/>
       <w:sz w:val="40"/>
       <w:szCs w:val="40"/>
@@ -6206,7 +7392,7 @@
       <w:outlineLvl w:val="1"/>
     </w:pPr>
     <w:rPr>
-      <w:rFonts w:asciiTheme="majorHAnsi" w:hAnsiTheme="majorHAnsi" w:eastAsiaTheme="majorEastAsia" w:cstheme="majorBidi"/>
+      <w:rFonts w:asciiTheme="majorHAnsi" w:eastAsiaTheme="majorEastAsia" w:hAnsiTheme="majorHAnsi" w:cstheme="majorBidi"/>
       <w:color w:val="0F4761" w:themeColor="accent1" w:themeShade="BF"/>
       <w:sz w:val="32"/>
       <w:szCs w:val="32"/>
@@ -6367,13 +7553,12 @@
       <w:color w:val="272727" w:themeColor="text1" w:themeTint="D8"/>
     </w:rPr>
   </w:style>
-  <w:style w:type="character" w:styleId="Fuentedeprrafopredeter" w:default="1">
+  <w:style w:type="character" w:default="1" w:styleId="Fuentedeprrafopredeter">
     <w:name w:val="Default Paragraph Font"/>
     <w:uiPriority w:val="1"/>
-    <w:semiHidden/>
     <w:unhideWhenUsed/>
   </w:style>
-  <w:style w:type="table" w:styleId="Tablanormal" w:default="1">
+  <w:style w:type="table" w:default="1" w:styleId="Tablanormal">
     <w:name w:val="Normal Table"/>
     <w:uiPriority w:val="99"/>
     <w:semiHidden/>
@@ -6388,26 +7573,26 @@
       </w:tblCellMar>
     </w:tblPr>
   </w:style>
-  <w:style w:type="numbering" w:styleId="Sinlista" w:default="1">
+  <w:style w:type="numbering" w:default="1" w:styleId="Sinlista">
     <w:name w:val="No List"/>
     <w:uiPriority w:val="99"/>
     <w:semiHidden/>
     <w:unhideWhenUsed/>
   </w:style>
-  <w:style w:type="character" w:styleId="Ttulo1Car" w:customStyle="1">
+  <w:style w:type="character" w:customStyle="1" w:styleId="Ttulo1Car">
     <w:name w:val="Título 1 Car"/>
     <w:basedOn w:val="Fuentedeprrafopredeter"/>
     <w:link w:val="Ttulo1"/>
     <w:uiPriority w:val="9"/>
     <w:rsid w:val="00646121"/>
     <w:rPr>
-      <w:rFonts w:asciiTheme="majorHAnsi" w:hAnsiTheme="majorHAnsi" w:eastAsiaTheme="majorEastAsia" w:cstheme="majorBidi"/>
+      <w:rFonts w:asciiTheme="majorHAnsi" w:eastAsiaTheme="majorEastAsia" w:hAnsiTheme="majorHAnsi" w:cstheme="majorBidi"/>
       <w:color w:val="0F4761" w:themeColor="accent1" w:themeShade="BF"/>
       <w:sz w:val="40"/>
       <w:szCs w:val="40"/>
     </w:rPr>
   </w:style>
-  <w:style w:type="character" w:styleId="Ttulo2Car" w:customStyle="1">
+  <w:style w:type="character" w:customStyle="1" w:styleId="Ttulo2Car">
     <w:name w:val="Título 2 Car"/>
     <w:basedOn w:val="Fuentedeprrafopredeter"/>
     <w:link w:val="Ttulo2"/>
@@ -6415,13 +7600,13 @@
     <w:semiHidden/>
     <w:rsid w:val="00646121"/>
     <w:rPr>
-      <w:rFonts w:asciiTheme="majorHAnsi" w:hAnsiTheme="majorHAnsi" w:eastAsiaTheme="majorEastAsia" w:cstheme="majorBidi"/>
+      <w:rFonts w:asciiTheme="majorHAnsi" w:eastAsiaTheme="majorEastAsia" w:hAnsiTheme="majorHAnsi" w:cstheme="majorBidi"/>
       <w:color w:val="0F4761" w:themeColor="accent1" w:themeShade="BF"/>
       <w:sz w:val="32"/>
       <w:szCs w:val="32"/>
     </w:rPr>
   </w:style>
-  <w:style w:type="character" w:styleId="Ttulo3Car" w:customStyle="1">
+  <w:style w:type="character" w:customStyle="1" w:styleId="Ttulo3Car">
     <w:name w:val="Título 3 Car"/>
     <w:basedOn w:val="Fuentedeprrafopredeter"/>
     <w:link w:val="Ttulo3"/>
@@ -6435,7 +7620,7 @@
       <w:szCs w:val="28"/>
     </w:rPr>
   </w:style>
-  <w:style w:type="character" w:styleId="Ttulo4Car" w:customStyle="1">
+  <w:style w:type="character" w:customStyle="1" w:styleId="Ttulo4Car">
     <w:name w:val="Título 4 Car"/>
     <w:basedOn w:val="Fuentedeprrafopredeter"/>
     <w:link w:val="Ttulo4"/>
@@ -6449,7 +7634,7 @@
       <w:color w:val="0F4761" w:themeColor="accent1" w:themeShade="BF"/>
     </w:rPr>
   </w:style>
-  <w:style w:type="character" w:styleId="Ttulo5Car" w:customStyle="1">
+  <w:style w:type="character" w:customStyle="1" w:styleId="Ttulo5Car">
     <w:name w:val="Título 5 Car"/>
     <w:basedOn w:val="Fuentedeprrafopredeter"/>
     <w:link w:val="Ttulo5"/>
@@ -6461,7 +7646,7 @@
       <w:color w:val="0F4761" w:themeColor="accent1" w:themeShade="BF"/>
     </w:rPr>
   </w:style>
-  <w:style w:type="character" w:styleId="Ttulo6Car" w:customStyle="1">
+  <w:style w:type="character" w:customStyle="1" w:styleId="Ttulo6Car">
     <w:name w:val="Título 6 Car"/>
     <w:basedOn w:val="Fuentedeprrafopredeter"/>
     <w:link w:val="Ttulo6"/>
@@ -6475,7 +7660,7 @@
       <w:color w:val="595959" w:themeColor="text1" w:themeTint="A6"/>
     </w:rPr>
   </w:style>
-  <w:style w:type="character" w:styleId="Ttulo7Car" w:customStyle="1">
+  <w:style w:type="character" w:customStyle="1" w:styleId="Ttulo7Car">
     <w:name w:val="Título 7 Car"/>
     <w:basedOn w:val="Fuentedeprrafopredeter"/>
     <w:link w:val="Ttulo7"/>
@@ -6487,7 +7672,7 @@
       <w:color w:val="595959" w:themeColor="text1" w:themeTint="A6"/>
     </w:rPr>
   </w:style>
-  <w:style w:type="character" w:styleId="Ttulo8Car" w:customStyle="1">
+  <w:style w:type="character" w:customStyle="1" w:styleId="Ttulo8Car">
     <w:name w:val="Título 8 Car"/>
     <w:basedOn w:val="Fuentedeprrafopredeter"/>
     <w:link w:val="Ttulo8"/>
@@ -6501,7 +7686,7 @@
       <w:color w:val="272727" w:themeColor="text1" w:themeTint="D8"/>
     </w:rPr>
   </w:style>
-  <w:style w:type="character" w:styleId="Ttulo9Car" w:customStyle="1">
+  <w:style w:type="character" w:customStyle="1" w:styleId="Ttulo9Car">
     <w:name w:val="Título 9 Car"/>
     <w:basedOn w:val="Fuentedeprrafopredeter"/>
     <w:link w:val="Ttulo9"/>
@@ -6526,21 +7711,21 @@
       <w:contextualSpacing/>
     </w:pPr>
     <w:rPr>
-      <w:rFonts w:asciiTheme="majorHAnsi" w:hAnsiTheme="majorHAnsi" w:eastAsiaTheme="majorEastAsia" w:cstheme="majorBidi"/>
+      <w:rFonts w:asciiTheme="majorHAnsi" w:eastAsiaTheme="majorEastAsia" w:hAnsiTheme="majorHAnsi" w:cstheme="majorBidi"/>
       <w:spacing w:val="-10"/>
       <w:kern w:val="28"/>
       <w:sz w:val="56"/>
       <w:szCs w:val="56"/>
     </w:rPr>
   </w:style>
-  <w:style w:type="character" w:styleId="TtuloCar" w:customStyle="1">
+  <w:style w:type="character" w:customStyle="1" w:styleId="TtuloCar">
     <w:name w:val="Título Car"/>
     <w:basedOn w:val="Fuentedeprrafopredeter"/>
     <w:link w:val="Ttulo"/>
     <w:uiPriority w:val="10"/>
     <w:rsid w:val="00646121"/>
     <w:rPr>
-      <w:rFonts w:asciiTheme="majorHAnsi" w:hAnsiTheme="majorHAnsi" w:eastAsiaTheme="majorEastAsia" w:cstheme="majorBidi"/>
+      <w:rFonts w:asciiTheme="majorHAnsi" w:eastAsiaTheme="majorEastAsia" w:hAnsiTheme="majorHAnsi" w:cstheme="majorBidi"/>
       <w:spacing w:val="-10"/>
       <w:kern w:val="28"/>
       <w:sz w:val="56"/>
@@ -6568,7 +7753,7 @@
       <w:szCs w:val="28"/>
     </w:rPr>
   </w:style>
-  <w:style w:type="character" w:styleId="SubttuloCar" w:customStyle="1">
+  <w:style w:type="character" w:customStyle="1" w:styleId="SubttuloCar">
     <w:name w:val="Subtítulo Car"/>
     <w:basedOn w:val="Fuentedeprrafopredeter"/>
     <w:link w:val="Subttulo"/>
@@ -6600,7 +7785,7 @@
       <w:color w:val="404040" w:themeColor="text1" w:themeTint="BF"/>
     </w:rPr>
   </w:style>
-  <w:style w:type="character" w:styleId="CitaCar" w:customStyle="1">
+  <w:style w:type="character" w:customStyle="1" w:styleId="CitaCar">
     <w:name w:val="Cita Car"/>
     <w:basedOn w:val="Fuentedeprrafopredeter"/>
     <w:link w:val="Cita"/>
@@ -6645,8 +7830,8 @@
     <w:rsid w:val="00646121"/>
     <w:pPr>
       <w:pBdr>
-        <w:top w:val="single" w:color="0F4761" w:themeColor="accent1" w:themeShade="BF" w:sz="4" w:space="10"/>
-        <w:bottom w:val="single" w:color="0F4761" w:themeColor="accent1" w:themeShade="BF" w:sz="4" w:space="10"/>
+        <w:top w:val="single" w:sz="4" w:space="10" w:color="0F4761" w:themeColor="accent1" w:themeShade="BF"/>
+        <w:bottom w:val="single" w:sz="4" w:space="10" w:color="0F4761" w:themeColor="accent1" w:themeShade="BF"/>
       </w:pBdr>
       <w:spacing w:before="360" w:after="360"/>
       <w:ind w:left="864" w:right="864"/>
@@ -6658,7 +7843,7 @@
       <w:color w:val="0F4761" w:themeColor="accent1" w:themeShade="BF"/>
     </w:rPr>
   </w:style>
-  <w:style w:type="character" w:styleId="CitadestacadaCar" w:customStyle="1">
+  <w:style w:type="character" w:customStyle="1" w:styleId="CitadestacadaCar">
     <w:name w:val="Cita destacada Car"/>
     <w:basedOn w:val="Fuentedeprrafopredeter"/>
     <w:link w:val="Citadestacada"/>
@@ -6699,7 +7884,7 @@
       <w:spacing w:after="0" w:line="240" w:lineRule="auto"/>
     </w:pPr>
   </w:style>
-  <w:style w:type="character" w:styleId="EncabezadoCar" w:customStyle="1">
+  <w:style w:type="character" w:customStyle="1" w:styleId="EncabezadoCar">
     <w:name w:val="Encabezado Car"/>
     <w:basedOn w:val="Fuentedeprrafopredeter"/>
     <w:link w:val="Encabezado"/>
@@ -6721,7 +7906,7 @@
       <w:spacing w:after="0" w:line="240" w:lineRule="auto"/>
     </w:pPr>
   </w:style>
-  <w:style w:type="character" w:styleId="PiedepginaCar" w:customStyle="1">
+  <w:style w:type="character" w:customStyle="1" w:styleId="PiedepginaCar">
     <w:name w:val="Pie de página Car"/>
     <w:basedOn w:val="Fuentedeprrafopredeter"/>
     <w:link w:val="Piedepgina"/>
@@ -6748,18 +7933,18 @@
     </w:pPr>
     <w:tblPr>
       <w:tblBorders>
-        <w:top w:val="single" w:color="auto" w:sz="4" w:space="0"/>
-        <w:left w:val="single" w:color="auto" w:sz="4" w:space="0"/>
-        <w:bottom w:val="single" w:color="auto" w:sz="4" w:space="0"/>
-        <w:right w:val="single" w:color="auto" w:sz="4" w:space="0"/>
-        <w:insideH w:val="single" w:color="auto" w:sz="4" w:space="0"/>
-        <w:insideV w:val="single" w:color="auto" w:sz="4" w:space="0"/>
+        <w:top w:val="single" w:sz="4" w:space="0" w:color="auto"/>
+        <w:left w:val="single" w:sz="4" w:space="0" w:color="auto"/>
+        <w:bottom w:val="single" w:sz="4" w:space="0" w:color="auto"/>
+        <w:right w:val="single" w:sz="4" w:space="0" w:color="auto"/>
+        <w:insideH w:val="single" w:sz="4" w:space="0" w:color="auto"/>
+        <w:insideV w:val="single" w:sz="4" w:space="0" w:color="auto"/>
       </w:tblBorders>
     </w:tblPr>
   </w:style>
-  <w:style w:type="paragraph" w:styleId="NoSpacing">
+  <w:style w:type="paragraph" w:styleId="Sinespaciado">
+    <w:name w:val="No Spacing"/>
     <w:uiPriority w:val="1"/>
-    <w:name w:val="No Spacing"/>
     <w:qFormat/>
     <w:rsid w:val="4A9E9DA4"/>
     <w:pPr>
@@ -6848,6 +8033,13 @@
     <w:pitch w:val="variable"/>
     <w:sig w:usb0="20000287" w:usb1="00000003" w:usb2="00000000" w:usb3="00000000" w:csb0="0000019F" w:csb1="00000000"/>
   </w:font>
+  <w:font w:name="Calibri">
+    <w:panose1 w:val="020F0502020204030204"/>
+    <w:charset w:val="00"/>
+    <w:family w:val="swiss"/>
+    <w:pitch w:val="variable"/>
+    <w:sig w:usb0="E4002EFF" w:usb1="C200247B" w:usb2="00000009" w:usb3="00000000" w:csb0="000001FF" w:csb1="00000000"/>
+  </w:font>
 </w:fonts>
 </file>
 
@@ -6868,12 +8060,16 @@
   </w:compat>
   <w:rsids>
     <w:rsidRoot w:val="00491E33"/>
+    <w:rsid w:val="00065102"/>
+    <w:rsid w:val="000A66F8"/>
     <w:rsid w:val="00262083"/>
     <w:rsid w:val="0036297D"/>
+    <w:rsid w:val="00477F95"/>
     <w:rsid w:val="00491E33"/>
     <w:rsid w:val="0080578B"/>
     <w:rsid w:val="0088165E"/>
     <w:rsid w:val="00881919"/>
+    <w:rsid w:val="0096507C"/>
     <w:rsid w:val="00A710E7"/>
     <w:rsid w:val="00B8101C"/>
     <w:rsid w:val="00B935F1"/>
@@ -7365,7 +8561,7 @@
 </file>
 
 <file path=word/theme/theme1.xml><?xml version="1.0" encoding="utf-8"?>
-<a:theme xmlns:a="http://schemas.openxmlformats.org/drawingml/2006/main" xmlns:thm15="http://schemas.microsoft.com/office/thememl/2012/main" name="Tema de Office">
+<a:theme xmlns:a="http://schemas.openxmlformats.org/drawingml/2006/main" name="Tema de Office">
   <a:themeElements>
     <a:clrScheme name="Office">
       <a:dk1>

--- a/Proyecto.docx
+++ b/Proyecto.docx
@@ -129,17 +129,8 @@
           <w:sz w:val="28"/>
           <w:szCs w:val="28"/>
         </w:rPr>
-        <w:t xml:space="preserve">Proyecto </w:t>
+        <w:t>Proyecto Intermodular</w:t>
       </w:r>
-      <w:proofErr w:type="spellStart"/>
-      <w:r>
-        <w:rPr>
-          <w:sz w:val="28"/>
-          <w:szCs w:val="28"/>
-        </w:rPr>
-        <w:t>Intermodular</w:t>
-      </w:r>
-      <w:proofErr w:type="spellEnd"/>
     </w:p>
     <w:p>
       <w:pPr>
@@ -217,25 +208,43 @@
         <w:tabs>
           <w:tab w:val="left" w:pos="4114"/>
         </w:tabs>
-        <w:jc w:val="center"/>
         <w:rPr>
           <w:sz w:val="28"/>
           <w:szCs w:val="28"/>
         </w:rPr>
       </w:pPr>
-      <w:r>
+    </w:p>
+    <w:p>
+      <w:pPr>
+        <w:tabs>
+          <w:tab w:val="left" w:pos="4114"/>
+        </w:tabs>
+        <w:ind w:left="708"/>
         <w:rPr>
           <w:sz w:val="28"/>
           <w:szCs w:val="28"/>
         </w:rPr>
-        <w:t>Poner vuestros apellidos</w:t>
+      </w:pPr>
+      <w:r>
+        <w:rPr>
+          <w:sz w:val="28"/>
+          <w:szCs w:val="28"/>
+        </w:rPr>
+        <w:t>Javier</w:t>
       </w:r>
       <w:r>
         <w:rPr>
           <w:sz w:val="28"/>
           <w:szCs w:val="28"/>
         </w:rPr>
-        <w:t xml:space="preserve"> y correos</w:t>
+        <w:t xml:space="preserve"> Cases </w:t>
+      </w:r>
+      <w:r>
+        <w:rPr>
+          <w:sz w:val="28"/>
+          <w:szCs w:val="28"/>
+        </w:rPr>
+        <w:t>Verdeguer</w:t>
       </w:r>
     </w:p>
     <w:p>
@@ -243,7 +252,7 @@
         <w:tabs>
           <w:tab w:val="left" w:pos="4114"/>
         </w:tabs>
-        <w:ind w:left="708"/>
+        <w:ind w:firstLine="1276"/>
         <w:rPr>
           <w:sz w:val="28"/>
           <w:szCs w:val="28"/>
@@ -254,7 +263,36 @@
           <w:sz w:val="28"/>
           <w:szCs w:val="28"/>
         </w:rPr>
-        <w:t>Javier</w:t>
+        <w:t xml:space="preserve">Email: </w:t>
+      </w:r>
+      <w:hyperlink r:id="rId8" w:history="1">
+        <w:r>
+          <w:rPr>
+            <w:rStyle w:val="Hipervnculo"/>
+            <w:sz w:val="28"/>
+            <w:szCs w:val="28"/>
+          </w:rPr>
+          <w:t>jacave@alumnatflorida.es</w:t>
+        </w:r>
+      </w:hyperlink>
+    </w:p>
+    <w:p>
+      <w:pPr>
+        <w:tabs>
+          <w:tab w:val="left" w:pos="4114"/>
+        </w:tabs>
+        <w:ind w:firstLine="1276"/>
+        <w:rPr>
+          <w:sz w:val="28"/>
+          <w:szCs w:val="28"/>
+        </w:rPr>
+      </w:pPr>
+      <w:r>
+        <w:rPr>
+          <w:sz w:val="28"/>
+          <w:szCs w:val="28"/>
+        </w:rPr>
+        <w:t>Teléfono: 633954843</w:t>
       </w:r>
     </w:p>
     <w:p>
@@ -262,18 +300,75 @@
         <w:tabs>
           <w:tab w:val="left" w:pos="4114"/>
         </w:tabs>
-        <w:ind w:left="708"/>
+        <w:ind w:firstLine="1276"/>
         <w:rPr>
           <w:sz w:val="28"/>
           <w:szCs w:val="28"/>
         </w:rPr>
       </w:pPr>
-      <w:r>
+    </w:p>
+    <w:p>
+      <w:pPr>
+        <w:tabs>
+          <w:tab w:val="left" w:pos="4114"/>
+        </w:tabs>
+        <w:ind w:left="708"/>
         <w:rPr>
           <w:sz w:val="28"/>
           <w:szCs w:val="28"/>
         </w:rPr>
+      </w:pPr>
+      <w:r>
+        <w:rPr>
+          <w:sz w:val="28"/>
+          <w:szCs w:val="28"/>
+        </w:rPr>
         <w:t>Angela</w:t>
+      </w:r>
+      <w:r>
+        <w:rPr>
+          <w:sz w:val="28"/>
+          <w:szCs w:val="28"/>
+        </w:rPr>
+        <w:t xml:space="preserve"> Camrena Morant</w:t>
+      </w:r>
+    </w:p>
+    <w:p>
+      <w:pPr>
+        <w:tabs>
+          <w:tab w:val="left" w:pos="4114"/>
+        </w:tabs>
+        <w:ind w:left="1416"/>
+        <w:rPr>
+          <w:sz w:val="28"/>
+          <w:szCs w:val="28"/>
+        </w:rPr>
+      </w:pPr>
+      <w:r>
+        <w:rPr>
+          <w:sz w:val="28"/>
+          <w:szCs w:val="28"/>
+        </w:rPr>
+        <w:t>Email:</w:t>
+      </w:r>
+    </w:p>
+    <w:p>
+      <w:pPr>
+        <w:tabs>
+          <w:tab w:val="left" w:pos="4114"/>
+        </w:tabs>
+        <w:ind w:left="1416"/>
+        <w:rPr>
+          <w:sz w:val="28"/>
+          <w:szCs w:val="28"/>
+        </w:rPr>
+      </w:pPr>
+      <w:r>
+        <w:rPr>
+          <w:sz w:val="28"/>
+          <w:szCs w:val="28"/>
+        </w:rPr>
+        <w:t>Teléfono:</w:t>
       </w:r>
     </w:p>
     <w:p>
@@ -307,7 +402,7 @@
         <w:tabs>
           <w:tab w:val="left" w:pos="4114"/>
         </w:tabs>
-        <w:ind w:left="708" w:right="567" w:firstLine="708"/>
+        <w:ind w:right="567" w:firstLine="1276"/>
         <w:rPr>
           <w:sz w:val="28"/>
           <w:szCs w:val="28"/>
@@ -318,7 +413,50 @@
           <w:sz w:val="28"/>
           <w:szCs w:val="28"/>
         </w:rPr>
-        <w:t>absaal@alumantflorida.es</w:t>
+        <w:t>Email</w:t>
+      </w:r>
+      <w:r>
+        <w:rPr>
+          <w:sz w:val="28"/>
+          <w:szCs w:val="28"/>
+        </w:rPr>
+        <w:t xml:space="preserve">: </w:t>
+      </w:r>
+      <w:hyperlink r:id="rId9" w:history="1">
+        <w:r>
+          <w:rPr>
+            <w:rStyle w:val="Hipervnculo"/>
+            <w:sz w:val="28"/>
+            <w:szCs w:val="28"/>
+          </w:rPr>
+          <w:t>absaal@alumantflorida.es</w:t>
+        </w:r>
+      </w:hyperlink>
+    </w:p>
+    <w:p>
+      <w:pPr>
+        <w:tabs>
+          <w:tab w:val="left" w:pos="4114"/>
+        </w:tabs>
+        <w:ind w:right="567" w:firstLine="1276"/>
+        <w:rPr>
+          <w:sz w:val="28"/>
+          <w:szCs w:val="28"/>
+        </w:rPr>
+      </w:pPr>
+      <w:r>
+        <w:rPr>
+          <w:sz w:val="28"/>
+          <w:szCs w:val="28"/>
+        </w:rPr>
+        <w:t xml:space="preserve">Teléfono: </w:t>
+      </w:r>
+      <w:r>
+        <w:rPr>
+          <w:sz w:val="28"/>
+          <w:szCs w:val="28"/>
+        </w:rPr>
+        <w:t>627847558</w:t>
       </w:r>
     </w:p>
     <w:p>
@@ -390,7 +528,97 @@
     </w:p>
     <w:p>
       <w:pPr>
-        <w:pStyle w:val="Ttulo"/>
+        <w:pStyle w:val="Ttulo1"/>
+        <w:rPr>
+          <w:rFonts w:eastAsiaTheme="minorEastAsia"/>
+          <w:b/>
+          <w:bCs/>
+          <w:color w:val="000000" w:themeColor="text1"/>
+        </w:rPr>
+      </w:pPr>
+      <w:r>
+        <w:rPr>
+          <w:rFonts w:eastAsiaTheme="minorEastAsia"/>
+          <w:b/>
+          <w:bCs/>
+          <w:color w:val="000000" w:themeColor="text1"/>
+        </w:rPr>
+        <w:t xml:space="preserve">1. </w:t>
+      </w:r>
+      <w:r>
+        <w:rPr>
+          <w:rFonts w:eastAsiaTheme="minorEastAsia"/>
+          <w:b/>
+          <w:bCs/>
+          <w:color w:val="000000" w:themeColor="text1"/>
+        </w:rPr>
+        <w:t>Introducción</w:t>
+      </w:r>
+    </w:p>
+    <w:p>
+      <w:r>
+        <w:t xml:space="preserve">La presente memoria documenta el diseño y desarrollo de </w:t>
+      </w:r>
+      <w:r>
+        <w:rPr>
+          <w:b/>
+          <w:bCs/>
+        </w:rPr>
+        <w:t>"Ayuda al Viajero"</w:t>
+      </w:r>
+      <w:r>
+        <w:t>, una aplicación web creada como Proyecto Intermodular para el ciclo de 1º de DAW (Desarrollo de Aplicaciones Web). El propósito de este documento es explicar paso a paso cómo se ha construido la plataforma, integrando en un solo trabajo práctico todos los conocimientos adquiridos durante el curso: desde la creación de la base de datos y la programación del servidor, hasta el diseño visual de la página.</w:t>
+      </w:r>
+    </w:p>
+    <w:p>
+      <w:pPr>
+        <w:tabs>
+          <w:tab w:val="left" w:pos="4114"/>
+        </w:tabs>
+        <w:rPr>
+          <w:rFonts w:eastAsiaTheme="minorEastAsia" w:cs="Calibri"/>
+        </w:rPr>
+      </w:pPr>
+      <w:r>
+        <w:rPr>
+          <w:rFonts w:eastAsiaTheme="minorEastAsia" w:cs="Calibri"/>
+        </w:rPr>
+        <w:t>Ayuda al viajero es una web orientada al turismo que permite a los usuarios buscar destinos, leer reseñas y consultar guías de otros usuarios, esta web es el resultado de nuestro Proyecto.</w:t>
+      </w:r>
+    </w:p>
+    <w:p>
+      <w:pPr>
+        <w:pStyle w:val="Ttulo1"/>
+        <w:rPr>
+          <w:rFonts w:eastAsiaTheme="minorEastAsia"/>
+          <w:b/>
+          <w:bCs/>
+          <w:color w:val="000000" w:themeColor="text1"/>
+        </w:rPr>
+      </w:pPr>
+      <w:r>
+        <w:rPr>
+          <w:rFonts w:eastAsiaTheme="minorEastAsia"/>
+          <w:b/>
+          <w:bCs/>
+          <w:color w:val="000000" w:themeColor="text1"/>
+        </w:rPr>
+        <w:t>2</w:t>
+      </w:r>
+      <w:r>
+        <w:rPr>
+          <w:rFonts w:eastAsiaTheme="minorEastAsia"/>
+          <w:b/>
+          <w:bCs/>
+          <w:color w:val="000000" w:themeColor="text1"/>
+        </w:rPr>
+        <w:t>. Valoración cualitativa de la evolución, desarrollo y resultado final del proyecto</w:t>
+      </w:r>
+    </w:p>
+    <w:p/>
+    <w:p>
+      <w:pPr>
+        <w:pStyle w:val="Prrafodelista"/>
         <w:numPr>
           <w:ilvl w:val="0"/>
           <w:numId w:val="8"/>
@@ -398,61 +626,20 @@
         <w:tabs>
           <w:tab w:val="left" w:pos="4114"/>
         </w:tabs>
-        <w:ind w:left="284" w:hanging="284"/>
-        <w:jc w:val="both"/>
-        <w:rPr>
-          <w:rFonts w:eastAsiaTheme="minorEastAsia" w:cstheme="minorBidi"/>
-          <w:b/>
-          <w:bCs/>
+        <w:spacing w:after="0" w:line="240" w:lineRule="auto"/>
+        <w:rPr>
+          <w:rFonts w:eastAsiaTheme="minorEastAsia"/>
+          <w:vanish/>
+          <w:spacing w:val="-10"/>
+          <w:kern w:val="28"/>
           <w:sz w:val="36"/>
           <w:szCs w:val="36"/>
         </w:rPr>
       </w:pPr>
-      <w:r>
-        <w:rPr>
-          <w:rFonts w:eastAsiaTheme="minorEastAsia" w:cstheme="minorBidi"/>
-          <w:b/>
-          <w:bCs/>
-          <w:sz w:val="36"/>
-          <w:szCs w:val="36"/>
-        </w:rPr>
-        <w:lastRenderedPageBreak/>
-        <w:t>Introducción</w:t>
-      </w:r>
     </w:p>
     <w:p>
       <w:pPr>
-        <w:tabs>
-          <w:tab w:val="left" w:pos="4114"/>
-        </w:tabs>
-        <w:rPr>
-          <w:rFonts w:eastAsiaTheme="minorEastAsia" w:cs="Calibri"/>
-        </w:rPr>
-      </w:pPr>
-      <w:r>
-        <w:rPr>
-          <w:rFonts w:eastAsiaTheme="minorEastAsia" w:cs="Calibri"/>
-        </w:rPr>
-        <w:t xml:space="preserve">Ayuda al viajero es una web orientada al turismo que permite a los usuarios buscar destinos, leer reseñas y consultar guías de otros usuarios, esta web es el resultado de nuestro Proyecto </w:t>
-      </w:r>
-      <w:proofErr w:type="spellStart"/>
-      <w:r>
-        <w:rPr>
-          <w:rFonts w:eastAsiaTheme="minorEastAsia" w:cs="Calibri"/>
-        </w:rPr>
-        <w:t>Intermodular</w:t>
-      </w:r>
-      <w:proofErr w:type="spellEnd"/>
-      <w:r>
-        <w:rPr>
-          <w:rFonts w:eastAsiaTheme="minorEastAsia" w:cs="Calibri"/>
-        </w:rPr>
-        <w:t xml:space="preserve"> donde se integran los conocimientos y requisitos de Bases de Datos, Programación, Sistemas, Lenguaje de Marcas, Entornos y Fol.</w:t>
-      </w:r>
-    </w:p>
-    <w:p>
-      <w:pPr>
-        <w:pStyle w:val="Ttulo"/>
+        <w:pStyle w:val="Prrafodelista"/>
         <w:numPr>
           <w:ilvl w:val="0"/>
           <w:numId w:val="8"/>
@@ -460,29 +647,17 @@
         <w:tabs>
           <w:tab w:val="left" w:pos="4114"/>
         </w:tabs>
-        <w:spacing w:after="0"/>
-        <w:ind w:left="720" w:hanging="540"/>
-        <w:jc w:val="both"/>
-        <w:rPr>
-          <w:rFonts w:eastAsiaTheme="minorEastAsia" w:cstheme="minorBidi"/>
-          <w:b/>
-          <w:bCs/>
+        <w:spacing w:after="0" w:line="240" w:lineRule="auto"/>
+        <w:rPr>
+          <w:rFonts w:eastAsiaTheme="minorEastAsia"/>
+          <w:vanish/>
+          <w:spacing w:val="-10"/>
+          <w:kern w:val="28"/>
           <w:sz w:val="36"/>
           <w:szCs w:val="36"/>
         </w:rPr>
       </w:pPr>
-      <w:r>
-        <w:rPr>
-          <w:rFonts w:eastAsiaTheme="minorEastAsia" w:cstheme="minorBidi"/>
-          <w:b/>
-          <w:bCs/>
-          <w:sz w:val="36"/>
-          <w:szCs w:val="36"/>
-        </w:rPr>
-        <w:t>Objetivos</w:t>
-      </w:r>
     </w:p>
-    <w:p/>
     <w:p>
       <w:pPr>
         <w:pStyle w:val="Ttulo"/>
@@ -494,20 +669,20 @@
           <w:tab w:val="left" w:pos="4114"/>
         </w:tabs>
         <w:spacing w:after="0"/>
-        <w:ind w:left="720" w:firstLine="0"/>
+        <w:ind w:firstLine="0"/>
         <w:rPr>
           <w:rFonts w:asciiTheme="minorHAnsi" w:eastAsiaTheme="minorEastAsia" w:hAnsiTheme="minorHAnsi" w:cstheme="minorBidi"/>
-          <w:sz w:val="36"/>
-          <w:szCs w:val="36"/>
+          <w:sz w:val="32"/>
+          <w:szCs w:val="32"/>
         </w:rPr>
       </w:pPr>
       <w:r>
         <w:rPr>
           <w:rFonts w:asciiTheme="minorHAnsi" w:eastAsiaTheme="minorEastAsia" w:hAnsiTheme="minorHAnsi" w:cstheme="minorBidi"/>
-          <w:sz w:val="36"/>
-          <w:szCs w:val="36"/>
-        </w:rPr>
-        <w:t>Objetivos Generales</w:t>
+          <w:sz w:val="32"/>
+          <w:szCs w:val="32"/>
+        </w:rPr>
+        <w:t>Evolución y Desarrollo:</w:t>
       </w:r>
     </w:p>
     <w:p/>
@@ -574,16 +749,75 @@
         <w:tabs>
           <w:tab w:val="left" w:pos="4114"/>
         </w:tabs>
-        <w:ind w:left="720" w:hanging="27"/>
+        <w:ind w:firstLine="0"/>
+        <w:rPr>
+          <w:sz w:val="32"/>
+          <w:szCs w:val="32"/>
+        </w:rPr>
       </w:pPr>
       <w:r>
         <w:rPr>
           <w:rFonts w:eastAsiaTheme="minorEastAsia"/>
-          <w:sz w:val="36"/>
-          <w:szCs w:val="36"/>
-        </w:rPr>
-        <w:t>Objetivos particulares</w:t>
+          <w:sz w:val="32"/>
+          <w:szCs w:val="32"/>
+        </w:rPr>
+        <w:t>Resultado Final:</w:t>
       </w:r>
+    </w:p>
+    <w:p>
+      <w:pPr>
+        <w:pStyle w:val="NormalWeb"/>
+        <w:ind w:left="502"/>
+      </w:pPr>
+      <w:r>
+        <w:t>Estamos</w:t>
+      </w:r>
+      <w:r>
+        <w:t xml:space="preserve"> contentos</w:t>
+      </w:r>
+      <w:r>
+        <w:t xml:space="preserve"> con el resultado. Hemos conseguido una web funcional que no solo permite consultar información</w:t>
+      </w:r>
+      <w:r>
+        <w:t xml:space="preserve"> además de editar  y </w:t>
+      </w:r>
+      <w:r>
+        <w:t>listar,</w:t>
+      </w:r>
+      <w:r>
+        <w:t xml:space="preserve"> sino que ofrece una experiencia real de usuario</w:t>
+      </w:r>
+      <w:r>
+        <w:t>, viendo que tiene unas limitaciones.</w:t>
+      </w:r>
+    </w:p>
+    <w:p>
+      <w:pPr>
+        <w:pStyle w:val="NormalWeb"/>
+        <w:ind w:left="502"/>
+      </w:pPr>
+      <w:r>
+        <w:t xml:space="preserve">Visualmente, el diseño es limpio y centrado. Creemos que "Ayuda al Viajero" cumple con todos los objetivos planteados al inicio y demuestra una </w:t>
+      </w:r>
+      <w:r>
+        <w:t>combinación</w:t>
+      </w:r>
+      <w:r>
+        <w:t xml:space="preserve"> sólida de todos los módulos del ciclo.</w:t>
+      </w:r>
+    </w:p>
+    <w:p>
+      <w:pPr>
+        <w:pStyle w:val="Prrafodelista"/>
+        <w:tabs>
+          <w:tab w:val="left" w:pos="4114"/>
+        </w:tabs>
+        <w:ind w:left="567"/>
+        <w:rPr>
+          <w:sz w:val="32"/>
+          <w:szCs w:val="32"/>
+        </w:rPr>
+      </w:pPr>
     </w:p>
     <w:p>
       <w:pPr>
@@ -621,145 +855,6 @@
     </w:p>
     <w:p>
       <w:pPr>
-        <w:pStyle w:val="Prrafodelista"/>
-        <w:numPr>
-          <w:ilvl w:val="1"/>
-          <w:numId w:val="2"/>
-        </w:numPr>
-        <w:rPr>
-          <w:rFonts w:cs="Calibri"/>
-        </w:rPr>
-      </w:pPr>
-      <w:r>
-        <w:rPr>
-          <w:rFonts w:cs="Calibri"/>
-        </w:rPr>
-        <w:t xml:space="preserve">Diseño y Usabilidad: Crear una interfaz </w:t>
-      </w:r>
-      <w:proofErr w:type="spellStart"/>
-      <w:r>
-        <w:rPr>
-          <w:rFonts w:cs="Calibri"/>
-        </w:rPr>
-        <w:t>responsif</w:t>
-      </w:r>
-      <w:proofErr w:type="spellEnd"/>
-      <w:r>
-        <w:rPr>
-          <w:rFonts w:cs="Calibri"/>
-        </w:rPr>
-        <w:t xml:space="preserve"> y atractiva utilizando HTML5 y CSS3 que garantice una buena experiencia de usuario.</w:t>
-      </w:r>
-    </w:p>
-    <w:p>
-      <w:pPr>
-        <w:pStyle w:val="Prrafodelista"/>
-        <w:ind w:left="2148"/>
-        <w:rPr>
-          <w:rFonts w:cs="Calibri"/>
-        </w:rPr>
-      </w:pPr>
-    </w:p>
-    <w:p>
-      <w:pPr>
-        <w:pStyle w:val="Prrafodelista"/>
-        <w:numPr>
-          <w:ilvl w:val="1"/>
-          <w:numId w:val="2"/>
-        </w:numPr>
-        <w:rPr>
-          <w:rFonts w:cs="Calibri"/>
-        </w:rPr>
-      </w:pPr>
-      <w:r>
-        <w:rPr>
-          <w:rFonts w:cs="Calibri"/>
-        </w:rPr>
-        <w:t>Gestión de Datos: Diseñar y normalizar una base de datos relacional en MySQL para almacenar de forma eficiente la información de usuarios, destinos, guías y reseñas.</w:t>
-      </w:r>
-    </w:p>
-    <w:p>
-      <w:pPr>
-        <w:pStyle w:val="Prrafodelista"/>
-        <w:rPr>
-          <w:rFonts w:cs="Calibri"/>
-        </w:rPr>
-      </w:pPr>
-    </w:p>
-    <w:p>
-      <w:pPr>
-        <w:pStyle w:val="Prrafodelista"/>
-        <w:numPr>
-          <w:ilvl w:val="1"/>
-          <w:numId w:val="2"/>
-        </w:numPr>
-        <w:rPr>
-          <w:rFonts w:cs="Calibri"/>
-        </w:rPr>
-      </w:pPr>
-      <w:r>
-        <w:rPr>
-          <w:rFonts w:cs="Calibri"/>
-        </w:rPr>
-        <w:t xml:space="preserve">Seguridad y Lógica: Desarrollar el </w:t>
-      </w:r>
-      <w:proofErr w:type="spellStart"/>
-      <w:r>
-        <w:rPr>
-          <w:rFonts w:cs="Calibri"/>
-        </w:rPr>
-        <w:t>backend</w:t>
-      </w:r>
-      <w:proofErr w:type="spellEnd"/>
-      <w:r>
-        <w:rPr>
-          <w:rFonts w:cs="Calibri"/>
-        </w:rPr>
-        <w:t xml:space="preserve"> en PHP utilizando PDO y sentencias preparadas para garantizar la seguridad frente a ataques de inyección SQL.</w:t>
-      </w:r>
-    </w:p>
-    <w:p>
-      <w:pPr>
-        <w:pStyle w:val="Prrafodelista"/>
-        <w:rPr>
-          <w:rFonts w:cs="Calibri"/>
-        </w:rPr>
-      </w:pPr>
-    </w:p>
-    <w:p>
-      <w:pPr>
-        <w:pStyle w:val="Prrafodelista"/>
-        <w:numPr>
-          <w:ilvl w:val="1"/>
-          <w:numId w:val="2"/>
-        </w:numPr>
-        <w:rPr>
-          <w:rFonts w:cs="Calibri"/>
-        </w:rPr>
-      </w:pPr>
-      <w:r>
-        <w:rPr>
-          <w:rFonts w:cs="Calibri"/>
-        </w:rPr>
-        <w:t xml:space="preserve">Control de Versiones: Mantener un historial de cambios profesional mediante el uso de Git y </w:t>
-      </w:r>
-      <w:proofErr w:type="spellStart"/>
-      <w:r>
-        <w:rPr>
-          <w:rFonts w:cs="Calibri"/>
-        </w:rPr>
-        <w:t>Sourcetree</w:t>
-      </w:r>
-      <w:proofErr w:type="spellEnd"/>
-      <w:r>
-        <w:rPr>
-          <w:rFonts w:cs="Calibri"/>
-        </w:rPr>
-        <w:t>.</w:t>
-      </w:r>
-    </w:p>
-    <w:p>
-      <w:pPr>
         <w:pStyle w:val="Ttulo"/>
         <w:numPr>
           <w:ilvl w:val="0"/>
@@ -786,257 +881,10 @@
           <w:sz w:val="36"/>
           <w:szCs w:val="36"/>
         </w:rPr>
-        <w:t>Implementación</w:t>
-      </w:r>
-    </w:p>
-    <w:p>
-      <w:pPr>
-        <w:pStyle w:val="Prrafodelista"/>
-        <w:tabs>
-          <w:tab w:val="left" w:pos="4114"/>
-        </w:tabs>
-        <w:ind w:left="284"/>
-      </w:pPr>
-      <w:r>
-        <w:t xml:space="preserve">Para cubrir todas las demandas del proyecto, se han utilizado las </w:t>
-      </w:r>
-      <w:r>
-        <w:rPr>
-          <w:b/>
-          <w:bCs/>
-        </w:rPr>
-        <w:t>herramientas software</w:t>
-      </w:r>
-      <w:r>
-        <w:t xml:space="preserve"> expuestas a continuación.</w:t>
-      </w:r>
-    </w:p>
-    <w:p>
-      <w:pPr>
-        <w:pStyle w:val="Ttulo"/>
-        <w:numPr>
-          <w:ilvl w:val="1"/>
-          <w:numId w:val="8"/>
-        </w:numPr>
-        <w:tabs>
-          <w:tab w:val="left" w:pos="4114"/>
-        </w:tabs>
-        <w:ind w:left="1134" w:firstLine="0"/>
-        <w:jc w:val="both"/>
-        <w:rPr>
-          <w:rFonts w:asciiTheme="minorHAnsi" w:eastAsiaTheme="minorEastAsia" w:hAnsiTheme="minorHAnsi" w:cstheme="minorBidi"/>
-          <w:sz w:val="24"/>
-          <w:szCs w:val="24"/>
-        </w:rPr>
-      </w:pPr>
-      <w:r>
-        <w:rPr>
-          <w:rFonts w:asciiTheme="minorHAnsi" w:eastAsiaTheme="minorEastAsia" w:hAnsiTheme="minorHAnsi" w:cstheme="minorBidi"/>
-          <w:sz w:val="24"/>
-          <w:szCs w:val="24"/>
-        </w:rPr>
-        <w:t xml:space="preserve">MySQL y </w:t>
+        <w:t xml:space="preserve">Referencia a las </w:t>
       </w:r>
       <w:proofErr w:type="spellStart"/>
       <w:r>
-        <w:rPr>
-          <w:rFonts w:asciiTheme="minorHAnsi" w:eastAsiaTheme="minorEastAsia" w:hAnsiTheme="minorHAnsi" w:cstheme="minorBidi"/>
-          <w:sz w:val="24"/>
-          <w:szCs w:val="24"/>
-        </w:rPr>
-        <w:t>PhP</w:t>
-      </w:r>
-      <w:r>
-        <w:rPr>
-          <w:rFonts w:asciiTheme="minorHAnsi" w:eastAsiaTheme="minorEastAsia" w:hAnsiTheme="minorHAnsi" w:cstheme="minorBidi"/>
-          <w:sz w:val="24"/>
-          <w:szCs w:val="24"/>
-        </w:rPr>
-        <w:t>Myadmin</w:t>
-      </w:r>
-      <w:proofErr w:type="spellEnd"/>
-    </w:p>
-    <w:p>
-      <w:pPr>
-        <w:ind w:firstLine="1418"/>
-      </w:pPr>
-      <w:r>
-        <w:t>Para la Crear y Gestionar nuestras Bases de datos</w:t>
-      </w:r>
-    </w:p>
-    <w:p>
-      <w:pPr>
-        <w:pStyle w:val="Ttulo"/>
-        <w:numPr>
-          <w:ilvl w:val="1"/>
-          <w:numId w:val="8"/>
-        </w:numPr>
-        <w:tabs>
-          <w:tab w:val="left" w:pos="4114"/>
-        </w:tabs>
-        <w:ind w:left="1134" w:firstLine="0"/>
-        <w:jc w:val="both"/>
-        <w:rPr>
-          <w:rFonts w:asciiTheme="minorHAnsi" w:eastAsiaTheme="minorEastAsia" w:hAnsiTheme="minorHAnsi" w:cstheme="minorBidi"/>
-          <w:sz w:val="24"/>
-          <w:szCs w:val="24"/>
-        </w:rPr>
-      </w:pPr>
-      <w:r>
-        <w:rPr>
-          <w:rFonts w:asciiTheme="minorHAnsi" w:eastAsiaTheme="minorEastAsia" w:hAnsiTheme="minorHAnsi" w:cstheme="minorBidi"/>
-          <w:sz w:val="24"/>
-          <w:szCs w:val="24"/>
-        </w:rPr>
-        <w:t>Visual Studio Code</w:t>
-      </w:r>
-    </w:p>
-    <w:p>
-      <w:pPr>
-        <w:ind w:firstLine="1418"/>
-      </w:pPr>
-      <w:r>
-        <w:t>Para poder crear y diseñar nuestro código para la Web</w:t>
-      </w:r>
-    </w:p>
-    <w:p>
-      <w:pPr>
-        <w:pStyle w:val="Ttulo"/>
-        <w:numPr>
-          <w:ilvl w:val="1"/>
-          <w:numId w:val="8"/>
-        </w:numPr>
-        <w:tabs>
-          <w:tab w:val="left" w:pos="4114"/>
-        </w:tabs>
-        <w:ind w:left="1134" w:firstLine="0"/>
-        <w:jc w:val="both"/>
-        <w:rPr>
-          <w:rFonts w:asciiTheme="minorHAnsi" w:eastAsiaTheme="minorEastAsia" w:hAnsiTheme="minorHAnsi" w:cstheme="minorBidi"/>
-          <w:sz w:val="24"/>
-          <w:szCs w:val="24"/>
-        </w:rPr>
-      </w:pPr>
-      <w:proofErr w:type="spellStart"/>
-      <w:r>
-        <w:rPr>
-          <w:rFonts w:asciiTheme="minorHAnsi" w:eastAsiaTheme="minorEastAsia" w:hAnsiTheme="minorHAnsi" w:cstheme="minorBidi"/>
-          <w:sz w:val="24"/>
-          <w:szCs w:val="24"/>
-        </w:rPr>
-        <w:t>SourceTree</w:t>
-      </w:r>
-      <w:proofErr w:type="spellEnd"/>
-      <w:r>
-        <w:rPr>
-          <w:rFonts w:asciiTheme="minorHAnsi" w:eastAsiaTheme="minorEastAsia" w:hAnsiTheme="minorHAnsi" w:cstheme="minorBidi"/>
-          <w:sz w:val="24"/>
-          <w:szCs w:val="24"/>
-        </w:rPr>
-        <w:t xml:space="preserve"> GIT</w:t>
-      </w:r>
-    </w:p>
-    <w:p>
-      <w:pPr>
-        <w:ind w:firstLine="1418"/>
-      </w:pPr>
-      <w:r>
-        <w:t>Para poder trabajar con GIT, crear un repositorio y trabajar en conjunto con los del grupo</w:t>
-      </w:r>
-    </w:p>
-    <w:p/>
-    <w:p>
-      <w:pPr>
-        <w:pStyle w:val="Ttulo"/>
-        <w:numPr>
-          <w:ilvl w:val="1"/>
-          <w:numId w:val="8"/>
-        </w:numPr>
-        <w:tabs>
-          <w:tab w:val="left" w:pos="4114"/>
-        </w:tabs>
-        <w:ind w:left="1134" w:firstLine="0"/>
-        <w:jc w:val="both"/>
-        <w:rPr>
-          <w:rFonts w:asciiTheme="minorHAnsi" w:eastAsiaTheme="minorEastAsia" w:hAnsiTheme="minorHAnsi" w:cstheme="minorBidi"/>
-          <w:sz w:val="24"/>
-          <w:szCs w:val="24"/>
-        </w:rPr>
-      </w:pPr>
-      <w:r>
-        <w:rPr>
-          <w:rFonts w:asciiTheme="minorHAnsi" w:eastAsiaTheme="minorEastAsia" w:hAnsiTheme="minorHAnsi" w:cstheme="minorBidi"/>
-          <w:sz w:val="24"/>
-          <w:szCs w:val="24"/>
-        </w:rPr>
-        <w:lastRenderedPageBreak/>
-        <w:t>Trello</w:t>
-      </w:r>
-    </w:p>
-    <w:p>
-      <w:pPr>
-        <w:ind w:firstLine="1418"/>
-      </w:pPr>
-      <w:r>
-        <w:t xml:space="preserve">Para elaborar una planificación de nuestras tareas y así poder entregarlas a tiempo </w:t>
-      </w:r>
-    </w:p>
-    <w:p>
-      <w:pPr>
-        <w:pStyle w:val="Ttulo"/>
-        <w:numPr>
-          <w:ilvl w:val="1"/>
-          <w:numId w:val="8"/>
-        </w:numPr>
-        <w:tabs>
-          <w:tab w:val="left" w:pos="4114"/>
-        </w:tabs>
-        <w:ind w:left="1134" w:firstLine="0"/>
-        <w:jc w:val="both"/>
-        <w:rPr>
-          <w:rFonts w:asciiTheme="minorHAnsi" w:eastAsiaTheme="minorEastAsia" w:hAnsiTheme="minorHAnsi" w:cstheme="minorBidi"/>
-          <w:sz w:val="24"/>
-          <w:szCs w:val="24"/>
-        </w:rPr>
-      </w:pPr>
-      <w:r>
-        <w:rPr>
-          <w:rFonts w:asciiTheme="minorHAnsi" w:eastAsiaTheme="minorEastAsia" w:hAnsiTheme="minorHAnsi" w:cstheme="minorBidi"/>
-          <w:sz w:val="24"/>
-          <w:szCs w:val="24"/>
-        </w:rPr>
-        <w:t>Draw.io</w:t>
-      </w:r>
-    </w:p>
-    <w:p>
-      <w:pPr>
-        <w:tabs>
-          <w:tab w:val="left" w:pos="4114"/>
-        </w:tabs>
-        <w:ind w:firstLine="1418"/>
-      </w:pPr>
-      <w:r>
-        <w:t xml:space="preserve">Sirve para poder diseñar nuestra Entidad </w:t>
-      </w:r>
-      <w:r>
-        <w:t>Relación</w:t>
-      </w:r>
-      <w:r>
-        <w:t xml:space="preserve">, además de UML </w:t>
-      </w:r>
-    </w:p>
-    <w:p>
-      <w:pPr>
-        <w:pStyle w:val="Ttulo"/>
-        <w:numPr>
-          <w:ilvl w:val="0"/>
-          <w:numId w:val="8"/>
-        </w:numPr>
-        <w:tabs>
-          <w:tab w:val="left" w:pos="4114"/>
-        </w:tabs>
-        <w:ind w:left="284" w:hanging="284"/>
-        <w:jc w:val="both"/>
         <w:rPr>
           <w:rFonts w:asciiTheme="minorHAnsi" w:eastAsiaTheme="minorEastAsia" w:hAnsiTheme="minorHAnsi" w:cstheme="minorBidi"/>
           <w:b/>
@@ -1044,430 +892,314 @@
           <w:sz w:val="36"/>
           <w:szCs w:val="36"/>
         </w:rPr>
-      </w:pPr>
-      <w:r>
-        <w:rPr>
-          <w:rFonts w:asciiTheme="minorHAnsi" w:eastAsiaTheme="minorEastAsia" w:hAnsiTheme="minorHAnsi" w:cstheme="minorBidi"/>
-          <w:b/>
-          <w:bCs/>
+        <w:t>URLs</w:t>
+      </w:r>
+      <w:proofErr w:type="spellEnd"/>
+    </w:p>
+    <w:p>
+      <w:pPr>
+        <w:tabs>
+          <w:tab w:val="left" w:pos="4114"/>
+        </w:tabs>
+        <w:rPr>
+          <w:rFonts w:eastAsiaTheme="minorEastAsia"/>
           <w:sz w:val="36"/>
           <w:szCs w:val="36"/>
         </w:rPr>
-        <w:t>Fases en la realización del proyect</w:t>
-      </w:r>
+      </w:pPr>
+    </w:p>
+    <w:p>
+      <w:pPr>
+        <w:tabs>
+          <w:tab w:val="left" w:pos="4114"/>
+        </w:tabs>
+        <w:rPr>
+          <w:rFonts w:eastAsiaTheme="minorEastAsia"/>
+          <w:sz w:val="32"/>
+          <w:szCs w:val="32"/>
+        </w:rPr>
+      </w:pPr>
       <w:r>
         <w:rPr>
-          <w:rFonts w:asciiTheme="minorHAnsi" w:eastAsiaTheme="minorEastAsia" w:hAnsiTheme="minorHAnsi" w:cstheme="minorBidi"/>
-          <w:b/>
-          <w:bCs/>
-          <w:sz w:val="36"/>
-          <w:szCs w:val="36"/>
-        </w:rPr>
-        <w:t>o</w:t>
+          <w:rFonts w:eastAsiaTheme="minorEastAsia"/>
+          <w:sz w:val="32"/>
+          <w:szCs w:val="32"/>
+        </w:rPr>
+        <w:t>Repositorio Git</w:t>
       </w:r>
     </w:p>
     <w:p>
       <w:pPr>
-        <w:pStyle w:val="Ttulo"/>
-        <w:numPr>
-          <w:ilvl w:val="1"/>
-          <w:numId w:val="8"/>
-        </w:numPr>
         <w:tabs>
           <w:tab w:val="left" w:pos="4114"/>
         </w:tabs>
-        <w:ind w:left="851" w:hanging="142"/>
-        <w:jc w:val="both"/>
-        <w:rPr>
-          <w:rFonts w:asciiTheme="minorHAnsi" w:eastAsiaTheme="minorEastAsia" w:hAnsiTheme="minorHAnsi" w:cstheme="minorBidi"/>
-          <w:sz w:val="24"/>
-          <w:szCs w:val="24"/>
+        <w:rPr>
+          <w:rFonts w:eastAsiaTheme="minorEastAsia"/>
+          <w:sz w:val="36"/>
+          <w:szCs w:val="36"/>
+        </w:rPr>
+      </w:pPr>
+    </w:p>
+    <w:p>
+      <w:pPr>
+        <w:tabs>
+          <w:tab w:val="left" w:pos="4114"/>
+        </w:tabs>
+        <w:rPr>
+          <w:rFonts w:eastAsiaTheme="minorEastAsia"/>
+          <w:sz w:val="32"/>
+          <w:szCs w:val="32"/>
         </w:rPr>
       </w:pPr>
       <w:r>
         <w:rPr>
-          <w:rFonts w:asciiTheme="minorHAnsi" w:eastAsiaTheme="minorEastAsia" w:hAnsiTheme="minorHAnsi" w:cstheme="minorBidi"/>
-          <w:sz w:val="24"/>
-          <w:szCs w:val="24"/>
-        </w:rPr>
-        <w:t>Bases de Dat</w:t>
+          <w:rFonts w:eastAsiaTheme="minorEastAsia"/>
+          <w:sz w:val="32"/>
+          <w:szCs w:val="32"/>
+        </w:rPr>
+        <w:t>S</w:t>
       </w:r>
       <w:r>
         <w:rPr>
-          <w:rFonts w:asciiTheme="minorHAnsi" w:eastAsiaTheme="minorEastAsia" w:hAnsiTheme="minorHAnsi" w:cstheme="minorBidi"/>
-          <w:sz w:val="24"/>
-          <w:szCs w:val="24"/>
-        </w:rPr>
-        <w:t>o</w:t>
+          <w:rFonts w:eastAsiaTheme="minorEastAsia"/>
+          <w:sz w:val="32"/>
+          <w:szCs w:val="32"/>
+        </w:rPr>
+        <w:t>QL</w:t>
       </w:r>
       <w:r>
         <w:rPr>
-          <w:rFonts w:asciiTheme="minorHAnsi" w:eastAsiaTheme="minorEastAsia" w:hAnsiTheme="minorHAnsi" w:cstheme="minorBidi"/>
-          <w:sz w:val="24"/>
-          <w:szCs w:val="24"/>
-        </w:rPr>
-        <w:t>s</w:t>
+          <w:rFonts w:eastAsiaTheme="minorEastAsia"/>
+          <w:sz w:val="32"/>
+          <w:szCs w:val="32"/>
+        </w:rPr>
+        <w:t>, Entidad</w:t>
+      </w:r>
+      <w:r>
+        <w:rPr>
+          <w:rFonts w:eastAsiaTheme="minorEastAsia"/>
+          <w:sz w:val="32"/>
+          <w:szCs w:val="32"/>
+        </w:rPr>
+        <w:t xml:space="preserve"> </w:t>
+      </w:r>
+      <w:r>
+        <w:rPr>
+          <w:rFonts w:eastAsiaTheme="minorEastAsia"/>
+          <w:sz w:val="32"/>
+          <w:szCs w:val="32"/>
+        </w:rPr>
+        <w:t>Relación</w:t>
+      </w:r>
+      <w:r>
+        <w:rPr>
+          <w:rFonts w:eastAsiaTheme="minorEastAsia"/>
+          <w:sz w:val="32"/>
+          <w:szCs w:val="32"/>
+        </w:rPr>
+        <w:t xml:space="preserve"> y </w:t>
+      </w:r>
+      <w:r>
+        <w:rPr>
+          <w:rFonts w:eastAsiaTheme="minorEastAsia"/>
+          <w:sz w:val="32"/>
+          <w:szCs w:val="32"/>
+        </w:rPr>
+        <w:t xml:space="preserve"> </w:t>
+      </w:r>
+      <w:r>
+        <w:rPr>
+          <w:rFonts w:eastAsiaTheme="minorEastAsia"/>
+          <w:sz w:val="32"/>
+          <w:szCs w:val="32"/>
+        </w:rPr>
+        <w:t>Sentencias:</w:t>
       </w:r>
     </w:p>
     <w:p>
       <w:pPr>
-        <w:ind w:left="708"/>
-        <w:rPr>
-          <w:rFonts w:ascii="Calibri" w:hAnsi="Calibri" w:cs="Calibri"/>
+        <w:tabs>
+          <w:tab w:val="left" w:pos="4114"/>
+        </w:tabs>
+        <w:rPr>
+          <w:rFonts w:eastAsiaTheme="minorEastAsia"/>
+        </w:rPr>
+      </w:pPr>
+      <w:hyperlink r:id="rId10" w:history="1">
+        <w:r>
+          <w:rPr>
+            <w:rStyle w:val="Hipervnculo"/>
+            <w:rFonts w:eastAsiaTheme="minorEastAsia"/>
+          </w:rPr>
+          <w:t>TABLAS ER PROYECTO.docx</w:t>
+        </w:r>
+      </w:hyperlink>
+    </w:p>
+    <w:p>
+      <w:pPr>
+        <w:tabs>
+          <w:tab w:val="left" w:pos="4114"/>
+        </w:tabs>
+        <w:rPr>
+          <w:rFonts w:eastAsiaTheme="minorEastAsia"/>
+        </w:rPr>
+      </w:pPr>
+      <w:hyperlink r:id="rId11" w:history="1">
+        <w:proofErr w:type="spellStart"/>
+        <w:r>
+          <w:rPr>
+            <w:rStyle w:val="Hipervnculo"/>
+            <w:rFonts w:eastAsiaTheme="minorEastAsia"/>
+          </w:rPr>
+          <w:t>ayuda_al_viajero.sql</w:t>
+        </w:r>
+        <w:proofErr w:type="spellEnd"/>
+      </w:hyperlink>
+    </w:p>
+    <w:p>
+      <w:pPr>
+        <w:tabs>
+          <w:tab w:val="left" w:pos="4114"/>
+        </w:tabs>
+        <w:rPr>
+          <w:rFonts w:eastAsiaTheme="minorEastAsia"/>
+        </w:rPr>
+      </w:pPr>
+    </w:p>
+    <w:p>
+      <w:pPr>
+        <w:tabs>
+          <w:tab w:val="left" w:pos="4114"/>
+        </w:tabs>
+        <w:rPr>
+          <w:rFonts w:eastAsiaTheme="minorEastAsia"/>
         </w:rPr>
       </w:pPr>
       <w:r>
         <w:rPr>
-          <w:rFonts w:ascii="Calibri" w:hAnsi="Calibri" w:cs="Calibri"/>
-        </w:rPr>
-        <w:t>Diagrama Entidad Relación diseñado en DIA</w:t>
+          <w:rFonts w:eastAsiaTheme="minorEastAsia"/>
+        </w:rPr>
+        <w:t>Diagrama UML y Prueba Unitaria</w:t>
+      </w:r>
+      <w:r>
+        <w:rPr>
+          <w:rFonts w:eastAsiaTheme="minorEastAsia"/>
+        </w:rPr>
+        <w:t>:</w:t>
       </w:r>
     </w:p>
     <w:p>
       <w:pPr>
-        <w:ind w:left="708"/>
-        <w:rPr>
-          <w:rFonts w:ascii="Calibri" w:hAnsi="Calibri" w:cs="Calibri"/>
+        <w:tabs>
+          <w:tab w:val="left" w:pos="4114"/>
+        </w:tabs>
+        <w:rPr>
+          <w:rFonts w:eastAsiaTheme="minorEastAsia"/>
+        </w:rPr>
+      </w:pPr>
+      <w:hyperlink r:id="rId12" w:history="1">
+        <w:r>
+          <w:rPr>
+            <w:rStyle w:val="Hipervnculo"/>
+            <w:rFonts w:eastAsiaTheme="minorEastAsia"/>
+          </w:rPr>
+          <w:t>Diagrama U</w:t>
+        </w:r>
+        <w:r>
+          <w:rPr>
+            <w:rStyle w:val="Hipervnculo"/>
+            <w:rFonts w:eastAsiaTheme="minorEastAsia"/>
+          </w:rPr>
+          <w:t>M</w:t>
+        </w:r>
+        <w:r>
+          <w:rPr>
+            <w:rStyle w:val="Hipervnculo"/>
+            <w:rFonts w:eastAsiaTheme="minorEastAsia"/>
+          </w:rPr>
+          <w:t>L.png</w:t>
+        </w:r>
+      </w:hyperlink>
+    </w:p>
+    <w:p>
+      <w:pPr>
+        <w:tabs>
+          <w:tab w:val="left" w:pos="4114"/>
+        </w:tabs>
+        <w:rPr>
+          <w:rFonts w:eastAsiaTheme="minorEastAsia"/>
+        </w:rPr>
+      </w:pPr>
+    </w:p>
+    <w:p>
+      <w:pPr>
+        <w:tabs>
+          <w:tab w:val="left" w:pos="4114"/>
+        </w:tabs>
+        <w:rPr>
+          <w:rFonts w:eastAsiaTheme="minorEastAsia"/>
         </w:rPr>
       </w:pPr>
       <w:r>
         <w:rPr>
-          <w:rFonts w:ascii="Calibri" w:hAnsi="Calibri" w:cs="Calibri"/>
-        </w:rPr>
-        <w:t>Script de creación (DDL) de tablas de la base de datos</w:t>
+          <w:rFonts w:eastAsiaTheme="minorEastAsia"/>
+        </w:rPr>
+        <w:t>Proyecto Intermodular</w:t>
+      </w:r>
+      <w:r>
+        <w:rPr>
+          <w:rFonts w:eastAsiaTheme="minorEastAsia"/>
+        </w:rPr>
+        <w:t>:</w:t>
       </w:r>
     </w:p>
     <w:p>
       <w:pPr>
-        <w:ind w:left="708"/>
-        <w:rPr>
-          <w:rFonts w:ascii="Calibri" w:hAnsi="Calibri" w:cs="Calibri"/>
-        </w:rPr>
-      </w:pPr>
-      <w:r>
-        <w:rPr>
-          <w:rFonts w:ascii="Calibri" w:hAnsi="Calibri" w:cs="Calibri"/>
-        </w:rPr>
-        <w:t>Código de las consultas SQL que se incluyan en el proyecto</w:t>
-      </w:r>
+        <w:tabs>
+          <w:tab w:val="left" w:pos="4114"/>
+        </w:tabs>
+        <w:rPr>
+          <w:rFonts w:eastAsiaTheme="minorEastAsia"/>
+        </w:rPr>
+      </w:pPr>
+      <w:hyperlink r:id="rId13" w:history="1">
+        <w:r>
+          <w:rPr>
+            <w:rStyle w:val="Hipervnculo"/>
+            <w:rFonts w:eastAsiaTheme="minorEastAsia"/>
+          </w:rPr>
+          <w:t>Trello</w:t>
+        </w:r>
+      </w:hyperlink>
     </w:p>
     <w:p>
       <w:pPr>
-        <w:ind w:firstLine="708"/>
-      </w:pPr>
+        <w:tabs>
+          <w:tab w:val="left" w:pos="4114"/>
+        </w:tabs>
+        <w:rPr>
+          <w:rFonts w:eastAsiaTheme="minorEastAsia"/>
+        </w:rPr>
+      </w:pPr>
+      <w:hyperlink r:id="rId14" w:history="1">
+        <w:r>
+          <w:rPr>
+            <w:rStyle w:val="Hipervnculo"/>
+            <w:rFonts w:eastAsiaTheme="minorEastAsia"/>
+          </w:rPr>
+          <w:t>Mockup (Prototipo)</w:t>
+        </w:r>
+      </w:hyperlink>
     </w:p>
     <w:p>
       <w:pPr>
-        <w:pStyle w:val="Ttulo"/>
-        <w:numPr>
-          <w:ilvl w:val="1"/>
-          <w:numId w:val="8"/>
-        </w:numPr>
         <w:tabs>
           <w:tab w:val="left" w:pos="4114"/>
         </w:tabs>
-        <w:ind w:left="851" w:hanging="142"/>
-        <w:jc w:val="both"/>
-        <w:rPr>
-          <w:rFonts w:asciiTheme="minorHAnsi" w:eastAsiaTheme="minorEastAsia" w:hAnsiTheme="minorHAnsi" w:cstheme="minorBidi"/>
-          <w:sz w:val="24"/>
-          <w:szCs w:val="24"/>
-        </w:rPr>
-      </w:pPr>
-      <w:r>
-        <w:rPr>
-          <w:rFonts w:asciiTheme="minorHAnsi" w:eastAsiaTheme="minorEastAsia" w:hAnsiTheme="minorHAnsi" w:cstheme="minorBidi"/>
-          <w:sz w:val="24"/>
-          <w:szCs w:val="24"/>
-        </w:rPr>
-        <w:t>Sistemas</w:t>
-      </w:r>
-    </w:p>
-    <w:p>
-      <w:pPr>
-        <w:ind w:left="708"/>
-      </w:pPr>
-      <w:r>
-        <w:t>Imagen del Repositorio, con enlace, y que se vean los tags creados, además de los colaboradores</w:t>
-      </w:r>
-    </w:p>
-    <w:p>
-      <w:pPr>
-        <w:pStyle w:val="Ttulo"/>
-        <w:numPr>
-          <w:ilvl w:val="1"/>
-          <w:numId w:val="8"/>
-        </w:numPr>
-        <w:tabs>
-          <w:tab w:val="left" w:pos="4114"/>
-        </w:tabs>
-        <w:ind w:left="851" w:hanging="142"/>
-        <w:jc w:val="both"/>
-        <w:rPr>
-          <w:rFonts w:asciiTheme="minorHAnsi" w:eastAsiaTheme="minorEastAsia" w:hAnsiTheme="minorHAnsi" w:cstheme="minorBidi"/>
-          <w:sz w:val="24"/>
-          <w:szCs w:val="24"/>
-        </w:rPr>
-      </w:pPr>
-      <w:r>
-        <w:rPr>
-          <w:rFonts w:asciiTheme="minorHAnsi" w:eastAsiaTheme="minorEastAsia" w:hAnsiTheme="minorHAnsi" w:cstheme="minorBidi"/>
-          <w:sz w:val="24"/>
-          <w:szCs w:val="24"/>
-        </w:rPr>
-        <w:t>Programación</w:t>
-      </w:r>
-    </w:p>
-    <w:p>
-      <w:pPr>
-        <w:ind w:left="708"/>
-      </w:pPr>
-      <w:r>
-        <w:t>E</w:t>
-      </w:r>
-      <w:r>
-        <w:t xml:space="preserve">structura </w:t>
-      </w:r>
-      <w:r>
-        <w:t>MVC, separando</w:t>
-      </w:r>
-      <w:r>
-        <w:t xml:space="preserve"> claramente los Modelos, las Vistas y los Controladores</w:t>
-      </w:r>
-    </w:p>
-    <w:p>
-      <w:pPr>
-        <w:ind w:left="708"/>
-      </w:pPr>
-      <w:r>
-        <w:t xml:space="preserve">Acceso a la </w:t>
-      </w:r>
-      <w:r>
-        <w:t xml:space="preserve"> bbdd </w:t>
-      </w:r>
-      <w:r>
-        <w:t>MySQL</w:t>
-      </w:r>
-      <w:r>
-        <w:t xml:space="preserve"> mediante PDO</w:t>
-      </w:r>
-    </w:p>
-    <w:p>
-      <w:pPr>
-        <w:ind w:left="708"/>
-      </w:pPr>
-      <w:r>
-        <w:t>sistema de autenticación de usuarios</w:t>
-      </w:r>
-    </w:p>
-    <w:p>
-      <w:pPr>
-        <w:ind w:left="708"/>
-      </w:pPr>
-    </w:p>
-    <w:p>
-      <w:pPr>
-        <w:pStyle w:val="Ttulo"/>
-        <w:numPr>
-          <w:ilvl w:val="1"/>
-          <w:numId w:val="8"/>
-        </w:numPr>
-        <w:tabs>
-          <w:tab w:val="left" w:pos="4114"/>
-        </w:tabs>
-        <w:ind w:left="851" w:hanging="142"/>
-        <w:jc w:val="both"/>
-        <w:rPr>
-          <w:rFonts w:asciiTheme="minorHAnsi" w:eastAsiaTheme="minorEastAsia" w:hAnsiTheme="minorHAnsi" w:cstheme="minorBidi"/>
-          <w:sz w:val="24"/>
-          <w:szCs w:val="24"/>
-        </w:rPr>
-      </w:pPr>
-      <w:r>
-        <w:rPr>
-          <w:rFonts w:asciiTheme="minorHAnsi" w:eastAsiaTheme="minorEastAsia" w:hAnsiTheme="minorHAnsi" w:cstheme="minorBidi"/>
-          <w:sz w:val="24"/>
-          <w:szCs w:val="24"/>
-        </w:rPr>
-        <w:t>Lenguaje de Marcas</w:t>
-      </w:r>
-    </w:p>
-    <w:p>
-      <w:pPr>
-        <w:ind w:left="708"/>
-      </w:pPr>
-      <w:r>
-        <w:t xml:space="preserve">Enseñar </w:t>
-      </w:r>
-      <w:proofErr w:type="spellStart"/>
-      <w:r>
-        <w:t>header</w:t>
-      </w:r>
-      <w:proofErr w:type="spellEnd"/>
-      <w:r>
-        <w:t xml:space="preserve">, </w:t>
-      </w:r>
-      <w:proofErr w:type="spellStart"/>
-      <w:r>
-        <w:t>footer</w:t>
-      </w:r>
-      <w:proofErr w:type="spellEnd"/>
-      <w:r>
-        <w:t xml:space="preserve">, etiquetas </w:t>
-      </w:r>
-      <w:proofErr w:type="gramStart"/>
-      <w:r>
-        <w:t>usadas ,</w:t>
-      </w:r>
-      <w:proofErr w:type="gramEnd"/>
-      <w:r>
-        <w:t xml:space="preserve"> además de que la web es </w:t>
-      </w:r>
-      <w:proofErr w:type="spellStart"/>
-      <w:r>
-        <w:t>responsibe</w:t>
-      </w:r>
-      <w:proofErr w:type="spellEnd"/>
-      <w:r>
-        <w:t>, elementos HTML usados y el CSS utilizado</w:t>
-      </w:r>
-    </w:p>
-    <w:p>
-      <w:pPr>
-        <w:pStyle w:val="Ttulo"/>
-        <w:numPr>
-          <w:ilvl w:val="1"/>
-          <w:numId w:val="8"/>
-        </w:numPr>
-        <w:tabs>
-          <w:tab w:val="left" w:pos="4114"/>
-        </w:tabs>
-        <w:ind w:left="851" w:hanging="142"/>
-        <w:jc w:val="both"/>
-        <w:rPr>
-          <w:rFonts w:asciiTheme="minorHAnsi" w:eastAsiaTheme="minorEastAsia" w:hAnsiTheme="minorHAnsi" w:cstheme="minorBidi"/>
-          <w:sz w:val="24"/>
-          <w:szCs w:val="24"/>
-        </w:rPr>
-      </w:pPr>
-      <w:r>
-        <w:rPr>
-          <w:rFonts w:asciiTheme="minorHAnsi" w:eastAsiaTheme="minorEastAsia" w:hAnsiTheme="minorHAnsi" w:cstheme="minorBidi"/>
-          <w:sz w:val="24"/>
-          <w:szCs w:val="24"/>
-        </w:rPr>
-        <w:t>Entornos</w:t>
-      </w:r>
-    </w:p>
-    <w:p>
-      <w:pPr>
-        <w:ind w:left="708"/>
-      </w:pPr>
-      <w:r>
-        <w:t>D</w:t>
-      </w:r>
-      <w:r>
-        <w:t>iagrama UML</w:t>
-      </w:r>
-    </w:p>
-    <w:p>
-      <w:pPr>
-        <w:ind w:left="708"/>
-      </w:pPr>
-      <w:r>
-        <w:t>P</w:t>
-      </w:r>
-      <w:r>
-        <w:t>ruebas unitarias</w:t>
-      </w:r>
-    </w:p>
-    <w:p>
-      <w:pPr>
-        <w:pStyle w:val="Ttulo"/>
-        <w:numPr>
-          <w:ilvl w:val="1"/>
-          <w:numId w:val="8"/>
-        </w:numPr>
-        <w:tabs>
-          <w:tab w:val="left" w:pos="4114"/>
-        </w:tabs>
-        <w:ind w:left="851" w:hanging="142"/>
-        <w:jc w:val="both"/>
-        <w:rPr>
-          <w:rFonts w:asciiTheme="minorHAnsi" w:eastAsiaTheme="minorEastAsia" w:hAnsiTheme="minorHAnsi" w:cstheme="minorBidi"/>
-          <w:sz w:val="24"/>
-          <w:szCs w:val="24"/>
-        </w:rPr>
-      </w:pPr>
-      <w:r>
-        <w:rPr>
-          <w:rFonts w:asciiTheme="minorHAnsi" w:eastAsiaTheme="minorEastAsia" w:hAnsiTheme="minorHAnsi" w:cstheme="minorBidi"/>
-          <w:sz w:val="24"/>
-          <w:szCs w:val="24"/>
-        </w:rPr>
-        <w:t>FOL</w:t>
-      </w:r>
-    </w:p>
-    <w:p>
-      <w:r>
-        <w:t>E</w:t>
-      </w:r>
-      <w:r>
-        <w:t>valuación de riesgos</w:t>
-      </w:r>
-    </w:p>
-    <w:p>
-      <w:r>
-        <w:t xml:space="preserve">Analizar las condiciones </w:t>
-      </w:r>
-      <w:r>
-        <w:t>labórale</w:t>
-      </w:r>
-    </w:p>
-    <w:p>
-      <w:r>
-        <w:t>Identificar las fortalezas, debilidades, amenazas y oportunidades</w:t>
-      </w:r>
-    </w:p>
-    <w:p>
-      <w:r>
-        <w:t>P</w:t>
-      </w:r>
-      <w:r>
-        <w:t>lan de acción para desarrollar las áreas de mejora y potenciar las fortalezas</w:t>
-      </w:r>
-    </w:p>
-    <w:p>
-      <w:pPr>
-        <w:pStyle w:val="Ttulo"/>
-        <w:numPr>
-          <w:ilvl w:val="1"/>
-          <w:numId w:val="8"/>
-        </w:numPr>
-        <w:tabs>
-          <w:tab w:val="left" w:pos="4114"/>
-        </w:tabs>
-        <w:ind w:left="851" w:hanging="142"/>
-        <w:jc w:val="both"/>
-        <w:rPr>
-          <w:rFonts w:asciiTheme="minorHAnsi" w:eastAsiaTheme="minorEastAsia" w:hAnsiTheme="minorHAnsi" w:cstheme="minorBidi"/>
-          <w:sz w:val="24"/>
-          <w:szCs w:val="24"/>
-        </w:rPr>
-      </w:pPr>
-      <w:r>
-        <w:rPr>
-          <w:rFonts w:asciiTheme="minorHAnsi" w:eastAsiaTheme="minorEastAsia" w:hAnsiTheme="minorHAnsi" w:cstheme="minorBidi"/>
-          <w:sz w:val="24"/>
-          <w:szCs w:val="24"/>
-        </w:rPr>
-        <w:t>Ingles</w:t>
-      </w:r>
-    </w:p>
-    <w:p>
-      <w:r>
-        <w:t>Imagen del Trello</w:t>
-      </w:r>
+        <w:rPr>
+          <w:rFonts w:eastAsiaTheme="minorEastAsia"/>
+        </w:rPr>
+      </w:pPr>
     </w:p>
     <w:p>
       <w:pPr>
@@ -1483,380 +1215,11 @@
     </w:p>
     <w:p>
       <w:pPr>
-        <w:pStyle w:val="Ttulo"/>
-        <w:numPr>
-          <w:ilvl w:val="0"/>
-          <w:numId w:val="8"/>
-        </w:numPr>
         <w:tabs>
           <w:tab w:val="left" w:pos="4114"/>
         </w:tabs>
-        <w:ind w:left="284" w:hanging="284"/>
-        <w:jc w:val="both"/>
-        <w:rPr>
-          <w:rFonts w:asciiTheme="minorHAnsi" w:eastAsiaTheme="minorEastAsia" w:hAnsiTheme="minorHAnsi" w:cstheme="minorBidi"/>
-          <w:b/>
-          <w:bCs/>
-          <w:sz w:val="36"/>
-          <w:szCs w:val="36"/>
-        </w:rPr>
-      </w:pPr>
-      <w:r>
-        <w:rPr>
-          <w:rFonts w:asciiTheme="minorHAnsi" w:eastAsiaTheme="minorEastAsia" w:hAnsiTheme="minorHAnsi" w:cstheme="minorBidi"/>
-          <w:b/>
-          <w:bCs/>
-          <w:sz w:val="36"/>
-          <w:szCs w:val="36"/>
-        </w:rPr>
-        <w:lastRenderedPageBreak/>
-        <w:t>Ampliaciones</w:t>
-      </w:r>
-    </w:p>
-    <w:p>
-      <w:pPr>
-        <w:tabs>
-          <w:tab w:val="left" w:pos="4114"/>
-        </w:tabs>
-      </w:pPr>
-    </w:p>
-    <w:p>
-      <w:pPr>
-        <w:tabs>
-          <w:tab w:val="left" w:pos="4114"/>
-        </w:tabs>
-      </w:pPr>
-      <w:r>
-        <w:t>Aquí</w:t>
-      </w:r>
-      <w:r>
-        <w:t xml:space="preserve"> nos podemos inventar todo lo queramos hacer en un futuro como que la </w:t>
-      </w:r>
-      <w:r>
-        <w:t>página</w:t>
-      </w:r>
-      <w:r>
-        <w:t xml:space="preserve"> se pueda traducir a varios idiomas</w:t>
-      </w:r>
-      <w:r>
-        <w:t xml:space="preserve">, </w:t>
-      </w:r>
-      <w:r>
-        <w:t xml:space="preserve">ponerla en </w:t>
-      </w:r>
-      <w:proofErr w:type="gramStart"/>
-      <w:r>
-        <w:t>AWS,  usar</w:t>
-      </w:r>
-      <w:proofErr w:type="gramEnd"/>
-      <w:r>
-        <w:t xml:space="preserve"> algún </w:t>
-      </w:r>
-      <w:proofErr w:type="spellStart"/>
-      <w:r>
-        <w:t>Freamwork</w:t>
-      </w:r>
-      <w:proofErr w:type="spellEnd"/>
-      <w:r>
-        <w:t xml:space="preserve"> (Bootstrap) Poner un </w:t>
-      </w:r>
-      <w:proofErr w:type="spellStart"/>
-      <w:r>
-        <w:t>css</w:t>
-      </w:r>
-      <w:proofErr w:type="spellEnd"/>
-      <w:r>
-        <w:t xml:space="preserve"> </w:t>
-      </w:r>
-      <w:proofErr w:type="spellStart"/>
-      <w:r>
-        <w:t>mas</w:t>
-      </w:r>
-      <w:proofErr w:type="spellEnd"/>
-      <w:r>
-        <w:t xml:space="preserve"> estiloso </w:t>
-      </w:r>
-      <w:r>
-        <w:t>etc.</w:t>
-      </w:r>
-    </w:p>
-    <w:p>
-      <w:pPr>
-        <w:tabs>
-          <w:tab w:val="left" w:pos="4114"/>
-        </w:tabs>
-      </w:pPr>
-      <w:r>
-        <w:t xml:space="preserve">Que al añadir un destino el usuario pueda añadir imágenes de dicho destino </w:t>
-      </w:r>
-    </w:p>
-    <w:p>
-      <w:pPr>
-        <w:tabs>
-          <w:tab w:val="left" w:pos="4114"/>
-        </w:tabs>
-      </w:pPr>
-    </w:p>
-    <w:p>
-      <w:pPr>
-        <w:pStyle w:val="Ttulo"/>
-        <w:numPr>
-          <w:ilvl w:val="0"/>
-          <w:numId w:val="8"/>
-        </w:numPr>
-        <w:tabs>
-          <w:tab w:val="left" w:pos="4114"/>
-        </w:tabs>
-        <w:ind w:left="284" w:hanging="284"/>
-        <w:jc w:val="both"/>
-        <w:rPr>
-          <w:rFonts w:asciiTheme="minorHAnsi" w:eastAsiaTheme="minorEastAsia" w:hAnsiTheme="minorHAnsi" w:cstheme="minorBidi"/>
-          <w:b/>
-          <w:bCs/>
-          <w:sz w:val="36"/>
-          <w:szCs w:val="36"/>
-        </w:rPr>
-      </w:pPr>
-      <w:r>
-        <w:rPr>
-          <w:rFonts w:asciiTheme="minorHAnsi" w:eastAsiaTheme="minorEastAsia" w:hAnsiTheme="minorHAnsi" w:cstheme="minorBidi"/>
-          <w:b/>
-          <w:bCs/>
-          <w:sz w:val="36"/>
-          <w:szCs w:val="36"/>
-        </w:rPr>
-        <w:t>Conclusiones</w:t>
-      </w:r>
-    </w:p>
-    <w:p>
-      <w:pPr>
-        <w:tabs>
-          <w:tab w:val="left" w:pos="4114"/>
-        </w:tabs>
-        <w:rPr>
-          <w:rFonts w:eastAsiaTheme="minorEastAsia"/>
-          <w:sz w:val="36"/>
-          <w:szCs w:val="36"/>
-        </w:rPr>
-      </w:pPr>
-    </w:p>
-    <w:p>
-      <w:pPr>
-        <w:pStyle w:val="Ttulo"/>
-        <w:numPr>
-          <w:ilvl w:val="0"/>
-          <w:numId w:val="8"/>
-        </w:numPr>
-        <w:tabs>
-          <w:tab w:val="left" w:pos="4114"/>
-        </w:tabs>
-        <w:ind w:left="284" w:hanging="284"/>
-        <w:jc w:val="both"/>
-        <w:rPr>
-          <w:rFonts w:asciiTheme="minorHAnsi" w:eastAsiaTheme="minorEastAsia" w:hAnsiTheme="minorHAnsi" w:cstheme="minorBidi"/>
-          <w:b/>
-          <w:bCs/>
-          <w:sz w:val="36"/>
-          <w:szCs w:val="36"/>
-        </w:rPr>
-      </w:pPr>
-      <w:r>
-        <w:rPr>
-          <w:rFonts w:asciiTheme="minorHAnsi" w:eastAsiaTheme="minorEastAsia" w:hAnsiTheme="minorHAnsi" w:cstheme="minorBidi"/>
-          <w:b/>
-          <w:bCs/>
-          <w:sz w:val="36"/>
-          <w:szCs w:val="36"/>
-        </w:rPr>
-        <w:t>Biografía y Webgrafía</w:t>
-      </w:r>
-    </w:p>
-    <w:p>
-      <w:pPr>
-        <w:tabs>
-          <w:tab w:val="left" w:pos="4114"/>
-        </w:tabs>
-      </w:pPr>
-    </w:p>
-    <w:p>
-      <w:pPr>
-        <w:pStyle w:val="Prrafodelista"/>
-        <w:numPr>
-          <w:ilvl w:val="0"/>
-          <w:numId w:val="1"/>
-        </w:numPr>
-        <w:tabs>
-          <w:tab w:val="left" w:pos="4114"/>
-        </w:tabs>
-      </w:pPr>
-      <w:r>
-        <w:t>Biografía</w:t>
-      </w:r>
-    </w:p>
-    <w:p>
-      <w:pPr>
-        <w:tabs>
-          <w:tab w:val="left" w:pos="4114"/>
-        </w:tabs>
         <w:ind w:left="720"/>
       </w:pPr>
-    </w:p>
-    <w:p>
-      <w:pPr>
-        <w:tabs>
-          <w:tab w:val="left" w:pos="4114"/>
-        </w:tabs>
-        <w:ind w:left="360" w:firstLine="708"/>
-      </w:pPr>
-      <w:r>
-        <w:t>Todos los recursos de los profesores</w:t>
-      </w:r>
-    </w:p>
-    <w:p>
-      <w:pPr>
-        <w:tabs>
-          <w:tab w:val="left" w:pos="4114"/>
-        </w:tabs>
-        <w:ind w:left="360" w:firstLine="708"/>
-      </w:pPr>
-    </w:p>
-    <w:p>
-      <w:pPr>
-        <w:tabs>
-          <w:tab w:val="left" w:pos="4114"/>
-        </w:tabs>
-        <w:ind w:left="360" w:firstLine="708"/>
-      </w:pPr>
-      <w:r>
-        <w:t xml:space="preserve">Ejemplo </w:t>
-      </w:r>
-      <w:r>
-        <w:t>de cuando estaba en haciendo yo mi proyecto</w:t>
-      </w:r>
-    </w:p>
-    <w:p>
-      <w:pPr>
-        <w:tabs>
-          <w:tab w:val="left" w:pos="4114"/>
-        </w:tabs>
-        <w:ind w:left="643" w:hanging="283"/>
-      </w:pPr>
-      <w:r>
-        <w:t xml:space="preserve">Pérez González, Pablo (2022). Validación de Formularios en PHP. Enlace: </w:t>
-      </w:r>
-      <w:r>
-        <w:tab/>
-      </w:r>
-      <w:r>
-        <w:tab/>
-      </w:r>
-      <w:r>
-        <w:t>https://aules.edu.gva.es/fp/pluginfile.php/3145797/mod_resource/content/0/Tema%206.%20Validaci%C3%B3%20de%20formularis%20en%20PHP.pdf [Recuperado el 15/02/2022].</w:t>
-      </w:r>
-    </w:p>
-    <w:p>
-      <w:pPr>
-        <w:tabs>
-          <w:tab w:val="left" w:pos="4114"/>
-        </w:tabs>
-        <w:ind w:left="360" w:firstLine="708"/>
-      </w:pPr>
-    </w:p>
-    <w:p>
-      <w:pPr>
-        <w:pStyle w:val="Prrafodelista"/>
-        <w:tabs>
-          <w:tab w:val="left" w:pos="4114"/>
-        </w:tabs>
-        <w:ind w:left="1068"/>
-      </w:pPr>
-    </w:p>
-    <w:p>
-      <w:pPr>
-        <w:pStyle w:val="Prrafodelista"/>
-        <w:numPr>
-          <w:ilvl w:val="0"/>
-          <w:numId w:val="1"/>
-        </w:numPr>
-        <w:tabs>
-          <w:tab w:val="left" w:pos="4114"/>
-        </w:tabs>
-      </w:pPr>
-      <w:r>
-        <w:t>Webgrafía</w:t>
-      </w:r>
-    </w:p>
-    <w:p>
-      <w:pPr>
-        <w:pStyle w:val="Prrafodelista"/>
-        <w:tabs>
-          <w:tab w:val="left" w:pos="4114"/>
-        </w:tabs>
-        <w:ind w:left="1068"/>
-      </w:pPr>
-    </w:p>
-    <w:p>
-      <w:pPr>
-        <w:pStyle w:val="Prrafodelista"/>
-        <w:tabs>
-          <w:tab w:val="left" w:pos="4114"/>
-        </w:tabs>
-        <w:ind w:left="1068"/>
-      </w:pPr>
-      <w:r>
-        <w:t>Todos los recursos que encontréis por internet</w:t>
-      </w:r>
-    </w:p>
-    <w:p>
-      <w:pPr>
-        <w:pStyle w:val="Prrafodelista"/>
-        <w:tabs>
-          <w:tab w:val="left" w:pos="4114"/>
-        </w:tabs>
-        <w:ind w:left="1068"/>
-      </w:pPr>
-    </w:p>
-    <w:p>
-      <w:pPr>
-        <w:pStyle w:val="Prrafodelista"/>
-        <w:tabs>
-          <w:tab w:val="left" w:pos="4114"/>
-        </w:tabs>
-        <w:ind w:left="1068"/>
-      </w:pPr>
-      <w:r>
-        <w:t xml:space="preserve">Ejemplo </w:t>
-      </w:r>
-    </w:p>
-    <w:p>
-      <w:pPr>
-        <w:pStyle w:val="Prrafodelista"/>
-        <w:tabs>
-          <w:tab w:val="left" w:pos="4114"/>
-        </w:tabs>
-        <w:ind w:left="1351" w:hanging="283"/>
-      </w:pPr>
-      <w:r>
-        <w:t xml:space="preserve">Bootstrap (2022). </w:t>
-      </w:r>
-      <w:proofErr w:type="spellStart"/>
-      <w:r>
-        <w:t>Icons</w:t>
-      </w:r>
-      <w:proofErr w:type="spellEnd"/>
-      <w:r>
-        <w:t xml:space="preserve">. Enlace: https://getbootstrap.com/docs/5.0/extend/icons/   </w:t>
-      </w:r>
-      <w:bookmarkStart w:id="0" w:name="_Int_kR8dLIFP"/>
-      <w:proofErr w:type="gramStart"/>
-      <w:r>
-        <w:t xml:space="preserve">   [</w:t>
-      </w:r>
-      <w:bookmarkEnd w:id="0"/>
-      <w:proofErr w:type="gramEnd"/>
-      <w:r>
-        <w:t>Recuperado el 13/04/2022].</w:t>
-      </w:r>
     </w:p>
     <w:p>
       <w:pPr>
@@ -1936,10 +1299,10 @@
       </w:pPr>
     </w:p>
     <w:sectPr>
-      <w:headerReference w:type="default" r:id="rId8"/>
-      <w:footerReference w:type="default" r:id="rId9"/>
-      <w:headerReference w:type="first" r:id="rId10"/>
-      <w:footerReference w:type="first" r:id="rId11"/>
+      <w:headerReference w:type="default" r:id="rId15"/>
+      <w:footerReference w:type="default" r:id="rId16"/>
+      <w:headerReference w:type="first" r:id="rId17"/>
+      <w:footerReference w:type="first" r:id="rId18"/>
       <w:pgSz w:w="11906" w:h="16838"/>
       <w:pgMar w:top="720" w:right="720" w:bottom="720" w:left="720" w:header="510" w:footer="227" w:gutter="0"/>
       <w:cols w:space="708"/>
@@ -2351,9 +1714,6 @@
     <int2:textHash int2:hashCode="4MMz+IGR5TKqwE" int2:id="HBiiRZnF">
       <int2:state int2:value="Rejected" int2:type="spell"/>
     </int2:textHash>
-    <int2:bookmark int2:bookmarkName="_Int_kR8dLIFP" int2:invalidationBookmarkName="" int2:hashCode="uw2UACBHigFjj1" int2:id="xxldivqL">
-      <int2:state int2:value="Rejected" int2:type="gram"/>
-    </int2:bookmark>
   </int2:observations>
   <int2:intelligenceSettings/>
   <int2:onDemandWorkflows/>
@@ -5333,14 +4693,14 @@
   <w:abstractNum w:abstractNumId="27" w15:restartNumberingAfterBreak="0">
     <w:nsid w:val="5F39DBF2"/>
     <w:multiLevelType w:val="multilevel"/>
-    <w:tmpl w:val="DC2046E4"/>
+    <w:tmpl w:val="F10C1BD8"/>
     <w:lvl w:ilvl="0">
       <w:start w:val="1"/>
       <w:numFmt w:val="decimal"/>
       <w:lvlText w:val="%1."/>
       <w:lvlJc w:val="left"/>
       <w:pPr>
-        <w:ind w:left="1352" w:hanging="360"/>
+        <w:ind w:left="502" w:hanging="360"/>
       </w:pPr>
       <w:rPr>
         <w:rFonts w:hint="default"/>
@@ -5356,8 +4716,8 @@
       </w:pPr>
       <w:rPr>
         <w:rFonts w:hint="default"/>
-        <w:sz w:val="24"/>
-        <w:szCs w:val="24"/>
+        <w:sz w:val="32"/>
+        <w:szCs w:val="32"/>
       </w:rPr>
     </w:lvl>
     <w:lvl w:ilvl="2">
@@ -7404,7 +6764,6 @@
     <w:next w:val="Normal"/>
     <w:link w:val="Ttulo3Car"/>
     <w:uiPriority w:val="9"/>
-    <w:semiHidden/>
     <w:unhideWhenUsed/>
     <w:qFormat/>
     <w:rsid w:val="00646121"/>
@@ -7611,7 +6970,6 @@
     <w:basedOn w:val="Fuentedeprrafopredeter"/>
     <w:link w:val="Ttulo3"/>
     <w:uiPriority w:val="9"/>
-    <w:semiHidden/>
     <w:rsid w:val="00646121"/>
     <w:rPr>
       <w:rFonts w:eastAsiaTheme="majorEastAsia" w:cstheme="majorBidi"/>
@@ -7951,6 +7309,58 @@
       <w:spacing w:after="0"/>
     </w:pPr>
   </w:style>
+  <w:style w:type="character" w:styleId="Hipervnculo">
+    <w:name w:val="Hyperlink"/>
+    <w:basedOn w:val="Fuentedeprrafopredeter"/>
+    <w:uiPriority w:val="99"/>
+    <w:unhideWhenUsed/>
+    <w:rsid w:val="003E3D31"/>
+    <w:rPr>
+      <w:color w:val="467886" w:themeColor="hyperlink"/>
+      <w:u w:val="single"/>
+    </w:rPr>
+  </w:style>
+  <w:style w:type="character" w:styleId="Mencinsinresolver">
+    <w:name w:val="Unresolved Mention"/>
+    <w:basedOn w:val="Fuentedeprrafopredeter"/>
+    <w:uiPriority w:val="99"/>
+    <w:semiHidden/>
+    <w:unhideWhenUsed/>
+    <w:rsid w:val="003E3D31"/>
+    <w:rPr>
+      <w:color w:val="605E5C"/>
+      <w:shd w:val="clear" w:color="auto" w:fill="E1DFDD"/>
+    </w:rPr>
+  </w:style>
+  <w:style w:type="paragraph" w:styleId="NormalWeb">
+    <w:name w:val="Normal (Web)"/>
+    <w:basedOn w:val="Normal"/>
+    <w:uiPriority w:val="99"/>
+    <w:semiHidden/>
+    <w:unhideWhenUsed/>
+    <w:rsid w:val="00F3636D"/>
+    <w:pPr>
+      <w:spacing w:before="100" w:beforeAutospacing="1" w:after="100" w:afterAutospacing="1" w:line="240" w:lineRule="auto"/>
+    </w:pPr>
+    <w:rPr>
+      <w:rFonts w:ascii="Times New Roman" w:eastAsia="Times New Roman" w:hAnsi="Times New Roman" w:cs="Times New Roman"/>
+      <w:kern w:val="0"/>
+      <w:lang w:eastAsia="es-ES"/>
+      <w14:ligatures w14:val="none"/>
+    </w:rPr>
+  </w:style>
+  <w:style w:type="character" w:styleId="Hipervnculovisitado">
+    <w:name w:val="FollowedHyperlink"/>
+    <w:basedOn w:val="Fuentedeprrafopredeter"/>
+    <w:uiPriority w:val="99"/>
+    <w:semiHidden/>
+    <w:unhideWhenUsed/>
+    <w:rsid w:val="006A60B2"/>
+    <w:rPr>
+      <w:color w:val="96607D" w:themeColor="followedHyperlink"/>
+      <w:u w:val="single"/>
+    </w:rPr>
+  </w:style>
 </w:styles>
 </file>
 
@@ -8066,10 +7476,12 @@
     <w:rsid w:val="0036297D"/>
     <w:rsid w:val="00477F95"/>
     <w:rsid w:val="00491E33"/>
+    <w:rsid w:val="006518B4"/>
     <w:rsid w:val="0080578B"/>
     <w:rsid w:val="0088165E"/>
     <w:rsid w:val="00881919"/>
     <w:rsid w:val="0096507C"/>
+    <w:rsid w:val="009B0FB2"/>
     <w:rsid w:val="00A710E7"/>
     <w:rsid w:val="00B8101C"/>
     <w:rsid w:val="00B935F1"/>

--- a/Proyecto.docx
+++ b/Proyecto.docx
@@ -413,14 +413,7 @@
           <w:sz w:val="28"/>
           <w:szCs w:val="28"/>
         </w:rPr>
-        <w:t>Email</w:t>
-      </w:r>
-      <w:r>
-        <w:rPr>
-          <w:sz w:val="28"/>
-          <w:szCs w:val="28"/>
-        </w:rPr>
-        <w:t xml:space="preserve">: </w:t>
+        <w:t xml:space="preserve">Email: </w:t>
       </w:r>
       <w:hyperlink r:id="rId9" w:history="1">
         <w:r>
@@ -449,14 +442,7 @@
           <w:sz w:val="28"/>
           <w:szCs w:val="28"/>
         </w:rPr>
-        <w:t xml:space="preserve">Teléfono: </w:t>
-      </w:r>
-      <w:r>
-        <w:rPr>
-          <w:sz w:val="28"/>
-          <w:szCs w:val="28"/>
-        </w:rPr>
-        <w:t>627847558</w:t>
+        <w:t>Teléfono: 627847558</w:t>
       </w:r>
     </w:p>
     <w:p>
@@ -603,16 +589,7 @@
           <w:bCs/>
           <w:color w:val="000000" w:themeColor="text1"/>
         </w:rPr>
-        <w:t>2</w:t>
-      </w:r>
-      <w:r>
-        <w:rPr>
-          <w:rFonts w:eastAsiaTheme="minorEastAsia"/>
-          <w:b/>
-          <w:bCs/>
-          <w:color w:val="000000" w:themeColor="text1"/>
-        </w:rPr>
-        <w:t>. Valoración cualitativa de la evolución, desarrollo y resultado final del proyecto</w:t>
+        <w:t>2. Valoración cualitativa de la evolución, desarrollo y resultado final del proyecto</w:t>
       </w:r>
     </w:p>
     <w:p/>
@@ -770,25 +747,13 @@
         <w:ind w:left="502"/>
       </w:pPr>
       <w:r>
-        <w:t>Estamos</w:t>
-      </w:r>
-      <w:r>
-        <w:t xml:space="preserve"> contentos</w:t>
-      </w:r>
-      <w:r>
-        <w:t xml:space="preserve"> con el resultado. Hemos conseguido una web funcional que no solo permite consultar información</w:t>
-      </w:r>
-      <w:r>
-        <w:t xml:space="preserve"> además de editar  y </w:t>
+        <w:t xml:space="preserve">Estamos contentos con el resultado. Hemos conseguido una web funcional que no solo permite consultar información además de editar  y </w:t>
       </w:r>
       <w:r>
         <w:t>listar,</w:t>
       </w:r>
       <w:r>
-        <w:t xml:space="preserve"> sino que ofrece una experiencia real de usuario</w:t>
-      </w:r>
-      <w:r>
-        <w:t>, viendo que tiene unas limitaciones.</w:t>
+        <w:t xml:space="preserve"> sino que ofrece una experiencia real de usuario, viendo que tiene unas limitaciones.</w:t>
       </w:r>
     </w:p>
     <w:p>
@@ -1021,6 +986,7 @@
         <w:tabs>
           <w:tab w:val="left" w:pos="4114"/>
         </w:tabs>
+        <w:ind w:firstLine="284"/>
         <w:rPr>
           <w:rFonts w:eastAsiaTheme="minorEastAsia"/>
         </w:rPr>
@@ -1040,6 +1006,7 @@
         <w:tabs>
           <w:tab w:val="left" w:pos="4114"/>
         </w:tabs>
+        <w:ind w:firstLine="284"/>
         <w:rPr>
           <w:rFonts w:eastAsiaTheme="minorEastAsia"/>
         </w:rPr>
@@ -1101,35 +1068,10 @@
         <w:r>
           <w:rPr>
             <w:rStyle w:val="Hipervnculo"/>
-            <w:rFonts w:eastAsiaTheme="minorEastAsia"/>
           </w:rPr>
-          <w:t>Diagrama U</w:t>
-        </w:r>
-        <w:r>
-          <w:rPr>
-            <w:rStyle w:val="Hipervnculo"/>
-            <w:rFonts w:eastAsiaTheme="minorEastAsia"/>
-          </w:rPr>
-          <w:t>M</w:t>
-        </w:r>
-        <w:r>
-          <w:rPr>
-            <w:rStyle w:val="Hipervnculo"/>
-            <w:rFonts w:eastAsiaTheme="minorEastAsia"/>
-          </w:rPr>
-          <w:t>L.png</w:t>
+          <w:t>Foto UML y Archivo de pruebas Unitarias</w:t>
         </w:r>
       </w:hyperlink>
-    </w:p>
-    <w:p>
-      <w:pPr>
-        <w:tabs>
-          <w:tab w:val="left" w:pos="4114"/>
-        </w:tabs>
-        <w:rPr>
-          <w:rFonts w:eastAsiaTheme="minorEastAsia"/>
-        </w:rPr>
-      </w:pPr>
     </w:p>
     <w:p>
       <w:pPr>
@@ -6915,6 +6857,7 @@
   <w:style w:type="character" w:default="1" w:styleId="Fuentedeprrafopredeter">
     <w:name w:val="Default Paragraph Font"/>
     <w:uiPriority w:val="1"/>
+    <w:semiHidden/>
     <w:unhideWhenUsed/>
   </w:style>
   <w:style w:type="table" w:default="1" w:styleId="Tablanormal">
@@ -7474,8 +7417,10 @@
     <w:rsid w:val="000A66F8"/>
     <w:rsid w:val="00262083"/>
     <w:rsid w:val="0036297D"/>
+    <w:rsid w:val="004746D1"/>
     <w:rsid w:val="00477F95"/>
     <w:rsid w:val="00491E33"/>
+    <w:rsid w:val="005C050F"/>
     <w:rsid w:val="006518B4"/>
     <w:rsid w:val="0080578B"/>
     <w:rsid w:val="0088165E"/>

--- a/Proyecto.docx
+++ b/Proyecto.docx
@@ -891,6 +891,88 @@
           <w:szCs w:val="32"/>
         </w:rPr>
         <w:t>Repositorio Git</w:t>
+      </w:r>
+    </w:p>
+    <w:p>
+      <w:pPr>
+        <w:tabs>
+          <w:tab w:val="left" w:pos="4114"/>
+        </w:tabs>
+        <w:rPr>
+          <w:rFonts w:eastAsiaTheme="minorEastAsia"/>
+          <w:sz w:val="32"/>
+          <w:szCs w:val="32"/>
+        </w:rPr>
+      </w:pPr>
+    </w:p>
+    <w:p>
+      <w:pPr>
+        <w:tabs>
+          <w:tab w:val="left" w:pos="4114"/>
+        </w:tabs>
+        <w:rPr>
+          <w:rFonts w:eastAsiaTheme="minorEastAsia"/>
+          <w:sz w:val="32"/>
+          <w:szCs w:val="32"/>
+        </w:rPr>
+      </w:pPr>
+      <w:r>
+        <w:rPr>
+          <w:rFonts w:eastAsiaTheme="minorEastAsia"/>
+          <w:sz w:val="32"/>
+          <w:szCs w:val="32"/>
+        </w:rPr>
+        <w:t xml:space="preserve">Video del </w:t>
+      </w:r>
+      <w:proofErr w:type="spellStart"/>
+      <w:r>
+        <w:rPr>
+          <w:rFonts w:eastAsiaTheme="minorEastAsia"/>
+          <w:sz w:val="32"/>
+          <w:szCs w:val="32"/>
+        </w:rPr>
+        <w:t>elevator</w:t>
+      </w:r>
+      <w:proofErr w:type="spellEnd"/>
+      <w:r>
+        <w:rPr>
+          <w:rFonts w:eastAsiaTheme="minorEastAsia"/>
+          <w:sz w:val="32"/>
+          <w:szCs w:val="32"/>
+        </w:rPr>
+        <w:t xml:space="preserve"> pitch</w:t>
+      </w:r>
+    </w:p>
+    <w:p>
+      <w:pPr>
+        <w:tabs>
+          <w:tab w:val="left" w:pos="4114"/>
+        </w:tabs>
+        <w:rPr>
+          <w:rFonts w:eastAsiaTheme="minorEastAsia"/>
+          <w:sz w:val="32"/>
+          <w:szCs w:val="32"/>
+        </w:rPr>
+      </w:pPr>
+    </w:p>
+    <w:p>
+      <w:pPr>
+        <w:tabs>
+          <w:tab w:val="left" w:pos="4114"/>
+        </w:tabs>
+        <w:rPr>
+          <w:rFonts w:eastAsiaTheme="minorEastAsia"/>
+          <w:sz w:val="32"/>
+          <w:szCs w:val="32"/>
+        </w:rPr>
+      </w:pPr>
+      <w:r>
+        <w:rPr>
+          <w:rFonts w:eastAsiaTheme="minorEastAsia"/>
+          <w:sz w:val="32"/>
+          <w:szCs w:val="32"/>
+        </w:rPr>
+        <w:t>https://youtu.be/5iJNyp7yQr0</w:t>
       </w:r>
     </w:p>
     <w:p>
@@ -1524,6 +1606,7 @@
               <w:dataBinding w:prefixMappings="xmlns:ns0='http://purl.org/dc/elements/1.1/' xmlns:ns1='http://schemas.openxmlformats.org/package/2006/metadata/core-properties' " w:xpath="/ns1:coreProperties[1]/ns0:title[1]" w:storeItemID="{6C3C8BC8-F283-45AE-878A-BAB7291924A1}"/>
               <w:text/>
             </w:sdtPr>
+            <w:sdtEndPr/>
             <w:sdtContent>
               <w:r>
                 <w:rPr>
@@ -7393,6 +7476,13 @@
     <w:pitch w:val="variable"/>
     <w:sig w:usb0="E4002EFF" w:usb1="C200247B" w:usb2="00000009" w:usb3="00000000" w:csb0="000001FF" w:csb1="00000000"/>
   </w:font>
+  <w:font w:name="Calibri Light">
+    <w:panose1 w:val="020F0302020204030204"/>
+    <w:charset w:val="00"/>
+    <w:family w:val="swiss"/>
+    <w:pitch w:val="variable"/>
+    <w:sig w:usb0="E4002EFF" w:usb1="C200247B" w:usb2="00000009" w:usb3="00000000" w:csb0="000001FF" w:csb1="00000000"/>
+  </w:font>
 </w:fonts>
 </file>
 
@@ -7416,6 +7506,7 @@
     <w:rsid w:val="00065102"/>
     <w:rsid w:val="000A66F8"/>
     <w:rsid w:val="00262083"/>
+    <w:rsid w:val="002C67FD"/>
     <w:rsid w:val="0036297D"/>
     <w:rsid w:val="004746D1"/>
     <w:rsid w:val="00477F95"/>
@@ -7425,6 +7516,7 @@
     <w:rsid w:val="0080578B"/>
     <w:rsid w:val="0088165E"/>
     <w:rsid w:val="00881919"/>
+    <w:rsid w:val="008D76ED"/>
     <w:rsid w:val="0096507C"/>
     <w:rsid w:val="009B0FB2"/>
     <w:rsid w:val="00A710E7"/>

--- a/Proyecto.docx
+++ b/Proyecto.docx
@@ -179,14 +179,7 @@
           <w:sz w:val="28"/>
           <w:szCs w:val="28"/>
         </w:rPr>
-        <w:t>Participantes</w:t>
-      </w:r>
-      <w:r>
-        <w:rPr>
-          <w:sz w:val="28"/>
-          <w:szCs w:val="28"/>
-        </w:rPr>
-        <w:t xml:space="preserve"> y Correos</w:t>
+        <w:t>Información de los participantes</w:t>
       </w:r>
       <w:r>
         <w:rPr>
@@ -351,6 +344,23 @@
         </w:rPr>
         <w:t>Email:</w:t>
       </w:r>
+      <w:r>
+        <w:rPr>
+          <w:sz w:val="28"/>
+          <w:szCs w:val="28"/>
+        </w:rPr>
+        <w:t xml:space="preserve"> </w:t>
+      </w:r>
+      <w:hyperlink r:id="rId9" w:history="1">
+        <w:r>
+          <w:rPr>
+            <w:rStyle w:val="Hipervnculo"/>
+            <w:sz w:val="28"/>
+            <w:szCs w:val="28"/>
+          </w:rPr>
+          <w:t>ancamo02@alumantflorida.es</w:t>
+        </w:r>
+      </w:hyperlink>
     </w:p>
     <w:p>
       <w:pPr>
@@ -369,6 +379,19 @@
           <w:szCs w:val="28"/>
         </w:rPr>
         <w:t>Teléfono:</w:t>
+      </w:r>
+      <w:r>
+        <w:rPr>
+          <w:rFonts w:ascii="Noto Sans" w:hAnsi="Noto Sans" w:cs="Noto Sans"/>
+        </w:rPr>
+        <w:t xml:space="preserve"> </w:t>
+      </w:r>
+      <w:r>
+        <w:rPr>
+          <w:sz w:val="28"/>
+          <w:szCs w:val="28"/>
+        </w:rPr>
+        <w:t>633752561</w:t>
       </w:r>
     </w:p>
     <w:p>
@@ -415,7 +438,7 @@
         </w:rPr>
         <w:t xml:space="preserve">Email: </w:t>
       </w:r>
-      <w:hyperlink r:id="rId9" w:history="1">
+      <w:hyperlink r:id="rId10" w:history="1">
         <w:r>
           <w:rPr>
             <w:rStyle w:val="Hipervnculo"/>
@@ -846,9 +869,8 @@
           <w:sz w:val="36"/>
           <w:szCs w:val="36"/>
         </w:rPr>
-        <w:t xml:space="preserve">Referencia a las </w:t>
+        <w:t>Referencia a las URL</w:t>
       </w:r>
-      <w:proofErr w:type="spellStart"/>
       <w:r>
         <w:rPr>
           <w:rFonts w:asciiTheme="minorHAnsi" w:eastAsiaTheme="minorEastAsia" w:hAnsiTheme="minorHAnsi" w:cstheme="minorBidi"/>
@@ -857,9 +879,18 @@
           <w:sz w:val="36"/>
           <w:szCs w:val="36"/>
         </w:rPr>
-        <w:t>URLs</w:t>
+        <w:t xml:space="preserve">´ </w:t>
       </w:r>
-      <w:proofErr w:type="spellEnd"/>
+      <w:r>
+        <w:rPr>
+          <w:rFonts w:asciiTheme="minorHAnsi" w:eastAsiaTheme="minorEastAsia" w:hAnsiTheme="minorHAnsi" w:cstheme="minorBidi"/>
+          <w:b/>
+          <w:bCs/>
+          <w:sz w:val="36"/>
+          <w:szCs w:val="36"/>
+        </w:rPr>
+        <w:t>s</w:t>
+      </w:r>
     </w:p>
     <w:p>
       <w:pPr>
@@ -875,20 +906,16 @@
     </w:p>
     <w:p>
       <w:pPr>
-        <w:tabs>
-          <w:tab w:val="left" w:pos="4114"/>
-        </w:tabs>
+        <w:pStyle w:val="Ttulo2"/>
         <w:rPr>
           <w:rFonts w:eastAsiaTheme="minorEastAsia"/>
-          <w:sz w:val="32"/>
-          <w:szCs w:val="32"/>
+          <w:color w:val="000000" w:themeColor="text1"/>
         </w:rPr>
       </w:pPr>
       <w:r>
         <w:rPr>
           <w:rFonts w:eastAsiaTheme="minorEastAsia"/>
-          <w:sz w:val="32"/>
-          <w:szCs w:val="32"/>
+          <w:color w:val="000000" w:themeColor="text1"/>
         </w:rPr>
         <w:t>Repositorio Git</w:t>
       </w:r>
@@ -907,6 +934,22 @@
     </w:p>
     <w:p>
       <w:pPr>
+        <w:pStyle w:val="Ttulo2"/>
+        <w:rPr>
+          <w:rFonts w:eastAsiaTheme="minorEastAsia"/>
+          <w:color w:val="000000" w:themeColor="text1"/>
+        </w:rPr>
+      </w:pPr>
+      <w:r>
+        <w:rPr>
+          <w:rFonts w:eastAsiaTheme="minorEastAsia"/>
+          <w:color w:val="000000" w:themeColor="text1"/>
+        </w:rPr>
+        <w:t>Video del elevator pitch</w:t>
+      </w:r>
+    </w:p>
+    <w:p>
+      <w:pPr>
         <w:tabs>
           <w:tab w:val="left" w:pos="4114"/>
         </w:tabs>
@@ -916,31 +959,67 @@
           <w:szCs w:val="32"/>
         </w:rPr>
       </w:pPr>
-      <w:r>
+    </w:p>
+    <w:p>
+      <w:pPr>
+        <w:tabs>
+          <w:tab w:val="left" w:pos="4114"/>
+        </w:tabs>
+        <w:ind w:firstLine="284"/>
+        <w:rPr>
+          <w:rFonts w:ascii="Calibri" w:eastAsiaTheme="minorEastAsia" w:hAnsi="Calibri" w:cs="Calibri"/>
+        </w:rPr>
+      </w:pPr>
+      <w:hyperlink r:id="rId11" w:history="1">
+        <w:r>
+          <w:rPr>
+            <w:rStyle w:val="Hipervnculo"/>
+            <w:rFonts w:ascii="Calibri" w:eastAsiaTheme="minorEastAsia" w:hAnsi="Calibri" w:cs="Calibri"/>
+          </w:rPr>
+          <w:t>https://youtu.be/5iJNyp7yQr0</w:t>
+        </w:r>
+      </w:hyperlink>
+    </w:p>
+    <w:p>
+      <w:pPr>
+        <w:tabs>
+          <w:tab w:val="left" w:pos="4114"/>
+        </w:tabs>
         <w:rPr>
           <w:rFonts w:eastAsiaTheme="minorEastAsia"/>
           <w:sz w:val="32"/>
           <w:szCs w:val="32"/>
         </w:rPr>
-        <w:t xml:space="preserve">Video del </w:t>
+      </w:pPr>
+    </w:p>
+    <w:p>
+      <w:pPr>
+        <w:pStyle w:val="Ttulo2"/>
+        <w:rPr>
+          <w:rFonts w:eastAsiaTheme="minorEastAsia"/>
+          <w:color w:val="000000" w:themeColor="text1"/>
+        </w:rPr>
+      </w:pPr>
+      <w:r>
+        <w:rPr>
+          <w:rFonts w:eastAsiaTheme="minorEastAsia"/>
+          <w:color w:val="000000" w:themeColor="text1"/>
+        </w:rPr>
+        <w:t>Demo de</w:t>
       </w:r>
-      <w:proofErr w:type="spellStart"/>
       <w:r>
         <w:rPr>
           <w:rFonts w:eastAsiaTheme="minorEastAsia"/>
-          <w:sz w:val="32"/>
-          <w:szCs w:val="32"/>
-        </w:rPr>
-        <w:t>elevator</w:t>
+          <w:color w:val="000000" w:themeColor="text1"/>
+        </w:rPr>
+        <w:t xml:space="preserve"> la</w:t>
       </w:r>
-      <w:proofErr w:type="spellEnd"/>
       <w:r>
         <w:rPr>
           <w:rFonts w:eastAsiaTheme="minorEastAsia"/>
-          <w:sz w:val="32"/>
-          <w:szCs w:val="32"/>
-        </w:rPr>
-        <w:t xml:space="preserve"> pitch</w:t>
+          <w:color w:val="000000" w:themeColor="text1"/>
+        </w:rPr>
+        <w:t xml:space="preserve">  Web</w:t>
       </w:r>
     </w:p>
     <w:p>
@@ -948,32 +1027,20 @@
         <w:tabs>
           <w:tab w:val="left" w:pos="4114"/>
         </w:tabs>
-        <w:rPr>
-          <w:rFonts w:eastAsiaTheme="minorEastAsia"/>
-          <w:sz w:val="32"/>
-          <w:szCs w:val="32"/>
-        </w:rPr>
-      </w:pPr>
-    </w:p>
-    <w:p>
-      <w:pPr>
-        <w:tabs>
-          <w:tab w:val="left" w:pos="4114"/>
-        </w:tabs>
-        <w:rPr>
-          <w:rFonts w:eastAsiaTheme="minorEastAsia"/>
-          <w:sz w:val="32"/>
-          <w:szCs w:val="32"/>
-        </w:rPr>
-      </w:pPr>
-      <w:r>
-        <w:rPr>
-          <w:rFonts w:eastAsiaTheme="minorEastAsia"/>
-          <w:sz w:val="32"/>
-          <w:szCs w:val="32"/>
-        </w:rPr>
-        <w:t>https://youtu.be/5iJNyp7yQr0</w:t>
-      </w:r>
+        <w:ind w:firstLine="284"/>
+        <w:rPr>
+          <w:rFonts w:ascii="Calibri" w:eastAsiaTheme="minorEastAsia" w:hAnsi="Calibri" w:cs="Calibri"/>
+        </w:rPr>
+      </w:pPr>
+      <w:hyperlink r:id="rId12" w:history="1">
+        <w:r>
+          <w:rPr>
+            <w:rStyle w:val="Hipervnculo"/>
+            <w:rFonts w:ascii="Calibri" w:eastAsiaTheme="minorEastAsia" w:hAnsi="Calibri" w:cs="Calibri"/>
+          </w:rPr>
+          <w:t>https://youtu.be/ppaWhiytLRk</w:t>
+        </w:r>
+      </w:hyperlink>
     </w:p>
     <w:p>
       <w:pPr>
@@ -989,76 +1056,51 @@
     </w:p>
     <w:p>
       <w:pPr>
-        <w:tabs>
-          <w:tab w:val="left" w:pos="4114"/>
-        </w:tabs>
+        <w:pStyle w:val="Ttulo2"/>
         <w:rPr>
           <w:rFonts w:eastAsiaTheme="minorEastAsia"/>
-          <w:sz w:val="32"/>
-          <w:szCs w:val="32"/>
+          <w:color w:val="000000" w:themeColor="text1"/>
         </w:rPr>
       </w:pPr>
       <w:r>
         <w:rPr>
           <w:rFonts w:eastAsiaTheme="minorEastAsia"/>
-          <w:sz w:val="32"/>
-          <w:szCs w:val="32"/>
-        </w:rPr>
-        <w:t>S</w:t>
+          <w:color w:val="000000" w:themeColor="text1"/>
+        </w:rPr>
+        <w:t>SQL, Entidad</w:t>
       </w:r>
       <w:r>
         <w:rPr>
           <w:rFonts w:eastAsiaTheme="minorEastAsia"/>
-          <w:sz w:val="32"/>
-          <w:szCs w:val="32"/>
-        </w:rPr>
-        <w:t>QL</w:t>
-      </w:r>
-      <w:r>
-        <w:rPr>
-          <w:rFonts w:eastAsiaTheme="minorEastAsia"/>
-          <w:sz w:val="32"/>
-          <w:szCs w:val="32"/>
-        </w:rPr>
-        <w:t>, Entidad</w:t>
-      </w:r>
-      <w:r>
-        <w:rPr>
-          <w:rFonts w:eastAsiaTheme="minorEastAsia"/>
-          <w:sz w:val="32"/>
-          <w:szCs w:val="32"/>
+          <w:color w:val="000000" w:themeColor="text1"/>
         </w:rPr>
         <w:t xml:space="preserve"> </w:t>
       </w:r>
       <w:r>
         <w:rPr>
           <w:rFonts w:eastAsiaTheme="minorEastAsia"/>
-          <w:sz w:val="32"/>
-          <w:szCs w:val="32"/>
+          <w:color w:val="000000" w:themeColor="text1"/>
         </w:rPr>
         <w:t>Relación</w:t>
       </w:r>
       <w:r>
         <w:rPr>
           <w:rFonts w:eastAsiaTheme="minorEastAsia"/>
-          <w:sz w:val="32"/>
-          <w:szCs w:val="32"/>
+          <w:color w:val="000000" w:themeColor="text1"/>
         </w:rPr>
         <w:t xml:space="preserve"> y </w:t>
       </w:r>
       <w:r>
         <w:rPr>
           <w:rFonts w:eastAsiaTheme="minorEastAsia"/>
-          <w:sz w:val="32"/>
-          <w:szCs w:val="32"/>
+          <w:color w:val="000000" w:themeColor="text1"/>
         </w:rPr>
         <w:t xml:space="preserve"> </w:t>
       </w:r>
       <w:r>
         <w:rPr>
           <w:rFonts w:eastAsiaTheme="minorEastAsia"/>
-          <w:sz w:val="32"/>
-          <w:szCs w:val="32"/>
+          <w:color w:val="000000" w:themeColor="text1"/>
         </w:rPr>
         <w:t>Sentencias:</w:t>
       </w:r>
@@ -1070,14 +1112,14 @@
         </w:tabs>
         <w:ind w:firstLine="284"/>
         <w:rPr>
-          <w:rFonts w:eastAsiaTheme="minorEastAsia"/>
-        </w:rPr>
-      </w:pPr>
-      <w:hyperlink r:id="rId10" w:history="1">
+          <w:rFonts w:ascii="Calibri" w:eastAsiaTheme="minorEastAsia" w:hAnsi="Calibri" w:cs="Calibri"/>
+        </w:rPr>
+      </w:pPr>
+      <w:hyperlink r:id="rId13" w:history="1">
         <w:r>
           <w:rPr>
             <w:rStyle w:val="Hipervnculo"/>
-            <w:rFonts w:eastAsiaTheme="minorEastAsia"/>
+            <w:rFonts w:ascii="Calibri" w:eastAsiaTheme="minorEastAsia" w:hAnsi="Calibri" w:cs="Calibri"/>
           </w:rPr>
           <w:t>TABLAS ER PROYECTO.docx</w:t>
         </w:r>
@@ -1090,15 +1132,15 @@
         </w:tabs>
         <w:ind w:firstLine="284"/>
         <w:rPr>
-          <w:rFonts w:eastAsiaTheme="minorEastAsia"/>
-        </w:rPr>
-      </w:pPr>
-      <w:hyperlink r:id="rId11" w:history="1">
+          <w:rFonts w:ascii="Calibri" w:eastAsiaTheme="minorEastAsia" w:hAnsi="Calibri" w:cs="Calibri"/>
+        </w:rPr>
+      </w:pPr>
+      <w:hyperlink r:id="rId14" w:history="1">
         <w:proofErr w:type="spellStart"/>
         <w:r>
           <w:rPr>
             <w:rStyle w:val="Hipervnculo"/>
-            <w:rFonts w:eastAsiaTheme="minorEastAsia"/>
+            <w:rFonts w:ascii="Calibri" w:eastAsiaTheme="minorEastAsia" w:hAnsi="Calibri" w:cs="Calibri"/>
           </w:rPr>
           <w:t>ayuda_al_viajero.sql</w:t>
         </w:r>
@@ -1117,39 +1159,45 @@
     </w:p>
     <w:p>
       <w:pPr>
-        <w:tabs>
-          <w:tab w:val="left" w:pos="4114"/>
-        </w:tabs>
+        <w:pStyle w:val="Ttulo2"/>
         <w:rPr>
           <w:rFonts w:eastAsiaTheme="minorEastAsia"/>
+          <w:color w:val="000000" w:themeColor="text1"/>
         </w:rPr>
       </w:pPr>
       <w:r>
         <w:rPr>
           <w:rFonts w:eastAsiaTheme="minorEastAsia"/>
+          <w:color w:val="000000" w:themeColor="text1"/>
         </w:rPr>
         <w:t>Diagrama UML y Prueba Unitaria</w:t>
       </w:r>
       <w:r>
         <w:rPr>
           <w:rFonts w:eastAsiaTheme="minorEastAsia"/>
+          <w:color w:val="000000" w:themeColor="text1"/>
         </w:rPr>
         <w:t>:</w:t>
       </w:r>
     </w:p>
     <w:p>
       <w:pPr>
-        <w:tabs>
-          <w:tab w:val="left" w:pos="4114"/>
-        </w:tabs>
-        <w:rPr>
-          <w:rFonts w:eastAsiaTheme="minorEastAsia"/>
-        </w:rPr>
-      </w:pPr>
-      <w:hyperlink r:id="rId12" w:history="1">
+        <w:pStyle w:val="Ttulo2"/>
+        <w:ind w:firstLine="284"/>
+        <w:rPr>
+          <w:rFonts w:ascii="Calibri" w:eastAsiaTheme="minorEastAsia" w:hAnsi="Calibri" w:cs="Calibri"/>
+          <w:color w:val="000000" w:themeColor="text1"/>
+          <w:sz w:val="24"/>
+          <w:szCs w:val="24"/>
+        </w:rPr>
+      </w:pPr>
+      <w:hyperlink r:id="rId15" w:history="1">
         <w:r>
           <w:rPr>
             <w:rStyle w:val="Hipervnculo"/>
+            <w:rFonts w:ascii="Calibri" w:hAnsi="Calibri" w:cs="Calibri"/>
+            <w:sz w:val="24"/>
+            <w:szCs w:val="24"/>
           </w:rPr>
           <w:t>Foto UML y Archivo de pruebas Unitarias</w:t>
         </w:r>
@@ -1157,22 +1205,23 @@
     </w:p>
     <w:p>
       <w:pPr>
-        <w:tabs>
-          <w:tab w:val="left" w:pos="4114"/>
-        </w:tabs>
+        <w:pStyle w:val="Ttulo2"/>
         <w:rPr>
           <w:rFonts w:eastAsiaTheme="minorEastAsia"/>
+          <w:color w:val="000000" w:themeColor="text1"/>
         </w:rPr>
       </w:pPr>
       <w:r>
         <w:rPr>
           <w:rFonts w:eastAsiaTheme="minorEastAsia"/>
+          <w:color w:val="000000" w:themeColor="text1"/>
         </w:rPr>
         <w:t>Proyecto Intermodular</w:t>
       </w:r>
       <w:r>
         <w:rPr>
           <w:rFonts w:eastAsiaTheme="minorEastAsia"/>
+          <w:color w:val="000000" w:themeColor="text1"/>
         </w:rPr>
         <w:t>:</w:t>
       </w:r>
@@ -1182,15 +1231,16 @@
         <w:tabs>
           <w:tab w:val="left" w:pos="4114"/>
         </w:tabs>
-        <w:rPr>
-          <w:rFonts w:eastAsiaTheme="minorEastAsia"/>
-        </w:rPr>
-      </w:pPr>
-      <w:hyperlink r:id="rId13" w:history="1">
+        <w:ind w:firstLine="284"/>
+        <w:rPr>
+          <w:rFonts w:ascii="Calibri" w:eastAsiaTheme="minorEastAsia" w:hAnsi="Calibri" w:cs="Calibri"/>
+        </w:rPr>
+      </w:pPr>
+      <w:hyperlink r:id="rId16" w:history="1">
         <w:r>
           <w:rPr>
             <w:rStyle w:val="Hipervnculo"/>
-            <w:rFonts w:eastAsiaTheme="minorEastAsia"/>
+            <w:rFonts w:ascii="Calibri" w:eastAsiaTheme="minorEastAsia" w:hAnsi="Calibri" w:cs="Calibri"/>
           </w:rPr>
           <w:t>Trello</w:t>
         </w:r>
@@ -1201,15 +1251,16 @@
         <w:tabs>
           <w:tab w:val="left" w:pos="4114"/>
         </w:tabs>
-        <w:rPr>
-          <w:rFonts w:eastAsiaTheme="minorEastAsia"/>
-        </w:rPr>
-      </w:pPr>
-      <w:hyperlink r:id="rId14" w:history="1">
+        <w:ind w:firstLine="284"/>
+        <w:rPr>
+          <w:rFonts w:ascii="Calibri" w:eastAsiaTheme="minorEastAsia" w:hAnsi="Calibri" w:cs="Calibri"/>
+        </w:rPr>
+      </w:pPr>
+      <w:hyperlink r:id="rId17" w:history="1">
         <w:r>
           <w:rPr>
             <w:rStyle w:val="Hipervnculo"/>
-            <w:rFonts w:eastAsiaTheme="minorEastAsia"/>
+            <w:rFonts w:ascii="Calibri" w:eastAsiaTheme="minorEastAsia" w:hAnsi="Calibri" w:cs="Calibri"/>
           </w:rPr>
           <w:t>Mockup (Prototipo)</w:t>
         </w:r>
@@ -1323,10 +1374,10 @@
       </w:pPr>
     </w:p>
     <w:sectPr>
-      <w:headerReference w:type="default" r:id="rId15"/>
-      <w:footerReference w:type="default" r:id="rId16"/>
-      <w:headerReference w:type="first" r:id="rId17"/>
-      <w:footerReference w:type="first" r:id="rId18"/>
+      <w:headerReference w:type="default" r:id="rId18"/>
+      <w:footerReference w:type="default" r:id="rId19"/>
+      <w:headerReference w:type="first" r:id="rId20"/>
+      <w:footerReference w:type="first" r:id="rId21"/>
       <w:pgSz w:w="11906" w:h="16838"/>
       <w:pgMar w:top="720" w:right="720" w:bottom="720" w:left="720" w:header="510" w:footer="227" w:gutter="0"/>
       <w:cols w:space="708"/>
@@ -1370,7 +1421,7 @@
       <w:tabs>
         <w:tab w:val="clear" w:pos="4252"/>
         <w:tab w:val="clear" w:pos="8504"/>
-        <w:tab w:val="left" w:pos="5316"/>
+        <w:tab w:val="left" w:pos="4703"/>
       </w:tabs>
       <w:rPr>
         <w:b/>
@@ -1444,6 +1495,14 @@
           </wp14:sizeRelV>
         </wp:anchor>
       </w:drawing>
+    </w:r>
+    <w:r>
+      <w:rPr>
+        <w:b/>
+        <w:bCs/>
+        <w:color w:val="FFFFFF" w:themeColor="background1"/>
+      </w:rPr>
+      <w:tab/>
     </w:r>
   </w:p>
 </w:ftr>
@@ -1606,7 +1665,6 @@
               <w:dataBinding w:prefixMappings="xmlns:ns0='http://purl.org/dc/elements/1.1/' xmlns:ns1='http://schemas.openxmlformats.org/package/2006/metadata/core-properties' " w:xpath="/ns1:coreProperties[1]/ns0:title[1]" w:storeItemID="{6C3C8BC8-F283-45AE-878A-BAB7291924A1}"/>
               <w:text/>
             </w:sdtPr>
-            <w:sdtEndPr/>
             <w:sdtContent>
               <w:r>
                 <w:rPr>
@@ -6766,7 +6824,6 @@
     <w:next w:val="Normal"/>
     <w:link w:val="Ttulo2Car"/>
     <w:uiPriority w:val="9"/>
-    <w:semiHidden/>
     <w:unhideWhenUsed/>
     <w:qFormat/>
     <w:rsid w:val="00646121"/>
@@ -6940,7 +6997,6 @@
   <w:style w:type="character" w:default="1" w:styleId="Fuentedeprrafopredeter">
     <w:name w:val="Default Paragraph Font"/>
     <w:uiPriority w:val="1"/>
-    <w:semiHidden/>
     <w:unhideWhenUsed/>
   </w:style>
   <w:style w:type="table" w:default="1" w:styleId="Tablanormal">
@@ -6982,7 +7038,6 @@
     <w:basedOn w:val="Fuentedeprrafopredeter"/>
     <w:link w:val="Ttulo2"/>
     <w:uiPriority w:val="9"/>
-    <w:semiHidden/>
     <w:rsid w:val="00646121"/>
     <w:rPr>
       <w:rFonts w:asciiTheme="majorHAnsi" w:eastAsiaTheme="majorEastAsia" w:hAnsiTheme="majorHAnsi" w:cstheme="majorBidi"/>
@@ -7469,15 +7524,15 @@
     <w:pitch w:val="variable"/>
     <w:sig w:usb0="20000287" w:usb1="00000003" w:usb2="00000000" w:usb3="00000000" w:csb0="0000019F" w:csb1="00000000"/>
   </w:font>
-  <w:font w:name="Calibri">
-    <w:panose1 w:val="020F0502020204030204"/>
+  <w:font w:name="Noto Sans">
+    <w:panose1 w:val="020B0502040504020204"/>
     <w:charset w:val="00"/>
     <w:family w:val="swiss"/>
     <w:pitch w:val="variable"/>
-    <w:sig w:usb0="E4002EFF" w:usb1="C200247B" w:usb2="00000009" w:usb3="00000000" w:csb0="000001FF" w:csb1="00000000"/>
+    <w:sig w:usb0="E00002FF" w:usb1="4000201F" w:usb2="08000029" w:usb3="00000000" w:csb0="0000019F" w:csb1="00000000"/>
   </w:font>
-  <w:font w:name="Calibri Light">
-    <w:panose1 w:val="020F0302020204030204"/>
+  <w:font w:name="Calibri">
+    <w:panose1 w:val="020F0502020204030204"/>
     <w:charset w:val="00"/>
     <w:family w:val="swiss"/>
     <w:pitch w:val="variable"/>
@@ -7505,6 +7560,7 @@
     <w:rsidRoot w:val="00491E33"/>
     <w:rsid w:val="00065102"/>
     <w:rsid w:val="000A66F8"/>
+    <w:rsid w:val="00165DFF"/>
     <w:rsid w:val="00262083"/>
     <w:rsid w:val="002C67FD"/>
     <w:rsid w:val="0036297D"/>
@@ -7524,6 +7580,7 @@
     <w:rsid w:val="00B935F1"/>
     <w:rsid w:val="00BE5B2E"/>
     <w:rsid w:val="00C36843"/>
+    <w:rsid w:val="00C401BF"/>
     <w:rsid w:val="00C50132"/>
     <w:rsid w:val="00CA7DFC"/>
     <w:rsid w:val="00DE25B0"/>

--- a/Proyecto.docx
+++ b/Proyecto.docx
@@ -1876,23 +1876,7 @@
           <w:rFonts w:eastAsiaTheme="minorEastAsia"/>
           <w:color w:val="000000" w:themeColor="text1"/>
         </w:rPr>
-        <w:t xml:space="preserve">Video del </w:t>
-      </w:r>
-      <w:proofErr w:type="spellStart"/>
-      <w:r>
-        <w:rPr>
-          <w:rFonts w:eastAsiaTheme="minorEastAsia"/>
-          <w:color w:val="000000" w:themeColor="text1"/>
-        </w:rPr>
-        <w:t>elevator</w:t>
-      </w:r>
-      <w:proofErr w:type="spellEnd"/>
-      <w:r>
-        <w:rPr>
-          <w:rFonts w:eastAsiaTheme="minorEastAsia"/>
-          <w:color w:val="000000" w:themeColor="text1"/>
-        </w:rPr>
-        <w:t xml:space="preserve"> pitch</w:t>
+        <w:t>Video del elevator pitch</w:t>
       </w:r>
       <w:bookmarkEnd w:id="4"/>
     </w:p>
@@ -2077,14 +2061,12 @@
         </w:tabs>
       </w:pPr>
       <w:hyperlink r:id="rId15" w:history="1">
-        <w:proofErr w:type="spellStart"/>
         <w:r>
           <w:rPr>
             <w:rStyle w:val="Hipervnculo"/>
           </w:rPr>
           <w:t>ayuda_al_viajero.sql</w:t>
         </w:r>
-        <w:proofErr w:type="spellEnd"/>
       </w:hyperlink>
     </w:p>
     <w:p>
@@ -2147,17 +2129,8 @@
           <w:rFonts w:eastAsiaTheme="minorEastAsia"/>
           <w:color w:val="000000" w:themeColor="text1"/>
         </w:rPr>
-        <w:t xml:space="preserve">Proyecto </w:t>
+        <w:t>Proyecto Intermodular</w:t>
       </w:r>
-      <w:proofErr w:type="spellStart"/>
-      <w:r>
-        <w:rPr>
-          <w:rFonts w:eastAsiaTheme="minorEastAsia"/>
-          <w:color w:val="000000" w:themeColor="text1"/>
-        </w:rPr>
-        <w:t>Intermodular</w:t>
-      </w:r>
-      <w:proofErr w:type="spellEnd"/>
       <w:r>
         <w:rPr>
           <w:rFonts w:eastAsiaTheme="minorEastAsia"/>
@@ -2208,9 +2181,27 @@
           <w:tab w:val="left" w:pos="4114"/>
         </w:tabs>
         <w:rPr>
-          <w:rFonts w:eastAsiaTheme="minorEastAsia"/>
-        </w:rPr>
-      </w:pPr>
+          <w:rFonts w:ascii="Calibri" w:eastAsiaTheme="minorEastAsia" w:hAnsi="Calibri" w:cs="Calibri"/>
+          <w:sz w:val="32"/>
+          <w:szCs w:val="32"/>
+        </w:rPr>
+      </w:pPr>
+      <w:r>
+        <w:rPr>
+          <w:rFonts w:ascii="Calibri" w:eastAsiaTheme="minorEastAsia" w:hAnsi="Calibri" w:cs="Calibri"/>
+          <w:sz w:val="32"/>
+          <w:szCs w:val="32"/>
+        </w:rPr>
+        <w:t xml:space="preserve">Enlace de Onedrive </w:t>
+      </w:r>
+      <w:r>
+        <w:rPr>
+          <w:rFonts w:ascii="Calibri" w:eastAsiaTheme="minorEastAsia" w:hAnsi="Calibri" w:cs="Calibri"/>
+          <w:sz w:val="32"/>
+          <w:szCs w:val="32"/>
+        </w:rPr>
+        <w:t>(usar para tener acceso a los archivos de otras asignaturas)</w:t>
+      </w:r>
     </w:p>
     <w:p>
       <w:pPr>
@@ -2223,6 +2214,17 @@
           <w:szCs w:val="36"/>
         </w:rPr>
       </w:pPr>
+      <w:hyperlink r:id="rId19" w:history="1">
+        <w:r>
+          <w:rPr>
+            <w:rStyle w:val="Hipervnculo"/>
+            <w:rFonts w:eastAsiaTheme="minorEastAsia"/>
+            <w:sz w:val="36"/>
+            <w:szCs w:val="36"/>
+          </w:rPr>
+          <w:t>Proyecto Final</w:t>
+        </w:r>
+      </w:hyperlink>
     </w:p>
     <w:p>
       <w:pPr>
@@ -2237,10 +2239,10 @@
       </w:pPr>
     </w:p>
     <w:sectPr>
-      <w:headerReference w:type="default" r:id="rId19"/>
-      <w:footerReference w:type="default" r:id="rId20"/>
-      <w:headerReference w:type="first" r:id="rId21"/>
-      <w:footerReference w:type="first" r:id="rId22"/>
+      <w:headerReference w:type="default" r:id="rId20"/>
+      <w:footerReference w:type="default" r:id="rId21"/>
+      <w:headerReference w:type="first" r:id="rId22"/>
+      <w:footerReference w:type="first" r:id="rId23"/>
       <w:pgSz w:w="11906" w:h="16838"/>
       <w:pgMar w:top="720" w:right="720" w:bottom="720" w:left="720" w:header="510" w:footer="227" w:gutter="0"/>
       <w:cols w:space="708"/>
@@ -7860,7 +7862,6 @@
   <w:style w:type="character" w:default="1" w:styleId="Fuentedeprrafopredeter">
     <w:name w:val="Default Paragraph Font"/>
     <w:uiPriority w:val="1"/>
-    <w:semiHidden/>
     <w:unhideWhenUsed/>
   </w:style>
   <w:style w:type="table" w:default="1" w:styleId="Tablanormal">
@@ -8472,7 +8473,9 @@
     <w:rsid w:val="00165DFF"/>
     <w:rsid w:val="00262083"/>
     <w:rsid w:val="002C67FD"/>
+    <w:rsid w:val="0033335F"/>
     <w:rsid w:val="0036297D"/>
+    <w:rsid w:val="003C2B61"/>
     <w:rsid w:val="003F7062"/>
     <w:rsid w:val="004746D1"/>
     <w:rsid w:val="00477F95"/>
